--- a/CMA_Summaries_B1_Ch09.docx
+++ b/CMA_Summaries_B1_Ch09.docx
@@ -111,7 +111,7 @@
       <w:r>
         <w:drawing>
           <wp:inline distT="0" distB="0" distL="0" distR="0">
-            <wp:extent cx="5734050" cy="1448600"/>
+            <wp:extent cx="5734050" cy="1569325"/>
             <wp:effectExtent t="0" r="0" b="0" l="0"/>
             <wp:docPr id="1" name="" descr="" title=""/>
             <wp:cNvGraphicFramePr>
@@ -136,7 +136,7 @@
                   <pic:spPr bwMode="auto">
                     <a:xfrm>
                       <a:off x="0" y="0"/>
-                      <a:ext cx="5734050" cy="1448600"/>
+                      <a:ext cx="5734050" cy="1569325"/>
                     </a:xfrm>
                     <a:prstGeom prst="rect">
                       <a:avLst/>
@@ -204,7 +204,7 @@
                 <w:sz w:val="16"/>
                 <w:szCs w:val="16"/>
               </w:rPr>
-              <w:t xml:space="preserve">Equity securities and the equity method   ·   held-to-maturity (HTM) securities   ·   Measuring debt securities</w:t>
+              <w:t xml:space="preserve">Equity securities and the equity method   ·   other comprehensive income (OCI)   ·   Measuring debt securities</w:t>
             </w:r>
           </w:p>
         </w:tc>
@@ -231,7 +231,7 @@
           <w:sz w:val="16"/>
           <w:szCs w:val="16"/>
         </w:rPr>
-        <w:t xml:space="preserve">      gaps 3–14</w:t>
+        <w:t xml:space="preserve">      gaps 3–13</w:t>
       </w:r>
     </w:p>
     <w:p>
@@ -425,7 +425,7 @@
           <w:sz w:val="19"/>
           <w:szCs w:val="19"/>
         </w:rPr>
-        <w:t xml:space="preserve"/>
+        <w:t xml:space="preserve">When a company buys a debt security, it </w:t>
       </w:r>
       <w:r>
         <w:rPr>
@@ -443,7 +443,7 @@
           <w:sz w:val="19"/>
           <w:szCs w:val="19"/>
         </w:rPr>
-        <w:t xml:space="preserve">           </w:t>
+        <w:t xml:space="preserve">            </w:t>
       </w:r>
       <w:r>
         <w:rPr>
@@ -457,7 +457,7 @@
           <w:sz w:val="19"/>
           <w:szCs w:val="19"/>
         </w:rPr>
-        <w:t xml:space="preserve"> securities are </w:t>
+        <w:t xml:space="preserve"> it into one of three categories, and it reassesses the </w:t>
       </w:r>
       <w:r>
         <w:rPr>
@@ -475,7 +475,7 @@
           <w:sz w:val="19"/>
           <w:szCs w:val="19"/>
         </w:rPr>
-        <w:t xml:space="preserve">           </w:t>
+        <w:t xml:space="preserve">                </w:t>
       </w:r>
       <w:r>
         <w:rPr>
@@ -489,14 +489,14 @@
           <w:sz w:val="19"/>
           <w:szCs w:val="19"/>
         </w:rPr>
-        <w:t xml:space="preserve"> and held mainly to sell in the near term. </w:t>
-      </w:r>
-      <w:r>
-        <w:rPr>
-          <w:sz w:val="19"/>
-          <w:szCs w:val="19"/>
-        </w:rPr>
-        <w:t xml:space="preserve"/>
+        <w:t xml:space="preserve"> at each reporting date. </w:t>
+      </w:r>
+      <w:r>
+        <w:rPr>
+          <w:sz w:val="19"/>
+          <w:szCs w:val="19"/>
+        </w:rPr>
+        <w:t xml:space="preserve">The category depends on </w:t>
       </w:r>
       <w:r>
         <w:rPr>
@@ -514,7 +514,7 @@
           <w:sz w:val="19"/>
           <w:szCs w:val="19"/>
         </w:rPr>
-        <w:t xml:space="preserve">                  </w:t>
+        <w:t xml:space="preserve">              </w:t>
       </w:r>
       <w:r>
         <w:rPr>
@@ -528,7 +528,14 @@
           <w:sz w:val="19"/>
           <w:szCs w:val="19"/>
         </w:rPr>
-        <w:t xml:space="preserve"> (HTM) securities are securities the company has the </w:t>
+        <w:t xml:space="preserve"> intent and ability, not on the type of bond. </w:t>
+      </w:r>
+      <w:r>
+        <w:rPr>
+          <w:sz w:val="19"/>
+          <w:szCs w:val="19"/>
+        </w:rPr>
+        <w:t xml:space="preserve"/>
       </w:r>
       <w:r>
         <w:rPr>
@@ -560,14 +567,7 @@
           <w:sz w:val="19"/>
           <w:szCs w:val="19"/>
         </w:rPr>
-        <w:t xml:space="preserve"> intent and the ability to hold until they mature. </w:t>
-      </w:r>
-      <w:r>
-        <w:rPr>
-          <w:sz w:val="19"/>
-          <w:szCs w:val="19"/>
-        </w:rPr>
-        <w:t xml:space="preserve"/>
+        <w:t xml:space="preserve"> securities are </w:t>
       </w:r>
       <w:r>
         <w:rPr>
@@ -585,7 +585,7 @@
           <w:sz w:val="19"/>
           <w:szCs w:val="19"/>
         </w:rPr>
-        <w:t xml:space="preserve">                    </w:t>
+        <w:t xml:space="preserve">           </w:t>
       </w:r>
       <w:r>
         <w:rPr>
@@ -599,14 +599,14 @@
           <w:sz w:val="19"/>
           <w:szCs w:val="19"/>
         </w:rPr>
-        <w:t xml:space="preserve"> (AFS) securities are all other debt securities. </w:t>
-      </w:r>
-      <w:r>
-        <w:rPr>
-          <w:sz w:val="19"/>
-          <w:szCs w:val="19"/>
-        </w:rPr>
-        <w:t xml:space="preserve">If the company would sell the bond when interest rates </w:t>
+        <w:t xml:space="preserve"> and held mainly to sell in the near term. </w:t>
+      </w:r>
+      <w:r>
+        <w:rPr>
+          <w:sz w:val="19"/>
+          <w:szCs w:val="19"/>
+        </w:rPr>
+        <w:t xml:space="preserve"/>
       </w:r>
       <w:r>
         <w:rPr>
@@ -624,7 +624,7 @@
           <w:sz w:val="19"/>
           <w:szCs w:val="19"/>
         </w:rPr>
-        <w:t xml:space="preserve">           </w:t>
+        <w:t xml:space="preserve">                  </w:t>
       </w:r>
       <w:r>
         <w:rPr>
@@ -638,67 +638,35 @@
           <w:sz w:val="19"/>
           <w:szCs w:val="19"/>
         </w:rPr>
-        <w:t xml:space="preserve"> or when it needs cash, it does not have the intent to hold it. </w:t>
-      </w:r>
-      <w:r>
-        <w:rPr>
-          <w:sz w:val="19"/>
-          <w:szCs w:val="19"/>
-        </w:rPr>
-        <w:t xml:space="preserve">And if it sells or </w:t>
-      </w:r>
-      <w:r>
-        <w:rPr>
-          <w:b/>
-          <w:bCs/>
-          <w:color w:val="8186EF"/>
-          <w:sz w:val="15"/>
-          <w:szCs w:val="15"/>
-        </w:rPr>
-        <w:t xml:space="preserve"> (14) </w:t>
-      </w:r>
-      <w:r>
-        <w:rPr>
-          <w:u w:val="single"/>
-          <w:sz w:val="19"/>
-          <w:szCs w:val="19"/>
-        </w:rPr>
-        <w:t xml:space="preserve">           </w:t>
-      </w:r>
-      <w:r>
-        <w:rPr>
-          <w:sz w:val="19"/>
-          <w:szCs w:val="19"/>
-        </w:rPr>
-        <w:t xml:space="preserve"> </w:t>
-      </w:r>
-      <w:r>
-        <w:rPr>
-          <w:sz w:val="19"/>
-          <w:szCs w:val="19"/>
-        </w:rPr>
-        <w:t xml:space="preserve"> HTM securities for other reasons, it taints the whole HTM portfolio, which raises doubt about its intent for all its other HTM securities. </w:t>
-      </w:r>
-      <w:r>
-        <w:rPr>
-          <w:sz w:val="19"/>
-          <w:szCs w:val="19"/>
-        </w:rPr>
-        <w:t xml:space="preserve">The standard allows a few exceptions, such as a sale after the issuer's credit quality falls sharply, or a sale very close to maturity. </w:t>
-      </w:r>
-      <w:r>
-        <w:rPr>
-          <w:sz w:val="19"/>
-          <w:szCs w:val="19"/>
-        </w:rPr>
-        <w:t xml:space="preserve">A company may also elect the fair value option for a security when it first recognizes it. </w:t>
-      </w:r>
-      <w:r>
-        <w:rPr>
-          <w:sz w:val="19"/>
-          <w:szCs w:val="19"/>
-        </w:rPr>
-        <w:t xml:space="preserve">The election is irrevocable, and all changes in fair value then go to net income. </w:t>
+        <w:t xml:space="preserve"> (HTM) securities are securities the company has the positive intent and the ability to hold until they mature. </w:t>
+      </w:r>
+      <w:r>
+        <w:rPr>
+          <w:sz w:val="19"/>
+          <w:szCs w:val="19"/>
+        </w:rPr>
+        <w:t xml:space="preserve">Available-for-sale (AFS) securities are all other debt securities. </w:t>
+      </w:r>
+      <w:r>
+        <w:rPr>
+          <w:sz w:val="19"/>
+          <w:szCs w:val="19"/>
+        </w:rPr>
+        <w:t xml:space="preserve">HTM is a strict category. </w:t>
+      </w:r>
+      <w:r>
+        <w:rPr>
+          <w:sz w:val="19"/>
+          <w:szCs w:val="19"/>
+        </w:rPr>
+        <w:t xml:space="preserve">If the company would sell the bond when interest rates change or when it needs cash, it does not have the intent to hold it. </w:t>
+      </w:r>
+      <w:r>
+        <w:rPr>
+          <w:sz w:val="19"/>
+          <w:szCs w:val="19"/>
+        </w:rPr>
+        <w:t xml:space="preserve">And if it sells or transfers HTM securities for other reasons, it taints the whole HTM portfolio, which raises doubt about its intent for all its other HTM securities. </w:t>
       </w:r>
     </w:p>
     <w:tbl>
@@ -756,7 +724,279 @@
                 <w:sz w:val="16"/>
                 <w:szCs w:val="16"/>
               </w:rPr>
-              <w:t xml:space="preserve">Held-to-maturity   ·   positive   ·   repayment   ·   holder   ·   Available-for-sale   ·   debt security   ·   covers   ·   transfers   ·   bought   ·   shares   ·   change   ·   Trading   ·   ownership</w:t>
+              <w:t xml:space="preserve">covers   ·   ownership   ·   holder   ·   classification   ·   Held-to-maturity   ·   bought   ·   positive   ·   management's   ·   shares   ·   classifies   ·   Trading   ·   repayment</w:t>
+            </w:r>
+          </w:p>
+        </w:tc>
+      </w:tr>
+    </w:tbl>
+    <w:p/>
+    <w:p>
+      <w:pPr>
+        <w:spacing w:before="44" w:after="14"/>
+      </w:pPr>
+      <w:r>
+        <w:rPr>
+          <w:b/>
+          <w:bCs/>
+          <w:color w:val="353A7C"/>
+          <w:sz w:val="18"/>
+          <w:szCs w:val="18"/>
+        </w:rPr>
+        <w:t xml:space="preserve">Summary 2</w:t>
+      </w:r>
+      <w:r>
+        <w:rPr>
+          <w:color w:val="6B7280"/>
+          <w:sz w:val="16"/>
+          <w:szCs w:val="16"/>
+        </w:rPr>
+        <w:t xml:space="preserve">      gaps 14–18</w:t>
+      </w:r>
+    </w:p>
+    <w:p>
+      <w:pPr>
+        <w:spacing w:before="20" w:after="20" w:line="360" w:lineRule="auto"/>
+        <w:ind w:left="200"/>
+      </w:pPr>
+      <w:r>
+        <w:rPr>
+          <w:sz w:val="19"/>
+          <w:szCs w:val="19"/>
+        </w:rPr>
+        <w:t xml:space="preserve">The </w:t>
+      </w:r>
+      <w:r>
+        <w:rPr>
+          <w:b/>
+          <w:bCs/>
+          <w:color w:val="8186EF"/>
+          <w:sz w:val="15"/>
+          <w:szCs w:val="15"/>
+        </w:rPr>
+        <w:t xml:space="preserve"> (14) </w:t>
+      </w:r>
+      <w:r>
+        <w:rPr>
+          <w:u w:val="single"/>
+          <w:sz w:val="19"/>
+          <w:szCs w:val="19"/>
+        </w:rPr>
+        <w:t xml:space="preserve">           </w:t>
+      </w:r>
+      <w:r>
+        <w:rPr>
+          <w:sz w:val="19"/>
+          <w:szCs w:val="19"/>
+        </w:rPr>
+        <w:t xml:space="preserve"> </w:t>
+      </w:r>
+      <w:r>
+        <w:rPr>
+          <w:sz w:val="19"/>
+          <w:szCs w:val="19"/>
+        </w:rPr>
+        <w:t xml:space="preserve"> allows a few </w:t>
+      </w:r>
+      <w:r>
+        <w:rPr>
+          <w:b/>
+          <w:bCs/>
+          <w:color w:val="8186EF"/>
+          <w:sz w:val="15"/>
+          <w:szCs w:val="15"/>
+        </w:rPr>
+        <w:t xml:space="preserve"> (15) </w:t>
+      </w:r>
+      <w:r>
+        <w:rPr>
+          <w:u w:val="single"/>
+          <w:sz w:val="19"/>
+          <w:szCs w:val="19"/>
+        </w:rPr>
+        <w:t xml:space="preserve">            </w:t>
+      </w:r>
+      <w:r>
+        <w:rPr>
+          <w:sz w:val="19"/>
+          <w:szCs w:val="19"/>
+        </w:rPr>
+        <w:t xml:space="preserve"> </w:t>
+      </w:r>
+      <w:r>
+        <w:rPr>
+          <w:sz w:val="19"/>
+          <w:szCs w:val="19"/>
+        </w:rPr>
+        <w:t xml:space="preserve">, such as a sale after the issuer's credit quality falls sharply, or a sale very close to maturity. </w:t>
+      </w:r>
+      <w:r>
+        <w:rPr>
+          <w:sz w:val="19"/>
+          <w:szCs w:val="19"/>
+        </w:rPr>
+        <w:t xml:space="preserve">A company may also elect the fair value option for a </w:t>
+      </w:r>
+      <w:r>
+        <w:rPr>
+          <w:b/>
+          <w:bCs/>
+          <w:color w:val="8186EF"/>
+          <w:sz w:val="15"/>
+          <w:szCs w:val="15"/>
+        </w:rPr>
+        <w:t xml:space="preserve"> (16) </w:t>
+      </w:r>
+      <w:r>
+        <w:rPr>
+          <w:u w:val="single"/>
+          <w:sz w:val="19"/>
+          <w:szCs w:val="19"/>
+        </w:rPr>
+        <w:t xml:space="preserve">           </w:t>
+      </w:r>
+      <w:r>
+        <w:rPr>
+          <w:sz w:val="19"/>
+          <w:szCs w:val="19"/>
+        </w:rPr>
+        <w:t xml:space="preserve"> </w:t>
+      </w:r>
+      <w:r>
+        <w:rPr>
+          <w:sz w:val="19"/>
+          <w:szCs w:val="19"/>
+        </w:rPr>
+        <w:t xml:space="preserve"> when it first </w:t>
+      </w:r>
+      <w:r>
+        <w:rPr>
+          <w:b/>
+          <w:bCs/>
+          <w:color w:val="8186EF"/>
+          <w:sz w:val="15"/>
+          <w:szCs w:val="15"/>
+        </w:rPr>
+        <w:t xml:space="preserve"> (17) </w:t>
+      </w:r>
+      <w:r>
+        <w:rPr>
+          <w:u w:val="single"/>
+          <w:sz w:val="19"/>
+          <w:szCs w:val="19"/>
+        </w:rPr>
+        <w:t xml:space="preserve">            </w:t>
+      </w:r>
+      <w:r>
+        <w:rPr>
+          <w:sz w:val="19"/>
+          <w:szCs w:val="19"/>
+        </w:rPr>
+        <w:t xml:space="preserve"> </w:t>
+      </w:r>
+      <w:r>
+        <w:rPr>
+          <w:sz w:val="19"/>
+          <w:szCs w:val="19"/>
+        </w:rPr>
+        <w:t xml:space="preserve"> it. </w:t>
+      </w:r>
+      <w:r>
+        <w:rPr>
+          <w:sz w:val="19"/>
+          <w:szCs w:val="19"/>
+        </w:rPr>
+        <w:t xml:space="preserve">The election is </w:t>
+      </w:r>
+      <w:r>
+        <w:rPr>
+          <w:b/>
+          <w:bCs/>
+          <w:color w:val="8186EF"/>
+          <w:sz w:val="15"/>
+          <w:szCs w:val="15"/>
+        </w:rPr>
+        <w:t xml:space="preserve"> (18) </w:t>
+      </w:r>
+      <w:r>
+        <w:rPr>
+          <w:u w:val="single"/>
+          <w:sz w:val="19"/>
+          <w:szCs w:val="19"/>
+        </w:rPr>
+        <w:t xml:space="preserve">             </w:t>
+      </w:r>
+      <w:r>
+        <w:rPr>
+          <w:sz w:val="19"/>
+          <w:szCs w:val="19"/>
+        </w:rPr>
+        <w:t xml:space="preserve"> </w:t>
+      </w:r>
+      <w:r>
+        <w:rPr>
+          <w:sz w:val="19"/>
+          <w:szCs w:val="19"/>
+        </w:rPr>
+        <w:t xml:space="preserve">, and all changes in fair value then go to net income. </w:t>
+      </w:r>
+    </w:p>
+    <w:tbl>
+      <w:tblPr>
+        <w:tblW w:type="pct" w:w="100%"/>
+        <w:tblLayout w:type="fixed"/>
+        <w:tblBorders>
+          <w:top w:val="single" w:color="FBFAF6" w:sz="4"/>
+          <w:left w:val="single" w:color="FBFAF6" w:sz="4"/>
+          <w:bottom w:val="single" w:color="FBFAF6" w:sz="4"/>
+          <w:right w:val="single" w:color="FBFAF6" w:sz="4"/>
+          <w:insideH w:val="single" w:color="FBFAF6" w:sz="4"/>
+          <w:insideV w:val="single" w:color="FBFAF6" w:sz="4"/>
+        </w:tblBorders>
+      </w:tblPr>
+      <w:tblGrid>
+        <w:gridCol w:w="9600"/>
+      </w:tblGrid>
+      <w:tr>
+        <w:tc>
+          <w:tcPr>
+            <w:tcW w:type="pct" w:w="5000"/>
+            <w:shd w:fill="FBFAF6" w:val="clear"/>
+            <w:tcMar>
+              <w:top w:type="dxa" w:w="40"/>
+              <w:left w:type="dxa" w:w="100"/>
+              <w:bottom w:type="dxa" w:w="40"/>
+              <w:right w:type="dxa" w:w="100"/>
+            </w:tcMar>
+          </w:tcPr>
+          <w:p>
+            <w:pPr>
+              <w:spacing w:before="18" w:after="6"/>
+            </w:pPr>
+            <w:r>
+              <w:rPr>
+                <w:b/>
+                <w:bCs/>
+                <w:color w:val="6B7280"/>
+                <w:sz w:val="14"/>
+                <w:szCs w:val="14"/>
+              </w:rPr>
+              <w:t xml:space="preserve">word list</w:t>
+            </w:r>
+          </w:p>
+          <w:p>
+            <w:pPr>
+              <w:spacing w:before="0" w:after="18"/>
+            </w:pPr>
+            <w:r>
+              <w:rPr>
+                <w:b/>
+                <w:bCs/>
+                <w:color w:val="353A7C"/>
+                <w:sz w:val="16"/>
+                <w:szCs w:val="16"/>
+              </w:rPr>
+              <w:t xml:space="preserve">security   ·   recognizes   ·   exceptions   ·   standard   ·   maturity   ·   irrevocable</w:t>
             </w:r>
           </w:p>
         </w:tc>
@@ -812,6 +1052,18 @@
     <w:p/>
     <w:p>
       <w:pPr>
+        <w:pageBreakBefore w:val="true"/>
+        <w:spacing w:after="0"/>
+      </w:pPr>
+      <w:r>
+        <w:rPr>
+          <w:sz w:val="2"/>
+        </w:rPr>
+        <w:t xml:space="preserve"> </w:t>
+      </w:r>
+    </w:p>
+    <w:p>
+      <w:pPr>
         <w:spacing w:before="44" w:after="14"/>
       </w:pPr>
       <w:r>
@@ -822,7 +1074,7 @@
           <w:sz w:val="18"/>
           <w:szCs w:val="18"/>
         </w:rPr>
-        <w:t xml:space="preserve">Summary 2</w:t>
+        <w:t xml:space="preserve">Summary 3</w:t>
       </w:r>
       <w:r>
         <w:rPr>
@@ -830,7 +1082,7 @@
           <w:sz w:val="16"/>
           <w:szCs w:val="16"/>
         </w:rPr>
-        <w:t xml:space="preserve">      gaps 15–17</w:t>
+        <w:t xml:space="preserve">      gaps 19–21</w:t>
       </w:r>
     </w:p>
     <w:p>
@@ -860,7 +1112,7 @@
           <w:sz w:val="15"/>
           <w:szCs w:val="15"/>
         </w:rPr>
-        <w:t xml:space="preserve"> (15) </w:t>
+        <w:t xml:space="preserve"> (19) </w:t>
       </w:r>
       <w:r>
         <w:rPr>
@@ -899,7 +1151,7 @@
           <w:sz w:val="15"/>
           <w:szCs w:val="15"/>
         </w:rPr>
-        <w:t xml:space="preserve"> (16) </w:t>
+        <w:t xml:space="preserve"> (20) </w:t>
       </w:r>
       <w:r>
         <w:rPr>
@@ -938,7 +1190,7 @@
           <w:sz w:val="15"/>
           <w:szCs w:val="15"/>
         </w:rPr>
-        <w:t xml:space="preserve"> (17) </w:t>
+        <w:t xml:space="preserve"> (21) </w:t>
       </w:r>
       <w:r>
         <w:rPr>
@@ -1018,25 +1270,13 @@
                 <w:sz w:val="16"/>
                 <w:szCs w:val="16"/>
               </w:rPr>
-              <w:t xml:space="preserve">securities   ·   fair value option   ·   change   ·   ability</w:t>
+              <w:t xml:space="preserve">securities   ·   ability   ·   standard   ·   change</w:t>
             </w:r>
           </w:p>
         </w:tc>
       </w:tr>
     </w:tbl>
     <w:p/>
-    <w:p>
-      <w:pPr>
-        <w:pageBreakBefore w:val="true"/>
-        <w:spacing w:after="0"/>
-      </w:pPr>
-      <w:r>
-        <w:rPr>
-          <w:sz w:val="2"/>
-        </w:rPr>
-        <w:t xml:space="preserve"> </w:t>
-      </w:r>
-    </w:p>
     <w:p>
       <w:pPr>
         <w:spacing w:before="44" w:after="10"/>
@@ -1166,7 +1406,7 @@
                 <w:sz w:val="16"/>
                 <w:szCs w:val="16"/>
               </w:rPr>
-              <w:t xml:space="preserve">fair value option   ·   trading securities   ·   held-to-maturity (HTM) securities</w:t>
+              <w:t xml:space="preserve">held-to-maturity (HTM) securities   ·   fair value option   ·   أداة دين (سند)   ·   trading securities</w:t>
             </w:r>
           </w:p>
         </w:tc>
@@ -1705,14 +1945,14 @@
                 <w:sz w:val="16"/>
                 <w:szCs w:val="16"/>
               </w:rPr>
-              <w:t xml:space="preserve">11  </w:t>
-            </w:r>
-            <w:r>
-              <w:rPr>
-                <w:sz w:val="16"/>
-                <w:szCs w:val="16"/>
-              </w:rPr>
-              <w:t xml:space="preserve">positive</w:t>
+              <w:t xml:space="preserve">13  </w:t>
+            </w:r>
+            <w:r>
+              <w:rPr>
+                <w:sz w:val="16"/>
+                <w:szCs w:val="16"/>
+              </w:rPr>
+              <w:t xml:space="preserve">Held-to-maturity</w:t>
             </w:r>
           </w:p>
         </w:tc>
@@ -1773,14 +2013,14 @@
                 <w:sz w:val="16"/>
                 <w:szCs w:val="16"/>
               </w:rPr>
-              <w:t xml:space="preserve">12  </w:t>
-            </w:r>
-            <w:r>
-              <w:rPr>
-                <w:sz w:val="16"/>
-                <w:szCs w:val="16"/>
-              </w:rPr>
-              <w:t xml:space="preserve">Available-for-sale</w:t>
+              <w:t xml:space="preserve">14  </w:t>
+            </w:r>
+            <w:r>
+              <w:rPr>
+                <w:sz w:val="16"/>
+                <w:szCs w:val="16"/>
+              </w:rPr>
+              <w:t xml:space="preserve">standard</w:t>
             </w:r>
           </w:p>
         </w:tc>
@@ -1841,14 +2081,14 @@
                 <w:sz w:val="16"/>
                 <w:szCs w:val="16"/>
               </w:rPr>
-              <w:t xml:space="preserve">13  </w:t>
-            </w:r>
-            <w:r>
-              <w:rPr>
-                <w:sz w:val="16"/>
-                <w:szCs w:val="16"/>
-              </w:rPr>
-              <w:t xml:space="preserve">change</w:t>
+              <w:t xml:space="preserve">15  </w:t>
+            </w:r>
+            <w:r>
+              <w:rPr>
+                <w:sz w:val="16"/>
+                <w:szCs w:val="16"/>
+              </w:rPr>
+              <w:t xml:space="preserve">exceptions</w:t>
             </w:r>
           </w:p>
         </w:tc>
@@ -1909,14 +2149,14 @@
                 <w:sz w:val="16"/>
                 <w:szCs w:val="16"/>
               </w:rPr>
-              <w:t xml:space="preserve">14  </w:t>
-            </w:r>
-            <w:r>
-              <w:rPr>
-                <w:sz w:val="16"/>
-                <w:szCs w:val="16"/>
-              </w:rPr>
-              <w:t xml:space="preserve">transfers</w:t>
+              <w:t xml:space="preserve">16  </w:t>
+            </w:r>
+            <w:r>
+              <w:rPr>
+                <w:sz w:val="16"/>
+                <w:szCs w:val="16"/>
+              </w:rPr>
+              <w:t xml:space="preserve">security</w:t>
             </w:r>
           </w:p>
         </w:tc>
@@ -1977,14 +2217,14 @@
                 <w:sz w:val="16"/>
                 <w:szCs w:val="16"/>
               </w:rPr>
-              <w:t xml:space="preserve">15  </w:t>
-            </w:r>
-            <w:r>
-              <w:rPr>
-                <w:sz w:val="16"/>
-                <w:szCs w:val="16"/>
-              </w:rPr>
-              <w:t xml:space="preserve">ability</w:t>
+              <w:t xml:space="preserve">17  </w:t>
+            </w:r>
+            <w:r>
+              <w:rPr>
+                <w:sz w:val="16"/>
+                <w:szCs w:val="16"/>
+              </w:rPr>
+              <w:t xml:space="preserve">recognizes</w:t>
             </w:r>
           </w:p>
         </w:tc>
@@ -2045,14 +2285,14 @@
                 <w:sz w:val="16"/>
                 <w:szCs w:val="16"/>
               </w:rPr>
-              <w:t xml:space="preserve">16  </w:t>
-            </w:r>
-            <w:r>
-              <w:rPr>
-                <w:sz w:val="16"/>
-                <w:szCs w:val="16"/>
-              </w:rPr>
-              <w:t xml:space="preserve">change</w:t>
+              <w:t xml:space="preserve">18  </w:t>
+            </w:r>
+            <w:r>
+              <w:rPr>
+                <w:sz w:val="16"/>
+                <w:szCs w:val="16"/>
+              </w:rPr>
+              <w:t xml:space="preserve">irrevocable</w:t>
             </w:r>
           </w:p>
         </w:tc>
@@ -2113,14 +2353,14 @@
                 <w:sz w:val="16"/>
                 <w:szCs w:val="16"/>
               </w:rPr>
-              <w:t xml:space="preserve">17  </w:t>
-            </w:r>
-            <w:r>
-              <w:rPr>
-                <w:sz w:val="16"/>
-                <w:szCs w:val="16"/>
-              </w:rPr>
-              <w:t xml:space="preserve">securities</w:t>
+              <w:t xml:space="preserve">19  </w:t>
+            </w:r>
+            <w:r>
+              <w:rPr>
+                <w:sz w:val="16"/>
+                <w:szCs w:val="16"/>
+              </w:rPr>
+              <w:t xml:space="preserve">ability</w:t>
             </w:r>
           </w:p>
         </w:tc>
@@ -2155,7 +2395,7 @@
                 <w:sz w:val="16"/>
                 <w:szCs w:val="16"/>
               </w:rPr>
-              <w:t xml:space="preserve">Trading</w:t>
+              <w:t xml:space="preserve">classifies</w:t>
             </w:r>
           </w:p>
         </w:tc>
@@ -2181,14 +2421,14 @@
                 <w:sz w:val="16"/>
                 <w:szCs w:val="16"/>
               </w:rPr>
-              <w:t xml:space="preserve">18  </w:t>
-            </w:r>
-            <w:r>
-              <w:rPr>
-                <w:sz w:val="16"/>
-                <w:szCs w:val="16"/>
-              </w:rPr>
-              <w:t xml:space="preserve">held-to-maturity (HTM) securities</w:t>
+              <w:t xml:space="preserve">20  </w:t>
+            </w:r>
+            <w:r>
+              <w:rPr>
+                <w:sz w:val="16"/>
+                <w:szCs w:val="16"/>
+              </w:rPr>
+              <w:t xml:space="preserve">change</w:t>
             </w:r>
           </w:p>
         </w:tc>
@@ -2223,7 +2463,7 @@
                 <w:sz w:val="16"/>
                 <w:szCs w:val="16"/>
               </w:rPr>
-              <w:t xml:space="preserve">bought</w:t>
+              <w:t xml:space="preserve">classification</w:t>
             </w:r>
           </w:p>
         </w:tc>
@@ -2249,14 +2489,14 @@
                 <w:sz w:val="16"/>
                 <w:szCs w:val="16"/>
               </w:rPr>
-              <w:t xml:space="preserve">19  </w:t>
-            </w:r>
-            <w:r>
-              <w:rPr>
-                <w:sz w:val="16"/>
-                <w:szCs w:val="16"/>
-              </w:rPr>
-              <w:t xml:space="preserve">fair value option</w:t>
+              <w:t xml:space="preserve">21  </w:t>
+            </w:r>
+            <w:r>
+              <w:rPr>
+                <w:sz w:val="16"/>
+                <w:szCs w:val="16"/>
+              </w:rPr>
+              <w:t xml:space="preserve">securities</w:t>
             </w:r>
           </w:p>
         </w:tc>
@@ -2291,7 +2531,7 @@
                 <w:sz w:val="16"/>
                 <w:szCs w:val="16"/>
               </w:rPr>
-              <w:t xml:space="preserve">Held-to-maturity</w:t>
+              <w:t xml:space="preserve">management's</w:t>
             </w:r>
           </w:p>
         </w:tc>
@@ -2307,14 +2547,160 @@
           </w:tcPr>
           <w:p>
             <w:pPr>
-              <w:spacing w:before="24" w:after="24"/>
-            </w:pPr>
-            <w:r>
-              <w:rPr>
-                <w:sz w:val="16"/>
-                <w:szCs w:val="16"/>
-              </w:rPr>
-              <w:t xml:space="preserve"/>
+              <w:spacing w:before="12" w:after="12"/>
+            </w:pPr>
+            <w:r>
+              <w:rPr>
+                <w:b/>
+                <w:bCs/>
+                <w:color w:val="8186EF"/>
+                <w:sz w:val="16"/>
+                <w:szCs w:val="16"/>
+              </w:rPr>
+              <w:t xml:space="preserve">22  </w:t>
+            </w:r>
+            <w:r>
+              <w:rPr>
+                <w:sz w:val="16"/>
+                <w:szCs w:val="16"/>
+              </w:rPr>
+              <w:t xml:space="preserve">trading securities</w:t>
+            </w:r>
+          </w:p>
+        </w:tc>
+      </w:tr>
+      <w:tr>
+        <w:tc>
+          <w:tcPr>
+            <w:tcW w:type="pct" w:w="2500"/>
+            <w:tcMar>
+              <w:top w:type="dxa" w:w="20"/>
+              <w:left w:type="dxa" w:w="80"/>
+              <w:bottom w:type="dxa" w:w="20"/>
+              <w:right w:type="dxa" w:w="80"/>
+            </w:tcMar>
+          </w:tcPr>
+          <w:p>
+            <w:pPr>
+              <w:spacing w:before="12" w:after="12"/>
+            </w:pPr>
+            <w:r>
+              <w:rPr>
+                <w:b/>
+                <w:bCs/>
+                <w:color w:val="8186EF"/>
+                <w:sz w:val="16"/>
+                <w:szCs w:val="16"/>
+              </w:rPr>
+              <w:t xml:space="preserve">11  </w:t>
+            </w:r>
+            <w:r>
+              <w:rPr>
+                <w:sz w:val="16"/>
+                <w:szCs w:val="16"/>
+              </w:rPr>
+              <w:t xml:space="preserve">Trading</w:t>
+            </w:r>
+          </w:p>
+        </w:tc>
+        <w:tc>
+          <w:tcPr>
+            <w:tcW w:type="pct" w:w="2500"/>
+            <w:tcMar>
+              <w:top w:type="dxa" w:w="20"/>
+              <w:left w:type="dxa" w:w="80"/>
+              <w:bottom w:type="dxa" w:w="20"/>
+              <w:right w:type="dxa" w:w="80"/>
+            </w:tcMar>
+          </w:tcPr>
+          <w:p>
+            <w:pPr>
+              <w:spacing w:before="12" w:after="12"/>
+            </w:pPr>
+            <w:r>
+              <w:rPr>
+                <w:b/>
+                <w:bCs/>
+                <w:color w:val="8186EF"/>
+                <w:sz w:val="16"/>
+                <w:szCs w:val="16"/>
+              </w:rPr>
+              <w:t xml:space="preserve">23  </w:t>
+            </w:r>
+            <w:r>
+              <w:rPr>
+                <w:sz w:val="16"/>
+                <w:szCs w:val="16"/>
+              </w:rPr>
+              <w:t xml:space="preserve">held-to-maturity (HTM) securities</w:t>
+            </w:r>
+          </w:p>
+        </w:tc>
+      </w:tr>
+      <w:tr>
+        <w:tc>
+          <w:tcPr>
+            <w:tcW w:type="pct" w:w="2500"/>
+            <w:tcMar>
+              <w:top w:type="dxa" w:w="20"/>
+              <w:left w:type="dxa" w:w="80"/>
+              <w:bottom w:type="dxa" w:w="20"/>
+              <w:right w:type="dxa" w:w="80"/>
+            </w:tcMar>
+          </w:tcPr>
+          <w:p>
+            <w:pPr>
+              <w:spacing w:before="12" w:after="12"/>
+            </w:pPr>
+            <w:r>
+              <w:rPr>
+                <w:b/>
+                <w:bCs/>
+                <w:color w:val="8186EF"/>
+                <w:sz w:val="16"/>
+                <w:szCs w:val="16"/>
+              </w:rPr>
+              <w:t xml:space="preserve">12  </w:t>
+            </w:r>
+            <w:r>
+              <w:rPr>
+                <w:sz w:val="16"/>
+                <w:szCs w:val="16"/>
+              </w:rPr>
+              <w:t xml:space="preserve">bought</w:t>
+            </w:r>
+          </w:p>
+        </w:tc>
+        <w:tc>
+          <w:tcPr>
+            <w:tcW w:type="pct" w:w="2500"/>
+            <w:tcMar>
+              <w:top w:type="dxa" w:w="20"/>
+              <w:left w:type="dxa" w:w="80"/>
+              <w:bottom w:type="dxa" w:w="20"/>
+              <w:right w:type="dxa" w:w="80"/>
+            </w:tcMar>
+          </w:tcPr>
+          <w:p>
+            <w:pPr>
+              <w:spacing w:before="12" w:after="12"/>
+            </w:pPr>
+            <w:r>
+              <w:rPr>
+                <w:b/>
+                <w:bCs/>
+                <w:color w:val="8186EF"/>
+                <w:sz w:val="16"/>
+                <w:szCs w:val="16"/>
+              </w:rPr>
+              <w:t xml:space="preserve">24  </w:t>
+            </w:r>
+            <w:r>
+              <w:rPr>
+                <w:sz w:val="16"/>
+                <w:szCs w:val="16"/>
+              </w:rPr>
+              <w:t xml:space="preserve">fair value option</w:t>
             </w:r>
           </w:p>
         </w:tc>
@@ -2357,7 +2743,7 @@
           <w:sz w:val="15"/>
           <w:szCs w:val="15"/>
         </w:rPr>
-        <w:t xml:space="preserve">A debt security gives its holder a right to interest and to repayment, like a bond. An equity security gives an ownership interest, like shares of common stock. Section 9.4 covers equity securities. Trading securities are bought and held mainly to sell in the near term. Held-to-maturity (HTM) securities are securities the company has the positive intent and the ability to hold until they mature. Available-for-sale (AFS) securities are all other debt securities. If the company would sell the bond when interest rates change or when it needs cash, it does not have the intent to hold it. And if it sells or transfers HTM securities for other reasons, it taints the whole HTM portfolio, which raises doubt about its intent for all its other HTM securities. The standard allows a few exceptions, such as a sale after the issuer's credit quality falls sharply, or a sale very close to maturity. A company may also elect the fair value option for a security when it first recognizes it. The election is irrevocable, and all changes in fair value then go to net income.</w:t>
+        <w:t xml:space="preserve">A debt security gives its holder a right to interest and to repayment, like a bond. An equity security gives an ownership interest, like shares of common stock. Section 9.4 covers equity securities. When a company buys a debt security, it classifies it into one of three categories, and it reassesses the classification at each reporting date. The category depends on management's intent and ability, not on the type of bond. Trading securities are bought and held mainly to sell in the near term. Held-to-maturity (HTM) securities are securities the company has the positive intent and the ability to hold until they mature. Available-for-sale (AFS) securities are all other debt securities. HTM is a strict category. If the company would sell the bond when interest rates change or when it needs cash, it does not have the intent to hold it. And if it sells or transfers HTM securities for other reasons, it taints the whole HTM portfolio, which raises doubt about its intent for all its other HTM securities.</w:t>
       </w:r>
     </w:p>
     <w:p>
@@ -2374,6 +2760,30 @@
           <w:szCs w:val="15"/>
         </w:rPr>
         <w:t xml:space="preserve">Summary 2   </w:t>
+      </w:r>
+      <w:r>
+        <w:rPr>
+          <w:color w:val="6B7280"/>
+          <w:sz w:val="15"/>
+          <w:szCs w:val="15"/>
+        </w:rPr>
+        <w:t xml:space="preserve">The standard allows a few exceptions, such as a sale after the issuer's credit quality falls sharply, or a sale very close to maturity. A company may also elect the fair value option for a security when it first recognizes it. The election is irrevocable, and all changes in fair value then go to net income.</w:t>
+      </w:r>
+    </w:p>
+    <w:p>
+      <w:pPr>
+        <w:spacing w:before="20" w:after="20"/>
+        <w:ind w:left="240" w:hanging="240"/>
+      </w:pPr>
+      <w:r>
+        <w:rPr>
+          <w:b/>
+          <w:bCs/>
+          <w:color w:val="353A7C"/>
+          <w:sz w:val="15"/>
+          <w:szCs w:val="15"/>
+        </w:rPr>
+        <w:t xml:space="preserve">Summary 3   </w:t>
       </w:r>
       <w:r>
         <w:rPr>
@@ -2624,7 +3034,7 @@
           <w:sz w:val="16"/>
           <w:szCs w:val="16"/>
         </w:rPr>
-        <w:t xml:space="preserve">      gaps 3–8</w:t>
+        <w:t xml:space="preserve">      gaps 3–9</w:t>
       </w:r>
     </w:p>
     <w:p>
@@ -2850,7 +3260,39 @@
           <w:sz w:val="19"/>
           <w:szCs w:val="19"/>
         </w:rPr>
-        <w:t xml:space="preserve"> amortizes the premium or discount, so the carrying amount moves toward face value. </w:t>
+        <w:t xml:space="preserve"> amortizes the premium or discount, so the carrying amount moves </w:t>
+      </w:r>
+      <w:r>
+        <w:rPr>
+          <w:b/>
+          <w:bCs/>
+          <w:color w:val="8186EF"/>
+          <w:sz w:val="15"/>
+          <w:szCs w:val="15"/>
+        </w:rPr>
+        <w:t xml:space="preserve"> (9) </w:t>
+      </w:r>
+      <w:r>
+        <w:rPr>
+          <w:u w:val="single"/>
+          <w:sz w:val="19"/>
+          <w:szCs w:val="19"/>
+        </w:rPr>
+        <w:t xml:space="preserve">           </w:t>
+      </w:r>
+      <w:r>
+        <w:rPr>
+          <w:sz w:val="19"/>
+          <w:szCs w:val="19"/>
+        </w:rPr>
+        <w:t xml:space="preserve"> </w:t>
+      </w:r>
+      <w:r>
+        <w:rPr>
+          <w:sz w:val="19"/>
+          <w:szCs w:val="19"/>
+        </w:rPr>
+        <w:t xml:space="preserve"> face value. </w:t>
       </w:r>
     </w:p>
     <w:tbl>
@@ -2908,7 +3350,7 @@
                 <w:sz w:val="16"/>
                 <w:szCs w:val="16"/>
               </w:rPr>
-              <w:t xml:space="preserve">effective-interest   ·   fair value   ·   received   ·   higher   ·   difference   ·   purchase   ·   bought</w:t>
+              <w:t xml:space="preserve">effective-interest   ·   received   ·   bought   ·   difference   ·   recycling   ·   toward   ·   purchase   ·   higher</w:t>
             </w:r>
           </w:p>
         </w:tc>
@@ -2982,7 +3424,7 @@
           <w:sz w:val="16"/>
           <w:szCs w:val="16"/>
         </w:rPr>
-        <w:t xml:space="preserve">      gaps 9–10</w:t>
+        <w:t xml:space="preserve">      gaps 10–12</w:t>
       </w:r>
     </w:p>
     <w:p>
@@ -2995,7 +3437,7 @@
           <w:sz w:val="19"/>
           <w:szCs w:val="19"/>
         </w:rPr>
-        <w:t xml:space="preserve">On January 1, 2025, Orontes buys a 3-year bond with a face amount of $100,000 and a stated rate of 6%, paid each </w:t>
+        <w:t xml:space="preserve">On </w:t>
       </w:r>
       <w:r>
         <w:rPr>
@@ -3005,7 +3447,7 @@
           <w:sz w:val="15"/>
           <w:szCs w:val="15"/>
         </w:rPr>
-        <w:t xml:space="preserve"> (9) </w:t>
+        <w:t xml:space="preserve"> (10) </w:t>
       </w:r>
       <w:r>
         <w:rPr>
@@ -3027,14 +3469,7 @@
           <w:sz w:val="19"/>
           <w:szCs w:val="19"/>
         </w:rPr>
-        <w:t xml:space="preserve"> 31. </w:t>
-      </w:r>
-      <w:r>
-        <w:rPr>
-          <w:sz w:val="19"/>
-          <w:szCs w:val="19"/>
-        </w:rPr>
-        <w:t xml:space="preserve">The market rate is 5%, so Orontes pays $102,723, a </w:t>
+        <w:t xml:space="preserve"> 1, 2025, Orontes buys a 3-year bond with a face amount of $100,000 and a stated rate of 6%, paid each </w:t>
       </w:r>
       <w:r>
         <w:rPr>
@@ -3044,7 +3479,46 @@
           <w:sz w:val="15"/>
           <w:szCs w:val="15"/>
         </w:rPr>
-        <w:t xml:space="preserve"> (10) </w:t>
+        <w:t xml:space="preserve"> (11) </w:t>
+      </w:r>
+      <w:r>
+        <w:rPr>
+          <w:u w:val="single"/>
+          <w:sz w:val="19"/>
+          <w:szCs w:val="19"/>
+        </w:rPr>
+        <w:t xml:space="preserve">           </w:t>
+      </w:r>
+      <w:r>
+        <w:rPr>
+          <w:sz w:val="19"/>
+          <w:szCs w:val="19"/>
+        </w:rPr>
+        <w:t xml:space="preserve"> </w:t>
+      </w:r>
+      <w:r>
+        <w:rPr>
+          <w:sz w:val="19"/>
+          <w:szCs w:val="19"/>
+        </w:rPr>
+        <w:t xml:space="preserve"> 31. </w:t>
+      </w:r>
+      <w:r>
+        <w:rPr>
+          <w:sz w:val="19"/>
+          <w:szCs w:val="19"/>
+        </w:rPr>
+        <w:t xml:space="preserve">The market rate is 5%, so Orontes pays $102,723, a </w:t>
+      </w:r>
+      <w:r>
+        <w:rPr>
+          <w:b/>
+          <w:bCs/>
+          <w:color w:val="8186EF"/>
+          <w:sz w:val="15"/>
+          <w:szCs w:val="15"/>
+        </w:rPr>
+        <w:t xml:space="preserve"> (12) </w:t>
       </w:r>
       <w:r>
         <w:rPr>
@@ -3124,7 +3598,7 @@
                 <w:sz w:val="16"/>
                 <w:szCs w:val="16"/>
               </w:rPr>
-              <w:t xml:space="preserve">December   ·   fair value   ·   premium</w:t>
+              <w:t xml:space="preserve">January   ·   trading   ·   December   ·   premium</w:t>
             </w:r>
           </w:p>
         </w:tc>
@@ -3281,6 +3755,175 @@
     <w:p/>
     <w:p>
       <w:pPr>
+        <w:spacing w:before="44" w:after="14"/>
+      </w:pPr>
+      <w:r>
+        <w:rPr>
+          <w:b/>
+          <w:bCs/>
+          <w:color w:val="353A7C"/>
+          <w:sz w:val="18"/>
+          <w:szCs w:val="18"/>
+        </w:rPr>
+        <w:t xml:space="preserve">Summary 3</w:t>
+      </w:r>
+      <w:r>
+        <w:rPr>
+          <w:color w:val="6B7280"/>
+          <w:sz w:val="16"/>
+          <w:szCs w:val="16"/>
+        </w:rPr>
+        <w:t xml:space="preserve">      gaps 14–15</w:t>
+      </w:r>
+    </w:p>
+    <w:p>
+      <w:pPr>
+        <w:spacing w:before="20" w:after="20" w:line="360" w:lineRule="auto"/>
+        <w:ind w:left="200"/>
+      </w:pPr>
+      <w:r>
+        <w:rPr>
+          <w:sz w:val="19"/>
+          <w:szCs w:val="19"/>
+        </w:rPr>
+        <w:t xml:space="preserve">In 2025, </w:t>
+      </w:r>
+      <w:r>
+        <w:rPr>
+          <w:b/>
+          <w:bCs/>
+          <w:color w:val="8186EF"/>
+          <w:sz w:val="15"/>
+          <w:szCs w:val="15"/>
+        </w:rPr>
+        <w:t xml:space="preserve"> (14) </w:t>
+      </w:r>
+      <w:r>
+        <w:rPr>
+          <w:u w:val="single"/>
+          <w:sz w:val="19"/>
+          <w:szCs w:val="19"/>
+        </w:rPr>
+        <w:t xml:space="preserve">           </w:t>
+      </w:r>
+      <w:r>
+        <w:rPr>
+          <w:sz w:val="19"/>
+          <w:szCs w:val="19"/>
+        </w:rPr>
+        <w:t xml:space="preserve"> </w:t>
+      </w:r>
+      <w:r>
+        <w:rPr>
+          <w:sz w:val="19"/>
+          <w:szCs w:val="19"/>
+        </w:rPr>
+        <w:t xml:space="preserve"> revenue is $102,723 × 5% = $5,136. </w:t>
+      </w:r>
+      <w:r>
+        <w:rPr>
+          <w:sz w:val="19"/>
+          <w:szCs w:val="19"/>
+        </w:rPr>
+        <w:t xml:space="preserve">At </w:t>
+      </w:r>
+      <w:r>
+        <w:rPr>
+          <w:b/>
+          <w:bCs/>
+          <w:color w:val="8186EF"/>
+          <w:sz w:val="15"/>
+          <w:szCs w:val="15"/>
+        </w:rPr>
+        <w:t xml:space="preserve"> (15) </w:t>
+      </w:r>
+      <w:r>
+        <w:rPr>
+          <w:u w:val="single"/>
+          <w:sz w:val="19"/>
+          <w:szCs w:val="19"/>
+        </w:rPr>
+        <w:t xml:space="preserve">           </w:t>
+      </w:r>
+      <w:r>
+        <w:rPr>
+          <w:sz w:val="19"/>
+          <w:szCs w:val="19"/>
+        </w:rPr>
+        <w:t xml:space="preserve"> </w:t>
+      </w:r>
+      <w:r>
+        <w:rPr>
+          <w:sz w:val="19"/>
+          <w:szCs w:val="19"/>
+        </w:rPr>
+        <w:t xml:space="preserve"> the bond's fair value is $101,000. </w:t>
+      </w:r>
+    </w:p>
+    <w:tbl>
+      <w:tblPr>
+        <w:tblW w:type="pct" w:w="100%"/>
+        <w:tblLayout w:type="fixed"/>
+        <w:tblBorders>
+          <w:top w:val="single" w:color="FBFAF6" w:sz="4"/>
+          <w:left w:val="single" w:color="FBFAF6" w:sz="4"/>
+          <w:bottom w:val="single" w:color="FBFAF6" w:sz="4"/>
+          <w:right w:val="single" w:color="FBFAF6" w:sz="4"/>
+          <w:insideH w:val="single" w:color="FBFAF6" w:sz="4"/>
+          <w:insideV w:val="single" w:color="FBFAF6" w:sz="4"/>
+        </w:tblBorders>
+      </w:tblPr>
+      <w:tblGrid>
+        <w:gridCol w:w="9600"/>
+      </w:tblGrid>
+      <w:tr>
+        <w:tc>
+          <w:tcPr>
+            <w:tcW w:type="pct" w:w="5000"/>
+            <w:shd w:fill="FBFAF6" w:val="clear"/>
+            <w:tcMar>
+              <w:top w:type="dxa" w:w="40"/>
+              <w:left w:type="dxa" w:w="100"/>
+              <w:bottom w:type="dxa" w:w="40"/>
+              <w:right w:type="dxa" w:w="100"/>
+            </w:tcMar>
+          </w:tcPr>
+          <w:p>
+            <w:pPr>
+              <w:spacing w:before="18" w:after="6"/>
+            </w:pPr>
+            <w:r>
+              <w:rPr>
+                <w:b/>
+                <w:bCs/>
+                <w:color w:val="6B7280"/>
+                <w:sz w:val="14"/>
+                <w:szCs w:val="14"/>
+              </w:rPr>
+              <w:t xml:space="preserve">word list</w:t>
+            </w:r>
+          </w:p>
+          <w:p>
+            <w:pPr>
+              <w:spacing w:before="0" w:after="18"/>
+            </w:pPr>
+            <w:r>
+              <w:rPr>
+                <w:b/>
+                <w:bCs/>
+                <w:color w:val="353A7C"/>
+                <w:sz w:val="16"/>
+                <w:szCs w:val="16"/>
+              </w:rPr>
+              <w:t xml:space="preserve">counted   ·   interest   ·   year-end</w:t>
+            </w:r>
+          </w:p>
+        </w:tc>
+      </w:tr>
+    </w:tbl>
+    <w:p/>
+    <w:p>
+      <w:pPr>
         <w:spacing w:before="44" w:after="10"/>
       </w:pPr>
       <w:r>
@@ -3408,7 +4051,7 @@
                 <w:sz w:val="16"/>
                 <w:szCs w:val="16"/>
               </w:rPr>
-              <w:t xml:space="preserve">held-to-maturity (HTM) securities   ·   Balance sheet amount at Dec 31, 2025</w:t>
+              <w:t xml:space="preserve">Amortized cost at Dec 31, 2025   ·   unrealized holding gain or loss</w:t>
             </w:r>
           </w:p>
         </w:tc>
@@ -3417,6 +4060,18 @@
     <w:p/>
     <w:p>
       <w:pPr>
+        <w:pageBreakBefore w:val="true"/>
+        <w:spacing w:after="0"/>
+      </w:pPr>
+      <w:r>
+        <w:rPr>
+          <w:sz w:val="2"/>
+        </w:rPr>
+        <w:t xml:space="preserve"> </w:t>
+      </w:r>
+    </w:p>
+    <w:p>
+      <w:pPr>
         <w:spacing w:before="44" w:after="14"/>
       </w:pPr>
       <w:r>
@@ -3427,7 +4082,7 @@
           <w:sz w:val="18"/>
           <w:szCs w:val="18"/>
         </w:rPr>
-        <w:t xml:space="preserve">Summary 3</w:t>
+        <w:t xml:space="preserve">Summary 4</w:t>
       </w:r>
       <w:r>
         <w:rPr>
@@ -3435,7 +4090,7 @@
           <w:sz w:val="16"/>
           <w:szCs w:val="16"/>
         </w:rPr>
-        <w:t xml:space="preserve">      gaps 13–20</w:t>
+        <w:t xml:space="preserve">      gaps 17–28</w:t>
       </w:r>
     </w:p>
     <w:p>
@@ -3458,7 +4113,7 @@
           <w:sz w:val="15"/>
           <w:szCs w:val="15"/>
         </w:rPr>
-        <w:t xml:space="preserve"> (13) </w:t>
+        <w:t xml:space="preserve"> (17) </w:t>
       </w:r>
       <w:r>
         <w:rPr>
@@ -3497,7 +4152,7 @@
           <w:sz w:val="15"/>
           <w:szCs w:val="15"/>
         </w:rPr>
-        <w:t xml:space="preserve"> (14) </w:t>
+        <w:t xml:space="preserve"> (18) </w:t>
       </w:r>
       <w:r>
         <w:rPr>
@@ -3519,14 +4174,7 @@
           <w:sz w:val="19"/>
           <w:szCs w:val="19"/>
         </w:rPr>
-        <w:t xml:space="preserve"> sheet amount and the place of the unrealized loss differ. </w:t>
-      </w:r>
-      <w:r>
-        <w:rPr>
-          <w:sz w:val="19"/>
-          <w:szCs w:val="19"/>
-        </w:rPr>
-        <w:t xml:space="preserve">On the sale, the </w:t>
+        <w:t xml:space="preserve"> sheet amount and the place of the unrealized loss </w:t>
       </w:r>
       <w:r>
         <w:rPr>
@@ -3536,7 +4184,7 @@
           <w:sz w:val="15"/>
           <w:szCs w:val="15"/>
         </w:rPr>
-        <w:t xml:space="preserve"> (15) </w:t>
+        <w:t xml:space="preserve"> (19) </w:t>
       </w:r>
       <w:r>
         <w:rPr>
@@ -3558,14 +4206,14 @@
           <w:sz w:val="19"/>
           <w:szCs w:val="19"/>
         </w:rPr>
-        <w:t xml:space="preserve"> gain is the price minus the amortized cost: $101,500 − $100,952 = $548. </w:t>
-      </w:r>
-      <w:r>
-        <w:rPr>
-          <w:sz w:val="19"/>
-          <w:szCs w:val="19"/>
-        </w:rPr>
-        <w:t xml:space="preserve">Accumulated OCI for the bond </w:t>
+        <w:t xml:space="preserve">. </w:t>
+      </w:r>
+      <w:r>
+        <w:rPr>
+          <w:sz w:val="19"/>
+          <w:szCs w:val="19"/>
+        </w:rPr>
+        <w:t xml:space="preserve">While Orontes holds an AFS bond, its unrealized gains and </w:t>
       </w:r>
       <w:r>
         <w:rPr>
@@ -3575,7 +4223,7 @@
           <w:sz w:val="15"/>
           <w:szCs w:val="15"/>
         </w:rPr>
-        <w:t xml:space="preserve"> (16) </w:t>
+        <w:t xml:space="preserve"> (20) </w:t>
       </w:r>
       <w:r>
         <w:rPr>
@@ -3597,14 +4245,7 @@
           <w:sz w:val="19"/>
           <w:szCs w:val="19"/>
         </w:rPr>
-        <w:t xml:space="preserve"> to zero, so the gain is never counted twice. </w:t>
-      </w:r>
-      <w:r>
-        <w:rPr>
-          <w:sz w:val="19"/>
-          <w:szCs w:val="19"/>
-        </w:rPr>
-        <w:t xml:space="preserve">Transfers </w:t>
+        <w:t xml:space="preserve"> build up in accumulated OCI, part of </w:t>
       </w:r>
       <w:r>
         <w:rPr>
@@ -3614,7 +4255,7 @@
           <w:sz w:val="15"/>
           <w:szCs w:val="15"/>
         </w:rPr>
-        <w:t xml:space="preserve"> (17) </w:t>
+        <w:t xml:space="preserve"> (21) </w:t>
       </w:r>
       <w:r>
         <w:rPr>
@@ -3636,14 +4277,14 @@
           <w:sz w:val="19"/>
           <w:szCs w:val="19"/>
         </w:rPr>
-        <w:t xml:space="preserve"> categories are made at fair value. </w:t>
-      </w:r>
-      <w:r>
-        <w:rPr>
-          <w:sz w:val="19"/>
-          <w:szCs w:val="19"/>
-        </w:rPr>
-        <w:t xml:space="preserve">When a security moves into trading, any unrealized gain or loss not yet in net income goes to net income </w:t>
+        <w:t xml:space="preserve">. </w:t>
+      </w:r>
+      <w:r>
+        <w:rPr>
+          <w:sz w:val="19"/>
+          <w:szCs w:val="19"/>
+        </w:rPr>
+        <w:t xml:space="preserve">When Orontes sells the bond, the realized gain or loss moves to net income through a </w:t>
       </w:r>
       <w:r>
         <w:rPr>
@@ -3653,7 +4294,7 @@
           <w:sz w:val="15"/>
           <w:szCs w:val="15"/>
         </w:rPr>
-        <w:t xml:space="preserve"> (18) </w:t>
+        <w:t xml:space="preserve"> (22) </w:t>
       </w:r>
       <w:r>
         <w:rPr>
@@ -3661,7 +4302,7 @@
           <w:sz w:val="19"/>
           <w:szCs w:val="19"/>
         </w:rPr>
-        <w:t xml:space="preserve">             </w:t>
+        <w:t xml:space="preserve">                  </w:t>
       </w:r>
       <w:r>
         <w:rPr>
@@ -3675,14 +4316,7 @@
           <w:sz w:val="19"/>
           <w:szCs w:val="19"/>
         </w:rPr>
-        <w:t xml:space="preserve">. </w:t>
-      </w:r>
-      <w:r>
-        <w:rPr>
-          <w:sz w:val="19"/>
-          <w:szCs w:val="19"/>
-        </w:rPr>
-        <w:t xml:space="preserve">When an AFS security moves to HTM, the unrealized amount stays in accumulated OCI and is amortized over the </w:t>
+        <w:t xml:space="preserve"> adjustment, </w:t>
       </w:r>
       <w:r>
         <w:rPr>
@@ -3692,7 +4326,7 @@
           <w:sz w:val="15"/>
           <w:szCs w:val="15"/>
         </w:rPr>
-        <w:t xml:space="preserve"> (19) </w:t>
+        <w:t xml:space="preserve"> (23) </w:t>
       </w:r>
       <w:r>
         <w:rPr>
@@ -3714,14 +4348,21 @@
           <w:sz w:val="19"/>
           <w:szCs w:val="19"/>
         </w:rPr>
-        <w:t xml:space="preserve"> life. </w:t>
-      </w:r>
-      <w:r>
-        <w:rPr>
-          <w:sz w:val="19"/>
-          <w:szCs w:val="19"/>
-        </w:rPr>
-        <w:t xml:space="preserve">Transfers into or out of trading </w:t>
+        <w:t xml:space="preserve"> called recycling. </w:t>
+      </w:r>
+      <w:r>
+        <w:rPr>
+          <w:sz w:val="19"/>
+          <w:szCs w:val="19"/>
+        </w:rPr>
+        <w:t xml:space="preserve">On the sale, the realized gain is the price minus the amortized cost: $101,500 − $100,952 = $548. </w:t>
+      </w:r>
+      <w:r>
+        <w:rPr>
+          <w:sz w:val="19"/>
+          <w:szCs w:val="19"/>
+        </w:rPr>
+        <w:t xml:space="preserve">Accumulated OCI for the bond </w:t>
       </w:r>
       <w:r>
         <w:rPr>
@@ -3731,7 +4372,7 @@
           <w:sz w:val="15"/>
           <w:szCs w:val="15"/>
         </w:rPr>
-        <w:t xml:space="preserve"> (20) </w:t>
+        <w:t xml:space="preserve"> (24) </w:t>
       </w:r>
       <w:r>
         <w:rPr>
@@ -3753,7 +4394,163 @@
           <w:sz w:val="19"/>
           <w:szCs w:val="19"/>
         </w:rPr>
-        <w:t xml:space="preserve"> be rare. </w:t>
+        <w:t xml:space="preserve"> to zero, so the gain is never </w:t>
+      </w:r>
+      <w:r>
+        <w:rPr>
+          <w:b/>
+          <w:bCs/>
+          <w:color w:val="8186EF"/>
+          <w:sz w:val="15"/>
+          <w:szCs w:val="15"/>
+        </w:rPr>
+        <w:t xml:space="preserve"> (25) </w:t>
+      </w:r>
+      <w:r>
+        <w:rPr>
+          <w:u w:val="single"/>
+          <w:sz w:val="19"/>
+          <w:szCs w:val="19"/>
+        </w:rPr>
+        <w:t xml:space="preserve">           </w:t>
+      </w:r>
+      <w:r>
+        <w:rPr>
+          <w:sz w:val="19"/>
+          <w:szCs w:val="19"/>
+        </w:rPr>
+        <w:t xml:space="preserve"> </w:t>
+      </w:r>
+      <w:r>
+        <w:rPr>
+          <w:sz w:val="19"/>
+          <w:szCs w:val="19"/>
+        </w:rPr>
+        <w:t xml:space="preserve"> twice. </w:t>
+      </w:r>
+      <w:r>
+        <w:rPr>
+          <w:sz w:val="19"/>
+          <w:szCs w:val="19"/>
+        </w:rPr>
+        <w:t xml:space="preserve">Transfers </w:t>
+      </w:r>
+      <w:r>
+        <w:rPr>
+          <w:b/>
+          <w:bCs/>
+          <w:color w:val="8186EF"/>
+          <w:sz w:val="15"/>
+          <w:szCs w:val="15"/>
+        </w:rPr>
+        <w:t xml:space="preserve"> (26) </w:t>
+      </w:r>
+      <w:r>
+        <w:rPr>
+          <w:u w:val="single"/>
+          <w:sz w:val="19"/>
+          <w:szCs w:val="19"/>
+        </w:rPr>
+        <w:t xml:space="preserve">           </w:t>
+      </w:r>
+      <w:r>
+        <w:rPr>
+          <w:sz w:val="19"/>
+          <w:szCs w:val="19"/>
+        </w:rPr>
+        <w:t xml:space="preserve"> </w:t>
+      </w:r>
+      <w:r>
+        <w:rPr>
+          <w:sz w:val="19"/>
+          <w:szCs w:val="19"/>
+        </w:rPr>
+        <w:t xml:space="preserve"> categories are made at fair value. </w:t>
+      </w:r>
+      <w:r>
+        <w:rPr>
+          <w:sz w:val="19"/>
+          <w:szCs w:val="19"/>
+        </w:rPr>
+        <w:t xml:space="preserve">When a security moves into trading, any unrealized gain or loss not yet in net income goes to net income </w:t>
+      </w:r>
+      <w:r>
+        <w:rPr>
+          <w:b/>
+          <w:bCs/>
+          <w:color w:val="8186EF"/>
+          <w:sz w:val="15"/>
+          <w:szCs w:val="15"/>
+        </w:rPr>
+        <w:t xml:space="preserve"> (27) </w:t>
+      </w:r>
+      <w:r>
+        <w:rPr>
+          <w:u w:val="single"/>
+          <w:sz w:val="19"/>
+          <w:szCs w:val="19"/>
+        </w:rPr>
+        <w:t xml:space="preserve">             </w:t>
+      </w:r>
+      <w:r>
+        <w:rPr>
+          <w:sz w:val="19"/>
+          <w:szCs w:val="19"/>
+        </w:rPr>
+        <w:t xml:space="preserve"> </w:t>
+      </w:r>
+      <w:r>
+        <w:rPr>
+          <w:sz w:val="19"/>
+          <w:szCs w:val="19"/>
+        </w:rPr>
+        <w:t xml:space="preserve">. </w:t>
+      </w:r>
+      <w:r>
+        <w:rPr>
+          <w:sz w:val="19"/>
+          <w:szCs w:val="19"/>
+        </w:rPr>
+        <w:t xml:space="preserve">When an AFS security moves to HTM, the unrealized amount stays in accumulated OCI and is amortized over the </w:t>
+      </w:r>
+      <w:r>
+        <w:rPr>
+          <w:b/>
+          <w:bCs/>
+          <w:color w:val="8186EF"/>
+          <w:sz w:val="15"/>
+          <w:szCs w:val="15"/>
+        </w:rPr>
+        <w:t xml:space="preserve"> (28) </w:t>
+      </w:r>
+      <w:r>
+        <w:rPr>
+          <w:u w:val="single"/>
+          <w:sz w:val="19"/>
+          <w:szCs w:val="19"/>
+        </w:rPr>
+        <w:t xml:space="preserve">           </w:t>
+      </w:r>
+      <w:r>
+        <w:rPr>
+          <w:sz w:val="19"/>
+          <w:szCs w:val="19"/>
+        </w:rPr>
+        <w:t xml:space="preserve"> </w:t>
+      </w:r>
+      <w:r>
+        <w:rPr>
+          <w:sz w:val="19"/>
+          <w:szCs w:val="19"/>
+        </w:rPr>
+        <w:t xml:space="preserve"> life. </w:t>
+      </w:r>
+      <w:r>
+        <w:rPr>
+          <w:sz w:val="19"/>
+          <w:szCs w:val="19"/>
+        </w:rPr>
+        <w:t xml:space="preserve">Transfers into or out of trading should be rare. </w:t>
       </w:r>
     </w:p>
     <w:tbl>
@@ -3811,25 +4608,13 @@
                 <w:sz w:val="16"/>
                 <w:szCs w:val="16"/>
               </w:rPr>
-              <w:t xml:space="preserve">effective-interest method   ·   between   ·   realized   ·   revenue   ·   balance   ·   immediately   ·   remaining   ·   returns   ·   should</w:t>
+              <w:t xml:space="preserve">changes   ·   counted   ·   differ   ·   sometimes   ·   returns   ·   between   ·   immediately   ·   reclassification   ·   losses   ·   balance   ·   remaining   ·   equity   ·   revenue</w:t>
             </w:r>
           </w:p>
         </w:tc>
       </w:tr>
     </w:tbl>
     <w:p/>
-    <w:p>
-      <w:pPr>
-        <w:pageBreakBefore w:val="true"/>
-        <w:spacing w:after="0"/>
-      </w:pPr>
-      <w:r>
-        <w:rPr>
-          <w:sz w:val="2"/>
-        </w:rPr>
-        <w:t xml:space="preserve"> </w:t>
-      </w:r>
-    </w:p>
     <w:tbl>
       <w:tblPr>
         <w:tblW w:type="pct" w:w="100%"/>
@@ -3889,7 +4674,7 @@
           <w:sz w:val="18"/>
           <w:szCs w:val="18"/>
         </w:rPr>
-        <w:t xml:space="preserve">Summary 4</w:t>
+        <w:t xml:space="preserve">Summary 5</w:t>
       </w:r>
       <w:r>
         <w:rPr>
@@ -3897,7 +4682,7 @@
           <w:sz w:val="16"/>
           <w:szCs w:val="16"/>
         </w:rPr>
-        <w:t xml:space="preserve">      gaps 21–22</w:t>
+        <w:t xml:space="preserve">      gaps 29–31</w:t>
       </w:r>
     </w:p>
     <w:p>
@@ -3920,7 +4705,7 @@
           <w:sz w:val="15"/>
           <w:szCs w:val="15"/>
         </w:rPr>
-        <w:t xml:space="preserve"> (21) </w:t>
+        <w:t xml:space="preserve"> (29) </w:t>
       </w:r>
       <w:r>
         <w:rPr>
@@ -3959,7 +4744,7 @@
           <w:sz w:val="15"/>
           <w:szCs w:val="15"/>
         </w:rPr>
-        <w:t xml:space="preserve"> (22) </w:t>
+        <w:t xml:space="preserve"> (30) </w:t>
       </w:r>
       <w:r>
         <w:rPr>
@@ -3988,7 +4773,39 @@
           <w:sz w:val="19"/>
           <w:szCs w:val="19"/>
         </w:rPr>
-        <w:t xml:space="preserve">On sale of AFS debt, recycle the accumulated OCI; do not count the gain twice. </w:t>
+        <w:t xml:space="preserve">On sale of AFS debt, recycle the </w:t>
+      </w:r>
+      <w:r>
+        <w:rPr>
+          <w:b/>
+          <w:bCs/>
+          <w:color w:val="8186EF"/>
+          <w:sz w:val="15"/>
+          <w:szCs w:val="15"/>
+        </w:rPr>
+        <w:t xml:space="preserve"> (31) </w:t>
+      </w:r>
+      <w:r>
+        <w:rPr>
+          <w:u w:val="single"/>
+          <w:sz w:val="19"/>
+          <w:szCs w:val="19"/>
+        </w:rPr>
+        <w:t xml:space="preserve">             </w:t>
+      </w:r>
+      <w:r>
+        <w:rPr>
+          <w:sz w:val="19"/>
+          <w:szCs w:val="19"/>
+        </w:rPr>
+        <w:t xml:space="preserve"> </w:t>
+      </w:r>
+      <w:r>
+        <w:rPr>
+          <w:sz w:val="19"/>
+          <w:szCs w:val="19"/>
+        </w:rPr>
+        <w:t xml:space="preserve"> OCI; do not count the gain twice. </w:t>
       </w:r>
     </w:p>
     <w:tbl>
@@ -4046,13 +4863,25 @@
                 <w:sz w:val="16"/>
                 <w:szCs w:val="16"/>
               </w:rPr>
-              <w:t xml:space="preserve">reclassification adjustment   ·   beginning   ·   changes</w:t>
+              <w:t xml:space="preserve">accumulated   ·   counted   ·   changes   ·   beginning</w:t>
             </w:r>
           </w:p>
         </w:tc>
       </w:tr>
     </w:tbl>
     <w:p/>
+    <w:p>
+      <w:pPr>
+        <w:pageBreakBefore w:val="true"/>
+        <w:spacing w:after="0"/>
+      </w:pPr>
+      <w:r>
+        <w:rPr>
+          <w:sz w:val="2"/>
+        </w:rPr>
+        <w:t xml:space="preserve"> </w:t>
+      </w:r>
+    </w:p>
     <w:p>
       <w:pPr>
         <w:spacing w:before="44" w:after="10"/>
@@ -4182,7 +5011,7 @@
                 <w:sz w:val="16"/>
                 <w:szCs w:val="16"/>
               </w:rPr>
-              <w:t xml:space="preserve">effective-interest method   ·   bond premium   ·   reclassification adjustment</w:t>
+              <w:t xml:space="preserve">reclassification adjustment   ·   bond discount   ·   effective-interest method   ·   bond premium</w:t>
             </w:r>
           </w:p>
         </w:tc>
@@ -4771,14 +5600,14 @@
                 <w:sz w:val="16"/>
                 <w:szCs w:val="16"/>
               </w:rPr>
-              <w:t xml:space="preserve">13  </w:t>
-            </w:r>
-            <w:r>
-              <w:rPr>
-                <w:sz w:val="16"/>
-                <w:szCs w:val="16"/>
-              </w:rPr>
-              <w:t xml:space="preserve">revenue</w:t>
+              <w:t xml:space="preserve">18  </w:t>
+            </w:r>
+            <w:r>
+              <w:rPr>
+                <w:sz w:val="16"/>
+                <w:szCs w:val="16"/>
+              </w:rPr>
+              <w:t xml:space="preserve">balance</w:t>
             </w:r>
           </w:p>
         </w:tc>
@@ -4839,14 +5668,14 @@
                 <w:sz w:val="16"/>
                 <w:szCs w:val="16"/>
               </w:rPr>
-              <w:t xml:space="preserve">14  </w:t>
-            </w:r>
-            <w:r>
-              <w:rPr>
-                <w:sz w:val="16"/>
-                <w:szCs w:val="16"/>
-              </w:rPr>
-              <w:t xml:space="preserve">balance</w:t>
+              <w:t xml:space="preserve">19  </w:t>
+            </w:r>
+            <w:r>
+              <w:rPr>
+                <w:sz w:val="16"/>
+                <w:szCs w:val="16"/>
+              </w:rPr>
+              <w:t xml:space="preserve">differ</w:t>
             </w:r>
           </w:p>
         </w:tc>
@@ -4907,14 +5736,14 @@
                 <w:sz w:val="16"/>
                 <w:szCs w:val="16"/>
               </w:rPr>
-              <w:t xml:space="preserve">15  </w:t>
-            </w:r>
-            <w:r>
-              <w:rPr>
-                <w:sz w:val="16"/>
-                <w:szCs w:val="16"/>
-              </w:rPr>
-              <w:t xml:space="preserve">realized</w:t>
+              <w:t xml:space="preserve">20  </w:t>
+            </w:r>
+            <w:r>
+              <w:rPr>
+                <w:sz w:val="16"/>
+                <w:szCs w:val="16"/>
+              </w:rPr>
+              <w:t xml:space="preserve">losses</w:t>
             </w:r>
           </w:p>
         </w:tc>
@@ -4975,14 +5804,14 @@
                 <w:sz w:val="16"/>
                 <w:szCs w:val="16"/>
               </w:rPr>
-              <w:t xml:space="preserve">16  </w:t>
-            </w:r>
-            <w:r>
-              <w:rPr>
-                <w:sz w:val="16"/>
-                <w:szCs w:val="16"/>
-              </w:rPr>
-              <w:t xml:space="preserve">returns</w:t>
+              <w:t xml:space="preserve">21  </w:t>
+            </w:r>
+            <w:r>
+              <w:rPr>
+                <w:sz w:val="16"/>
+                <w:szCs w:val="16"/>
+              </w:rPr>
+              <w:t xml:space="preserve">equity</w:t>
             </w:r>
           </w:p>
         </w:tc>
@@ -5043,14 +5872,14 @@
                 <w:sz w:val="16"/>
                 <w:szCs w:val="16"/>
               </w:rPr>
-              <w:t xml:space="preserve">17  </w:t>
-            </w:r>
-            <w:r>
-              <w:rPr>
-                <w:sz w:val="16"/>
-                <w:szCs w:val="16"/>
-              </w:rPr>
-              <w:t xml:space="preserve">between</w:t>
+              <w:t xml:space="preserve">22  </w:t>
+            </w:r>
+            <w:r>
+              <w:rPr>
+                <w:sz w:val="16"/>
+                <w:szCs w:val="16"/>
+              </w:rPr>
+              <w:t xml:space="preserve">reclassification</w:t>
             </w:r>
           </w:p>
         </w:tc>
@@ -5111,14 +5940,14 @@
                 <w:sz w:val="16"/>
                 <w:szCs w:val="16"/>
               </w:rPr>
-              <w:t xml:space="preserve">18  </w:t>
-            </w:r>
-            <w:r>
-              <w:rPr>
-                <w:sz w:val="16"/>
-                <w:szCs w:val="16"/>
-              </w:rPr>
-              <w:t xml:space="preserve">immediately</w:t>
+              <w:t xml:space="preserve">23  </w:t>
+            </w:r>
+            <w:r>
+              <w:rPr>
+                <w:sz w:val="16"/>
+                <w:szCs w:val="16"/>
+              </w:rPr>
+              <w:t xml:space="preserve">sometimes</w:t>
             </w:r>
           </w:p>
         </w:tc>
@@ -5179,14 +6008,14 @@
                 <w:sz w:val="16"/>
                 <w:szCs w:val="16"/>
               </w:rPr>
-              <w:t xml:space="preserve">19  </w:t>
-            </w:r>
-            <w:r>
-              <w:rPr>
-                <w:sz w:val="16"/>
-                <w:szCs w:val="16"/>
-              </w:rPr>
-              <w:t xml:space="preserve">remaining</w:t>
+              <w:t xml:space="preserve">24  </w:t>
+            </w:r>
+            <w:r>
+              <w:rPr>
+                <w:sz w:val="16"/>
+                <w:szCs w:val="16"/>
+              </w:rPr>
+              <w:t xml:space="preserve">returns</w:t>
             </w:r>
           </w:p>
         </w:tc>
@@ -5247,14 +6076,14 @@
                 <w:sz w:val="16"/>
                 <w:szCs w:val="16"/>
               </w:rPr>
-              <w:t xml:space="preserve">20  </w:t>
-            </w:r>
-            <w:r>
-              <w:rPr>
-                <w:sz w:val="16"/>
-                <w:szCs w:val="16"/>
-              </w:rPr>
-              <w:t xml:space="preserve">should</w:t>
+              <w:t xml:space="preserve">25  </w:t>
+            </w:r>
+            <w:r>
+              <w:rPr>
+                <w:sz w:val="16"/>
+                <w:szCs w:val="16"/>
+              </w:rPr>
+              <w:t xml:space="preserve">counted</w:t>
             </w:r>
           </w:p>
         </w:tc>
@@ -5289,7 +6118,7 @@
                 <w:sz w:val="16"/>
                 <w:szCs w:val="16"/>
               </w:rPr>
-              <w:t xml:space="preserve">December</w:t>
+              <w:t xml:space="preserve">toward</w:t>
             </w:r>
           </w:p>
         </w:tc>
@@ -5315,14 +6144,14 @@
                 <w:sz w:val="16"/>
                 <w:szCs w:val="16"/>
               </w:rPr>
-              <w:t xml:space="preserve">21  </w:t>
-            </w:r>
-            <w:r>
-              <w:rPr>
-                <w:sz w:val="16"/>
-                <w:szCs w:val="16"/>
-              </w:rPr>
-              <w:t xml:space="preserve">changes</w:t>
+              <w:t xml:space="preserve">26  </w:t>
+            </w:r>
+            <w:r>
+              <w:rPr>
+                <w:sz w:val="16"/>
+                <w:szCs w:val="16"/>
+              </w:rPr>
+              <w:t xml:space="preserve">between</w:t>
             </w:r>
           </w:p>
         </w:tc>
@@ -5357,7 +6186,7 @@
                 <w:sz w:val="16"/>
                 <w:szCs w:val="16"/>
               </w:rPr>
-              <w:t xml:space="preserve">premium</w:t>
+              <w:t xml:space="preserve">January</w:t>
             </w:r>
           </w:p>
         </w:tc>
@@ -5383,14 +6212,14 @@
                 <w:sz w:val="16"/>
                 <w:szCs w:val="16"/>
               </w:rPr>
-              <w:t xml:space="preserve">22  </w:t>
-            </w:r>
-            <w:r>
-              <w:rPr>
-                <w:sz w:val="16"/>
-                <w:szCs w:val="16"/>
-              </w:rPr>
-              <w:t xml:space="preserve">beginning</w:t>
+              <w:t xml:space="preserve">27  </w:t>
+            </w:r>
+            <w:r>
+              <w:rPr>
+                <w:sz w:val="16"/>
+                <w:szCs w:val="16"/>
+              </w:rPr>
+              <w:t xml:space="preserve">immediately</w:t>
             </w:r>
           </w:p>
         </w:tc>
@@ -5425,7 +6254,7 @@
                 <w:sz w:val="16"/>
                 <w:szCs w:val="16"/>
               </w:rPr>
-              <w:t xml:space="preserve">Premium amortized</w:t>
+              <w:t xml:space="preserve">December</w:t>
             </w:r>
           </w:p>
         </w:tc>
@@ -5451,14 +6280,14 @@
                 <w:sz w:val="16"/>
                 <w:szCs w:val="16"/>
               </w:rPr>
-              <w:t xml:space="preserve">23  </w:t>
-            </w:r>
-            <w:r>
-              <w:rPr>
-                <w:sz w:val="16"/>
-                <w:szCs w:val="16"/>
-              </w:rPr>
-              <w:t xml:space="preserve">effective-interest method</w:t>
+              <w:t xml:space="preserve">28  </w:t>
+            </w:r>
+            <w:r>
+              <w:rPr>
+                <w:sz w:val="16"/>
+                <w:szCs w:val="16"/>
+              </w:rPr>
+              <w:t xml:space="preserve">remaining</w:t>
             </w:r>
           </w:p>
         </w:tc>
@@ -5493,7 +6322,7 @@
                 <w:sz w:val="16"/>
                 <w:szCs w:val="16"/>
               </w:rPr>
-              <w:t xml:space="preserve">Balance sheet amount at Dec 31, 2025</w:t>
+              <w:t xml:space="preserve">premium</w:t>
             </w:r>
           </w:p>
         </w:tc>
@@ -5519,7 +6348,347 @@
                 <w:sz w:val="16"/>
                 <w:szCs w:val="16"/>
               </w:rPr>
-              <w:t xml:space="preserve">24  </w:t>
+              <w:t xml:space="preserve">29  </w:t>
+            </w:r>
+            <w:r>
+              <w:rPr>
+                <w:sz w:val="16"/>
+                <w:szCs w:val="16"/>
+              </w:rPr>
+              <w:t xml:space="preserve">changes</w:t>
+            </w:r>
+          </w:p>
+        </w:tc>
+      </w:tr>
+      <w:tr>
+        <w:tc>
+          <w:tcPr>
+            <w:tcW w:type="pct" w:w="2500"/>
+            <w:tcMar>
+              <w:top w:type="dxa" w:w="20"/>
+              <w:left w:type="dxa" w:w="80"/>
+              <w:bottom w:type="dxa" w:w="20"/>
+              <w:right w:type="dxa" w:w="80"/>
+            </w:tcMar>
+          </w:tcPr>
+          <w:p>
+            <w:pPr>
+              <w:spacing w:before="12" w:after="12"/>
+            </w:pPr>
+            <w:r>
+              <w:rPr>
+                <w:b/>
+                <w:bCs/>
+                <w:color w:val="8186EF"/>
+                <w:sz w:val="16"/>
+                <w:szCs w:val="16"/>
+              </w:rPr>
+              <w:t xml:space="preserve">13  </w:t>
+            </w:r>
+            <w:r>
+              <w:rPr>
+                <w:sz w:val="16"/>
+                <w:szCs w:val="16"/>
+              </w:rPr>
+              <w:t xml:space="preserve">Premium amortized</w:t>
+            </w:r>
+          </w:p>
+        </w:tc>
+        <w:tc>
+          <w:tcPr>
+            <w:tcW w:type="pct" w:w="2500"/>
+            <w:tcMar>
+              <w:top w:type="dxa" w:w="20"/>
+              <w:left w:type="dxa" w:w="80"/>
+              <w:bottom w:type="dxa" w:w="20"/>
+              <w:right w:type="dxa" w:w="80"/>
+            </w:tcMar>
+          </w:tcPr>
+          <w:p>
+            <w:pPr>
+              <w:spacing w:before="12" w:after="12"/>
+            </w:pPr>
+            <w:r>
+              <w:rPr>
+                <w:b/>
+                <w:bCs/>
+                <w:color w:val="8186EF"/>
+                <w:sz w:val="16"/>
+                <w:szCs w:val="16"/>
+              </w:rPr>
+              <w:t xml:space="preserve">30  </w:t>
+            </w:r>
+            <w:r>
+              <w:rPr>
+                <w:sz w:val="16"/>
+                <w:szCs w:val="16"/>
+              </w:rPr>
+              <w:t xml:space="preserve">beginning</w:t>
+            </w:r>
+          </w:p>
+        </w:tc>
+      </w:tr>
+      <w:tr>
+        <w:tc>
+          <w:tcPr>
+            <w:tcW w:type="pct" w:w="2500"/>
+            <w:tcMar>
+              <w:top w:type="dxa" w:w="20"/>
+              <w:left w:type="dxa" w:w="80"/>
+              <w:bottom w:type="dxa" w:w="20"/>
+              <w:right w:type="dxa" w:w="80"/>
+            </w:tcMar>
+          </w:tcPr>
+          <w:p>
+            <w:pPr>
+              <w:spacing w:before="12" w:after="12"/>
+            </w:pPr>
+            <w:r>
+              <w:rPr>
+                <w:b/>
+                <w:bCs/>
+                <w:color w:val="8186EF"/>
+                <w:sz w:val="16"/>
+                <w:szCs w:val="16"/>
+              </w:rPr>
+              <w:t xml:space="preserve">14  </w:t>
+            </w:r>
+            <w:r>
+              <w:rPr>
+                <w:sz w:val="16"/>
+                <w:szCs w:val="16"/>
+              </w:rPr>
+              <w:t xml:space="preserve">interest</w:t>
+            </w:r>
+          </w:p>
+        </w:tc>
+        <w:tc>
+          <w:tcPr>
+            <w:tcW w:type="pct" w:w="2500"/>
+            <w:tcMar>
+              <w:top w:type="dxa" w:w="20"/>
+              <w:left w:type="dxa" w:w="80"/>
+              <w:bottom w:type="dxa" w:w="20"/>
+              <w:right w:type="dxa" w:w="80"/>
+            </w:tcMar>
+          </w:tcPr>
+          <w:p>
+            <w:pPr>
+              <w:spacing w:before="12" w:after="12"/>
+            </w:pPr>
+            <w:r>
+              <w:rPr>
+                <w:b/>
+                <w:bCs/>
+                <w:color w:val="8186EF"/>
+                <w:sz w:val="16"/>
+                <w:szCs w:val="16"/>
+              </w:rPr>
+              <w:t xml:space="preserve">31  </w:t>
+            </w:r>
+            <w:r>
+              <w:rPr>
+                <w:sz w:val="16"/>
+                <w:szCs w:val="16"/>
+              </w:rPr>
+              <w:t xml:space="preserve">accumulated</w:t>
+            </w:r>
+          </w:p>
+        </w:tc>
+      </w:tr>
+      <w:tr>
+        <w:tc>
+          <w:tcPr>
+            <w:tcW w:type="pct" w:w="2500"/>
+            <w:tcMar>
+              <w:top w:type="dxa" w:w="20"/>
+              <w:left w:type="dxa" w:w="80"/>
+              <w:bottom w:type="dxa" w:w="20"/>
+              <w:right w:type="dxa" w:w="80"/>
+            </w:tcMar>
+          </w:tcPr>
+          <w:p>
+            <w:pPr>
+              <w:spacing w:before="12" w:after="12"/>
+            </w:pPr>
+            <w:r>
+              <w:rPr>
+                <w:b/>
+                <w:bCs/>
+                <w:color w:val="8186EF"/>
+                <w:sz w:val="16"/>
+                <w:szCs w:val="16"/>
+              </w:rPr>
+              <w:t xml:space="preserve">15  </w:t>
+            </w:r>
+            <w:r>
+              <w:rPr>
+                <w:sz w:val="16"/>
+                <w:szCs w:val="16"/>
+              </w:rPr>
+              <w:t xml:space="preserve">year-end</w:t>
+            </w:r>
+          </w:p>
+        </w:tc>
+        <w:tc>
+          <w:tcPr>
+            <w:tcW w:type="pct" w:w="2500"/>
+            <w:tcMar>
+              <w:top w:type="dxa" w:w="20"/>
+              <w:left w:type="dxa" w:w="80"/>
+              <w:bottom w:type="dxa" w:w="20"/>
+              <w:right w:type="dxa" w:w="80"/>
+            </w:tcMar>
+          </w:tcPr>
+          <w:p>
+            <w:pPr>
+              <w:spacing w:before="12" w:after="12"/>
+            </w:pPr>
+            <w:r>
+              <w:rPr>
+                <w:b/>
+                <w:bCs/>
+                <w:color w:val="8186EF"/>
+                <w:sz w:val="16"/>
+                <w:szCs w:val="16"/>
+              </w:rPr>
+              <w:t xml:space="preserve">32  </w:t>
+            </w:r>
+            <w:r>
+              <w:rPr>
+                <w:sz w:val="16"/>
+                <w:szCs w:val="16"/>
+              </w:rPr>
+              <w:t xml:space="preserve">reclassification adjustment</w:t>
+            </w:r>
+          </w:p>
+        </w:tc>
+      </w:tr>
+      <w:tr>
+        <w:tc>
+          <w:tcPr>
+            <w:tcW w:type="pct" w:w="2500"/>
+            <w:tcMar>
+              <w:top w:type="dxa" w:w="20"/>
+              <w:left w:type="dxa" w:w="80"/>
+              <w:bottom w:type="dxa" w:w="20"/>
+              <w:right w:type="dxa" w:w="80"/>
+            </w:tcMar>
+          </w:tcPr>
+          <w:p>
+            <w:pPr>
+              <w:spacing w:before="12" w:after="12"/>
+            </w:pPr>
+            <w:r>
+              <w:rPr>
+                <w:b/>
+                <w:bCs/>
+                <w:color w:val="8186EF"/>
+                <w:sz w:val="16"/>
+                <w:szCs w:val="16"/>
+              </w:rPr>
+              <w:t xml:space="preserve">16  </w:t>
+            </w:r>
+            <w:r>
+              <w:rPr>
+                <w:sz w:val="16"/>
+                <w:szCs w:val="16"/>
+              </w:rPr>
+              <w:t xml:space="preserve">Amortized cost at Dec 31, 2025</w:t>
+            </w:r>
+          </w:p>
+        </w:tc>
+        <w:tc>
+          <w:tcPr>
+            <w:tcW w:type="pct" w:w="2500"/>
+            <w:tcMar>
+              <w:top w:type="dxa" w:w="20"/>
+              <w:left w:type="dxa" w:w="80"/>
+              <w:bottom w:type="dxa" w:w="20"/>
+              <w:right w:type="dxa" w:w="80"/>
+            </w:tcMar>
+          </w:tcPr>
+          <w:p>
+            <w:pPr>
+              <w:spacing w:before="12" w:after="12"/>
+            </w:pPr>
+            <w:r>
+              <w:rPr>
+                <w:b/>
+                <w:bCs/>
+                <w:color w:val="8186EF"/>
+                <w:sz w:val="16"/>
+                <w:szCs w:val="16"/>
+              </w:rPr>
+              <w:t xml:space="preserve">33  </w:t>
+            </w:r>
+            <w:r>
+              <w:rPr>
+                <w:sz w:val="16"/>
+                <w:szCs w:val="16"/>
+              </w:rPr>
+              <w:t xml:space="preserve">effective-interest method</w:t>
+            </w:r>
+          </w:p>
+        </w:tc>
+      </w:tr>
+      <w:tr>
+        <w:tc>
+          <w:tcPr>
+            <w:tcW w:type="pct" w:w="2500"/>
+            <w:tcMar>
+              <w:top w:type="dxa" w:w="20"/>
+              <w:left w:type="dxa" w:w="80"/>
+              <w:bottom w:type="dxa" w:w="20"/>
+              <w:right w:type="dxa" w:w="80"/>
+            </w:tcMar>
+          </w:tcPr>
+          <w:p>
+            <w:pPr>
+              <w:spacing w:before="12" w:after="12"/>
+            </w:pPr>
+            <w:r>
+              <w:rPr>
+                <w:b/>
+                <w:bCs/>
+                <w:color w:val="8186EF"/>
+                <w:sz w:val="16"/>
+                <w:szCs w:val="16"/>
+              </w:rPr>
+              <w:t xml:space="preserve">17  </w:t>
+            </w:r>
+            <w:r>
+              <w:rPr>
+                <w:sz w:val="16"/>
+                <w:szCs w:val="16"/>
+              </w:rPr>
+              <w:t xml:space="preserve">revenue</w:t>
+            </w:r>
+          </w:p>
+        </w:tc>
+        <w:tc>
+          <w:tcPr>
+            <w:tcW w:type="pct" w:w="2500"/>
+            <w:tcMar>
+              <w:top w:type="dxa" w:w="20"/>
+              <w:left w:type="dxa" w:w="80"/>
+              <w:bottom w:type="dxa" w:w="20"/>
+              <w:right w:type="dxa" w:w="80"/>
+            </w:tcMar>
+          </w:tcPr>
+          <w:p>
+            <w:pPr>
+              <w:spacing w:before="12" w:after="12"/>
+            </w:pPr>
+            <w:r>
+              <w:rPr>
+                <w:b/>
+                <w:bCs/>
+                <w:color w:val="8186EF"/>
+                <w:sz w:val="16"/>
+                <w:szCs w:val="16"/>
+              </w:rPr>
+              <w:t xml:space="preserve">34  </w:t>
             </w:r>
             <w:r>
               <w:rPr>
@@ -5617,7 +6786,7 @@
           <w:sz w:val="15"/>
           <w:szCs w:val="15"/>
         </w:rPr>
-        <w:t xml:space="preserve">Interest revenue is the same in all three categories. Only the balance sheet amount and the place of the unrealized loss differ. On the sale, the realized gain is the price minus the amortized cost: $101,500 − $100,952 = $548. Accumulated OCI for the bond returns to zero, so the gain is never counted twice. Transfers between categories are made at fair value. When a security moves into trading, any unrealized gain or loss not yet in net income goes to net income immediately. When an AFS security moves to HTM, the unrealized amount stays in accumulated OCI and is amortized over the remaining life. Transfers into or out of trading should be rare.</w:t>
+        <w:t xml:space="preserve">In 2025, interest revenue is $102,723 × 5% = $5,136. At year-end the bond's fair value is $101,000.</w:t>
       </w:r>
     </w:p>
     <w:p>
@@ -5634,6 +6803,30 @@
           <w:szCs w:val="15"/>
         </w:rPr>
         <w:t xml:space="preserve">Summary 4   </w:t>
+      </w:r>
+      <w:r>
+        <w:rPr>
+          <w:color w:val="6B7280"/>
+          <w:sz w:val="15"/>
+          <w:szCs w:val="15"/>
+        </w:rPr>
+        <w:t xml:space="preserve">Interest revenue is the same in all three categories. Only the balance sheet amount and the place of the unrealized loss differ. While Orontes holds an AFS bond, its unrealized gains and losses build up in accumulated OCI, part of equity. When Orontes sells the bond, the realized gain or loss moves to net income through a reclassification adjustment, sometimes called recycling. On the sale, the realized gain is the price minus the amortized cost: $101,500 − $100,952 = $548. Accumulated OCI for the bond returns to zero, so the gain is never counted twice. Transfers between categories are made at fair value. When a security moves into trading, any unrealized gain or loss not yet in net income goes to net income immediately. When an AFS security moves to HTM, the unrealized amount stays in accumulated OCI and is amortized over the remaining life. Transfers into or out of trading should be rare.</w:t>
+      </w:r>
+    </w:p>
+    <w:p>
+      <w:pPr>
+        <w:spacing w:before="20" w:after="20"/>
+        <w:ind w:left="240" w:hanging="240"/>
+      </w:pPr>
+      <w:r>
+        <w:rPr>
+          <w:b/>
+          <w:bCs/>
+          <w:color w:val="353A7C"/>
+          <w:sz w:val="15"/>
+          <w:szCs w:val="15"/>
+        </w:rPr>
+        <w:t xml:space="preserve">Summary 5   </w:t>
       </w:r>
       <w:r>
         <w:rPr>
@@ -5748,7 +6941,7 @@
           <w:sz w:val="16"/>
           <w:szCs w:val="16"/>
         </w:rPr>
-        <w:t xml:space="preserve">      gaps 1–6</w:t>
+        <w:t xml:space="preserve">      gaps 1–7</w:t>
       </w:r>
     </w:p>
     <w:p>
@@ -5761,7 +6954,7 @@
           <w:sz w:val="19"/>
           <w:szCs w:val="19"/>
         </w:rPr>
-        <w:t xml:space="preserve">For very safe bonds, such as U.S. </w:t>
+        <w:t xml:space="preserve">HTM securities are </w:t>
       </w:r>
       <w:r>
         <w:rPr>
@@ -5793,14 +6986,7 @@
           <w:sz w:val="19"/>
           <w:szCs w:val="19"/>
         </w:rPr>
-        <w:t xml:space="preserve"> bonds, the expected loss can be zero. </w:t>
-      </w:r>
-      <w:r>
-        <w:rPr>
-          <w:sz w:val="19"/>
-          <w:szCs w:val="19"/>
-        </w:rPr>
-        <w:t xml:space="preserve">AFS </w:t>
+        <w:t xml:space="preserve"> at amortized cost, so they follow CECL, like the </w:t>
       </w:r>
       <w:r>
         <w:rPr>
@@ -5818,7 +7004,7 @@
           <w:sz w:val="19"/>
           <w:szCs w:val="19"/>
         </w:rPr>
-        <w:t xml:space="preserve">            </w:t>
+        <w:t xml:space="preserve">             </w:t>
       </w:r>
       <w:r>
         <w:rPr>
@@ -5832,14 +7018,14 @@
           <w:sz w:val="19"/>
           <w:szCs w:val="19"/>
         </w:rPr>
-        <w:t xml:space="preserve"> follow a different model. </w:t>
-      </w:r>
-      <w:r>
-        <w:rPr>
-          <w:sz w:val="19"/>
-          <w:szCs w:val="19"/>
-        </w:rPr>
-        <w:t xml:space="preserve">A security is impaired when its fair value is below its </w:t>
+        <w:t xml:space="preserve">: the company records an allowance for lifetime expected credit losses from day one. </w:t>
+      </w:r>
+      <w:r>
+        <w:rPr>
+          <w:sz w:val="19"/>
+          <w:szCs w:val="19"/>
+        </w:rPr>
+        <w:t xml:space="preserve">For very safe bonds, such as U.S. </w:t>
       </w:r>
       <w:r>
         <w:rPr>
@@ -5871,14 +7057,14 @@
           <w:sz w:val="19"/>
           <w:szCs w:val="19"/>
         </w:rPr>
-        <w:t xml:space="preserve"> cost. </w:t>
-      </w:r>
-      <w:r>
-        <w:rPr>
-          <w:sz w:val="19"/>
-          <w:szCs w:val="19"/>
-        </w:rPr>
-        <w:t xml:space="preserve">If the company intends to sell it, or will more likely than not have to sell it before it </w:t>
+        <w:t xml:space="preserve"> bonds, the expected loss can be zero. </w:t>
+      </w:r>
+      <w:r>
+        <w:rPr>
+          <w:sz w:val="19"/>
+          <w:szCs w:val="19"/>
+        </w:rPr>
+        <w:t xml:space="preserve">AFS securities follow a </w:t>
       </w:r>
       <w:r>
         <w:rPr>
@@ -5910,14 +7096,14 @@
           <w:sz w:val="19"/>
           <w:szCs w:val="19"/>
         </w:rPr>
-        <w:t xml:space="preserve">, it writes the security down to fair value through net income. </w:t>
-      </w:r>
-      <w:r>
-        <w:rPr>
-          <w:sz w:val="19"/>
-          <w:szCs w:val="19"/>
-        </w:rPr>
-        <w:t xml:space="preserve"/>
+        <w:t xml:space="preserve"> model. </w:t>
+      </w:r>
+      <w:r>
+        <w:rPr>
+          <w:sz w:val="19"/>
+          <w:szCs w:val="19"/>
+        </w:rPr>
+        <w:t xml:space="preserve">A </w:t>
       </w:r>
       <w:r>
         <w:rPr>
@@ -5949,14 +7135,14 @@
           <w:sz w:val="19"/>
           <w:szCs w:val="19"/>
         </w:rPr>
-        <w:t xml:space="preserve"> it separates the decline into two parts. </w:t>
-      </w:r>
-      <w:r>
-        <w:rPr>
-          <w:sz w:val="19"/>
-          <w:szCs w:val="19"/>
-        </w:rPr>
-        <w:t xml:space="preserve">The credit part is recorded in an </w:t>
+        <w:t xml:space="preserve"> is impaired when its fair value is below its amortized cost. </w:t>
+      </w:r>
+      <w:r>
+        <w:rPr>
+          <w:sz w:val="19"/>
+          <w:szCs w:val="19"/>
+        </w:rPr>
+        <w:t xml:space="preserve">The credit part is </w:t>
       </w:r>
       <w:r>
         <w:rPr>
@@ -5988,7 +7174,39 @@
           <w:sz w:val="19"/>
           <w:szCs w:val="19"/>
         </w:rPr>
-        <w:t xml:space="preserve"> through net income. </w:t>
+        <w:t xml:space="preserve"> in an allowance </w:t>
+      </w:r>
+      <w:r>
+        <w:rPr>
+          <w:b/>
+          <w:bCs/>
+          <w:color w:val="8186EF"/>
+          <w:sz w:val="15"/>
+          <w:szCs w:val="15"/>
+        </w:rPr>
+        <w:t xml:space="preserve"> (7) </w:t>
+      </w:r>
+      <w:r>
+        <w:rPr>
+          <w:u w:val="single"/>
+          <w:sz w:val="19"/>
+          <w:szCs w:val="19"/>
+        </w:rPr>
+        <w:t xml:space="preserve">           </w:t>
+      </w:r>
+      <w:r>
+        <w:rPr>
+          <w:sz w:val="19"/>
+          <w:szCs w:val="19"/>
+        </w:rPr>
+        <w:t xml:space="preserve"> </w:t>
+      </w:r>
+      <w:r>
+        <w:rPr>
+          <w:sz w:val="19"/>
+          <w:szCs w:val="19"/>
+        </w:rPr>
+        <w:t xml:space="preserve"> net income. </w:t>
       </w:r>
       <w:r>
         <w:rPr>
@@ -6053,7 +7271,7 @@
                 <w:sz w:val="16"/>
                 <w:szCs w:val="16"/>
               </w:rPr>
-              <w:t xml:space="preserve">Treasury   ·   fair value   ·   allowance   ·   amortized   ·   Otherwise   ·   recovers   ·   securities</w:t>
+              <w:t xml:space="preserve">measured   ·   receivables   ·   through   ·   amortized   ·   security   ·   recorded   ·   different   ·   Treasury</w:t>
             </w:r>
           </w:p>
         </w:tc>
@@ -6109,7 +7327,7 @@
     <w:p/>
     <w:p>
       <w:pPr>
-        <w:spacing w:before="44" w:after="14"/>
+        <w:spacing w:before="44" w:after="10"/>
       </w:pPr>
       <w:r>
         <w:rPr>
@@ -6119,198 +7337,66 @@
           <w:sz w:val="18"/>
           <w:szCs w:val="18"/>
         </w:rPr>
-        <w:t xml:space="preserve">Summary 2</w:t>
-      </w:r>
-      <w:r>
-        <w:rPr>
-          <w:color w:val="6B7280"/>
-          <w:sz w:val="16"/>
-          <w:szCs w:val="16"/>
-        </w:rPr>
-        <w:t xml:space="preserve">      gaps 7–10</w:t>
+        <w:t xml:space="preserve">The test, and what follows either way</w:t>
       </w:r>
     </w:p>
     <w:p>
       <w:pPr>
-        <w:spacing w:before="20" w:after="20" w:line="360" w:lineRule="auto"/>
-        <w:ind w:left="200"/>
+        <w:spacing w:before="0" w:after="12"/>
       </w:pPr>
       <w:r>
         <w:rPr>
-          <w:sz w:val="19"/>
-          <w:szCs w:val="19"/>
-        </w:rPr>
-        <w:t xml:space="preserve">An AFS bond has an amortized cost of $50,000 and a fair value of $44,000. </w:t>
-      </w:r>
-      <w:r>
-        <w:rPr>
-          <w:sz w:val="19"/>
-          <w:szCs w:val="19"/>
-        </w:rPr>
-        <w:t xml:space="preserve">The allowance can never be </w:t>
-      </w:r>
-      <w:r>
-        <w:rPr>
-          <w:b/>
-          <w:bCs/>
-          <w:color w:val="8186EF"/>
+          <w:color w:val="6B7280"/>
           <w:sz w:val="15"/>
           <w:szCs w:val="15"/>
         </w:rPr>
-        <w:t xml:space="preserve"> (7) </w:t>
-      </w:r>
-      <w:r>
-        <w:rPr>
-          <w:u w:val="single"/>
-          <w:sz w:val="19"/>
-          <w:szCs w:val="19"/>
-        </w:rPr>
-        <w:t xml:space="preserve">           </w:t>
-      </w:r>
-      <w:r>
-        <w:rPr>
-          <w:sz w:val="19"/>
-          <w:szCs w:val="19"/>
-        </w:rPr>
-        <w:t xml:space="preserve"> </w:t>
-      </w:r>
-      <w:r>
-        <w:rPr>
-          <w:sz w:val="19"/>
-          <w:szCs w:val="19"/>
-        </w:rPr>
-        <w:t xml:space="preserve"> than amortized cost minus fair value: $6,000. </w:t>
-      </w:r>
-      <w:r>
-        <w:rPr>
-          <w:sz w:val="19"/>
-          <w:szCs w:val="19"/>
-        </w:rPr>
-        <w:t xml:space="preserve">Case A: the present value of expected cash flows is $47,000. </w:t>
-      </w:r>
-      <w:r>
-        <w:rPr>
-          <w:sz w:val="19"/>
-          <w:szCs w:val="19"/>
-        </w:rPr>
-        <w:t xml:space="preserve">The credit loss is $3,000 (allowance, net income), and the other $3,000 of the </w:t>
-      </w:r>
-      <w:r>
-        <w:rPr>
-          <w:b/>
-          <w:bCs/>
-          <w:color w:val="8186EF"/>
-          <w:sz w:val="15"/>
-          <w:szCs w:val="15"/>
-        </w:rPr>
-        <w:t xml:space="preserve"> (8) </w:t>
-      </w:r>
-      <w:r>
-        <w:rPr>
-          <w:u w:val="single"/>
-          <w:sz w:val="19"/>
-          <w:szCs w:val="19"/>
-        </w:rPr>
-        <w:t xml:space="preserve">           </w:t>
-      </w:r>
-      <w:r>
-        <w:rPr>
-          <w:sz w:val="19"/>
-          <w:szCs w:val="19"/>
-        </w:rPr>
-        <w:t xml:space="preserve"> </w:t>
-      </w:r>
-      <w:r>
-        <w:rPr>
-          <w:sz w:val="19"/>
-          <w:szCs w:val="19"/>
-        </w:rPr>
-        <w:t xml:space="preserve"> goes to OCI. </w:t>
-      </w:r>
-      <w:r>
-        <w:rPr>
-          <w:sz w:val="19"/>
-          <w:szCs w:val="19"/>
-        </w:rPr>
-        <w:t xml:space="preserve">Case B: the present value of expected cash flows is $42,000. </w:t>
-      </w:r>
-      <w:r>
-        <w:rPr>
-          <w:sz w:val="19"/>
-          <w:szCs w:val="19"/>
-        </w:rPr>
-        <w:t xml:space="preserve">The credit loss would be $8,000, but the allowance is </w:t>
-      </w:r>
-      <w:r>
-        <w:rPr>
-          <w:b/>
-          <w:bCs/>
-          <w:color w:val="8186EF"/>
-          <w:sz w:val="15"/>
-          <w:szCs w:val="15"/>
-        </w:rPr>
-        <w:t xml:space="preserve"> (9) </w:t>
-      </w:r>
-      <w:r>
-        <w:rPr>
-          <w:u w:val="single"/>
-          <w:sz w:val="19"/>
-          <w:szCs w:val="19"/>
-        </w:rPr>
-        <w:t xml:space="preserve">           </w:t>
-      </w:r>
-      <w:r>
-        <w:rPr>
-          <w:sz w:val="19"/>
-          <w:szCs w:val="19"/>
-        </w:rPr>
-        <w:t xml:space="preserve"> </w:t>
-      </w:r>
-      <w:r>
-        <w:rPr>
-          <w:sz w:val="19"/>
-          <w:szCs w:val="19"/>
-        </w:rPr>
-        <w:t xml:space="preserve"> to $6,000. </w:t>
-      </w:r>
-      <w:r>
-        <w:rPr>
-          <w:sz w:val="19"/>
-          <w:szCs w:val="19"/>
-        </w:rPr>
-        <w:t xml:space="preserve">If credit quality </w:t>
-      </w:r>
-      <w:r>
-        <w:rPr>
-          <w:b/>
-          <w:bCs/>
-          <w:color w:val="8186EF"/>
-          <w:sz w:val="15"/>
-          <w:szCs w:val="15"/>
-        </w:rPr>
-        <w:t xml:space="preserve"> (10) </w:t>
-      </w:r>
-      <w:r>
-        <w:rPr>
-          <w:u w:val="single"/>
-          <w:sz w:val="19"/>
-          <w:szCs w:val="19"/>
-        </w:rPr>
-        <w:t xml:space="preserve">           </w:t>
-      </w:r>
-      <w:r>
-        <w:rPr>
-          <w:sz w:val="19"/>
-          <w:szCs w:val="19"/>
-        </w:rPr>
-        <w:t xml:space="preserve"> </w:t>
-      </w:r>
-      <w:r>
-        <w:rPr>
-          <w:sz w:val="19"/>
-          <w:szCs w:val="19"/>
-        </w:rPr>
-        <w:t xml:space="preserve"> later, the allowance can be reversed through net income. </w:t>
+        <w:t xml:space="preserve">One route applies, and only one.</w:t>
+      </w:r>
+    </w:p>
+    <w:p>
+      <w:pPr>
+        <w:spacing w:after="40" w:before="90"/>
+        <w:jc w:val="center"/>
+      </w:pPr>
+      <w:r>
+        <w:drawing>
+          <wp:inline distT="0" distB="0" distL="0" distR="0">
+            <wp:extent cx="5734050" cy="1976750"/>
+            <wp:effectExtent t="0" r="0" b="0" l="0"/>
+            <wp:docPr id="1" name="" descr="" title=""/>
+            <wp:cNvGraphicFramePr>
+              <a:graphicFrameLocks xmlns:a="http://schemas.openxmlformats.org/drawingml/2006/main" noChangeAspect="1"/>
+            </wp:cNvGraphicFramePr>
+            <a:graphic xmlns:a="http://schemas.openxmlformats.org/drawingml/2006/main">
+              <a:graphicData uri="http://schemas.openxmlformats.org/drawingml/2006/picture">
+                <pic:pic xmlns:pic="http://schemas.openxmlformats.org/drawingml/2006/picture">
+                  <pic:nvPicPr>
+                    <pic:cNvPr id="0" name="" descr=""/>
+                    <pic:cNvPicPr>
+                      <a:picLocks noChangeAspect="1" noChangeArrowheads="1"/>
+                    </pic:cNvPicPr>
+                  </pic:nvPicPr>
+                  <pic:blipFill>
+                    <a:blip r:embed="rId107" cstate="none"/>
+                    <a:srcRect/>
+                    <a:stretch>
+                      <a:fillRect/>
+                    </a:stretch>
+                  </pic:blipFill>
+                  <pic:spPr bwMode="auto">
+                    <a:xfrm>
+                      <a:off x="0" y="0"/>
+                      <a:ext cx="5734050" cy="1976750"/>
+                    </a:xfrm>
+                    <a:prstGeom prst="rect">
+                      <a:avLst/>
+                    </a:prstGeom>
+                  </pic:spPr>
+                </pic:pic>
+              </a:graphicData>
+            </a:graphic>
+          </wp:inline>
+        </w:drawing>
       </w:r>
     </w:p>
     <w:tbl>
@@ -6368,7 +7454,314 @@
                 <w:sz w:val="16"/>
                 <w:szCs w:val="16"/>
               </w:rPr>
-              <w:t xml:space="preserve">larger   ·   reclassification adjustment   ·   decline   ·   limited   ·   improves</w:t>
+              <w:t xml:space="preserve">reclassification adjustment   ·   writes the security down to fair value through net income   ·   separates</w:t>
+            </w:r>
+          </w:p>
+        </w:tc>
+      </w:tr>
+    </w:tbl>
+    <w:p/>
+    <w:p>
+      <w:pPr>
+        <w:spacing w:before="44" w:after="14"/>
+      </w:pPr>
+      <w:r>
+        <w:rPr>
+          <w:b/>
+          <w:bCs/>
+          <w:color w:val="353A7C"/>
+          <w:sz w:val="18"/>
+          <w:szCs w:val="18"/>
+        </w:rPr>
+        <w:t xml:space="preserve">Summary 2</w:t>
+      </w:r>
+      <w:r>
+        <w:rPr>
+          <w:color w:val="6B7280"/>
+          <w:sz w:val="16"/>
+          <w:szCs w:val="16"/>
+        </w:rPr>
+        <w:t xml:space="preserve">      gaps 10–14</w:t>
+      </w:r>
+    </w:p>
+    <w:p>
+      <w:pPr>
+        <w:spacing w:before="20" w:after="20" w:line="360" w:lineRule="auto"/>
+        <w:ind w:left="200"/>
+      </w:pPr>
+      <w:r>
+        <w:rPr>
+          <w:sz w:val="19"/>
+          <w:szCs w:val="19"/>
+        </w:rPr>
+        <w:t xml:space="preserve">An AFS bond has an amortized cost of $50,000 and a fair value of $44,000. </w:t>
+      </w:r>
+      <w:r>
+        <w:rPr>
+          <w:sz w:val="19"/>
+          <w:szCs w:val="19"/>
+        </w:rPr>
+        <w:t xml:space="preserve">The allowance can never be </w:t>
+      </w:r>
+      <w:r>
+        <w:rPr>
+          <w:b/>
+          <w:bCs/>
+          <w:color w:val="8186EF"/>
+          <w:sz w:val="15"/>
+          <w:szCs w:val="15"/>
+        </w:rPr>
+        <w:t xml:space="preserve"> (10) </w:t>
+      </w:r>
+      <w:r>
+        <w:rPr>
+          <w:u w:val="single"/>
+          <w:sz w:val="19"/>
+          <w:szCs w:val="19"/>
+        </w:rPr>
+        <w:t xml:space="preserve">           </w:t>
+      </w:r>
+      <w:r>
+        <w:rPr>
+          <w:sz w:val="19"/>
+          <w:szCs w:val="19"/>
+        </w:rPr>
+        <w:t xml:space="preserve"> </w:t>
+      </w:r>
+      <w:r>
+        <w:rPr>
+          <w:sz w:val="19"/>
+          <w:szCs w:val="19"/>
+        </w:rPr>
+        <w:t xml:space="preserve"> than amortized cost minus fair value: $6,000. </w:t>
+      </w:r>
+      <w:r>
+        <w:rPr>
+          <w:sz w:val="19"/>
+          <w:szCs w:val="19"/>
+        </w:rPr>
+        <w:t xml:space="preserve">Case A: the present value of expected cash flows is $47,000. </w:t>
+      </w:r>
+      <w:r>
+        <w:rPr>
+          <w:sz w:val="19"/>
+          <w:szCs w:val="19"/>
+        </w:rPr>
+        <w:t xml:space="preserve">The credit loss is $3,000 (allowance, net income), and the other $3,000 of the </w:t>
+      </w:r>
+      <w:r>
+        <w:rPr>
+          <w:b/>
+          <w:bCs/>
+          <w:color w:val="8186EF"/>
+          <w:sz w:val="15"/>
+          <w:szCs w:val="15"/>
+        </w:rPr>
+        <w:t xml:space="preserve"> (11) </w:t>
+      </w:r>
+      <w:r>
+        <w:rPr>
+          <w:u w:val="single"/>
+          <w:sz w:val="19"/>
+          <w:szCs w:val="19"/>
+        </w:rPr>
+        <w:t xml:space="preserve">           </w:t>
+      </w:r>
+      <w:r>
+        <w:rPr>
+          <w:sz w:val="19"/>
+          <w:szCs w:val="19"/>
+        </w:rPr>
+        <w:t xml:space="preserve"> </w:t>
+      </w:r>
+      <w:r>
+        <w:rPr>
+          <w:sz w:val="19"/>
+          <w:szCs w:val="19"/>
+        </w:rPr>
+        <w:t xml:space="preserve"> goes to OCI. </w:t>
+      </w:r>
+      <w:r>
+        <w:rPr>
+          <w:sz w:val="19"/>
+          <w:szCs w:val="19"/>
+        </w:rPr>
+        <w:t xml:space="preserve">Case B: the present value of expected cash flows is $42,000. </w:t>
+      </w:r>
+      <w:r>
+        <w:rPr>
+          <w:sz w:val="19"/>
+          <w:szCs w:val="19"/>
+        </w:rPr>
+        <w:t xml:space="preserve">The credit loss would be $8,000, but the allowance is </w:t>
+      </w:r>
+      <w:r>
+        <w:rPr>
+          <w:b/>
+          <w:bCs/>
+          <w:color w:val="8186EF"/>
+          <w:sz w:val="15"/>
+          <w:szCs w:val="15"/>
+        </w:rPr>
+        <w:t xml:space="preserve"> (12) </w:t>
+      </w:r>
+      <w:r>
+        <w:rPr>
+          <w:u w:val="single"/>
+          <w:sz w:val="19"/>
+          <w:szCs w:val="19"/>
+        </w:rPr>
+        <w:t xml:space="preserve">           </w:t>
+      </w:r>
+      <w:r>
+        <w:rPr>
+          <w:sz w:val="19"/>
+          <w:szCs w:val="19"/>
+        </w:rPr>
+        <w:t xml:space="preserve"> </w:t>
+      </w:r>
+      <w:r>
+        <w:rPr>
+          <w:sz w:val="19"/>
+          <w:szCs w:val="19"/>
+        </w:rPr>
+        <w:t xml:space="preserve"> to $6,000. </w:t>
+      </w:r>
+      <w:r>
+        <w:rPr>
+          <w:sz w:val="19"/>
+          <w:szCs w:val="19"/>
+        </w:rPr>
+        <w:t xml:space="preserve"/>
+      </w:r>
+      <w:r>
+        <w:rPr>
+          <w:b/>
+          <w:bCs/>
+          <w:color w:val="8186EF"/>
+          <w:sz w:val="15"/>
+          <w:szCs w:val="15"/>
+        </w:rPr>
+        <w:t xml:space="preserve"> (13) </w:t>
+      </w:r>
+      <w:r>
+        <w:rPr>
+          <w:u w:val="single"/>
+          <w:sz w:val="19"/>
+          <w:szCs w:val="19"/>
+        </w:rPr>
+        <w:t xml:space="preserve">           </w:t>
+      </w:r>
+      <w:r>
+        <w:rPr>
+          <w:sz w:val="19"/>
+          <w:szCs w:val="19"/>
+        </w:rPr>
+        <w:t xml:space="preserve"> </w:t>
+      </w:r>
+      <w:r>
+        <w:rPr>
+          <w:sz w:val="19"/>
+          <w:szCs w:val="19"/>
+        </w:rPr>
+        <w:t xml:space="preserve"> goes to OCI. </w:t>
+      </w:r>
+      <w:r>
+        <w:rPr>
+          <w:sz w:val="19"/>
+          <w:szCs w:val="19"/>
+        </w:rPr>
+        <w:t xml:space="preserve">If credit quality </w:t>
+      </w:r>
+      <w:r>
+        <w:rPr>
+          <w:b/>
+          <w:bCs/>
+          <w:color w:val="8186EF"/>
+          <w:sz w:val="15"/>
+          <w:szCs w:val="15"/>
+        </w:rPr>
+        <w:t xml:space="preserve"> (14) </w:t>
+      </w:r>
+      <w:r>
+        <w:rPr>
+          <w:u w:val="single"/>
+          <w:sz w:val="19"/>
+          <w:szCs w:val="19"/>
+        </w:rPr>
+        <w:t xml:space="preserve">           </w:t>
+      </w:r>
+      <w:r>
+        <w:rPr>
+          <w:sz w:val="19"/>
+          <w:szCs w:val="19"/>
+        </w:rPr>
+        <w:t xml:space="preserve"> </w:t>
+      </w:r>
+      <w:r>
+        <w:rPr>
+          <w:sz w:val="19"/>
+          <w:szCs w:val="19"/>
+        </w:rPr>
+        <w:t xml:space="preserve"> later, the allowance can be reversed through net income. </w:t>
+      </w:r>
+    </w:p>
+    <w:tbl>
+      <w:tblPr>
+        <w:tblW w:type="pct" w:w="100%"/>
+        <w:tblLayout w:type="fixed"/>
+        <w:tblBorders>
+          <w:top w:val="single" w:color="FBFAF6" w:sz="4"/>
+          <w:left w:val="single" w:color="FBFAF6" w:sz="4"/>
+          <w:bottom w:val="single" w:color="FBFAF6" w:sz="4"/>
+          <w:right w:val="single" w:color="FBFAF6" w:sz="4"/>
+          <w:insideH w:val="single" w:color="FBFAF6" w:sz="4"/>
+          <w:insideV w:val="single" w:color="FBFAF6" w:sz="4"/>
+        </w:tblBorders>
+      </w:tblPr>
+      <w:tblGrid>
+        <w:gridCol w:w="9600"/>
+      </w:tblGrid>
+      <w:tr>
+        <w:tc>
+          <w:tcPr>
+            <w:tcW w:type="pct" w:w="5000"/>
+            <w:shd w:fill="FBFAF6" w:val="clear"/>
+            <w:tcMar>
+              <w:top w:type="dxa" w:w="40"/>
+              <w:left w:type="dxa" w:w="100"/>
+              <w:bottom w:type="dxa" w:w="40"/>
+              <w:right w:type="dxa" w:w="100"/>
+            </w:tcMar>
+          </w:tcPr>
+          <w:p>
+            <w:pPr>
+              <w:spacing w:before="18" w:after="6"/>
+            </w:pPr>
+            <w:r>
+              <w:rPr>
+                <w:b/>
+                <w:bCs/>
+                <w:color w:val="6B7280"/>
+                <w:sz w:val="14"/>
+                <w:szCs w:val="14"/>
+              </w:rPr>
+              <w:t xml:space="preserve">word list</w:t>
+            </w:r>
+          </w:p>
+          <w:p>
+            <w:pPr>
+              <w:spacing w:before="0" w:after="18"/>
+            </w:pPr>
+            <w:r>
+              <w:rPr>
+                <w:b/>
+                <w:bCs/>
+                <w:color w:val="353A7C"/>
+                <w:sz w:val="16"/>
+                <w:szCs w:val="16"/>
+              </w:rPr>
+              <w:t xml:space="preserve">larger   ·   Otherwise   ·   decline   ·   improves   ·   limited   ·   Nothing</w:t>
             </w:r>
           </w:p>
         </w:tc>
@@ -6424,6 +7817,18 @@
     <w:p/>
     <w:p>
       <w:pPr>
+        <w:pageBreakBefore w:val="true"/>
+        <w:spacing w:after="0"/>
+      </w:pPr>
+      <w:r>
+        <w:rPr>
+          <w:sz w:val="2"/>
+        </w:rPr>
+        <w:t xml:space="preserve"> </w:t>
+      </w:r>
+    </w:p>
+    <w:p>
+      <w:pPr>
         <w:spacing w:before="44" w:after="14"/>
       </w:pPr>
       <w:r>
@@ -6442,7 +7847,7 @@
           <w:sz w:val="16"/>
           <w:szCs w:val="16"/>
         </w:rPr>
-        <w:t xml:space="preserve">      gaps 11–12</w:t>
+        <w:t xml:space="preserve">      gaps 15–16</w:t>
       </w:r>
     </w:p>
     <w:p>
@@ -6465,7 +7870,7 @@
           <w:sz w:val="15"/>
           <w:szCs w:val="15"/>
         </w:rPr>
-        <w:t xml:space="preserve"> (11) </w:t>
+        <w:t xml:space="preserve"> (15) </w:t>
       </w:r>
       <w:r>
         <w:rPr>
@@ -6488,6 +7893,13 @@
           <w:szCs w:val="19"/>
         </w:rPr>
         <w:t xml:space="preserve"> cost − fair value. </w:t>
+      </w:r>
+      <w:r>
+        <w:rPr>
+          <w:sz w:val="19"/>
+          <w:szCs w:val="19"/>
+        </w:rPr>
+        <w:t xml:space="preserve">HTM has no such limit. </w:t>
       </w:r>
       <w:r>
         <w:rPr>
@@ -6504,7 +7916,7 @@
           <w:sz w:val="15"/>
           <w:szCs w:val="15"/>
         </w:rPr>
-        <w:t xml:space="preserve"> (12) </w:t>
+        <w:t xml:space="preserve"> (16) </w:t>
       </w:r>
       <w:r>
         <w:rPr>
@@ -6584,7 +7996,7 @@
                 <w:sz w:val="16"/>
                 <w:szCs w:val="16"/>
               </w:rPr>
-              <w:t xml:space="preserve">intends   ·   amortized   ·   measurement alternative</w:t>
+              <w:t xml:space="preserve">intends   ·   amortized   ·   impaired</w:t>
             </w:r>
           </w:p>
         </w:tc>
@@ -6688,7 +8100,7 @@
                 <w:sz w:val="16"/>
                 <w:szCs w:val="16"/>
               </w:rPr>
-              <w:t xml:space="preserve">Treasury</w:t>
+              <w:t xml:space="preserve">measured</w:t>
             </w:r>
           </w:p>
         </w:tc>
@@ -6714,14 +8126,14 @@
                 <w:sz w:val="16"/>
                 <w:szCs w:val="16"/>
               </w:rPr>
-              <w:t xml:space="preserve">7  </w:t>
-            </w:r>
-            <w:r>
-              <w:rPr>
-                <w:sz w:val="16"/>
-                <w:szCs w:val="16"/>
-              </w:rPr>
-              <w:t xml:space="preserve">larger</w:t>
+              <w:t xml:space="preserve">9  </w:t>
+            </w:r>
+            <w:r>
+              <w:rPr>
+                <w:sz w:val="16"/>
+                <w:szCs w:val="16"/>
+              </w:rPr>
+              <w:t xml:space="preserve">separates</w:t>
             </w:r>
           </w:p>
         </w:tc>
@@ -6756,7 +8168,7 @@
                 <w:sz w:val="16"/>
                 <w:szCs w:val="16"/>
               </w:rPr>
-              <w:t xml:space="preserve">securities</w:t>
+              <w:t xml:space="preserve">receivables</w:t>
             </w:r>
           </w:p>
         </w:tc>
@@ -6782,14 +8194,14 @@
                 <w:sz w:val="16"/>
                 <w:szCs w:val="16"/>
               </w:rPr>
-              <w:t xml:space="preserve">8  </w:t>
-            </w:r>
-            <w:r>
-              <w:rPr>
-                <w:sz w:val="16"/>
-                <w:szCs w:val="16"/>
-              </w:rPr>
-              <w:t xml:space="preserve">decline</w:t>
+              <w:t xml:space="preserve">10  </w:t>
+            </w:r>
+            <w:r>
+              <w:rPr>
+                <w:sz w:val="16"/>
+                <w:szCs w:val="16"/>
+              </w:rPr>
+              <w:t xml:space="preserve">larger</w:t>
             </w:r>
           </w:p>
         </w:tc>
@@ -6824,7 +8236,7 @@
                 <w:sz w:val="16"/>
                 <w:szCs w:val="16"/>
               </w:rPr>
-              <w:t xml:space="preserve">amortized</w:t>
+              <w:t xml:space="preserve">Treasury</w:t>
             </w:r>
           </w:p>
         </w:tc>
@@ -6850,14 +8262,14 @@
                 <w:sz w:val="16"/>
                 <w:szCs w:val="16"/>
               </w:rPr>
-              <w:t xml:space="preserve">9  </w:t>
-            </w:r>
-            <w:r>
-              <w:rPr>
-                <w:sz w:val="16"/>
-                <w:szCs w:val="16"/>
-              </w:rPr>
-              <w:t xml:space="preserve">limited</w:t>
+              <w:t xml:space="preserve">11  </w:t>
+            </w:r>
+            <w:r>
+              <w:rPr>
+                <w:sz w:val="16"/>
+                <w:szCs w:val="16"/>
+              </w:rPr>
+              <w:t xml:space="preserve">decline</w:t>
             </w:r>
           </w:p>
         </w:tc>
@@ -6892,7 +8304,7 @@
                 <w:sz w:val="16"/>
                 <w:szCs w:val="16"/>
               </w:rPr>
-              <w:t xml:space="preserve">recovers</w:t>
+              <w:t xml:space="preserve">different</w:t>
             </w:r>
           </w:p>
         </w:tc>
@@ -6918,14 +8330,14 @@
                 <w:sz w:val="16"/>
                 <w:szCs w:val="16"/>
               </w:rPr>
-              <w:t xml:space="preserve">10  </w:t>
-            </w:r>
-            <w:r>
-              <w:rPr>
-                <w:sz w:val="16"/>
-                <w:szCs w:val="16"/>
-              </w:rPr>
-              <w:t xml:space="preserve">improves</w:t>
+              <w:t xml:space="preserve">12  </w:t>
+            </w:r>
+            <w:r>
+              <w:rPr>
+                <w:sz w:val="16"/>
+                <w:szCs w:val="16"/>
+              </w:rPr>
+              <w:t xml:space="preserve">limited</w:t>
             </w:r>
           </w:p>
         </w:tc>
@@ -6960,7 +8372,7 @@
                 <w:sz w:val="16"/>
                 <w:szCs w:val="16"/>
               </w:rPr>
-              <w:t xml:space="preserve">Otherwise</w:t>
+              <w:t xml:space="preserve">security</w:t>
             </w:r>
           </w:p>
         </w:tc>
@@ -6986,14 +8398,14 @@
                 <w:sz w:val="16"/>
                 <w:szCs w:val="16"/>
               </w:rPr>
-              <w:t xml:space="preserve">11  </w:t>
-            </w:r>
-            <w:r>
-              <w:rPr>
-                <w:sz w:val="16"/>
-                <w:szCs w:val="16"/>
-              </w:rPr>
-              <w:t xml:space="preserve">amortized</w:t>
+              <w:t xml:space="preserve">13  </w:t>
+            </w:r>
+            <w:r>
+              <w:rPr>
+                <w:sz w:val="16"/>
+                <w:szCs w:val="16"/>
+              </w:rPr>
+              <w:t xml:space="preserve">Nothing</w:t>
             </w:r>
           </w:p>
         </w:tc>
@@ -7028,7 +8440,7 @@
                 <w:sz w:val="16"/>
                 <w:szCs w:val="16"/>
               </w:rPr>
-              <w:t xml:space="preserve">allowance</w:t>
+              <w:t xml:space="preserve">recorded</w:t>
             </w:r>
           </w:p>
         </w:tc>
@@ -7054,7 +8466,143 @@
                 <w:sz w:val="16"/>
                 <w:szCs w:val="16"/>
               </w:rPr>
-              <w:t xml:space="preserve">12  </w:t>
+              <w:t xml:space="preserve">14  </w:t>
+            </w:r>
+            <w:r>
+              <w:rPr>
+                <w:sz w:val="16"/>
+                <w:szCs w:val="16"/>
+              </w:rPr>
+              <w:t xml:space="preserve">improves</w:t>
+            </w:r>
+          </w:p>
+        </w:tc>
+      </w:tr>
+      <w:tr>
+        <w:tc>
+          <w:tcPr>
+            <w:tcW w:type="pct" w:w="2500"/>
+            <w:tcMar>
+              <w:top w:type="dxa" w:w="20"/>
+              <w:left w:type="dxa" w:w="80"/>
+              <w:bottom w:type="dxa" w:w="20"/>
+              <w:right w:type="dxa" w:w="80"/>
+            </w:tcMar>
+          </w:tcPr>
+          <w:p>
+            <w:pPr>
+              <w:spacing w:before="12" w:after="12"/>
+            </w:pPr>
+            <w:r>
+              <w:rPr>
+                <w:b/>
+                <w:bCs/>
+                <w:color w:val="8186EF"/>
+                <w:sz w:val="16"/>
+                <w:szCs w:val="16"/>
+              </w:rPr>
+              <w:t xml:space="preserve">7  </w:t>
+            </w:r>
+            <w:r>
+              <w:rPr>
+                <w:sz w:val="16"/>
+                <w:szCs w:val="16"/>
+              </w:rPr>
+              <w:t xml:space="preserve">through</w:t>
+            </w:r>
+          </w:p>
+        </w:tc>
+        <w:tc>
+          <w:tcPr>
+            <w:tcW w:type="pct" w:w="2500"/>
+            <w:tcMar>
+              <w:top w:type="dxa" w:w="20"/>
+              <w:left w:type="dxa" w:w="80"/>
+              <w:bottom w:type="dxa" w:w="20"/>
+              <w:right w:type="dxa" w:w="80"/>
+            </w:tcMar>
+          </w:tcPr>
+          <w:p>
+            <w:pPr>
+              <w:spacing w:before="12" w:after="12"/>
+            </w:pPr>
+            <w:r>
+              <w:rPr>
+                <w:b/>
+                <w:bCs/>
+                <w:color w:val="8186EF"/>
+                <w:sz w:val="16"/>
+                <w:szCs w:val="16"/>
+              </w:rPr>
+              <w:t xml:space="preserve">15  </w:t>
+            </w:r>
+            <w:r>
+              <w:rPr>
+                <w:sz w:val="16"/>
+                <w:szCs w:val="16"/>
+              </w:rPr>
+              <w:t xml:space="preserve">amortized</w:t>
+            </w:r>
+          </w:p>
+        </w:tc>
+      </w:tr>
+      <w:tr>
+        <w:tc>
+          <w:tcPr>
+            <w:tcW w:type="pct" w:w="2500"/>
+            <w:tcMar>
+              <w:top w:type="dxa" w:w="20"/>
+              <w:left w:type="dxa" w:w="80"/>
+              <w:bottom w:type="dxa" w:w="20"/>
+              <w:right w:type="dxa" w:w="80"/>
+            </w:tcMar>
+          </w:tcPr>
+          <w:p>
+            <w:pPr>
+              <w:spacing w:before="12" w:after="12"/>
+            </w:pPr>
+            <w:r>
+              <w:rPr>
+                <w:b/>
+                <w:bCs/>
+                <w:color w:val="8186EF"/>
+                <w:sz w:val="16"/>
+                <w:szCs w:val="16"/>
+              </w:rPr>
+              <w:t xml:space="preserve">8  </w:t>
+            </w:r>
+            <w:r>
+              <w:rPr>
+                <w:sz w:val="16"/>
+                <w:szCs w:val="16"/>
+              </w:rPr>
+              <w:t xml:space="preserve">writes the security down to fair value through net income</w:t>
+            </w:r>
+          </w:p>
+        </w:tc>
+        <w:tc>
+          <w:tcPr>
+            <w:tcW w:type="pct" w:w="2500"/>
+            <w:tcMar>
+              <w:top w:type="dxa" w:w="20"/>
+              <w:left w:type="dxa" w:w="80"/>
+              <w:bottom w:type="dxa" w:w="20"/>
+              <w:right w:type="dxa" w:w="80"/>
+            </w:tcMar>
+          </w:tcPr>
+          <w:p>
+            <w:pPr>
+              <w:spacing w:before="12" w:after="12"/>
+            </w:pPr>
+            <w:r>
+              <w:rPr>
+                <w:b/>
+                <w:bCs/>
+                <w:color w:val="8186EF"/>
+                <w:sz w:val="16"/>
+                <w:szCs w:val="16"/>
+              </w:rPr>
+              <w:t xml:space="preserve">16  </w:t>
             </w:r>
             <w:r>
               <w:rPr>
@@ -7104,7 +8652,7 @@
           <w:sz w:val="15"/>
           <w:szCs w:val="15"/>
         </w:rPr>
-        <w:t xml:space="preserve">For very safe bonds, such as U.S. Treasury bonds, the expected loss can be zero. AFS securities follow a different model. A security is impaired when its fair value is below its amortized cost. If the company intends to sell it, or will more likely than not have to sell it before it recovers, it writes the security down to fair value through net income. Otherwise it separates the decline into two parts. The credit part is recorded in an allowance through net income. The rest of the decline goes to OCI.</w:t>
+        <w:t xml:space="preserve">HTM securities are measured at amortized cost, so they follow CECL, like the receivables: the company records an allowance for lifetime expected credit losses from day one. For very safe bonds, such as U.S. Treasury bonds, the expected loss can be zero. AFS securities follow a different model. A security is impaired when its fair value is below its amortized cost. The credit part is recorded in an allowance through net income. The rest of the decline goes to OCI.</w:t>
       </w:r>
     </w:p>
     <w:p>
@@ -7128,7 +8676,7 @@
           <w:sz w:val="15"/>
           <w:szCs w:val="15"/>
         </w:rPr>
-        <w:t xml:space="preserve">An AFS bond has an amortized cost of $50,000 and a fair value of $44,000. The allowance can never be larger than amortized cost minus fair value: $6,000. Case A: the present value of expected cash flows is $47,000. The credit loss is $3,000 (allowance, net income), and the other $3,000 of the decline goes to OCI. Case B: the present value of expected cash flows is $42,000. The credit loss would be $8,000, but the allowance is limited to $6,000. If credit quality improves later, the allowance can be reversed through net income.</w:t>
+        <w:t xml:space="preserve">An AFS bond has an amortized cost of $50,000 and a fair value of $44,000. The allowance can never be larger than amortized cost minus fair value: $6,000. Case A: the present value of expected cash flows is $47,000. The credit loss is $3,000 (allowance, net income), and the other $3,000 of the decline goes to OCI. Case B: the present value of expected cash flows is $42,000. The credit loss would be $8,000, but the allowance is limited to $6,000. Nothing goes to OCI. If credit quality improves later, the allowance can be reversed through net income.</w:t>
       </w:r>
     </w:p>
     <w:p>
@@ -7152,7 +8700,7 @@
           <w:sz w:val="15"/>
           <w:szCs w:val="15"/>
         </w:rPr>
-        <w:t xml:space="preserve">AFS allowance ≤ amortized cost − fair value. If the company intends to sell, there is no allowance: write the bond down to fair value.</w:t>
+        <w:t xml:space="preserve">AFS allowance ≤ amortized cost − fair value. HTM has no such limit. If the company intends to sell, there is no allowance: write the bond down to fair value.</w:t>
       </w:r>
     </w:p>
     <w:p>
@@ -7272,7 +8820,7 @@
           <w:sz w:val="19"/>
           <w:szCs w:val="19"/>
         </w:rPr>
-        <w:t xml:space="preserve">Shares with a readily determinable fair value are </w:t>
+        <w:t xml:space="preserve">For shares, the key </w:t>
       </w:r>
       <w:r>
         <w:rPr>
@@ -7304,7 +8852,14 @@
           <w:sz w:val="19"/>
           <w:szCs w:val="19"/>
         </w:rPr>
-        <w:t xml:space="preserve"> at fair value, and all </w:t>
+        <w:t xml:space="preserve"> is how much influence the investor has over the investee, the company whose shares it holds. </w:t>
+      </w:r>
+      <w:r>
+        <w:rPr>
+          <w:sz w:val="19"/>
+          <w:szCs w:val="19"/>
+        </w:rPr>
+        <w:t xml:space="preserve">Shares with a readily determinable fair value are </w:t>
       </w:r>
       <w:r>
         <w:rPr>
@@ -7336,14 +8891,7 @@
           <w:sz w:val="19"/>
           <w:szCs w:val="19"/>
         </w:rPr>
-        <w:t xml:space="preserve"> go to net income. </w:t>
-      </w:r>
-      <w:r>
-        <w:rPr>
-          <w:sz w:val="19"/>
-          <w:szCs w:val="19"/>
-        </w:rPr>
-        <w:t xml:space="preserve">There is no AFS </w:t>
+        <w:t xml:space="preserve"> at fair value, and all </w:t>
       </w:r>
       <w:r>
         <w:rPr>
@@ -7375,7 +8923,14 @@
           <w:sz w:val="19"/>
           <w:szCs w:val="19"/>
         </w:rPr>
-        <w:t xml:space="preserve"> and no OCI </w:t>
+        <w:t xml:space="preserve"> go to net income. </w:t>
+      </w:r>
+      <w:r>
+        <w:rPr>
+          <w:sz w:val="19"/>
+          <w:szCs w:val="19"/>
+        </w:rPr>
+        <w:t xml:space="preserve">There is no AFS </w:t>
       </w:r>
       <w:r>
         <w:rPr>
@@ -7407,21 +8962,7 @@
           <w:sz w:val="19"/>
           <w:szCs w:val="19"/>
         </w:rPr>
-        <w:t xml:space="preserve"> for shares. </w:t>
-      </w:r>
-      <w:r>
-        <w:rPr>
-          <w:sz w:val="19"/>
-          <w:szCs w:val="19"/>
-        </w:rPr>
-        <w:t xml:space="preserve">Dividends received are income. </w:t>
-      </w:r>
-      <w:r>
-        <w:rPr>
-          <w:sz w:val="19"/>
-          <w:szCs w:val="19"/>
-        </w:rPr>
-        <w:t xml:space="preserve">For example, Orontes </w:t>
+        <w:t xml:space="preserve"> and no OCI </w:t>
       </w:r>
       <w:r>
         <w:rPr>
@@ -7453,7 +8994,21 @@
           <w:sz w:val="19"/>
           <w:szCs w:val="19"/>
         </w:rPr>
-        <w:t xml:space="preserve"> listed shares for $20,000; at </w:t>
+        <w:t xml:space="preserve"> for shares. </w:t>
+      </w:r>
+      <w:r>
+        <w:rPr>
+          <w:sz w:val="19"/>
+          <w:szCs w:val="19"/>
+        </w:rPr>
+        <w:t xml:space="preserve">Dividends received are income. </w:t>
+      </w:r>
+      <w:r>
+        <w:rPr>
+          <w:sz w:val="19"/>
+          <w:szCs w:val="19"/>
+        </w:rPr>
+        <w:t xml:space="preserve">For example, Orontes </w:t>
       </w:r>
       <w:r>
         <w:rPr>
@@ -7485,14 +9040,7 @@
           <w:sz w:val="19"/>
           <w:szCs w:val="19"/>
         </w:rPr>
-        <w:t xml:space="preserve"> they are worth $23,500, and Orontes received dividends of $400. </w:t>
-      </w:r>
-      <w:r>
-        <w:rPr>
-          <w:sz w:val="19"/>
-          <w:szCs w:val="19"/>
-        </w:rPr>
-        <w:t xml:space="preserve">Net income includes an </w:t>
+        <w:t xml:space="preserve"> listed shares for $20,000; at </w:t>
       </w:r>
       <w:r>
         <w:rPr>
@@ -7510,7 +9058,7 @@
           <w:sz w:val="19"/>
           <w:szCs w:val="19"/>
         </w:rPr>
-        <w:t xml:space="preserve">            </w:t>
+        <w:t xml:space="preserve">           </w:t>
       </w:r>
       <w:r>
         <w:rPr>
@@ -7524,7 +9072,14 @@
           <w:sz w:val="19"/>
           <w:szCs w:val="19"/>
         </w:rPr>
-        <w:t xml:space="preserve"> gain of $3,500 and </w:t>
+        <w:t xml:space="preserve"> they are worth $23,500, and Orontes received dividends of $400. </w:t>
+      </w:r>
+      <w:r>
+        <w:rPr>
+          <w:sz w:val="19"/>
+          <w:szCs w:val="19"/>
+        </w:rPr>
+        <w:t xml:space="preserve">Net income includes an </w:t>
       </w:r>
       <w:r>
         <w:rPr>
@@ -7542,7 +9097,7 @@
           <w:sz w:val="19"/>
           <w:szCs w:val="19"/>
         </w:rPr>
-        <w:t xml:space="preserve">           </w:t>
+        <w:t xml:space="preserve">            </w:t>
       </w:r>
       <w:r>
         <w:rPr>
@@ -7556,14 +9111,7 @@
           <w:sz w:val="19"/>
           <w:szCs w:val="19"/>
         </w:rPr>
-        <w:t xml:space="preserve"> income of $400. </w:t>
-      </w:r>
-      <w:r>
-        <w:rPr>
-          <w:sz w:val="19"/>
-          <w:szCs w:val="19"/>
-        </w:rPr>
-        <w:t xml:space="preserve">For shares with no readily determinable fair value, such as shares of a private company, the investor may use the </w:t>
+        <w:t xml:space="preserve"> gain of $3,500 and </w:t>
       </w:r>
       <w:r>
         <w:rPr>
@@ -7581,7 +9129,7 @@
           <w:sz w:val="19"/>
           <w:szCs w:val="19"/>
         </w:rPr>
-        <w:t xml:space="preserve">             </w:t>
+        <w:t xml:space="preserve">           </w:t>
       </w:r>
       <w:r>
         <w:rPr>
@@ -7595,7 +9143,14 @@
           <w:sz w:val="19"/>
           <w:szCs w:val="19"/>
         </w:rPr>
-        <w:t xml:space="preserve"> alternative: cost minus impairment, adjusted when an orderly </w:t>
+        <w:t xml:space="preserve"> income of $400. </w:t>
+      </w:r>
+      <w:r>
+        <w:rPr>
+          <w:sz w:val="19"/>
+          <w:szCs w:val="19"/>
+        </w:rPr>
+        <w:t xml:space="preserve">For shares with no readily determinable fair value, such as shares of a private company, the investor may use the </w:t>
       </w:r>
       <w:r>
         <w:rPr>
@@ -7627,14 +9182,7 @@
           <w:sz w:val="19"/>
           <w:szCs w:val="19"/>
         </w:rPr>
-        <w:t xml:space="preserve"> in the same or a similar share shows a new price. </w:t>
-      </w:r>
-      <w:r>
-        <w:rPr>
-          <w:sz w:val="19"/>
-          <w:szCs w:val="19"/>
-        </w:rPr>
-        <w:t xml:space="preserve">An investor with </w:t>
+        <w:t xml:space="preserve"> alternative: cost minus impairment, adjusted when an orderly </w:t>
       </w:r>
       <w:r>
         <w:rPr>
@@ -7666,7 +9214,14 @@
           <w:sz w:val="19"/>
           <w:szCs w:val="19"/>
         </w:rPr>
-        <w:t xml:space="preserve"> influence can take part in the </w:t>
+        <w:t xml:space="preserve"> in the same or a similar share shows a new price. </w:t>
+      </w:r>
+      <w:r>
+        <w:rPr>
+          <w:sz w:val="19"/>
+          <w:szCs w:val="19"/>
+        </w:rPr>
+        <w:t xml:space="preserve">An investor with </w:t>
       </w:r>
       <w:r>
         <w:rPr>
@@ -7684,7 +9239,7 @@
           <w:sz w:val="19"/>
           <w:szCs w:val="19"/>
         </w:rPr>
-        <w:t xml:space="preserve">            </w:t>
+        <w:t xml:space="preserve">             </w:t>
       </w:r>
       <w:r>
         <w:rPr>
@@ -7698,14 +9253,7 @@
           <w:sz w:val="19"/>
           <w:szCs w:val="19"/>
         </w:rPr>
-        <w:t xml:space="preserve"> financial and operating decisions. </w:t>
-      </w:r>
-      <w:r>
-        <w:rPr>
-          <w:sz w:val="19"/>
-          <w:szCs w:val="19"/>
-        </w:rPr>
-        <w:t xml:space="preserve">Influence is presumed when the investor holds 20% to 50% of the voting stock, but the evidence decides: a board seat, participation in policy decisions or large transactions between the companies can show influence even below 20%. </w:t>
+        <w:t xml:space="preserve"> influence can take part in the investee's financial and operating decisions. </w:t>
       </w:r>
     </w:p>
     <w:tbl>
@@ -7763,7 +9311,7 @@
                 <w:sz w:val="16"/>
                 <w:szCs w:val="16"/>
               </w:rPr>
-              <w:t xml:space="preserve">dividend   ·   year-end   ·   significant   ·   category   ·   measurement   ·   bought   ·   unrealized   ·   changes   ·   investee's   ·   equity method   ·   option   ·   measured   ·   transaction</w:t>
+              <w:t xml:space="preserve">unrealized   ·   bought   ·   transaction   ·   changes   ·   dividend   ·   option   ·   year-end   ·   measured   ·   significant   ·   impaired   ·   category   ·   question   ·   measurement</w:t>
             </w:r>
           </w:p>
         </w:tc>
@@ -7790,7 +9338,7 @@
           <w:sz w:val="16"/>
           <w:szCs w:val="16"/>
         </w:rPr>
-        <w:t xml:space="preserve">      gaps 13–15</w:t>
+        <w:t xml:space="preserve">      gaps 13–19</w:t>
       </w:r>
     </w:p>
     <w:p>
@@ -7803,7 +9351,7 @@
           <w:sz w:val="19"/>
           <w:szCs w:val="19"/>
         </w:rPr>
-        <w:t xml:space="preserve">With </w:t>
+        <w:t xml:space="preserve">Influence is presumed when the investor holds 20% to 50% of the voting stock, but the evidence decides: a board seat, </w:t>
       </w:r>
       <w:r>
         <w:rPr>
@@ -7821,7 +9369,7 @@
           <w:sz w:val="19"/>
           <w:szCs w:val="19"/>
         </w:rPr>
-        <w:t xml:space="preserve">             </w:t>
+        <w:t xml:space="preserve">               </w:t>
       </w:r>
       <w:r>
         <w:rPr>
@@ -7835,14 +9383,7 @@
           <w:sz w:val="19"/>
           <w:szCs w:val="19"/>
         </w:rPr>
-        <w:t xml:space="preserve"> influence, the investor uses the equity method. </w:t>
-      </w:r>
-      <w:r>
-        <w:rPr>
-          <w:sz w:val="19"/>
-          <w:szCs w:val="19"/>
-        </w:rPr>
-        <w:t xml:space="preserve">Under the equity method, the investment </w:t>
+        <w:t xml:space="preserve"> in policy decisions or large </w:t>
       </w:r>
       <w:r>
         <w:rPr>
@@ -7860,7 +9401,7 @@
           <w:sz w:val="19"/>
           <w:szCs w:val="19"/>
         </w:rPr>
-        <w:t xml:space="preserve">           </w:t>
+        <w:t xml:space="preserve">              </w:t>
       </w:r>
       <w:r>
         <w:rPr>
@@ -7874,14 +9415,14 @@
           <w:sz w:val="19"/>
           <w:szCs w:val="19"/>
         </w:rPr>
-        <w:t xml:space="preserve"> at cost. </w:t>
-      </w:r>
-      <w:r>
-        <w:rPr>
-          <w:sz w:val="19"/>
-          <w:szCs w:val="19"/>
-        </w:rPr>
-        <w:t xml:space="preserve">It increases by the </w:t>
+        <w:t xml:space="preserve"> between the companies can show influence even below 20%. </w:t>
+      </w:r>
+      <w:r>
+        <w:rPr>
+          <w:sz w:val="19"/>
+          <w:szCs w:val="19"/>
+        </w:rPr>
+        <w:t xml:space="preserve">With </w:t>
       </w:r>
       <w:r>
         <w:rPr>
@@ -7899,6 +9440,84 @@
           <w:sz w:val="19"/>
           <w:szCs w:val="19"/>
         </w:rPr>
+        <w:t xml:space="preserve">             </w:t>
+      </w:r>
+      <w:r>
+        <w:rPr>
+          <w:sz w:val="19"/>
+          <w:szCs w:val="19"/>
+        </w:rPr>
+        <w:t xml:space="preserve"> </w:t>
+      </w:r>
+      <w:r>
+        <w:rPr>
+          <w:sz w:val="19"/>
+          <w:szCs w:val="19"/>
+        </w:rPr>
+        <w:t xml:space="preserve"> influence, the investor uses the equity method. </w:t>
+      </w:r>
+      <w:r>
+        <w:rPr>
+          <w:sz w:val="19"/>
+          <w:szCs w:val="19"/>
+        </w:rPr>
+        <w:t xml:space="preserve">Under the equity method, the investment </w:t>
+      </w:r>
+      <w:r>
+        <w:rPr>
+          <w:b/>
+          <w:bCs/>
+          <w:color w:val="8186EF"/>
+          <w:sz w:val="15"/>
+          <w:szCs w:val="15"/>
+        </w:rPr>
+        <w:t xml:space="preserve"> (16) </w:t>
+      </w:r>
+      <w:r>
+        <w:rPr>
+          <w:u w:val="single"/>
+          <w:sz w:val="19"/>
+          <w:szCs w:val="19"/>
+        </w:rPr>
+        <w:t xml:space="preserve">           </w:t>
+      </w:r>
+      <w:r>
+        <w:rPr>
+          <w:sz w:val="19"/>
+          <w:szCs w:val="19"/>
+        </w:rPr>
+        <w:t xml:space="preserve"> </w:t>
+      </w:r>
+      <w:r>
+        <w:rPr>
+          <w:sz w:val="19"/>
+          <w:szCs w:val="19"/>
+        </w:rPr>
+        <w:t xml:space="preserve"> at cost. </w:t>
+      </w:r>
+      <w:r>
+        <w:rPr>
+          <w:sz w:val="19"/>
+          <w:szCs w:val="19"/>
+        </w:rPr>
+        <w:t xml:space="preserve">It increases by the </w:t>
+      </w:r>
+      <w:r>
+        <w:rPr>
+          <w:b/>
+          <w:bCs/>
+          <w:color w:val="8186EF"/>
+          <w:sz w:val="15"/>
+          <w:szCs w:val="15"/>
+        </w:rPr>
+        <w:t xml:space="preserve"> (17) </w:t>
+      </w:r>
+      <w:r>
+        <w:rPr>
+          <w:u w:val="single"/>
+          <w:sz w:val="19"/>
+          <w:szCs w:val="19"/>
+        </w:rPr>
         <w:t xml:space="preserve">            </w:t>
       </w:r>
       <w:r>
@@ -7913,14 +9532,78 @@
           <w:sz w:val="19"/>
           <w:szCs w:val="19"/>
         </w:rPr>
-        <w:t xml:space="preserve"> share of the investee's net income and decreases by the dividends the investor receives. </w:t>
-      </w:r>
-      <w:r>
-        <w:rPr>
-          <w:sz w:val="19"/>
-          <w:szCs w:val="19"/>
-        </w:rPr>
-        <w:t xml:space="preserve">The dividends are not income, because they only return part of the investment. </w:t>
+        <w:t xml:space="preserve"> share of the </w:t>
+      </w:r>
+      <w:r>
+        <w:rPr>
+          <w:b/>
+          <w:bCs/>
+          <w:color w:val="8186EF"/>
+          <w:sz w:val="15"/>
+          <w:szCs w:val="15"/>
+        </w:rPr>
+        <w:t xml:space="preserve"> (18) </w:t>
+      </w:r>
+      <w:r>
+        <w:rPr>
+          <w:u w:val="single"/>
+          <w:sz w:val="19"/>
+          <w:szCs w:val="19"/>
+        </w:rPr>
+        <w:t xml:space="preserve">            </w:t>
+      </w:r>
+      <w:r>
+        <w:rPr>
+          <w:sz w:val="19"/>
+          <w:szCs w:val="19"/>
+        </w:rPr>
+        <w:t xml:space="preserve"> </w:t>
+      </w:r>
+      <w:r>
+        <w:rPr>
+          <w:sz w:val="19"/>
+          <w:szCs w:val="19"/>
+        </w:rPr>
+        <w:t xml:space="preserve"> net income and decreases by the dividends the investor receives. </w:t>
+      </w:r>
+      <w:r>
+        <w:rPr>
+          <w:sz w:val="19"/>
+          <w:szCs w:val="19"/>
+        </w:rPr>
+        <w:t xml:space="preserve">The dividends are not income, </w:t>
+      </w:r>
+      <w:r>
+        <w:rPr>
+          <w:b/>
+          <w:bCs/>
+          <w:color w:val="8186EF"/>
+          <w:sz w:val="15"/>
+          <w:szCs w:val="15"/>
+        </w:rPr>
+        <w:t xml:space="preserve"> (19) </w:t>
+      </w:r>
+      <w:r>
+        <w:rPr>
+          <w:u w:val="single"/>
+          <w:sz w:val="19"/>
+          <w:szCs w:val="19"/>
+        </w:rPr>
+        <w:t xml:space="preserve">           </w:t>
+      </w:r>
+      <w:r>
+        <w:rPr>
+          <w:sz w:val="19"/>
+          <w:szCs w:val="19"/>
+        </w:rPr>
+        <w:t xml:space="preserve"> </w:t>
+      </w:r>
+      <w:r>
+        <w:rPr>
+          <w:sz w:val="19"/>
+          <w:szCs w:val="19"/>
+        </w:rPr>
+        <w:t xml:space="preserve"> they only return part of the investment. </w:t>
       </w:r>
     </w:p>
     <w:tbl>
@@ -7978,7 +9661,7 @@
                 <w:sz w:val="16"/>
                 <w:szCs w:val="16"/>
               </w:rPr>
-              <w:t xml:space="preserve">significant   ·   measurement alternative   ·   investor's   ·   starts</w:t>
+              <w:t xml:space="preserve">participation   ·   difference   ·   investee's   ·   transactions   ·   because   ·   starts   ·   investor's   ·   significant</w:t>
             </w:r>
           </w:p>
         </w:tc>
@@ -8052,7 +9735,7 @@
           <w:sz w:val="16"/>
           <w:szCs w:val="16"/>
         </w:rPr>
-        <w:t xml:space="preserve">      gaps 16–22</w:t>
+        <w:t xml:space="preserve">      gaps 20–26</w:t>
       </w:r>
     </w:p>
     <w:p>
@@ -8075,7 +9758,7 @@
           <w:sz w:val="15"/>
           <w:szCs w:val="15"/>
         </w:rPr>
-        <w:t xml:space="preserve"> (16) </w:t>
+        <w:t xml:space="preserve"> (20) </w:t>
       </w:r>
       <w:r>
         <w:rPr>
@@ -8107,7 +9790,7 @@
           <w:sz w:val="15"/>
           <w:szCs w:val="15"/>
         </w:rPr>
-        <w:t xml:space="preserve"> (17) </w:t>
+        <w:t xml:space="preserve"> (21) </w:t>
       </w:r>
       <w:r>
         <w:rPr>
@@ -8146,7 +9829,7 @@
           <w:sz w:val="15"/>
           <w:szCs w:val="15"/>
         </w:rPr>
-        <w:t xml:space="preserve"> (18) </w:t>
+        <w:t xml:space="preserve"> (22) </w:t>
       </w:r>
       <w:r>
         <w:rPr>
@@ -8185,7 +9868,7 @@
           <w:sz w:val="15"/>
           <w:szCs w:val="15"/>
         </w:rPr>
-        <w:t xml:space="preserve"> (19) </w:t>
+        <w:t xml:space="preserve"> (23) </w:t>
       </w:r>
       <w:r>
         <w:rPr>
@@ -8217,7 +9900,7 @@
           <w:sz w:val="15"/>
           <w:szCs w:val="15"/>
         </w:rPr>
-        <w:t xml:space="preserve"> (20) </w:t>
+        <w:t xml:space="preserve"> (24) </w:t>
       </w:r>
       <w:r>
         <w:rPr>
@@ -8240,6 +9923,13 @@
           <w:szCs w:val="19"/>
         </w:rPr>
         <w:t xml:space="preserve"> over 10 years ($3,000 a year), and $270,000 of goodwill, which is not amortized. </w:t>
+      </w:r>
+      <w:r>
+        <w:rPr>
+          <w:sz w:val="19"/>
+          <w:szCs w:val="19"/>
+        </w:rPr>
+        <w:t xml:space="preserve">In 2025 Jordan Glass earns $500,000 and pays dividends of $200,000. </w:t>
       </w:r>
       <w:r>
         <w:rPr>
@@ -8256,7 +9946,7 @@
           <w:sz w:val="15"/>
           <w:szCs w:val="15"/>
         </w:rPr>
-        <w:t xml:space="preserve"> (21) </w:t>
+        <w:t xml:space="preserve"> (25) </w:t>
       </w:r>
       <w:r>
         <w:rPr>
@@ -8285,7 +9975,7 @@
           <w:sz w:val="19"/>
           <w:szCs w:val="19"/>
         </w:rPr>
-        <w:t xml:space="preserve">The </w:t>
+        <w:t xml:space="preserve">The dividends of $60,000 are cash in and investment out; they do not </w:t>
       </w:r>
       <w:r>
         <w:rPr>
@@ -8295,7 +9985,7 @@
           <w:sz w:val="15"/>
           <w:szCs w:val="15"/>
         </w:rPr>
-        <w:t xml:space="preserve"> (22) </w:t>
+        <w:t xml:space="preserve"> (26) </w:t>
       </w:r>
       <w:r>
         <w:rPr>
@@ -8317,7 +10007,7 @@
           <w:sz w:val="19"/>
           <w:szCs w:val="19"/>
         </w:rPr>
-        <w:t xml:space="preserve"> of $60,000 are cash in and investment out; they do not change net income. </w:t>
+        <w:t xml:space="preserve"> net income. </w:t>
       </w:r>
     </w:p>
     <w:tbl>
@@ -8375,7 +10065,7 @@
                 <w:sz w:val="16"/>
                 <w:szCs w:val="16"/>
               </w:rPr>
-              <w:t xml:space="preserve">supplier   ·   difference   ·   dividends   ·   depreciated   ·   Glass's   ·   significant influence   ·   January   ·   equity-method</w:t>
+              <w:t xml:space="preserve">supplier   ·   difference   ·   change   ·   depreciated   ·   Glass's   ·   private   ·   January   ·   equity-method</w:t>
             </w:r>
           </w:p>
         </w:tc>
@@ -8461,7 +10151,7 @@
           <w:sz w:val="16"/>
           <w:szCs w:val="16"/>
         </w:rPr>
-        <w:t xml:space="preserve">      gaps 23–34</w:t>
+        <w:t xml:space="preserve">      gaps 27–37</w:t>
       </w:r>
     </w:p>
     <w:p>
@@ -8474,7 +10164,7 @@
           <w:sz w:val="19"/>
           <w:szCs w:val="19"/>
         </w:rPr>
-        <w:t xml:space="preserve">Three more equity-method rules appear in exam </w:t>
+        <w:t xml:space="preserve">In 2026 Jordan Glass earns $400,000 and pays </w:t>
       </w:r>
       <w:r>
         <w:rPr>
@@ -8484,7 +10174,7 @@
           <w:sz w:val="15"/>
           <w:szCs w:val="15"/>
         </w:rPr>
-        <w:t xml:space="preserve"> (23) </w:t>
+        <w:t xml:space="preserve"> (27) </w:t>
       </w:r>
       <w:r>
         <w:rPr>
@@ -8506,14 +10196,14 @@
           <w:sz w:val="19"/>
           <w:szCs w:val="19"/>
         </w:rPr>
-        <w:t xml:space="preserve">. </w:t>
-      </w:r>
-      <w:r>
-        <w:rPr>
-          <w:sz w:val="19"/>
-          <w:szCs w:val="19"/>
-        </w:rPr>
-        <w:t xml:space="preserve"/>
+        <w:t xml:space="preserve"> of $100,000. </w:t>
+      </w:r>
+      <w:r>
+        <w:rPr>
+          <w:sz w:val="19"/>
+          <w:szCs w:val="19"/>
+        </w:rPr>
+        <w:t xml:space="preserve">The extra </w:t>
       </w:r>
       <w:r>
         <w:rPr>
@@ -8523,7 +10213,7 @@
           <w:sz w:val="15"/>
           <w:szCs w:val="15"/>
         </w:rPr>
-        <w:t xml:space="preserve"> (24) </w:t>
+        <w:t xml:space="preserve"> (28) </w:t>
       </w:r>
       <w:r>
         <w:rPr>
@@ -8531,7 +10221,7 @@
           <w:sz w:val="19"/>
           <w:szCs w:val="19"/>
         </w:rPr>
-        <w:t xml:space="preserve">           </w:t>
+        <w:t xml:space="preserve">              </w:t>
       </w:r>
       <w:r>
         <w:rPr>
@@ -8545,7 +10235,14 @@
           <w:sz w:val="19"/>
           <w:szCs w:val="19"/>
         </w:rPr>
-        <w:t xml:space="preserve"> reduce the investment only to zero, unless the investor has </w:t>
+        <w:t xml:space="preserve"> is the same as in 2025. </w:t>
+      </w:r>
+      <w:r>
+        <w:rPr>
+          <w:sz w:val="19"/>
+          <w:szCs w:val="19"/>
+        </w:rPr>
+        <w:t xml:space="preserve">Three more equity-method rules appear in exam </w:t>
       </w:r>
       <w:r>
         <w:rPr>
@@ -8555,7 +10252,7 @@
           <w:sz w:val="15"/>
           <w:szCs w:val="15"/>
         </w:rPr>
-        <w:t xml:space="preserve"> (25) </w:t>
+        <w:t xml:space="preserve"> (29) </w:t>
       </w:r>
       <w:r>
         <w:rPr>
@@ -8563,7 +10260,7 @@
           <w:sz w:val="19"/>
           <w:szCs w:val="19"/>
         </w:rPr>
-        <w:t xml:space="preserve">            </w:t>
+        <w:t xml:space="preserve">           </w:t>
       </w:r>
       <w:r>
         <w:rPr>
@@ -8577,14 +10274,14 @@
           <w:sz w:val="19"/>
           <w:szCs w:val="19"/>
         </w:rPr>
-        <w:t xml:space="preserve"> the investee's debts. </w:t>
-      </w:r>
-      <w:r>
-        <w:rPr>
-          <w:sz w:val="19"/>
-          <w:szCs w:val="19"/>
-        </w:rPr>
-        <w:t xml:space="preserve">Profits on sales between the two companies are </w:t>
+        <w:t xml:space="preserve">. </w:t>
+      </w:r>
+      <w:r>
+        <w:rPr>
+          <w:sz w:val="19"/>
+          <w:szCs w:val="19"/>
+        </w:rPr>
+        <w:t xml:space="preserve">Losses reduce the investment only to zero, unless the investor has </w:t>
       </w:r>
       <w:r>
         <w:rPr>
@@ -8594,7 +10291,7 @@
           <w:sz w:val="15"/>
           <w:szCs w:val="15"/>
         </w:rPr>
-        <w:t xml:space="preserve"> (26) </w:t>
+        <w:t xml:space="preserve"> (30) </w:t>
       </w:r>
       <w:r>
         <w:rPr>
@@ -8616,7 +10313,14 @@
           <w:sz w:val="19"/>
           <w:szCs w:val="19"/>
         </w:rPr>
-        <w:t xml:space="preserve"> until the goods are sold to </w:t>
+        <w:t xml:space="preserve"> the investee's debts. </w:t>
+      </w:r>
+      <w:r>
+        <w:rPr>
+          <w:sz w:val="19"/>
+          <w:szCs w:val="19"/>
+        </w:rPr>
+        <w:t xml:space="preserve">Profits on sales between the two companies are </w:t>
       </w:r>
       <w:r>
         <w:rPr>
@@ -8626,7 +10330,7 @@
           <w:sz w:val="15"/>
           <w:szCs w:val="15"/>
         </w:rPr>
-        <w:t xml:space="preserve"> (27) </w:t>
+        <w:t xml:space="preserve"> (31) </w:t>
       </w:r>
       <w:r>
         <w:rPr>
@@ -8634,7 +10338,7 @@
           <w:sz w:val="19"/>
           <w:szCs w:val="19"/>
         </w:rPr>
-        <w:t xml:space="preserve">           </w:t>
+        <w:t xml:space="preserve">            </w:t>
       </w:r>
       <w:r>
         <w:rPr>
@@ -8648,7 +10352,7 @@
           <w:sz w:val="19"/>
           <w:szCs w:val="19"/>
         </w:rPr>
-        <w:t xml:space="preserve">. </w:t>
+        <w:t xml:space="preserve"> until the goods are sold to outsiders. </w:t>
       </w:r>
       <w:r>
         <w:rPr>
@@ -8665,7 +10369,7 @@
           <w:sz w:val="15"/>
           <w:szCs w:val="15"/>
         </w:rPr>
-        <w:t xml:space="preserve"> (28) </w:t>
+        <w:t xml:space="preserve"> (32) </w:t>
       </w:r>
       <w:r>
         <w:rPr>
@@ -8687,7 +10391,21 @@
           <w:sz w:val="19"/>
           <w:szCs w:val="19"/>
         </w:rPr>
-        <w:t xml:space="preserve"> influence, it starts the equity method from that date; it does not </w:t>
+        <w:t xml:space="preserve"> influence, it starts the equity method from that date; it does not restate prior years. </w:t>
+      </w:r>
+      <w:r>
+        <w:rPr>
+          <w:sz w:val="19"/>
+          <w:szCs w:val="19"/>
+        </w:rPr>
+        <w:t xml:space="preserve">An investor may also elect the fair value option for an equity-method investment. </w:t>
+      </w:r>
+      <w:r>
+        <w:rPr>
+          <w:sz w:val="19"/>
+          <w:szCs w:val="19"/>
+        </w:rPr>
+        <w:t xml:space="preserve">Crypto assets that meet the ASU 2023-08 </w:t>
       </w:r>
       <w:r>
         <w:rPr>
@@ -8697,7 +10415,7 @@
           <w:sz w:val="15"/>
           <w:szCs w:val="15"/>
         </w:rPr>
-        <w:t xml:space="preserve"> (29) </w:t>
+        <w:t xml:space="preserve"> (33) </w:t>
       </w:r>
       <w:r>
         <w:rPr>
@@ -8705,7 +10423,7 @@
           <w:sz w:val="19"/>
           <w:szCs w:val="19"/>
         </w:rPr>
-        <w:t xml:space="preserve">           </w:t>
+        <w:t xml:space="preserve">            </w:t>
       </w:r>
       <w:r>
         <w:rPr>
@@ -8719,21 +10437,14 @@
           <w:sz w:val="19"/>
           <w:szCs w:val="19"/>
         </w:rPr>
-        <w:t xml:space="preserve"> prior years. </w:t>
-      </w:r>
-      <w:r>
-        <w:rPr>
-          <w:sz w:val="19"/>
-          <w:szCs w:val="19"/>
-        </w:rPr>
-        <w:t xml:space="preserve">An investor may also elect the fair value option for an equity-method investment. </w:t>
-      </w:r>
-      <w:r>
-        <w:rPr>
-          <w:sz w:val="19"/>
-          <w:szCs w:val="19"/>
-        </w:rPr>
-        <w:t xml:space="preserve">Crypto assets that meet the ASU 2023-08 </w:t>
+        <w:t xml:space="preserve"> are measured at fair value through net income. </w:t>
+      </w:r>
+      <w:r>
+        <w:rPr>
+          <w:sz w:val="19"/>
+          <w:szCs w:val="19"/>
+        </w:rPr>
+        <w:t xml:space="preserve">This rule became </w:t>
       </w:r>
       <w:r>
         <w:rPr>
@@ -8743,7 +10454,7 @@
           <w:sz w:val="15"/>
           <w:szCs w:val="15"/>
         </w:rPr>
-        <w:t xml:space="preserve"> (30) </w:t>
+        <w:t xml:space="preserve"> (34) </w:t>
       </w:r>
       <w:r>
         <w:rPr>
@@ -8751,7 +10462,7 @@
           <w:sz w:val="19"/>
           <w:szCs w:val="19"/>
         </w:rPr>
-        <w:t xml:space="preserve">            </w:t>
+        <w:t xml:space="preserve">           </w:t>
       </w:r>
       <w:r>
         <w:rPr>
@@ -8765,7 +10476,14 @@
           <w:sz w:val="19"/>
           <w:szCs w:val="19"/>
         </w:rPr>
-        <w:t xml:space="preserve"> are measured at fair value </w:t>
+        <w:t xml:space="preserve"> for fiscal years beginning after December 15, 2024, so it is now testable. </w:t>
+      </w:r>
+      <w:r>
+        <w:rPr>
+          <w:sz w:val="19"/>
+          <w:szCs w:val="19"/>
+        </w:rPr>
+        <w:t xml:space="preserve">IFRS 9 </w:t>
       </w:r>
       <w:r>
         <w:rPr>
@@ -8775,7 +10493,7 @@
           <w:sz w:val="15"/>
           <w:szCs w:val="15"/>
         </w:rPr>
-        <w:t xml:space="preserve"> (31) </w:t>
+        <w:t xml:space="preserve"> (35) </w:t>
       </w:r>
       <w:r>
         <w:rPr>
@@ -8783,7 +10501,7 @@
           <w:sz w:val="19"/>
           <w:szCs w:val="19"/>
         </w:rPr>
-        <w:t xml:space="preserve">           </w:t>
+        <w:t xml:space="preserve">            </w:t>
       </w:r>
       <w:r>
         <w:rPr>
@@ -8797,14 +10515,14 @@
           <w:sz w:val="19"/>
           <w:szCs w:val="19"/>
         </w:rPr>
-        <w:t xml:space="preserve"> net income. </w:t>
-      </w:r>
-      <w:r>
-        <w:rPr>
-          <w:sz w:val="19"/>
-          <w:szCs w:val="19"/>
-        </w:rPr>
-        <w:t xml:space="preserve">This rule became </w:t>
+        <w:t xml:space="preserve"> debt by the business model and the cash flows (amortized cost, FVOCI or FVPL), not by intent. </w:t>
+      </w:r>
+      <w:r>
+        <w:rPr>
+          <w:sz w:val="19"/>
+          <w:szCs w:val="19"/>
+        </w:rPr>
+        <w:t xml:space="preserve">For shares, IFRS 9 allows an </w:t>
       </w:r>
       <w:r>
         <w:rPr>
@@ -8814,7 +10532,7 @@
           <w:sz w:val="15"/>
           <w:szCs w:val="15"/>
         </w:rPr>
-        <w:t xml:space="preserve"> (32) </w:t>
+        <w:t xml:space="preserve"> (36) </w:t>
       </w:r>
       <w:r>
         <w:rPr>
@@ -8822,7 +10540,7 @@
           <w:sz w:val="19"/>
           <w:szCs w:val="19"/>
         </w:rPr>
-        <w:t xml:space="preserve">           </w:t>
+        <w:t xml:space="preserve">             </w:t>
       </w:r>
       <w:r>
         <w:rPr>
@@ -8836,7 +10554,14 @@
           <w:sz w:val="19"/>
           <w:szCs w:val="19"/>
         </w:rPr>
-        <w:t xml:space="preserve"> for fiscal years </w:t>
+        <w:t xml:space="preserve"> election to put fair value changes in OCI, with no recycling on sale; U.S. GAAP has no such option. </w:t>
+      </w:r>
+      <w:r>
+        <w:rPr>
+          <w:sz w:val="19"/>
+          <w:szCs w:val="19"/>
+        </w:rPr>
+        <w:t xml:space="preserve">Under IAS 28, an equity-method investment that is impaired can later be written back up; under U.S. GAAP the </w:t>
       </w:r>
       <w:r>
         <w:rPr>
@@ -8846,7 +10571,7 @@
           <w:sz w:val="15"/>
           <w:szCs w:val="15"/>
         </w:rPr>
-        <w:t xml:space="preserve"> (33) </w:t>
+        <w:t xml:space="preserve"> (37) </w:t>
       </w:r>
       <w:r>
         <w:rPr>
@@ -8854,7 +10579,7 @@
           <w:sz w:val="19"/>
           <w:szCs w:val="19"/>
         </w:rPr>
-        <w:t xml:space="preserve">           </w:t>
+        <w:t xml:space="preserve">            </w:t>
       </w:r>
       <w:r>
         <w:rPr>
@@ -8868,60 +10593,7 @@
           <w:sz w:val="19"/>
           <w:szCs w:val="19"/>
         </w:rPr>
-        <w:t xml:space="preserve"> after December 15, 2024, so it is now testable. </w:t>
-      </w:r>
-      <w:r>
-        <w:rPr>
-          <w:sz w:val="19"/>
-          <w:szCs w:val="19"/>
-        </w:rPr>
-        <w:t xml:space="preserve">IFRS 9 </w:t>
-      </w:r>
-      <w:r>
-        <w:rPr>
-          <w:b/>
-          <w:bCs/>
-          <w:color w:val="8186EF"/>
-          <w:sz w:val="15"/>
-          <w:szCs w:val="15"/>
-        </w:rPr>
-        <w:t xml:space="preserve"> (34) </w:t>
-      </w:r>
-      <w:r>
-        <w:rPr>
-          <w:u w:val="single"/>
-          <w:sz w:val="19"/>
-          <w:szCs w:val="19"/>
-        </w:rPr>
-        <w:t xml:space="preserve">            </w:t>
-      </w:r>
-      <w:r>
-        <w:rPr>
-          <w:sz w:val="19"/>
-          <w:szCs w:val="19"/>
-        </w:rPr>
-        <w:t xml:space="preserve"> </w:t>
-      </w:r>
-      <w:r>
-        <w:rPr>
-          <w:sz w:val="19"/>
-          <w:szCs w:val="19"/>
-        </w:rPr>
-        <w:t xml:space="preserve"> debt by the business model and the cash flows (amortized cost, FVOCI or FVPL), not by intent. </w:t>
-      </w:r>
-      <w:r>
-        <w:rPr>
-          <w:sz w:val="19"/>
-          <w:szCs w:val="19"/>
-        </w:rPr>
-        <w:t xml:space="preserve">For shares, IFRS 9 allows an irrevocable election to put fair value changes in OCI, with no recycling on sale; U.S. GAAP has no such option. </w:t>
-      </w:r>
-      <w:r>
-        <w:rPr>
-          <w:sz w:val="19"/>
-          <w:szCs w:val="19"/>
-        </w:rPr>
-        <w:t xml:space="preserve">Under IAS 28, an equity-method investment that is impaired can later be written back up; under U.S. GAAP the impairment is not reversed. </w:t>
+        <w:t xml:space="preserve"> is not reversed. </w:t>
       </w:r>
     </w:p>
     <w:tbl>
@@ -8979,7 +10651,7 @@
                 <w:sz w:val="16"/>
                 <w:szCs w:val="16"/>
               </w:rPr>
-              <w:t xml:space="preserve">effective   ·   eliminated   ·   basis difference   ·   questions   ·   outsiders   ·   beginning   ·   restate   ·   definition   ·   classifies   ·   through   ·   guaranteed   ·   significant   ·   Losses</w:t>
+              <w:t xml:space="preserve">effective   ·   definition   ·   amortize   ·   dividends   ·   eliminated   ·   irrevocable   ·   guaranteed   ·   impairment   ·   classifies   ·   questions   ·   significant   ·   depreciation</w:t>
             </w:r>
           </w:p>
         </w:tc>
@@ -9053,7 +10725,7 @@
           <w:sz w:val="16"/>
           <w:szCs w:val="16"/>
         </w:rPr>
-        <w:t xml:space="preserve">      gaps 35–36</w:t>
+        <w:t xml:space="preserve">      gaps 38–40</w:t>
       </w:r>
     </w:p>
     <w:p>
@@ -9076,7 +10748,7 @@
           <w:sz w:val="15"/>
           <w:szCs w:val="15"/>
         </w:rPr>
-        <w:t xml:space="preserve"> (35) </w:t>
+        <w:t xml:space="preserve"> (38) </w:t>
       </w:r>
       <w:r>
         <w:rPr>
@@ -9099,6 +10771,13 @@
           <w:szCs w:val="19"/>
         </w:rPr>
         <w:t xml:space="preserve">. </w:t>
+      </w:r>
+      <w:r>
+        <w:rPr>
+          <w:sz w:val="19"/>
+          <w:szCs w:val="19"/>
+        </w:rPr>
+        <w:t xml:space="preserve">They are not income. </w:t>
       </w:r>
       <w:r>
         <w:rPr>
@@ -9115,7 +10794,7 @@
           <w:sz w:val="15"/>
           <w:szCs w:val="15"/>
         </w:rPr>
-        <w:t xml:space="preserve"> (36) </w:t>
+        <w:t xml:space="preserve"> (39) </w:t>
       </w:r>
       <w:r>
         <w:rPr>
@@ -9144,7 +10823,39 @@
           <w:sz w:val="19"/>
           <w:szCs w:val="19"/>
         </w:rPr>
-        <w:t xml:space="preserve">Depreciate the part of the basis difference assigned to assets; do not amortize the goodwill. </w:t>
+        <w:t xml:space="preserve"/>
+      </w:r>
+      <w:r>
+        <w:rPr>
+          <w:b/>
+          <w:bCs/>
+          <w:color w:val="8186EF"/>
+          <w:sz w:val="15"/>
+          <w:szCs w:val="15"/>
+        </w:rPr>
+        <w:t xml:space="preserve"> (40) </w:t>
+      </w:r>
+      <w:r>
+        <w:rPr>
+          <w:u w:val="single"/>
+          <w:sz w:val="19"/>
+          <w:szCs w:val="19"/>
+        </w:rPr>
+        <w:t xml:space="preserve">            </w:t>
+      </w:r>
+      <w:r>
+        <w:rPr>
+          <w:sz w:val="19"/>
+          <w:szCs w:val="19"/>
+        </w:rPr>
+        <w:t xml:space="preserve"> </w:t>
+      </w:r>
+      <w:r>
+        <w:rPr>
+          <w:sz w:val="19"/>
+          <w:szCs w:val="19"/>
+        </w:rPr>
+        <w:t xml:space="preserve"> the part of the basis difference assigned to assets; do not amortize the goodwill. </w:t>
       </w:r>
     </w:p>
     <w:tbl>
@@ -9202,13 +10913,25 @@
                 <w:sz w:val="16"/>
                 <w:szCs w:val="16"/>
               </w:rPr>
-              <w:t xml:space="preserve">investor's   ·   investment   ·   equity method</w:t>
+              <w:t xml:space="preserve">investment   ·   unrealized   ·   Depreciate   ·   investor's</w:t>
             </w:r>
           </w:p>
         </w:tc>
       </w:tr>
     </w:tbl>
     <w:p/>
+    <w:p>
+      <w:pPr>
+        <w:pageBreakBefore w:val="true"/>
+        <w:spacing w:after="0"/>
+      </w:pPr>
+      <w:r>
+        <w:rPr>
+          <w:sz w:val="2"/>
+        </w:rPr>
+        <w:t xml:space="preserve"> </w:t>
+      </w:r>
+    </w:p>
     <w:tbl>
       <w:tblPr>
         <w:tblW w:type="pct" w:w="100%"/>
@@ -9223,10 +10946,10 @@
         </w:tblBorders>
       </w:tblPr>
       <w:tblGrid>
-        <w:gridCol w:w="864"/>
-        <w:gridCol w:w="2123"/>
-        <w:gridCol w:w="4992"/>
-        <w:gridCol w:w="1621"/>
+        <w:gridCol w:w="1091"/>
+        <w:gridCol w:w="2100"/>
+        <w:gridCol w:w="4224"/>
+        <w:gridCol w:w="2185"/>
       </w:tblGrid>
       <w:tr>
         <w:tc>
@@ -9261,7 +10984,7 @@
       <w:tr>
         <w:tc>
           <w:tcPr>
-            <w:tcW w:type="pct" w:w="450"/>
+            <w:tcW w:type="pct" w:w="568"/>
             <w:shd w:fill="353A7C" w:val="clear"/>
             <w:tcMar>
               <w:top w:type="dxa" w:w="50"/>
@@ -9288,7 +11011,7 @@
         </w:tc>
         <w:tc>
           <w:tcPr>
-            <w:tcW w:type="pct" w:w="1106"/>
+            <w:tcW w:type="pct" w:w="1094"/>
             <w:shd w:fill="353A7C" w:val="clear"/>
             <w:tcMar>
               <w:top w:type="dxa" w:w="50"/>
@@ -9315,7 +11038,7 @@
         </w:tc>
         <w:tc>
           <w:tcPr>
-            <w:tcW w:type="pct" w:w="2600"/>
+            <w:tcW w:type="pct" w:w="2200"/>
             <w:shd w:fill="353A7C" w:val="clear"/>
             <w:tcMar>
               <w:top w:type="dxa" w:w="50"/>
@@ -9342,7 +11065,7 @@
         </w:tc>
         <w:tc>
           <w:tcPr>
-            <w:tcW w:type="pct" w:w="844"/>
+            <w:tcW w:type="pct" w:w="1138"/>
             <w:shd w:fill="353A7C" w:val="clear"/>
             <w:tcMar>
               <w:top w:type="dxa" w:w="50"/>
@@ -9371,7 +11094,7 @@
       <w:tr>
         <w:tc>
           <w:tcPr>
-            <w:tcW w:type="pct" w:w="450"/>
+            <w:tcW w:type="pct" w:w="568"/>
             <w:tcMar>
               <w:top w:type="dxa" w:w="50"/>
               <w:left w:type="dxa" w:w="110"/>
@@ -9394,7 +11117,7 @@
         </w:tc>
         <w:tc>
           <w:tcPr>
-            <w:tcW w:type="pct" w:w="1106"/>
+            <w:tcW w:type="pct" w:w="1094"/>
             <w:tcMar>
               <w:top w:type="dxa" w:w="50"/>
               <w:left w:type="dxa" w:w="110"/>
@@ -9417,7 +11140,7 @@
         </w:tc>
         <w:tc>
           <w:tcPr>
-            <w:tcW w:type="pct" w:w="2600"/>
+            <w:tcW w:type="pct" w:w="2200"/>
             <w:tcMar>
               <w:top w:type="dxa" w:w="50"/>
               <w:left w:type="dxa" w:w="110"/>
@@ -9434,14 +11157,45 @@
                 <w:sz w:val="15"/>
                 <w:szCs w:val="15"/>
               </w:rPr>
-              <w:t xml:space="preserve">Bought to sell in the near term; the treasury team trades it actively.</w:t>
-            </w:r>
-          </w:p>
-        </w:tc>
-        <w:tc>
-          <w:tcPr>
-            <w:tcW w:type="pct" w:w="844"/>
-            <w:shd w:fill="FFFFFF" w:val="clear"/>
+              <w:t xml:space="preserve">Bought to sell in the near term; the </w:t>
+            </w:r>
+            <w:r>
+              <w:rPr>
+                <w:b/>
+                <w:bCs/>
+                <w:color w:val="8186EF"/>
+                <w:sz w:val="14"/>
+                <w:szCs w:val="14"/>
+              </w:rPr>
+              <w:t xml:space="preserve"> (41) </w:t>
+            </w:r>
+            <w:r>
+              <w:rPr>
+                <w:u w:val="single"/>
+                <w:sz w:val="15"/>
+                <w:szCs w:val="15"/>
+              </w:rPr>
+              <w:t xml:space="preserve">              </w:t>
+            </w:r>
+            <w:r>
+              <w:rPr>
+                <w:sz w:val="15"/>
+                <w:szCs w:val="15"/>
+              </w:rPr>
+              <w:t xml:space="preserve"> </w:t>
+            </w:r>
+            <w:r>
+              <w:rPr>
+                <w:sz w:val="15"/>
+                <w:szCs w:val="15"/>
+              </w:rPr>
+              <w:t xml:space="preserve"> team trades it actively.</w:t>
+            </w:r>
+          </w:p>
+        </w:tc>
+        <w:tc>
+          <w:tcPr>
+            <w:tcW w:type="pct" w:w="1138"/>
             <w:tcMar>
               <w:top w:type="dxa" w:w="50"/>
               <w:left w:type="dxa" w:w="110"/>
@@ -9451,17 +11205,14 @@
           </w:tcPr>
           <w:p>
             <w:pPr>
-              <w:spacing w:before="46" w:after="46"/>
-            </w:pPr>
-            <w:r>
-              <w:rPr>
-                <w:b/>
-                <w:bCs/>
-                <w:color w:val="8186EF"/>
-                <w:sz w:val="14"/>
-                <w:szCs w:val="14"/>
-              </w:rPr>
-              <w:t xml:space="preserve">(37)</w:t>
+              <w:spacing w:before="28" w:after="28"/>
+            </w:pPr>
+            <w:r>
+              <w:rPr>
+                <w:sz w:val="15"/>
+                <w:szCs w:val="15"/>
+              </w:rPr>
+              <w:t xml:space="preserve">cost 40,000; fair value 42,000</w:t>
             </w:r>
           </w:p>
         </w:tc>
@@ -9469,7 +11220,7 @@
       <w:tr>
         <w:tc>
           <w:tcPr>
-            <w:tcW w:type="pct" w:w="450"/>
+            <w:tcW w:type="pct" w:w="568"/>
             <w:shd w:fill="FBFAF6" w:val="clear"/>
             <w:tcMar>
               <w:top w:type="dxa" w:w="50"/>
@@ -9493,7 +11244,7 @@
         </w:tc>
         <w:tc>
           <w:tcPr>
-            <w:tcW w:type="pct" w:w="1106"/>
+            <w:tcW w:type="pct" w:w="1094"/>
             <w:shd w:fill="FBFAF6" w:val="clear"/>
             <w:tcMar>
               <w:top w:type="dxa" w:w="50"/>
@@ -9517,7 +11268,7 @@
         </w:tc>
         <w:tc>
           <w:tcPr>
-            <w:tcW w:type="pct" w:w="2600"/>
+            <w:tcW w:type="pct" w:w="2200"/>
             <w:shd w:fill="FBFAF6" w:val="clear"/>
             <w:tcMar>
               <w:top w:type="dxa" w:w="50"/>
@@ -9535,14 +11286,46 @@
                 <w:sz w:val="15"/>
                 <w:szCs w:val="15"/>
               </w:rPr>
-              <w:t xml:space="preserve">Orontes intends and is able to hold it until it matures in 2029.</w:t>
-            </w:r>
-          </w:p>
-        </w:tc>
-        <w:tc>
-          <w:tcPr>
-            <w:tcW w:type="pct" w:w="844"/>
-            <w:shd w:fill="FFFFFF" w:val="clear"/>
+              <w:t xml:space="preserve"/>
+            </w:r>
+            <w:r>
+              <w:rPr>
+                <w:b/>
+                <w:bCs/>
+                <w:color w:val="8186EF"/>
+                <w:sz w:val="14"/>
+                <w:szCs w:val="14"/>
+              </w:rPr>
+              <w:t xml:space="preserve"> (42) </w:t>
+            </w:r>
+            <w:r>
+              <w:rPr>
+                <w:u w:val="single"/>
+                <w:sz w:val="15"/>
+                <w:szCs w:val="15"/>
+              </w:rPr>
+              <w:t xml:space="preserve">              </w:t>
+            </w:r>
+            <w:r>
+              <w:rPr>
+                <w:sz w:val="15"/>
+                <w:szCs w:val="15"/>
+              </w:rPr>
+              <w:t xml:space="preserve"> </w:t>
+            </w:r>
+            <w:r>
+              <w:rPr>
+                <w:sz w:val="15"/>
+                <w:szCs w:val="15"/>
+              </w:rPr>
+              <w:t xml:space="preserve"> intends and is able to hold it until it matures in 2029.</w:t>
+            </w:r>
+          </w:p>
+        </w:tc>
+        <w:tc>
+          <w:tcPr>
+            <w:tcW w:type="pct" w:w="1138"/>
+            <w:shd w:fill="FBFAF6" w:val="clear"/>
             <w:tcMar>
               <w:top w:type="dxa" w:w="50"/>
               <w:left w:type="dxa" w:w="110"/>
@@ -9552,17 +11335,14 @@
           </w:tcPr>
           <w:p>
             <w:pPr>
-              <w:spacing w:before="46" w:after="46"/>
-            </w:pPr>
-            <w:r>
-              <w:rPr>
-                <w:b/>
-                <w:bCs/>
-                <w:color w:val="8186EF"/>
-                <w:sz w:val="14"/>
-                <w:szCs w:val="14"/>
-              </w:rPr>
-              <w:t xml:space="preserve">(38)</w:t>
+              <w:spacing w:before="28" w:after="28"/>
+            </w:pPr>
+            <w:r>
+              <w:rPr>
+                <w:sz w:val="15"/>
+                <w:szCs w:val="15"/>
+              </w:rPr>
+              <w:t xml:space="preserve">cost 60,000; fair value 57,000</w:t>
             </w:r>
           </w:p>
         </w:tc>
@@ -9570,7 +11350,7 @@
       <w:tr>
         <w:tc>
           <w:tcPr>
-            <w:tcW w:type="pct" w:w="450"/>
+            <w:tcW w:type="pct" w:w="568"/>
             <w:tcMar>
               <w:top w:type="dxa" w:w="50"/>
               <w:left w:type="dxa" w:w="110"/>
@@ -9593,7 +11373,8 @@
         </w:tc>
         <w:tc>
           <w:tcPr>
-            <w:tcW w:type="pct" w:w="1106"/>
+            <w:tcW w:type="pct" w:w="1094"/>
+            <w:shd w:fill="FFFFFF" w:val="clear"/>
             <w:tcMar>
               <w:top w:type="dxa" w:w="50"/>
               <w:left w:type="dxa" w:w="110"/>
@@ -9603,20 +11384,23 @@
           </w:tcPr>
           <w:p>
             <w:pPr>
-              <w:spacing w:before="28" w:after="28"/>
-            </w:pPr>
-            <w:r>
-              <w:rPr>
-                <w:sz w:val="15"/>
-                <w:szCs w:val="15"/>
-              </w:rPr>
-              <w:t xml:space="preserve">Corporate bond</w:t>
-            </w:r>
-          </w:p>
-        </w:tc>
-        <w:tc>
-          <w:tcPr>
-            <w:tcW w:type="pct" w:w="2600"/>
+              <w:spacing w:before="46" w:after="46"/>
+            </w:pPr>
+            <w:r>
+              <w:rPr>
+                <w:b/>
+                <w:bCs/>
+                <w:color w:val="8186EF"/>
+                <w:sz w:val="14"/>
+                <w:szCs w:val="14"/>
+              </w:rPr>
+              <w:t xml:space="preserve">(43)</w:t>
+            </w:r>
+          </w:p>
+        </w:tc>
+        <w:tc>
+          <w:tcPr>
+            <w:tcW w:type="pct" w:w="2200"/>
             <w:tcMar>
               <w:top w:type="dxa" w:w="50"/>
               <w:left w:type="dxa" w:w="110"/>
@@ -9639,8 +11423,7 @@
         </w:tc>
         <w:tc>
           <w:tcPr>
-            <w:tcW w:type="pct" w:w="844"/>
-            <w:shd w:fill="FFFFFF" w:val="clear"/>
+            <w:tcW w:type="pct" w:w="1138"/>
             <w:tcMar>
               <w:top w:type="dxa" w:w="50"/>
               <w:left w:type="dxa" w:w="110"/>
@@ -9650,17 +11433,14 @@
           </w:tcPr>
           <w:p>
             <w:pPr>
-              <w:spacing w:before="46" w:after="46"/>
-            </w:pPr>
-            <w:r>
-              <w:rPr>
-                <w:b/>
-                <w:bCs/>
-                <w:color w:val="8186EF"/>
-                <w:sz w:val="14"/>
-                <w:szCs w:val="14"/>
-              </w:rPr>
-              <w:t xml:space="preserve">(39)</w:t>
+              <w:spacing w:before="28" w:after="28"/>
+            </w:pPr>
+            <w:r>
+              <w:rPr>
+                <w:sz w:val="15"/>
+                <w:szCs w:val="15"/>
+              </w:rPr>
+              <w:t xml:space="preserve">cost 30,000; fair value 28,500</w:t>
             </w:r>
           </w:p>
         </w:tc>
@@ -9668,7 +11448,7 @@
       <w:tr>
         <w:tc>
           <w:tcPr>
-            <w:tcW w:type="pct" w:w="450"/>
+            <w:tcW w:type="pct" w:w="568"/>
             <w:shd w:fill="FBFAF6" w:val="clear"/>
             <w:tcMar>
               <w:top w:type="dxa" w:w="50"/>
@@ -9692,8 +11472,8 @@
         </w:tc>
         <w:tc>
           <w:tcPr>
-            <w:tcW w:type="pct" w:w="1106"/>
-            <w:shd w:fill="FFFFFF" w:val="clear"/>
+            <w:tcW w:type="pct" w:w="1094"/>
+            <w:shd w:fill="FBFAF6" w:val="clear"/>
             <w:tcMar>
               <w:top w:type="dxa" w:w="50"/>
               <w:left w:type="dxa" w:w="110"/>
@@ -9703,23 +11483,20 @@
           </w:tcPr>
           <w:p>
             <w:pPr>
-              <w:spacing w:before="46" w:after="46"/>
-            </w:pPr>
-            <w:r>
-              <w:rPr>
-                <w:b/>
-                <w:bCs/>
-                <w:color w:val="8186EF"/>
-                <w:sz w:val="14"/>
-                <w:szCs w:val="14"/>
-              </w:rPr>
-              <w:t xml:space="preserve">(40)</w:t>
-            </w:r>
-          </w:p>
-        </w:tc>
-        <w:tc>
-          <w:tcPr>
-            <w:tcW w:type="pct" w:w="2600"/>
+              <w:spacing w:before="28" w:after="28"/>
+            </w:pPr>
+            <w:r>
+              <w:rPr>
+                <w:sz w:val="15"/>
+                <w:szCs w:val="15"/>
+              </w:rPr>
+              <w:t xml:space="preserve">Listed shares (5% of the company)</w:t>
+            </w:r>
+          </w:p>
+        </w:tc>
+        <w:tc>
+          <w:tcPr>
+            <w:tcW w:type="pct" w:w="2200"/>
             <w:shd w:fill="FBFAF6" w:val="clear"/>
             <w:tcMar>
               <w:top w:type="dxa" w:w="50"/>
@@ -9743,8 +11520,8 @@
         </w:tc>
         <w:tc>
           <w:tcPr>
-            <w:tcW w:type="pct" w:w="844"/>
-            <w:shd w:fill="FBFAF6" w:val="clear"/>
+            <w:tcW w:type="pct" w:w="1138"/>
+            <w:shd w:fill="FFFFFF" w:val="clear"/>
             <w:tcMar>
               <w:top w:type="dxa" w:w="50"/>
               <w:left w:type="dxa" w:w="110"/>
@@ -9754,14 +11531,17 @@
           </w:tcPr>
           <w:p>
             <w:pPr>
-              <w:spacing w:before="28" w:after="28"/>
-            </w:pPr>
-            <w:r>
-              <w:rPr>
-                <w:sz w:val="15"/>
-                <w:szCs w:val="15"/>
-              </w:rPr>
-              <w:t xml:space="preserve">cost 25,000; fair value 27,000</w:t>
+              <w:spacing w:before="46" w:after="46"/>
+            </w:pPr>
+            <w:r>
+              <w:rPr>
+                <w:b/>
+                <w:bCs/>
+                <w:color w:val="8186EF"/>
+                <w:sz w:val="14"/>
+                <w:szCs w:val="14"/>
+              </w:rPr>
+              <w:t xml:space="preserve">(44)</w:t>
             </w:r>
           </w:p>
         </w:tc>
@@ -9769,7 +11549,7 @@
       <w:tr>
         <w:tc>
           <w:tcPr>
-            <w:tcW w:type="pct" w:w="450"/>
+            <w:tcW w:type="pct" w:w="568"/>
             <w:tcMar>
               <w:top w:type="dxa" w:w="50"/>
               <w:left w:type="dxa" w:w="110"/>
@@ -9792,7 +11572,8 @@
         </w:tc>
         <w:tc>
           <w:tcPr>
-            <w:tcW w:type="pct" w:w="1106"/>
+            <w:tcW w:type="pct" w:w="1094"/>
+            <w:shd w:fill="FFFFFF" w:val="clear"/>
             <w:tcMar>
               <w:top w:type="dxa" w:w="50"/>
               <w:left w:type="dxa" w:w="110"/>
@@ -9802,20 +11583,23 @@
           </w:tcPr>
           <w:p>
             <w:pPr>
-              <w:spacing w:before="28" w:after="28"/>
-            </w:pPr>
-            <w:r>
-              <w:rPr>
-                <w:sz w:val="15"/>
-                <w:szCs w:val="15"/>
-              </w:rPr>
-              <w:t xml:space="preserve">Shares of Amman Cold Storage Co. (25%)</w:t>
-            </w:r>
-          </w:p>
-        </w:tc>
-        <w:tc>
-          <w:tcPr>
-            <w:tcW w:type="pct" w:w="2600"/>
+              <w:spacing w:before="46" w:after="46"/>
+            </w:pPr>
+            <w:r>
+              <w:rPr>
+                <w:b/>
+                <w:bCs/>
+                <w:color w:val="8186EF"/>
+                <w:sz w:val="14"/>
+                <w:szCs w:val="14"/>
+              </w:rPr>
+              <w:t xml:space="preserve">(45)</w:t>
+            </w:r>
+          </w:p>
+        </w:tc>
+        <w:tc>
+          <w:tcPr>
+            <w:tcW w:type="pct" w:w="2200"/>
             <w:tcMar>
               <w:top w:type="dxa" w:w="50"/>
               <w:left w:type="dxa" w:w="110"/>
@@ -9838,7 +11622,7 @@
         </w:tc>
         <w:tc>
           <w:tcPr>
-            <w:tcW w:type="pct" w:w="844"/>
+            <w:tcW w:type="pct" w:w="1138"/>
             <w:tcMar>
               <w:top w:type="dxa" w:w="50"/>
               <w:left w:type="dxa" w:w="110"/>
@@ -9917,438 +11701,7 @@
                 <w:sz w:val="16"/>
                 <w:szCs w:val="16"/>
               </w:rPr>
-              <w:t xml:space="preserve">Listed shares (5% of the company)   ·   cost 30,000; fair value 28,500   ·   cost 40,000; fair value 42,000   ·   Shares of Amman Cold Storage Co. (25%)   ·   cost 60,000; fair value 57,000</w:t>
-            </w:r>
-          </w:p>
-        </w:tc>
-      </w:tr>
-    </w:tbl>
-    <w:p/>
-    <w:p>
-      <w:pPr>
-        <w:pageBreakBefore w:val="true"/>
-        <w:spacing w:after="0"/>
-      </w:pPr>
-      <w:r>
-        <w:rPr>
-          <w:sz w:val="2"/>
-        </w:rPr>
-        <w:t xml:space="preserve"> </w:t>
-      </w:r>
-    </w:p>
-    <w:tbl>
-      <w:tblPr>
-        <w:tblW w:type="pct" w:w="100%"/>
-        <w:tblLayout w:type="fixed"/>
-        <w:tblBorders>
-          <w:top w:val="single" w:color="353A7C" w:sz="6"/>
-          <w:left w:val="single" w:color="353A7C" w:sz="6"/>
-          <w:bottom w:val="single" w:color="353A7C" w:sz="6"/>
-          <w:right w:val="single" w:color="353A7C" w:sz="6"/>
-          <w:insideH w:val="single" w:color="353A7C" w:sz="6"/>
-          <w:insideV w:val="single" w:color="353A7C" w:sz="6"/>
-        </w:tblBorders>
-      </w:tblPr>
-      <w:tblGrid>
-        <w:gridCol w:w="4608"/>
-        <w:gridCol w:w="4992"/>
-      </w:tblGrid>
-      <w:tr>
-        <w:tc>
-          <w:tcPr>
-            <w:tcW w:type="pct" w:w="5000"/>
-            <w:gridSpan w:val="2"/>
-            <w:shd w:fill="353A7C" w:val="clear"/>
-            <w:tcMar>
-              <w:top w:type="dxa" w:w="60"/>
-              <w:left w:type="dxa" w:w="120"/>
-              <w:bottom w:type="dxa" w:w="60"/>
-              <w:right w:type="dxa" w:w="120"/>
-            </w:tcMar>
-          </w:tcPr>
-          <w:p>
-            <w:pPr>
-              <w:spacing w:before="40" w:after="40"/>
-            </w:pPr>
-            <w:r>
-              <w:rPr>
-                <w:b/>
-                <w:bCs/>
-                <w:color w:val="FFFFFF"/>
-                <w:sz w:val="17"/>
-                <w:szCs w:val="17"/>
-              </w:rPr>
-              <w:t xml:space="preserve">Item — Answer</w:t>
-            </w:r>
-          </w:p>
-        </w:tc>
-      </w:tr>
-      <w:tr>
-        <w:tc>
-          <w:tcPr>
-            <w:tcW w:type="pct" w:w="2400"/>
-            <w:shd w:fill="353A7C" w:val="clear"/>
-            <w:tcMar>
-              <w:top w:type="dxa" w:w="50"/>
-              <w:left w:type="dxa" w:w="110"/>
-              <w:bottom w:type="dxa" w:w="50"/>
-              <w:right w:type="dxa" w:w="110"/>
-            </w:tcMar>
-          </w:tcPr>
-          <w:p>
-            <w:pPr>
-              <w:spacing w:before="30" w:after="30"/>
-            </w:pPr>
-            <w:r>
-              <w:rPr>
-                <w:b/>
-                <w:bCs/>
-                <w:color w:val="FFFFFF"/>
-                <w:sz w:val="15"/>
-                <w:szCs w:val="15"/>
-              </w:rPr>
-              <w:t xml:space="preserve">Item</w:t>
-            </w:r>
-          </w:p>
-        </w:tc>
-        <w:tc>
-          <w:tcPr>
-            <w:tcW w:type="pct" w:w="2600"/>
-            <w:shd w:fill="353A7C" w:val="clear"/>
-            <w:tcMar>
-              <w:top w:type="dxa" w:w="50"/>
-              <w:left w:type="dxa" w:w="110"/>
-              <w:bottom w:type="dxa" w:w="50"/>
-              <w:right w:type="dxa" w:w="110"/>
-            </w:tcMar>
-          </w:tcPr>
-          <w:p>
-            <w:pPr>
-              <w:spacing w:before="30" w:after="30"/>
-            </w:pPr>
-            <w:r>
-              <w:rPr>
-                <w:b/>
-                <w:bCs/>
-                <w:color w:val="FFFFFF"/>
-                <w:sz w:val="15"/>
-                <w:szCs w:val="15"/>
-              </w:rPr>
-              <w:t xml:space="preserve">Answer</w:t>
-            </w:r>
-          </w:p>
-        </w:tc>
-      </w:tr>
-      <w:tr>
-        <w:tc>
-          <w:tcPr>
-            <w:tcW w:type="pct" w:w="2400"/>
-            <w:tcMar>
-              <w:top w:type="dxa" w:w="50"/>
-              <w:left w:type="dxa" w:w="110"/>
-              <w:bottom w:type="dxa" w:w="50"/>
-              <w:right w:type="dxa" w:w="110"/>
-            </w:tcMar>
-          </w:tcPr>
-          <w:p>
-            <w:pPr>
-              <w:spacing w:before="28" w:after="28"/>
-            </w:pPr>
-            <w:r>
-              <w:rPr>
-                <w:sz w:val="15"/>
-                <w:szCs w:val="15"/>
-              </w:rPr>
-              <w:t xml:space="preserve">Share of net income</w:t>
-            </w:r>
-          </w:p>
-        </w:tc>
-        <w:tc>
-          <w:tcPr>
-            <w:tcW w:type="pct" w:w="2600"/>
-            <w:shd w:fill="FFFFFF" w:val="clear"/>
-            <w:tcMar>
-              <w:top w:type="dxa" w:w="50"/>
-              <w:left w:type="dxa" w:w="110"/>
-              <w:bottom w:type="dxa" w:w="50"/>
-              <w:right w:type="dxa" w:w="110"/>
-            </w:tcMar>
-          </w:tcPr>
-          <w:p>
-            <w:pPr>
-              <w:spacing w:before="46" w:after="46"/>
-            </w:pPr>
-            <w:r>
-              <w:rPr>
-                <w:b/>
-                <w:bCs/>
-                <w:color w:val="8186EF"/>
-                <w:sz w:val="14"/>
-                <w:szCs w:val="14"/>
-              </w:rPr>
-              <w:t xml:space="preserve">(41)</w:t>
-            </w:r>
-          </w:p>
-        </w:tc>
-      </w:tr>
-      <w:tr>
-        <w:tc>
-          <w:tcPr>
-            <w:tcW w:type="pct" w:w="2400"/>
-            <w:shd w:fill="FBFAF6" w:val="clear"/>
-            <w:tcMar>
-              <w:top w:type="dxa" w:w="50"/>
-              <w:left w:type="dxa" w:w="110"/>
-              <w:bottom w:type="dxa" w:w="50"/>
-              <w:right w:type="dxa" w:w="110"/>
-            </w:tcMar>
-          </w:tcPr>
-          <w:p>
-            <w:pPr>
-              <w:spacing w:before="28" w:after="28"/>
-            </w:pPr>
-            <w:r>
-              <w:rPr>
-                <w:sz w:val="15"/>
-                <w:szCs w:val="15"/>
-              </w:rPr>
-              <w:t xml:space="preserve">Extra depreciation</w:t>
-            </w:r>
-          </w:p>
-        </w:tc>
-        <w:tc>
-          <w:tcPr>
-            <w:tcW w:type="pct" w:w="2600"/>
-            <w:shd w:fill="FBFAF6" w:val="clear"/>
-            <w:tcMar>
-              <w:top w:type="dxa" w:w="50"/>
-              <w:left w:type="dxa" w:w="110"/>
-              <w:bottom w:type="dxa" w:w="50"/>
-              <w:right w:type="dxa" w:w="110"/>
-            </w:tcMar>
-          </w:tcPr>
-          <w:p>
-            <w:pPr>
-              <w:spacing w:before="28" w:after="28"/>
-            </w:pPr>
-            <w:r>
-              <w:rPr>
-                <w:sz w:val="15"/>
-                <w:szCs w:val="15"/>
-              </w:rPr>
-              <w:t xml:space="preserve">3,000</w:t>
-            </w:r>
-          </w:p>
-        </w:tc>
-      </w:tr>
-      <w:tr>
-        <w:tc>
-          <w:tcPr>
-            <w:tcW w:type="pct" w:w="2400"/>
-            <w:tcMar>
-              <w:top w:type="dxa" w:w="50"/>
-              <w:left w:type="dxa" w:w="110"/>
-              <w:bottom w:type="dxa" w:w="50"/>
-              <w:right w:type="dxa" w:w="110"/>
-            </w:tcMar>
-          </w:tcPr>
-          <w:p>
-            <w:pPr>
-              <w:spacing w:before="28" w:after="28"/>
-            </w:pPr>
-            <w:r>
-              <w:rPr>
-                <w:sz w:val="15"/>
-                <w:szCs w:val="15"/>
-              </w:rPr>
-              <w:t xml:space="preserve">Dividends</w:t>
-            </w:r>
-          </w:p>
-        </w:tc>
-        <w:tc>
-          <w:tcPr>
-            <w:tcW w:type="pct" w:w="2600"/>
-            <w:tcMar>
-              <w:top w:type="dxa" w:w="50"/>
-              <w:left w:type="dxa" w:w="110"/>
-              <w:bottom w:type="dxa" w:w="50"/>
-              <w:right w:type="dxa" w:w="110"/>
-            </w:tcMar>
-          </w:tcPr>
-          <w:p>
-            <w:pPr>
-              <w:spacing w:before="28" w:after="28"/>
-            </w:pPr>
-            <w:r>
-              <w:rPr>
-                <w:sz w:val="15"/>
-                <w:szCs w:val="15"/>
-              </w:rPr>
-              <w:t xml:space="preserve">30% × 100,000 = 30,000</w:t>
-            </w:r>
-          </w:p>
-        </w:tc>
-      </w:tr>
-      <w:tr>
-        <w:tc>
-          <w:tcPr>
-            <w:tcW w:type="pct" w:w="2400"/>
-            <w:shd w:fill="FBFAF6" w:val="clear"/>
-            <w:tcMar>
-              <w:top w:type="dxa" w:w="50"/>
-              <w:left w:type="dxa" w:w="110"/>
-              <w:bottom w:type="dxa" w:w="50"/>
-              <w:right w:type="dxa" w:w="110"/>
-            </w:tcMar>
-          </w:tcPr>
-          <w:p>
-            <w:pPr>
-              <w:spacing w:before="28" w:after="28"/>
-            </w:pPr>
-            <w:r>
-              <w:rPr>
-                <w:sz w:val="15"/>
-                <w:szCs w:val="15"/>
-              </w:rPr>
-              <w:t xml:space="preserve">Ending balance</w:t>
-            </w:r>
-          </w:p>
-        </w:tc>
-        <w:tc>
-          <w:tcPr>
-            <w:tcW w:type="pct" w:w="2600"/>
-            <w:shd w:fill="FBFAF6" w:val="clear"/>
-            <w:tcMar>
-              <w:top w:type="dxa" w:w="50"/>
-              <w:left w:type="dxa" w:w="110"/>
-              <w:bottom w:type="dxa" w:w="50"/>
-              <w:right w:type="dxa" w:w="110"/>
-            </w:tcMar>
-          </w:tcPr>
-          <w:p>
-            <w:pPr>
-              <w:spacing w:before="28" w:after="28"/>
-            </w:pPr>
-            <w:r>
-              <w:rPr>
-                <w:sz w:val="15"/>
-                <w:szCs w:val="15"/>
-              </w:rPr>
-              <w:t xml:space="preserve">1,287,000 + 120,000 − 3,000 − 30,000 = 1,374,000</w:t>
-            </w:r>
-          </w:p>
-        </w:tc>
-      </w:tr>
-      <w:tr>
-        <w:tc>
-          <w:tcPr>
-            <w:tcW w:type="pct" w:w="2400"/>
-            <w:tcMar>
-              <w:top w:type="dxa" w:w="50"/>
-              <w:left w:type="dxa" w:w="110"/>
-              <w:bottom w:type="dxa" w:w="50"/>
-              <w:right w:type="dxa" w:w="110"/>
-            </w:tcMar>
-          </w:tcPr>
-          <w:p>
-            <w:pPr>
-              <w:spacing w:before="28" w:after="28"/>
-            </w:pPr>
-            <w:r>
-              <w:rPr>
-                <w:sz w:val="15"/>
-                <w:szCs w:val="15"/>
-              </w:rPr>
-              <w:t xml:space="preserve">Equity-method income</w:t>
-            </w:r>
-          </w:p>
-        </w:tc>
-        <w:tc>
-          <w:tcPr>
-            <w:tcW w:type="pct" w:w="2600"/>
-            <w:shd w:fill="FFFFFF" w:val="clear"/>
-            <w:tcMar>
-              <w:top w:type="dxa" w:w="50"/>
-              <w:left w:type="dxa" w:w="110"/>
-              <w:bottom w:type="dxa" w:w="50"/>
-              <w:right w:type="dxa" w:w="110"/>
-            </w:tcMar>
-          </w:tcPr>
-          <w:p>
-            <w:pPr>
-              <w:spacing w:before="46" w:after="46"/>
-            </w:pPr>
-            <w:r>
-              <w:rPr>
-                <w:b/>
-                <w:bCs/>
-                <w:color w:val="8186EF"/>
-                <w:sz w:val="14"/>
-                <w:szCs w:val="14"/>
-              </w:rPr>
-              <w:t xml:space="preserve">(42)</w:t>
-            </w:r>
-          </w:p>
-        </w:tc>
-      </w:tr>
-    </w:tbl>
-    <w:p/>
-    <w:tbl>
-      <w:tblPr>
-        <w:tblW w:type="pct" w:w="100%"/>
-        <w:tblLayout w:type="fixed"/>
-        <w:tblBorders>
-          <w:top w:val="single" w:color="FBFAF6" w:sz="4"/>
-          <w:left w:val="single" w:color="FBFAF6" w:sz="4"/>
-          <w:bottom w:val="single" w:color="FBFAF6" w:sz="4"/>
-          <w:right w:val="single" w:color="FBFAF6" w:sz="4"/>
-          <w:insideH w:val="single" w:color="FBFAF6" w:sz="4"/>
-          <w:insideV w:val="single" w:color="FBFAF6" w:sz="4"/>
-        </w:tblBorders>
-      </w:tblPr>
-      <w:tblGrid>
-        <w:gridCol w:w="9600"/>
-      </w:tblGrid>
-      <w:tr>
-        <w:tc>
-          <w:tcPr>
-            <w:tcW w:type="pct" w:w="5000"/>
-            <w:shd w:fill="FBFAF6" w:val="clear"/>
-            <w:tcMar>
-              <w:top w:type="dxa" w:w="40"/>
-              <w:left w:type="dxa" w:w="100"/>
-              <w:bottom w:type="dxa" w:w="40"/>
-              <w:right w:type="dxa" w:w="100"/>
-            </w:tcMar>
-          </w:tcPr>
-          <w:p>
-            <w:pPr>
-              <w:spacing w:before="18" w:after="6"/>
-            </w:pPr>
-            <w:r>
-              <w:rPr>
-                <w:b/>
-                <w:bCs/>
-                <w:color w:val="6B7280"/>
-                <w:sz w:val="14"/>
-                <w:szCs w:val="14"/>
-              </w:rPr>
-              <w:t xml:space="preserve">word list</w:t>
-            </w:r>
-          </w:p>
-          <w:p>
-            <w:pPr>
-              <w:spacing w:before="0" w:after="18"/>
-            </w:pPr>
-            <w:r>
-              <w:rPr>
-                <w:b/>
-                <w:bCs/>
-                <w:color w:val="353A7C"/>
-                <w:sz w:val="16"/>
-                <w:szCs w:val="16"/>
-              </w:rPr>
-              <w:t xml:space="preserve">30% × 100,000 = 30,000   ·   30% × 400,000 = 120,000   ·   120,000 − 3,000 = 117,000</w:t>
+              <w:t xml:space="preserve">cost 25,000; fair value 27,000   ·   Corporate bond   ·   treasury   ·   Shares of Amman Cold Storage Co. (25%)   ·   Orontes   ·   equity method</w:t>
             </w:r>
           </w:p>
         </w:tc>
@@ -10397,7 +11750,7 @@
                 <w:sz w:val="17"/>
                 <w:szCs w:val="17"/>
               </w:rPr>
-              <w:t xml:space="preserve">Investment — Category</w:t>
+              <w:t xml:space="preserve">Item — Answer</w:t>
             </w:r>
           </w:p>
         </w:tc>
@@ -10426,7 +11779,7 @@
                 <w:sz w:val="15"/>
                 <w:szCs w:val="15"/>
               </w:rPr>
-              <w:t xml:space="preserve">Investment</w:t>
+              <w:t xml:space="preserve">Item</w:t>
             </w:r>
           </w:p>
         </w:tc>
@@ -10453,7 +11806,7 @@
                 <w:sz w:val="15"/>
                 <w:szCs w:val="15"/>
               </w:rPr>
-              <w:t xml:space="preserve">Category</w:t>
+              <w:t xml:space="preserve">Answer</w:t>
             </w:r>
           </w:p>
         </w:tc>
@@ -10478,7 +11831,7 @@
                 <w:sz w:val="15"/>
                 <w:szCs w:val="15"/>
               </w:rPr>
-              <w:t xml:space="preserve">A</w:t>
+              <w:t xml:space="preserve">Share of net income</w:t>
             </w:r>
           </w:p>
         </w:tc>
@@ -10505,7 +11858,7 @@
                 <w:sz w:val="14"/>
                 <w:szCs w:val="14"/>
               </w:rPr>
-              <w:t xml:space="preserve">(43)</w:t>
+              <w:t xml:space="preserve">(46)</w:t>
             </w:r>
           </w:p>
         </w:tc>
@@ -10531,7 +11884,7 @@
                 <w:sz w:val="15"/>
                 <w:szCs w:val="15"/>
               </w:rPr>
-              <w:t xml:space="preserve">B</w:t>
+              <w:t xml:space="preserve">Extra depreciation</w:t>
             </w:r>
           </w:p>
         </w:tc>
@@ -10555,7 +11908,7 @@
                 <w:sz w:val="15"/>
                 <w:szCs w:val="15"/>
               </w:rPr>
-              <w:t xml:space="preserve">Held-to-maturity</w:t>
+              <w:t xml:space="preserve">3,000</w:t>
             </w:r>
           </w:p>
         </w:tc>
@@ -10580,14 +11933,13 @@
                 <w:sz w:val="15"/>
                 <w:szCs w:val="15"/>
               </w:rPr>
-              <w:t xml:space="preserve">C</w:t>
+              <w:t xml:space="preserve">Dividends</w:t>
             </w:r>
           </w:p>
         </w:tc>
         <w:tc>
           <w:tcPr>
             <w:tcW w:type="pct" w:w="2600"/>
-            <w:shd w:fill="FFFFFF" w:val="clear"/>
             <w:tcMar>
               <w:top w:type="dxa" w:w="50"/>
               <w:left w:type="dxa" w:w="110"/>
@@ -10597,17 +11949,14 @@
           </w:tcPr>
           <w:p>
             <w:pPr>
-              <w:spacing w:before="46" w:after="46"/>
-            </w:pPr>
-            <w:r>
-              <w:rPr>
-                <w:b/>
-                <w:bCs/>
-                <w:color w:val="8186EF"/>
-                <w:sz w:val="14"/>
-                <w:szCs w:val="14"/>
-              </w:rPr>
-              <w:t xml:space="preserve">(44)</w:t>
+              <w:spacing w:before="28" w:after="28"/>
+            </w:pPr>
+            <w:r>
+              <w:rPr>
+                <w:sz w:val="15"/>
+                <w:szCs w:val="15"/>
+              </w:rPr>
+              <w:t xml:space="preserve">30% × 100,000 = 30,000</w:t>
             </w:r>
           </w:p>
         </w:tc>
@@ -10633,7 +11982,7 @@
                 <w:sz w:val="15"/>
                 <w:szCs w:val="15"/>
               </w:rPr>
-              <w:t xml:space="preserve">D</w:t>
+              <w:t xml:space="preserve">Ending balance</w:t>
             </w:r>
           </w:p>
         </w:tc>
@@ -10657,7 +12006,7 @@
                 <w:sz w:val="15"/>
                 <w:szCs w:val="15"/>
               </w:rPr>
-              <w:t xml:space="preserve">Equity: fair value through net income</w:t>
+              <w:t xml:space="preserve">1,287,000 + 120,000 − 3,000 − 30,000 = 1,374,000</w:t>
             </w:r>
           </w:p>
         </w:tc>
@@ -10682,7 +12031,7 @@
                 <w:sz w:val="15"/>
                 <w:szCs w:val="15"/>
               </w:rPr>
-              <w:t xml:space="preserve">E</w:t>
+              <w:t xml:space="preserve">Equity-method income</w:t>
             </w:r>
           </w:p>
         </w:tc>
@@ -10709,7 +12058,7 @@
                 <w:sz w:val="14"/>
                 <w:szCs w:val="14"/>
               </w:rPr>
-              <w:t xml:space="preserve">(45)</w:t>
+              <w:t xml:space="preserve">(47)</w:t>
             </w:r>
           </w:p>
         </w:tc>
@@ -10771,13 +12120,448 @@
                 <w:sz w:val="16"/>
                 <w:szCs w:val="16"/>
               </w:rPr>
-              <w:t xml:space="preserve">Available-for-sale   ·   Equity method   ·   Trading   ·   Held-to-maturity</w:t>
+              <w:t xml:space="preserve">cost 30,000; fair value 28,500   ·   30% × 400,000 = 120,000   ·   120,000 − 3,000 = 117,000</w:t>
             </w:r>
           </w:p>
         </w:tc>
       </w:tr>
     </w:tbl>
     <w:p/>
+    <w:tbl>
+      <w:tblPr>
+        <w:tblW w:type="pct" w:w="100%"/>
+        <w:tblLayout w:type="fixed"/>
+        <w:tblBorders>
+          <w:top w:val="single" w:color="353A7C" w:sz="6"/>
+          <w:left w:val="single" w:color="353A7C" w:sz="6"/>
+          <w:bottom w:val="single" w:color="353A7C" w:sz="6"/>
+          <w:right w:val="single" w:color="353A7C" w:sz="6"/>
+          <w:insideH w:val="single" w:color="353A7C" w:sz="6"/>
+          <w:insideV w:val="single" w:color="353A7C" w:sz="6"/>
+        </w:tblBorders>
+      </w:tblPr>
+      <w:tblGrid>
+        <w:gridCol w:w="4451"/>
+        <w:gridCol w:w="5149"/>
+      </w:tblGrid>
+      <w:tr>
+        <w:tc>
+          <w:tcPr>
+            <w:tcW w:type="pct" w:w="5000"/>
+            <w:gridSpan w:val="2"/>
+            <w:shd w:fill="353A7C" w:val="clear"/>
+            <w:tcMar>
+              <w:top w:type="dxa" w:w="60"/>
+              <w:left w:type="dxa" w:w="120"/>
+              <w:bottom w:type="dxa" w:w="60"/>
+              <w:right w:type="dxa" w:w="120"/>
+            </w:tcMar>
+          </w:tcPr>
+          <w:p>
+            <w:pPr>
+              <w:spacing w:before="40" w:after="40"/>
+            </w:pPr>
+            <w:r>
+              <w:rPr>
+                <w:b/>
+                <w:bCs/>
+                <w:color w:val="FFFFFF"/>
+                <w:sz w:val="17"/>
+                <w:szCs w:val="17"/>
+              </w:rPr>
+              <w:t xml:space="preserve">Investment — Category</w:t>
+            </w:r>
+          </w:p>
+        </w:tc>
+      </w:tr>
+      <w:tr>
+        <w:tc>
+          <w:tcPr>
+            <w:tcW w:type="pct" w:w="2318"/>
+            <w:shd w:fill="353A7C" w:val="clear"/>
+            <w:tcMar>
+              <w:top w:type="dxa" w:w="50"/>
+              <w:left w:type="dxa" w:w="110"/>
+              <w:bottom w:type="dxa" w:w="50"/>
+              <w:right w:type="dxa" w:w="110"/>
+            </w:tcMar>
+          </w:tcPr>
+          <w:p>
+            <w:pPr>
+              <w:spacing w:before="30" w:after="30"/>
+            </w:pPr>
+            <w:r>
+              <w:rPr>
+                <w:b/>
+                <w:bCs/>
+                <w:color w:val="FFFFFF"/>
+                <w:sz w:val="15"/>
+                <w:szCs w:val="15"/>
+              </w:rPr>
+              <w:t xml:space="preserve">Investment</w:t>
+            </w:r>
+          </w:p>
+        </w:tc>
+        <w:tc>
+          <w:tcPr>
+            <w:tcW w:type="pct" w:w="2682"/>
+            <w:shd w:fill="353A7C" w:val="clear"/>
+            <w:tcMar>
+              <w:top w:type="dxa" w:w="50"/>
+              <w:left w:type="dxa" w:w="110"/>
+              <w:bottom w:type="dxa" w:w="50"/>
+              <w:right w:type="dxa" w:w="110"/>
+            </w:tcMar>
+          </w:tcPr>
+          <w:p>
+            <w:pPr>
+              <w:spacing w:before="30" w:after="30"/>
+            </w:pPr>
+            <w:r>
+              <w:rPr>
+                <w:b/>
+                <w:bCs/>
+                <w:color w:val="FFFFFF"/>
+                <w:sz w:val="15"/>
+                <w:szCs w:val="15"/>
+              </w:rPr>
+              <w:t xml:space="preserve">Category</w:t>
+            </w:r>
+          </w:p>
+        </w:tc>
+      </w:tr>
+      <w:tr>
+        <w:tc>
+          <w:tcPr>
+            <w:tcW w:type="pct" w:w="2318"/>
+            <w:tcMar>
+              <w:top w:type="dxa" w:w="50"/>
+              <w:left w:type="dxa" w:w="110"/>
+              <w:bottom w:type="dxa" w:w="50"/>
+              <w:right w:type="dxa" w:w="110"/>
+            </w:tcMar>
+          </w:tcPr>
+          <w:p>
+            <w:pPr>
+              <w:spacing w:before="28" w:after="28"/>
+            </w:pPr>
+            <w:r>
+              <w:rPr>
+                <w:sz w:val="15"/>
+                <w:szCs w:val="15"/>
+              </w:rPr>
+              <w:t xml:space="preserve">A</w:t>
+            </w:r>
+          </w:p>
+        </w:tc>
+        <w:tc>
+          <w:tcPr>
+            <w:tcW w:type="pct" w:w="2682"/>
+            <w:shd w:fill="FFFFFF" w:val="clear"/>
+            <w:tcMar>
+              <w:top w:type="dxa" w:w="50"/>
+              <w:left w:type="dxa" w:w="110"/>
+              <w:bottom w:type="dxa" w:w="50"/>
+              <w:right w:type="dxa" w:w="110"/>
+            </w:tcMar>
+          </w:tcPr>
+          <w:p>
+            <w:pPr>
+              <w:spacing w:before="46" w:after="46"/>
+            </w:pPr>
+            <w:r>
+              <w:rPr>
+                <w:b/>
+                <w:bCs/>
+                <w:color w:val="8186EF"/>
+                <w:sz w:val="14"/>
+                <w:szCs w:val="14"/>
+              </w:rPr>
+              <w:t xml:space="preserve">(48)</w:t>
+            </w:r>
+          </w:p>
+        </w:tc>
+      </w:tr>
+      <w:tr>
+        <w:tc>
+          <w:tcPr>
+            <w:tcW w:type="pct" w:w="2318"/>
+            <w:shd w:fill="FBFAF6" w:val="clear"/>
+            <w:tcMar>
+              <w:top w:type="dxa" w:w="50"/>
+              <w:left w:type="dxa" w:w="110"/>
+              <w:bottom w:type="dxa" w:w="50"/>
+              <w:right w:type="dxa" w:w="110"/>
+            </w:tcMar>
+          </w:tcPr>
+          <w:p>
+            <w:pPr>
+              <w:spacing w:before="28" w:after="28"/>
+            </w:pPr>
+            <w:r>
+              <w:rPr>
+                <w:sz w:val="15"/>
+                <w:szCs w:val="15"/>
+              </w:rPr>
+              <w:t xml:space="preserve">B</w:t>
+            </w:r>
+          </w:p>
+        </w:tc>
+        <w:tc>
+          <w:tcPr>
+            <w:tcW w:type="pct" w:w="2682"/>
+            <w:shd w:fill="FBFAF6" w:val="clear"/>
+            <w:tcMar>
+              <w:top w:type="dxa" w:w="50"/>
+              <w:left w:type="dxa" w:w="110"/>
+              <w:bottom w:type="dxa" w:w="50"/>
+              <w:right w:type="dxa" w:w="110"/>
+            </w:tcMar>
+          </w:tcPr>
+          <w:p>
+            <w:pPr>
+              <w:spacing w:before="28" w:after="28"/>
+            </w:pPr>
+            <w:r>
+              <w:rPr>
+                <w:sz w:val="15"/>
+                <w:szCs w:val="15"/>
+              </w:rPr>
+              <w:t xml:space="preserve">Held-to-maturity</w:t>
+            </w:r>
+          </w:p>
+        </w:tc>
+      </w:tr>
+      <w:tr>
+        <w:tc>
+          <w:tcPr>
+            <w:tcW w:type="pct" w:w="2318"/>
+            <w:tcMar>
+              <w:top w:type="dxa" w:w="50"/>
+              <w:left w:type="dxa" w:w="110"/>
+              <w:bottom w:type="dxa" w:w="50"/>
+              <w:right w:type="dxa" w:w="110"/>
+            </w:tcMar>
+          </w:tcPr>
+          <w:p>
+            <w:pPr>
+              <w:spacing w:before="28" w:after="28"/>
+            </w:pPr>
+            <w:r>
+              <w:rPr>
+                <w:sz w:val="15"/>
+                <w:szCs w:val="15"/>
+              </w:rPr>
+              <w:t xml:space="preserve">C</w:t>
+            </w:r>
+          </w:p>
+        </w:tc>
+        <w:tc>
+          <w:tcPr>
+            <w:tcW w:type="pct" w:w="2682"/>
+            <w:shd w:fill="FFFFFF" w:val="clear"/>
+            <w:tcMar>
+              <w:top w:type="dxa" w:w="50"/>
+              <w:left w:type="dxa" w:w="110"/>
+              <w:bottom w:type="dxa" w:w="50"/>
+              <w:right w:type="dxa" w:w="110"/>
+            </w:tcMar>
+          </w:tcPr>
+          <w:p>
+            <w:pPr>
+              <w:spacing w:before="46" w:after="46"/>
+            </w:pPr>
+            <w:r>
+              <w:rPr>
+                <w:b/>
+                <w:bCs/>
+                <w:color w:val="8186EF"/>
+                <w:sz w:val="14"/>
+                <w:szCs w:val="14"/>
+              </w:rPr>
+              <w:t xml:space="preserve">(49)</w:t>
+            </w:r>
+          </w:p>
+        </w:tc>
+      </w:tr>
+      <w:tr>
+        <w:tc>
+          <w:tcPr>
+            <w:tcW w:type="pct" w:w="2318"/>
+            <w:shd w:fill="FBFAF6" w:val="clear"/>
+            <w:tcMar>
+              <w:top w:type="dxa" w:w="50"/>
+              <w:left w:type="dxa" w:w="110"/>
+              <w:bottom w:type="dxa" w:w="50"/>
+              <w:right w:type="dxa" w:w="110"/>
+            </w:tcMar>
+          </w:tcPr>
+          <w:p>
+            <w:pPr>
+              <w:spacing w:before="28" w:after="28"/>
+            </w:pPr>
+            <w:r>
+              <w:rPr>
+                <w:sz w:val="15"/>
+                <w:szCs w:val="15"/>
+              </w:rPr>
+              <w:t xml:space="preserve">D</w:t>
+            </w:r>
+          </w:p>
+        </w:tc>
+        <w:tc>
+          <w:tcPr>
+            <w:tcW w:type="pct" w:w="2682"/>
+            <w:shd w:fill="FBFAF6" w:val="clear"/>
+            <w:tcMar>
+              <w:top w:type="dxa" w:w="50"/>
+              <w:left w:type="dxa" w:w="110"/>
+              <w:bottom w:type="dxa" w:w="50"/>
+              <w:right w:type="dxa" w:w="110"/>
+            </w:tcMar>
+          </w:tcPr>
+          <w:p>
+            <w:pPr>
+              <w:spacing w:before="28" w:after="28"/>
+            </w:pPr>
+            <w:r>
+              <w:rPr>
+                <w:sz w:val="15"/>
+                <w:szCs w:val="15"/>
+              </w:rPr>
+              <w:t xml:space="preserve">Equity: fair value through net income</w:t>
+            </w:r>
+          </w:p>
+        </w:tc>
+      </w:tr>
+      <w:tr>
+        <w:tc>
+          <w:tcPr>
+            <w:tcW w:type="pct" w:w="2318"/>
+            <w:tcMar>
+              <w:top w:type="dxa" w:w="50"/>
+              <w:left w:type="dxa" w:w="110"/>
+              <w:bottom w:type="dxa" w:w="50"/>
+              <w:right w:type="dxa" w:w="110"/>
+            </w:tcMar>
+          </w:tcPr>
+          <w:p>
+            <w:pPr>
+              <w:spacing w:before="28" w:after="28"/>
+            </w:pPr>
+            <w:r>
+              <w:rPr>
+                <w:sz w:val="15"/>
+                <w:szCs w:val="15"/>
+              </w:rPr>
+              <w:t xml:space="preserve">E</w:t>
+            </w:r>
+          </w:p>
+        </w:tc>
+        <w:tc>
+          <w:tcPr>
+            <w:tcW w:type="pct" w:w="2682"/>
+            <w:shd w:fill="FFFFFF" w:val="clear"/>
+            <w:tcMar>
+              <w:top w:type="dxa" w:w="50"/>
+              <w:left w:type="dxa" w:w="110"/>
+              <w:bottom w:type="dxa" w:w="50"/>
+              <w:right w:type="dxa" w:w="110"/>
+            </w:tcMar>
+          </w:tcPr>
+          <w:p>
+            <w:pPr>
+              <w:spacing w:before="46" w:after="46"/>
+            </w:pPr>
+            <w:r>
+              <w:rPr>
+                <w:b/>
+                <w:bCs/>
+                <w:color w:val="8186EF"/>
+                <w:sz w:val="14"/>
+                <w:szCs w:val="14"/>
+              </w:rPr>
+              <w:t xml:space="preserve">(50)</w:t>
+            </w:r>
+          </w:p>
+        </w:tc>
+      </w:tr>
+    </w:tbl>
+    <w:p/>
+    <w:tbl>
+      <w:tblPr>
+        <w:tblW w:type="pct" w:w="100%"/>
+        <w:tblLayout w:type="fixed"/>
+        <w:tblBorders>
+          <w:top w:val="single" w:color="FBFAF6" w:sz="4"/>
+          <w:left w:val="single" w:color="FBFAF6" w:sz="4"/>
+          <w:bottom w:val="single" w:color="FBFAF6" w:sz="4"/>
+          <w:right w:val="single" w:color="FBFAF6" w:sz="4"/>
+          <w:insideH w:val="single" w:color="FBFAF6" w:sz="4"/>
+          <w:insideV w:val="single" w:color="FBFAF6" w:sz="4"/>
+        </w:tblBorders>
+      </w:tblPr>
+      <w:tblGrid>
+        <w:gridCol w:w="9600"/>
+      </w:tblGrid>
+      <w:tr>
+        <w:tc>
+          <w:tcPr>
+            <w:tcW w:type="pct" w:w="5000"/>
+            <w:shd w:fill="FBFAF6" w:val="clear"/>
+            <w:tcMar>
+              <w:top w:type="dxa" w:w="40"/>
+              <w:left w:type="dxa" w:w="100"/>
+              <w:bottom w:type="dxa" w:w="40"/>
+              <w:right w:type="dxa" w:w="100"/>
+            </w:tcMar>
+          </w:tcPr>
+          <w:p>
+            <w:pPr>
+              <w:spacing w:before="18" w:after="6"/>
+            </w:pPr>
+            <w:r>
+              <w:rPr>
+                <w:b/>
+                <w:bCs/>
+                <w:color w:val="6B7280"/>
+                <w:sz w:val="14"/>
+                <w:szCs w:val="14"/>
+              </w:rPr>
+              <w:t xml:space="preserve">word list</w:t>
+            </w:r>
+          </w:p>
+          <w:p>
+            <w:pPr>
+              <w:spacing w:before="0" w:after="18"/>
+            </w:pPr>
+            <w:r>
+              <w:rPr>
+                <w:b/>
+                <w:bCs/>
+                <w:color w:val="353A7C"/>
+                <w:sz w:val="16"/>
+                <w:szCs w:val="16"/>
+              </w:rPr>
+              <w:t xml:space="preserve">Available-for-sale   ·   Equity method   ·   Trading   ·   B</w:t>
+            </w:r>
+          </w:p>
+        </w:tc>
+      </w:tr>
+    </w:tbl>
+    <w:p/>
+    <w:p>
+      <w:pPr>
+        <w:pageBreakBefore w:val="true"/>
+        <w:spacing w:after="0"/>
+      </w:pPr>
+      <w:r>
+        <w:rPr>
+          <w:sz w:val="2"/>
+        </w:rPr>
+        <w:t xml:space="preserve"> </w:t>
+      </w:r>
+    </w:p>
     <w:p>
       <w:pPr>
         <w:spacing w:before="44" w:after="10"/>
@@ -10830,7 +12614,7 @@
                     </pic:cNvPicPr>
                   </pic:nvPicPr>
                   <pic:blipFill>
-                    <a:blip r:embed="rId107" cstate="none"/>
+                    <a:blip r:embed="rId108" cstate="none"/>
                     <a:srcRect/>
                     <a:stretch>
                       <a:fillRect/>
@@ -10907,25 +12691,13 @@
                 <w:sz w:val="16"/>
                 <w:szCs w:val="16"/>
               </w:rPr>
-              <w:t xml:space="preserve">significant influence   ·   measurement alternative   ·   investee</w:t>
+              <w:t xml:space="preserve">significant influence   ·   measurement alternative   ·   فرق الأساس</w:t>
             </w:r>
           </w:p>
         </w:tc>
       </w:tr>
     </w:tbl>
     <w:p/>
-    <w:p>
-      <w:pPr>
-        <w:pageBreakBefore w:val="true"/>
-        <w:spacing w:after="0"/>
-      </w:pPr>
-      <w:r>
-        <w:rPr>
-          <w:sz w:val="2"/>
-        </w:rPr>
-        <w:t xml:space="preserve"> </w:t>
-      </w:r>
-    </w:p>
     <w:tbl>
       <w:tblPr>
         <w:tblW w:type="pct" w:w="100%"/>
@@ -11380,7 +13152,7 @@
                 <w:sz w:val="16"/>
                 <w:szCs w:val="16"/>
               </w:rPr>
-              <w:t xml:space="preserve">measured</w:t>
+              <w:t xml:space="preserve">question</w:t>
             </w:r>
           </w:p>
         </w:tc>
@@ -11406,14 +13178,14 @@
                 <w:sz w:val="16"/>
                 <w:szCs w:val="16"/>
               </w:rPr>
-              <w:t xml:space="preserve">25  </w:t>
-            </w:r>
-            <w:r>
-              <w:rPr>
-                <w:sz w:val="16"/>
-                <w:szCs w:val="16"/>
-              </w:rPr>
-              <w:t xml:space="preserve">guaranteed</w:t>
+              <w:t xml:space="preserve">27  </w:t>
+            </w:r>
+            <w:r>
+              <w:rPr>
+                <w:sz w:val="16"/>
+                <w:szCs w:val="16"/>
+              </w:rPr>
+              <w:t xml:space="preserve">dividends</w:t>
             </w:r>
           </w:p>
         </w:tc>
@@ -11448,7 +13220,7 @@
                 <w:sz w:val="16"/>
                 <w:szCs w:val="16"/>
               </w:rPr>
-              <w:t xml:space="preserve">changes</w:t>
+              <w:t xml:space="preserve">measured</w:t>
             </w:r>
           </w:p>
         </w:tc>
@@ -11474,14 +13246,14 @@
                 <w:sz w:val="16"/>
                 <w:szCs w:val="16"/>
               </w:rPr>
-              <w:t xml:space="preserve">26  </w:t>
-            </w:r>
-            <w:r>
-              <w:rPr>
-                <w:sz w:val="16"/>
-                <w:szCs w:val="16"/>
-              </w:rPr>
-              <w:t xml:space="preserve">eliminated</w:t>
+              <w:t xml:space="preserve">28  </w:t>
+            </w:r>
+            <w:r>
+              <w:rPr>
+                <w:sz w:val="16"/>
+                <w:szCs w:val="16"/>
+              </w:rPr>
+              <w:t xml:space="preserve">depreciation</w:t>
             </w:r>
           </w:p>
         </w:tc>
@@ -11516,7 +13288,7 @@
                 <w:sz w:val="16"/>
                 <w:szCs w:val="16"/>
               </w:rPr>
-              <w:t xml:space="preserve">category</w:t>
+              <w:t xml:space="preserve">changes</w:t>
             </w:r>
           </w:p>
         </w:tc>
@@ -11542,14 +13314,14 @@
                 <w:sz w:val="16"/>
                 <w:szCs w:val="16"/>
               </w:rPr>
-              <w:t xml:space="preserve">27  </w:t>
-            </w:r>
-            <w:r>
-              <w:rPr>
-                <w:sz w:val="16"/>
-                <w:szCs w:val="16"/>
-              </w:rPr>
-              <w:t xml:space="preserve">outsiders</w:t>
+              <w:t xml:space="preserve">29  </w:t>
+            </w:r>
+            <w:r>
+              <w:rPr>
+                <w:sz w:val="16"/>
+                <w:szCs w:val="16"/>
+              </w:rPr>
+              <w:t xml:space="preserve">questions</w:t>
             </w:r>
           </w:p>
         </w:tc>
@@ -11584,7 +13356,7 @@
                 <w:sz w:val="16"/>
                 <w:szCs w:val="16"/>
               </w:rPr>
-              <w:t xml:space="preserve">option</w:t>
+              <w:t xml:space="preserve">category</w:t>
             </w:r>
           </w:p>
         </w:tc>
@@ -11610,14 +13382,14 @@
                 <w:sz w:val="16"/>
                 <w:szCs w:val="16"/>
               </w:rPr>
-              <w:t xml:space="preserve">28  </w:t>
-            </w:r>
-            <w:r>
-              <w:rPr>
-                <w:sz w:val="16"/>
-                <w:szCs w:val="16"/>
-              </w:rPr>
-              <w:t xml:space="preserve">significant</w:t>
+              <w:t xml:space="preserve">30  </w:t>
+            </w:r>
+            <w:r>
+              <w:rPr>
+                <w:sz w:val="16"/>
+                <w:szCs w:val="16"/>
+              </w:rPr>
+              <w:t xml:space="preserve">guaranteed</w:t>
             </w:r>
           </w:p>
         </w:tc>
@@ -11652,7 +13424,7 @@
                 <w:sz w:val="16"/>
                 <w:szCs w:val="16"/>
               </w:rPr>
-              <w:t xml:space="preserve">bought</w:t>
+              <w:t xml:space="preserve">option</w:t>
             </w:r>
           </w:p>
         </w:tc>
@@ -11678,14 +13450,14 @@
                 <w:sz w:val="16"/>
                 <w:szCs w:val="16"/>
               </w:rPr>
-              <w:t xml:space="preserve">29  </w:t>
-            </w:r>
-            <w:r>
-              <w:rPr>
-                <w:sz w:val="16"/>
-                <w:szCs w:val="16"/>
-              </w:rPr>
-              <w:t xml:space="preserve">restate</w:t>
+              <w:t xml:space="preserve">31  </w:t>
+            </w:r>
+            <w:r>
+              <w:rPr>
+                <w:sz w:val="16"/>
+                <w:szCs w:val="16"/>
+              </w:rPr>
+              <w:t xml:space="preserve">eliminated</w:t>
             </w:r>
           </w:p>
         </w:tc>
@@ -11720,7 +13492,7 @@
                 <w:sz w:val="16"/>
                 <w:szCs w:val="16"/>
               </w:rPr>
-              <w:t xml:space="preserve">year-end</w:t>
+              <w:t xml:space="preserve">bought</w:t>
             </w:r>
           </w:p>
         </w:tc>
@@ -11746,14 +13518,14 @@
                 <w:sz w:val="16"/>
                 <w:szCs w:val="16"/>
               </w:rPr>
-              <w:t xml:space="preserve">30  </w:t>
-            </w:r>
-            <w:r>
-              <w:rPr>
-                <w:sz w:val="16"/>
-                <w:szCs w:val="16"/>
-              </w:rPr>
-              <w:t xml:space="preserve">definition</w:t>
+              <w:t xml:space="preserve">32  </w:t>
+            </w:r>
+            <w:r>
+              <w:rPr>
+                <w:sz w:val="16"/>
+                <w:szCs w:val="16"/>
+              </w:rPr>
+              <w:t xml:space="preserve">significant</w:t>
             </w:r>
           </w:p>
         </w:tc>
@@ -11788,7 +13560,7 @@
                 <w:sz w:val="16"/>
                 <w:szCs w:val="16"/>
               </w:rPr>
-              <w:t xml:space="preserve">unrealized</w:t>
+              <w:t xml:space="preserve">year-end</w:t>
             </w:r>
           </w:p>
         </w:tc>
@@ -11814,14 +13586,14 @@
                 <w:sz w:val="16"/>
                 <w:szCs w:val="16"/>
               </w:rPr>
-              <w:t xml:space="preserve">31  </w:t>
-            </w:r>
-            <w:r>
-              <w:rPr>
-                <w:sz w:val="16"/>
-                <w:szCs w:val="16"/>
-              </w:rPr>
-              <w:t xml:space="preserve">through</w:t>
+              <w:t xml:space="preserve">33  </w:t>
+            </w:r>
+            <w:r>
+              <w:rPr>
+                <w:sz w:val="16"/>
+                <w:szCs w:val="16"/>
+              </w:rPr>
+              <w:t xml:space="preserve">definition</w:t>
             </w:r>
           </w:p>
         </w:tc>
@@ -11856,7 +13628,7 @@
                 <w:sz w:val="16"/>
                 <w:szCs w:val="16"/>
               </w:rPr>
-              <w:t xml:space="preserve">dividend</w:t>
+              <w:t xml:space="preserve">unrealized</w:t>
             </w:r>
           </w:p>
         </w:tc>
@@ -11882,7 +13654,7 @@
                 <w:sz w:val="16"/>
                 <w:szCs w:val="16"/>
               </w:rPr>
-              <w:t xml:space="preserve">32  </w:t>
+              <w:t xml:space="preserve">34  </w:t>
             </w:r>
             <w:r>
               <w:rPr>
@@ -11924,7 +13696,7 @@
                 <w:sz w:val="16"/>
                 <w:szCs w:val="16"/>
               </w:rPr>
-              <w:t xml:space="preserve">measurement</w:t>
+              <w:t xml:space="preserve">dividend</w:t>
             </w:r>
           </w:p>
         </w:tc>
@@ -11950,14 +13722,14 @@
                 <w:sz w:val="16"/>
                 <w:szCs w:val="16"/>
               </w:rPr>
-              <w:t xml:space="preserve">33  </w:t>
-            </w:r>
-            <w:r>
-              <w:rPr>
-                <w:sz w:val="16"/>
-                <w:szCs w:val="16"/>
-              </w:rPr>
-              <w:t xml:space="preserve">beginning</w:t>
+              <w:t xml:space="preserve">35  </w:t>
+            </w:r>
+            <w:r>
+              <w:rPr>
+                <w:sz w:val="16"/>
+                <w:szCs w:val="16"/>
+              </w:rPr>
+              <w:t xml:space="preserve">classifies</w:t>
             </w:r>
           </w:p>
         </w:tc>
@@ -11992,7 +13764,7 @@
                 <w:sz w:val="16"/>
                 <w:szCs w:val="16"/>
               </w:rPr>
-              <w:t xml:space="preserve">transaction</w:t>
+              <w:t xml:space="preserve">measurement</w:t>
             </w:r>
           </w:p>
         </w:tc>
@@ -12018,14 +13790,14 @@
                 <w:sz w:val="16"/>
                 <w:szCs w:val="16"/>
               </w:rPr>
-              <w:t xml:space="preserve">34  </w:t>
-            </w:r>
-            <w:r>
-              <w:rPr>
-                <w:sz w:val="16"/>
-                <w:szCs w:val="16"/>
-              </w:rPr>
-              <w:t xml:space="preserve">classifies</w:t>
+              <w:t xml:space="preserve">36  </w:t>
+            </w:r>
+            <w:r>
+              <w:rPr>
+                <w:sz w:val="16"/>
+                <w:szCs w:val="16"/>
+              </w:rPr>
+              <w:t xml:space="preserve">irrevocable</w:t>
             </w:r>
           </w:p>
         </w:tc>
@@ -12060,7 +13832,7 @@
                 <w:sz w:val="16"/>
                 <w:szCs w:val="16"/>
               </w:rPr>
-              <w:t xml:space="preserve">significant</w:t>
+              <w:t xml:space="preserve">transaction</w:t>
             </w:r>
           </w:p>
         </w:tc>
@@ -12086,14 +13858,14 @@
                 <w:sz w:val="16"/>
                 <w:szCs w:val="16"/>
               </w:rPr>
-              <w:t xml:space="preserve">35  </w:t>
-            </w:r>
-            <w:r>
-              <w:rPr>
-                <w:sz w:val="16"/>
-                <w:szCs w:val="16"/>
-              </w:rPr>
-              <w:t xml:space="preserve">investment</w:t>
+              <w:t xml:space="preserve">37  </w:t>
+            </w:r>
+            <w:r>
+              <w:rPr>
+                <w:sz w:val="16"/>
+                <w:szCs w:val="16"/>
+              </w:rPr>
+              <w:t xml:space="preserve">impairment</w:t>
             </w:r>
           </w:p>
         </w:tc>
@@ -12128,7 +13900,7 @@
                 <w:sz w:val="16"/>
                 <w:szCs w:val="16"/>
               </w:rPr>
-              <w:t xml:space="preserve">investee's</w:t>
+              <w:t xml:space="preserve">significant</w:t>
             </w:r>
           </w:p>
         </w:tc>
@@ -12154,14 +13926,14 @@
                 <w:sz w:val="16"/>
                 <w:szCs w:val="16"/>
               </w:rPr>
-              <w:t xml:space="preserve">36  </w:t>
-            </w:r>
-            <w:r>
-              <w:rPr>
-                <w:sz w:val="16"/>
-                <w:szCs w:val="16"/>
-              </w:rPr>
-              <w:t xml:space="preserve">investor's</w:t>
+              <w:t xml:space="preserve">38  </w:t>
+            </w:r>
+            <w:r>
+              <w:rPr>
+                <w:sz w:val="16"/>
+                <w:szCs w:val="16"/>
+              </w:rPr>
+              <w:t xml:space="preserve">investment</w:t>
             </w:r>
           </w:p>
         </w:tc>
@@ -12196,7 +13968,7 @@
                 <w:sz w:val="16"/>
                 <w:szCs w:val="16"/>
               </w:rPr>
-              <w:t xml:space="preserve">significant</w:t>
+              <w:t xml:space="preserve">participation</w:t>
             </w:r>
           </w:p>
         </w:tc>
@@ -12222,14 +13994,14 @@
                 <w:sz w:val="16"/>
                 <w:szCs w:val="16"/>
               </w:rPr>
-              <w:t xml:space="preserve">37  </w:t>
-            </w:r>
-            <w:r>
-              <w:rPr>
-                <w:sz w:val="16"/>
-                <w:szCs w:val="16"/>
-              </w:rPr>
-              <w:t xml:space="preserve">cost 40,000; fair value 42,000</w:t>
+              <w:t xml:space="preserve">39  </w:t>
+            </w:r>
+            <w:r>
+              <w:rPr>
+                <w:sz w:val="16"/>
+                <w:szCs w:val="16"/>
+              </w:rPr>
+              <w:t xml:space="preserve">investor's</w:t>
             </w:r>
           </w:p>
         </w:tc>
@@ -12264,7 +14036,7 @@
                 <w:sz w:val="16"/>
                 <w:szCs w:val="16"/>
               </w:rPr>
-              <w:t xml:space="preserve">starts</w:t>
+              <w:t xml:space="preserve">transactions</w:t>
             </w:r>
           </w:p>
         </w:tc>
@@ -12290,14 +14062,14 @@
                 <w:sz w:val="16"/>
                 <w:szCs w:val="16"/>
               </w:rPr>
-              <w:t xml:space="preserve">38  </w:t>
-            </w:r>
-            <w:r>
-              <w:rPr>
-                <w:sz w:val="16"/>
-                <w:szCs w:val="16"/>
-              </w:rPr>
-              <w:t xml:space="preserve">cost 60,000; fair value 57,000</w:t>
+              <w:t xml:space="preserve">40  </w:t>
+            </w:r>
+            <w:r>
+              <w:rPr>
+                <w:sz w:val="16"/>
+                <w:szCs w:val="16"/>
+              </w:rPr>
+              <w:t xml:space="preserve">Depreciate</w:t>
             </w:r>
           </w:p>
         </w:tc>
@@ -12332,7 +14104,7 @@
                 <w:sz w:val="16"/>
                 <w:szCs w:val="16"/>
               </w:rPr>
-              <w:t xml:space="preserve">investor's</w:t>
+              <w:t xml:space="preserve">significant</w:t>
             </w:r>
           </w:p>
         </w:tc>
@@ -12358,14 +14130,14 @@
                 <w:sz w:val="16"/>
                 <w:szCs w:val="16"/>
               </w:rPr>
-              <w:t xml:space="preserve">39  </w:t>
-            </w:r>
-            <w:r>
-              <w:rPr>
-                <w:sz w:val="16"/>
-                <w:szCs w:val="16"/>
-              </w:rPr>
-              <w:t xml:space="preserve">cost 30,000; fair value 28,500</w:t>
+              <w:t xml:space="preserve">41  </w:t>
+            </w:r>
+            <w:r>
+              <w:rPr>
+                <w:sz w:val="16"/>
+                <w:szCs w:val="16"/>
+              </w:rPr>
+              <w:t xml:space="preserve">treasury</w:t>
             </w:r>
           </w:p>
         </w:tc>
@@ -12400,7 +14172,7 @@
                 <w:sz w:val="16"/>
                 <w:szCs w:val="16"/>
               </w:rPr>
-              <w:t xml:space="preserve">January</w:t>
+              <w:t xml:space="preserve">starts</w:t>
             </w:r>
           </w:p>
         </w:tc>
@@ -12426,14 +14198,14 @@
                 <w:sz w:val="16"/>
                 <w:szCs w:val="16"/>
               </w:rPr>
-              <w:t xml:space="preserve">40  </w:t>
-            </w:r>
-            <w:r>
-              <w:rPr>
-                <w:sz w:val="16"/>
-                <w:szCs w:val="16"/>
-              </w:rPr>
-              <w:t xml:space="preserve">Listed shares (5% of the company)</w:t>
+              <w:t xml:space="preserve">42  </w:t>
+            </w:r>
+            <w:r>
+              <w:rPr>
+                <w:sz w:val="16"/>
+                <w:szCs w:val="16"/>
+              </w:rPr>
+              <w:t xml:space="preserve">Orontes</w:t>
             </w:r>
           </w:p>
         </w:tc>
@@ -12468,7 +14240,7 @@
                 <w:sz w:val="16"/>
                 <w:szCs w:val="16"/>
               </w:rPr>
-              <w:t xml:space="preserve">supplier</w:t>
+              <w:t xml:space="preserve">investor's</w:t>
             </w:r>
           </w:p>
         </w:tc>
@@ -12494,14 +14266,14 @@
                 <w:sz w:val="16"/>
                 <w:szCs w:val="16"/>
               </w:rPr>
-              <w:t xml:space="preserve">41  </w:t>
-            </w:r>
-            <w:r>
-              <w:rPr>
-                <w:sz w:val="16"/>
-                <w:szCs w:val="16"/>
-              </w:rPr>
-              <w:t xml:space="preserve">30% × 400,000 = 120,000</w:t>
+              <w:t xml:space="preserve">43  </w:t>
+            </w:r>
+            <w:r>
+              <w:rPr>
+                <w:sz w:val="16"/>
+                <w:szCs w:val="16"/>
+              </w:rPr>
+              <w:t xml:space="preserve">Corporate bond</w:t>
             </w:r>
           </w:p>
         </w:tc>
@@ -12536,7 +14308,7 @@
                 <w:sz w:val="16"/>
                 <w:szCs w:val="16"/>
               </w:rPr>
-              <w:t xml:space="preserve">Glass's</w:t>
+              <w:t xml:space="preserve">investee's</w:t>
             </w:r>
           </w:p>
         </w:tc>
@@ -12562,14 +14334,14 @@
                 <w:sz w:val="16"/>
                 <w:szCs w:val="16"/>
               </w:rPr>
-              <w:t xml:space="preserve">42  </w:t>
-            </w:r>
-            <w:r>
-              <w:rPr>
-                <w:sz w:val="16"/>
-                <w:szCs w:val="16"/>
-              </w:rPr>
-              <w:t xml:space="preserve">120,000 − 3,000 = 117,000</w:t>
+              <w:t xml:space="preserve">44  </w:t>
+            </w:r>
+            <w:r>
+              <w:rPr>
+                <w:sz w:val="16"/>
+                <w:szCs w:val="16"/>
+              </w:rPr>
+              <w:t xml:space="preserve">cost 25,000; fair value 27,000</w:t>
             </w:r>
           </w:p>
         </w:tc>
@@ -12604,7 +14376,7 @@
                 <w:sz w:val="16"/>
                 <w:szCs w:val="16"/>
               </w:rPr>
-              <w:t xml:space="preserve">difference</w:t>
+              <w:t xml:space="preserve">because</w:t>
             </w:r>
           </w:p>
         </w:tc>
@@ -12630,14 +14402,14 @@
                 <w:sz w:val="16"/>
                 <w:szCs w:val="16"/>
               </w:rPr>
-              <w:t xml:space="preserve">43  </w:t>
-            </w:r>
-            <w:r>
-              <w:rPr>
-                <w:sz w:val="16"/>
-                <w:szCs w:val="16"/>
-              </w:rPr>
-              <w:t xml:space="preserve">Trading</w:t>
+              <w:t xml:space="preserve">45  </w:t>
+            </w:r>
+            <w:r>
+              <w:rPr>
+                <w:sz w:val="16"/>
+                <w:szCs w:val="16"/>
+              </w:rPr>
+              <w:t xml:space="preserve">Shares of Amman Cold Storage Co. (25%)</w:t>
             </w:r>
           </w:p>
         </w:tc>
@@ -12672,7 +14444,7 @@
                 <w:sz w:val="16"/>
                 <w:szCs w:val="16"/>
               </w:rPr>
-              <w:t xml:space="preserve">depreciated</w:t>
+              <w:t xml:space="preserve">January</w:t>
             </w:r>
           </w:p>
         </w:tc>
@@ -12698,14 +14470,14 @@
                 <w:sz w:val="16"/>
                 <w:szCs w:val="16"/>
               </w:rPr>
-              <w:t xml:space="preserve">44  </w:t>
-            </w:r>
-            <w:r>
-              <w:rPr>
-                <w:sz w:val="16"/>
-                <w:szCs w:val="16"/>
-              </w:rPr>
-              <w:t xml:space="preserve">Available-for-sale</w:t>
+              <w:t xml:space="preserve">46  </w:t>
+            </w:r>
+            <w:r>
+              <w:rPr>
+                <w:sz w:val="16"/>
+                <w:szCs w:val="16"/>
+              </w:rPr>
+              <w:t xml:space="preserve">30% × 400,000 = 120,000</w:t>
             </w:r>
           </w:p>
         </w:tc>
@@ -12740,7 +14512,7 @@
                 <w:sz w:val="16"/>
                 <w:szCs w:val="16"/>
               </w:rPr>
-              <w:t xml:space="preserve">equity-method</w:t>
+              <w:t xml:space="preserve">supplier</w:t>
             </w:r>
           </w:p>
         </w:tc>
@@ -12766,14 +14538,14 @@
                 <w:sz w:val="16"/>
                 <w:szCs w:val="16"/>
               </w:rPr>
-              <w:t xml:space="preserve">45  </w:t>
-            </w:r>
-            <w:r>
-              <w:rPr>
-                <w:sz w:val="16"/>
-                <w:szCs w:val="16"/>
-              </w:rPr>
-              <w:t xml:space="preserve">Equity method</w:t>
+              <w:t xml:space="preserve">47  </w:t>
+            </w:r>
+            <w:r>
+              <w:rPr>
+                <w:sz w:val="16"/>
+                <w:szCs w:val="16"/>
+              </w:rPr>
+              <w:t xml:space="preserve">120,000 − 3,000 = 117,000</w:t>
             </w:r>
           </w:p>
         </w:tc>
@@ -12808,7 +14580,7 @@
                 <w:sz w:val="16"/>
                 <w:szCs w:val="16"/>
               </w:rPr>
-              <w:t xml:space="preserve">dividends</w:t>
+              <w:t xml:space="preserve">Glass's</w:t>
             </w:r>
           </w:p>
         </w:tc>
@@ -12834,14 +14606,14 @@
                 <w:sz w:val="16"/>
                 <w:szCs w:val="16"/>
               </w:rPr>
-              <w:t xml:space="preserve">46  </w:t>
-            </w:r>
-            <w:r>
-              <w:rPr>
-                <w:sz w:val="16"/>
-                <w:szCs w:val="16"/>
-              </w:rPr>
-              <w:t xml:space="preserve">significant influence</w:t>
+              <w:t xml:space="preserve">48  </w:t>
+            </w:r>
+            <w:r>
+              <w:rPr>
+                <w:sz w:val="16"/>
+                <w:szCs w:val="16"/>
+              </w:rPr>
+              <w:t xml:space="preserve">Trading</w:t>
             </w:r>
           </w:p>
         </w:tc>
@@ -12876,7 +14648,7 @@
                 <w:sz w:val="16"/>
                 <w:szCs w:val="16"/>
               </w:rPr>
-              <w:t xml:space="preserve">questions</w:t>
+              <w:t xml:space="preserve">difference</w:t>
             </w:r>
           </w:p>
         </w:tc>
@@ -12902,14 +14674,14 @@
                 <w:sz w:val="16"/>
                 <w:szCs w:val="16"/>
               </w:rPr>
-              <w:t xml:space="preserve">47  </w:t>
-            </w:r>
-            <w:r>
-              <w:rPr>
-                <w:sz w:val="16"/>
-                <w:szCs w:val="16"/>
-              </w:rPr>
-              <w:t xml:space="preserve">measurement alternative</w:t>
+              <w:t xml:space="preserve">49  </w:t>
+            </w:r>
+            <w:r>
+              <w:rPr>
+                <w:sz w:val="16"/>
+                <w:szCs w:val="16"/>
+              </w:rPr>
+              <w:t xml:space="preserve">Available-for-sale</w:t>
             </w:r>
           </w:p>
         </w:tc>
@@ -12944,7 +14716,7 @@
                 <w:sz w:val="16"/>
                 <w:szCs w:val="16"/>
               </w:rPr>
-              <w:t xml:space="preserve">Losses</w:t>
+              <w:t xml:space="preserve">depreciated</w:t>
             </w:r>
           </w:p>
         </w:tc>
@@ -12960,14 +14732,160 @@
           </w:tcPr>
           <w:p>
             <w:pPr>
-              <w:spacing w:before="24" w:after="24"/>
-            </w:pPr>
-            <w:r>
-              <w:rPr>
-                <w:sz w:val="16"/>
-                <w:szCs w:val="16"/>
-              </w:rPr>
-              <w:t xml:space="preserve"/>
+              <w:spacing w:before="12" w:after="12"/>
+            </w:pPr>
+            <w:r>
+              <w:rPr>
+                <w:b/>
+                <w:bCs/>
+                <w:color w:val="8186EF"/>
+                <w:sz w:val="16"/>
+                <w:szCs w:val="16"/>
+              </w:rPr>
+              <w:t xml:space="preserve">50  </w:t>
+            </w:r>
+            <w:r>
+              <w:rPr>
+                <w:sz w:val="16"/>
+                <w:szCs w:val="16"/>
+              </w:rPr>
+              <w:t xml:space="preserve">Equity method</w:t>
+            </w:r>
+          </w:p>
+        </w:tc>
+      </w:tr>
+      <w:tr>
+        <w:tc>
+          <w:tcPr>
+            <w:tcW w:type="pct" w:w="2500"/>
+            <w:tcMar>
+              <w:top w:type="dxa" w:w="20"/>
+              <w:left w:type="dxa" w:w="80"/>
+              <w:bottom w:type="dxa" w:w="20"/>
+              <w:right w:type="dxa" w:w="80"/>
+            </w:tcMar>
+          </w:tcPr>
+          <w:p>
+            <w:pPr>
+              <w:spacing w:before="12" w:after="12"/>
+            </w:pPr>
+            <w:r>
+              <w:rPr>
+                <w:b/>
+                <w:bCs/>
+                <w:color w:val="8186EF"/>
+                <w:sz w:val="16"/>
+                <w:szCs w:val="16"/>
+              </w:rPr>
+              <w:t xml:space="preserve">25  </w:t>
+            </w:r>
+            <w:r>
+              <w:rPr>
+                <w:sz w:val="16"/>
+                <w:szCs w:val="16"/>
+              </w:rPr>
+              <w:t xml:space="preserve">equity-method</w:t>
+            </w:r>
+          </w:p>
+        </w:tc>
+        <w:tc>
+          <w:tcPr>
+            <w:tcW w:type="pct" w:w="2500"/>
+            <w:tcMar>
+              <w:top w:type="dxa" w:w="20"/>
+              <w:left w:type="dxa" w:w="80"/>
+              <w:bottom w:type="dxa" w:w="20"/>
+              <w:right w:type="dxa" w:w="80"/>
+            </w:tcMar>
+          </w:tcPr>
+          <w:p>
+            <w:pPr>
+              <w:spacing w:before="12" w:after="12"/>
+            </w:pPr>
+            <w:r>
+              <w:rPr>
+                <w:b/>
+                <w:bCs/>
+                <w:color w:val="8186EF"/>
+                <w:sz w:val="16"/>
+                <w:szCs w:val="16"/>
+              </w:rPr>
+              <w:t xml:space="preserve">51  </w:t>
+            </w:r>
+            <w:r>
+              <w:rPr>
+                <w:sz w:val="16"/>
+                <w:szCs w:val="16"/>
+              </w:rPr>
+              <w:t xml:space="preserve">significant influence</w:t>
+            </w:r>
+          </w:p>
+        </w:tc>
+      </w:tr>
+      <w:tr>
+        <w:tc>
+          <w:tcPr>
+            <w:tcW w:type="pct" w:w="2500"/>
+            <w:tcMar>
+              <w:top w:type="dxa" w:w="20"/>
+              <w:left w:type="dxa" w:w="80"/>
+              <w:bottom w:type="dxa" w:w="20"/>
+              <w:right w:type="dxa" w:w="80"/>
+            </w:tcMar>
+          </w:tcPr>
+          <w:p>
+            <w:pPr>
+              <w:spacing w:before="12" w:after="12"/>
+            </w:pPr>
+            <w:r>
+              <w:rPr>
+                <w:b/>
+                <w:bCs/>
+                <w:color w:val="8186EF"/>
+                <w:sz w:val="16"/>
+                <w:szCs w:val="16"/>
+              </w:rPr>
+              <w:t xml:space="preserve">26  </w:t>
+            </w:r>
+            <w:r>
+              <w:rPr>
+                <w:sz w:val="16"/>
+                <w:szCs w:val="16"/>
+              </w:rPr>
+              <w:t xml:space="preserve">change</w:t>
+            </w:r>
+          </w:p>
+        </w:tc>
+        <w:tc>
+          <w:tcPr>
+            <w:tcW w:type="pct" w:w="2500"/>
+            <w:tcMar>
+              <w:top w:type="dxa" w:w="20"/>
+              <w:left w:type="dxa" w:w="80"/>
+              <w:bottom w:type="dxa" w:w="20"/>
+              <w:right w:type="dxa" w:w="80"/>
+            </w:tcMar>
+          </w:tcPr>
+          <w:p>
+            <w:pPr>
+              <w:spacing w:before="12" w:after="12"/>
+            </w:pPr>
+            <w:r>
+              <w:rPr>
+                <w:b/>
+                <w:bCs/>
+                <w:color w:val="8186EF"/>
+                <w:sz w:val="16"/>
+                <w:szCs w:val="16"/>
+              </w:rPr>
+              <w:t xml:space="preserve">52  </w:t>
+            </w:r>
+            <w:r>
+              <w:rPr>
+                <w:sz w:val="16"/>
+                <w:szCs w:val="16"/>
+              </w:rPr>
+              <w:t xml:space="preserve">measurement alternative</w:t>
             </w:r>
           </w:p>
         </w:tc>
@@ -13010,7 +14928,7 @@
           <w:sz w:val="15"/>
           <w:szCs w:val="15"/>
         </w:rPr>
-        <w:t xml:space="preserve">Shares with a readily determinable fair value are measured at fair value, and all changes go to net income. There is no AFS category and no OCI option for shares. Dividends received are income. For example, Orontes bought listed shares for $20,000; at year-end they are worth $23,500, and Orontes received dividends of $400. Net income includes an unrealized gain of $3,500 and dividend income of $400. For shares with no readily determinable fair value, such as shares of a private company, the investor may use the measurement alternative: cost minus impairment, adjusted when an orderly transaction in the same or a similar share shows a new price. An investor with significant influence can take part in the investee's financial and operating decisions. Influence is presumed when the investor holds 20% to 50% of the voting stock, but the evidence decides: a board seat, participation in policy decisions or large transactions between the companies can show influence even below 20%.</w:t>
+        <w:t xml:space="preserve">For shares, the key question is how much influence the investor has over the investee, the company whose shares it holds. Shares with a readily determinable fair value are measured at fair value, and all changes go to net income. There is no AFS category and no OCI option for shares. Dividends received are income. For example, Orontes bought listed shares for $20,000; at year-end they are worth $23,500, and Orontes received dividends of $400. Net income includes an unrealized gain of $3,500 and dividend income of $400. For shares with no readily determinable fair value, such as shares of a private company, the investor may use the measurement alternative: cost minus impairment, adjusted when an orderly transaction in the same or a similar share shows a new price. An investor with significant influence can take part in the investee's financial and operating decisions.</w:t>
       </w:r>
     </w:p>
     <w:p>
@@ -13034,7 +14952,7 @@
           <w:sz w:val="15"/>
           <w:szCs w:val="15"/>
         </w:rPr>
-        <w:t xml:space="preserve">With significant influence, the investor uses the equity method. Under the equity method, the investment starts at cost. It increases by the investor's share of the investee's net income and decreases by the dividends the investor receives. The dividends are not income, because they only return part of the investment.</w:t>
+        <w:t xml:space="preserve">Influence is presumed when the investor holds 20% to 50% of the voting stock, but the evidence decides: a board seat, participation in policy decisions or large transactions between the companies can show influence even below 20%. With significant influence, the investor uses the equity method. Under the equity method, the investment starts at cost. It increases by the investor's share of the investee's net income and decreases by the dividends the investor receives. The dividends are not income, because they only return part of the investment.</w:t>
       </w:r>
     </w:p>
     <w:p>
@@ -13058,7 +14976,7 @@
           <w:sz w:val="15"/>
           <w:szCs w:val="15"/>
         </w:rPr>
-        <w:t xml:space="preserve">On January 1, 2025, Orontes buys 30% of Jordan Glass Co., its bottle supplier, for $1,200,000. Jordan Glass's net assets have a book value of $3,000,000, so Orontes's share of book value is $900,000. The basis difference of $300,000 has two parts: $30,000 for Orontes's share of equipment worth more than its book value, which is depreciated over 10 years ($3,000 a year), and $270,000 of goodwill, which is not amortized. Orontes reports equity-method income of $147,000 and an investment of $1,287,000 at the end of 2025. The dividends of $60,000 are cash in and investment out; they do not change net income.</w:t>
+        <w:t xml:space="preserve">On January 1, 2025, Orontes buys 30% of Jordan Glass Co., its bottle supplier, for $1,200,000. Jordan Glass's net assets have a book value of $3,000,000, so Orontes's share of book value is $900,000. The basis difference of $300,000 has two parts: $30,000 for Orontes's share of equipment worth more than its book value, which is depreciated over 10 years ($3,000 a year), and $270,000 of goodwill, which is not amortized. In 2025 Jordan Glass earns $500,000 and pays dividends of $200,000. Orontes reports equity-method income of $147,000 and an investment of $1,287,000 at the end of 2025. The dividends of $60,000 are cash in and investment out; they do not change net income.</w:t>
       </w:r>
     </w:p>
     <w:p>
@@ -13082,7 +15000,7 @@
           <w:sz w:val="15"/>
           <w:szCs w:val="15"/>
         </w:rPr>
-        <w:t xml:space="preserve">Three more equity-method rules appear in exam questions. Losses reduce the investment only to zero, unless the investor has guaranteed the investee's debts. Profits on sales between the two companies are eliminated until the goods are sold to outsiders. And when an investor first gains significant influence, it starts the equity method from that date; it does not restate prior years. An investor may also elect the fair value option for an equity-method investment. Crypto assets that meet the ASU 2023-08 definition are measured at fair value through net income. This rule became effective for fiscal years beginning after December 15, 2024, so it is now testable. IFRS 9 classifies debt by the business model and the cash flows (amortized cost, FVOCI or FVPL), not by intent. For shares, IFRS 9 allows an irrevocable election to put fair value changes in OCI, with no recycling on sale; U.S. GAAP has no such option. Under IAS 28, an equity-method investment that is impaired can later be written back up; under U.S. GAAP the impairment is not reversed.</w:t>
+        <w:t xml:space="preserve">In 2026 Jordan Glass earns $400,000 and pays dividends of $100,000. The extra depreciation is the same as in 2025. Three more equity-method rules appear in exam questions. Losses reduce the investment only to zero, unless the investor has guaranteed the investee's debts. Profits on sales between the two companies are eliminated until the goods are sold to outsiders. And when an investor first gains significant influence, it starts the equity method from that date; it does not restate prior years. An investor may also elect the fair value option for an equity-method investment. Crypto assets that meet the ASU 2023-08 definition are measured at fair value through net income. This rule became effective for fiscal years beginning after December 15, 2024, so it is now testable. IFRS 9 classifies debt by the business model and the cash flows (amortized cost, FVOCI or FVPL), not by intent. For shares, IFRS 9 allows an irrevocable election to put fair value changes in OCI, with no recycling on sale; U.S. GAAP has no such option. Under IAS 28, an equity-method investment that is impaired can later be written back up; under U.S. GAAP the impairment is not reversed.</w:t>
       </w:r>
     </w:p>
     <w:p>
@@ -13106,7 +15024,7 @@
           <w:sz w:val="15"/>
           <w:szCs w:val="15"/>
         </w:rPr>
-        <w:t xml:space="preserve">Equity method: dividends reduce the investment. Take only the investor's share of the investee's income. Depreciate the part of the basis difference assigned to assets; do not amortize the goodwill.</w:t>
+        <w:t xml:space="preserve">Equity method: dividends reduce the investment. They are not income. Take only the investor's share of the investee's income. Depreciate the part of the basis difference assigned to assets; do not amortize the goodwill.</w:t>
       </w:r>
     </w:p>
     <w:p>
@@ -13390,7 +15308,7 @@
               <w:sz w:val="16"/>
               <w:szCs w:val="16"/>
             </w:rPr>
-            <w:t xml:space="preserve"> of 3</w:t>
+            <w:t xml:space="preserve"> of 4</w:t>
           </w:r>
         </w:p>
       </w:tc>
@@ -13572,7 +15490,7 @@
               <w:sz w:val="16"/>
               <w:szCs w:val="16"/>
             </w:rPr>
-            <w:t xml:space="preserve"> of 1</w:t>
+            <w:t xml:space="preserve"> of 2</w:t>
           </w:r>
         </w:p>
       </w:tc>

--- a/CMA_Summaries_B1_Ch09.docx
+++ b/CMA_Summaries_B1_Ch09.docx
@@ -111,7 +111,7 @@
       <w:r>
         <w:drawing>
           <wp:inline distT="0" distB="0" distL="0" distR="0">
-            <wp:extent cx="5734050" cy="1569325"/>
+            <wp:extent cx="5734050" cy="1712675"/>
             <wp:effectExtent t="0" r="0" b="0" l="0"/>
             <wp:docPr id="1" name="" descr="" title=""/>
             <wp:cNvGraphicFramePr>
@@ -136,7 +136,7 @@
                   <pic:spPr bwMode="auto">
                     <a:xfrm>
                       <a:off x="0" y="0"/>
-                      <a:ext cx="5734050" cy="1569325"/>
+                      <a:ext cx="5734050" cy="1712675"/>
                     </a:xfrm>
                     <a:prstGeom prst="rect">
                       <a:avLst/>
@@ -3007,7 +3007,7 @@
                 <w:sz w:val="16"/>
                 <w:szCs w:val="16"/>
               </w:rPr>
-              <w:t xml:space="preserve">Held-to-maturity (debt)   ·   basis difference   ·   Equity method</w:t>
+              <w:t xml:space="preserve">Held-to-maturity (debt)   ·   debt security   ·   Equity method</w:t>
             </w:r>
           </w:p>
         </w:tc>
@@ -4051,7 +4051,7 @@
                 <w:sz w:val="16"/>
                 <w:szCs w:val="16"/>
               </w:rPr>
-              <w:t xml:space="preserve">Amortized cost at Dec 31, 2025   ·   unrealized holding gain or loss</w:t>
+              <w:t xml:space="preserve">Amortized cost at Dec 31, 2025   ·   Interest revenue in net income (effective interest)</w:t>
             </w:r>
           </w:p>
         </w:tc>
@@ -7454,7 +7454,7 @@
                 <w:sz w:val="16"/>
                 <w:szCs w:val="16"/>
               </w:rPr>
-              <w:t xml:space="preserve">reclassification adjustment   ·   writes the security down to fair value through net income   ·   separates</w:t>
+              <w:t xml:space="preserve">writes the security down to fair value through net income   ·   recovers   ·   reclassification adjustment   ·   separates</w:t>
             </w:r>
           </w:p>
         </w:tc>
@@ -7481,7 +7481,7 @@
           <w:sz w:val="16"/>
           <w:szCs w:val="16"/>
         </w:rPr>
-        <w:t xml:space="preserve">      gaps 10–14</w:t>
+        <w:t xml:space="preserve">      gaps 11–15</w:t>
       </w:r>
     </w:p>
     <w:p>
@@ -7511,7 +7511,7 @@
           <w:sz w:val="15"/>
           <w:szCs w:val="15"/>
         </w:rPr>
-        <w:t xml:space="preserve"> (10) </w:t>
+        <w:t xml:space="preserve"> (11) </w:t>
       </w:r>
       <w:r>
         <w:rPr>
@@ -7557,7 +7557,7 @@
           <w:sz w:val="15"/>
           <w:szCs w:val="15"/>
         </w:rPr>
-        <w:t xml:space="preserve"> (11) </w:t>
+        <w:t xml:space="preserve"> (12) </w:t>
       </w:r>
       <w:r>
         <w:rPr>
@@ -7603,7 +7603,7 @@
           <w:sz w:val="15"/>
           <w:szCs w:val="15"/>
         </w:rPr>
-        <w:t xml:space="preserve"> (12) </w:t>
+        <w:t xml:space="preserve"> (13) </w:t>
       </w:r>
       <w:r>
         <w:rPr>
@@ -7642,7 +7642,7 @@
           <w:sz w:val="15"/>
           <w:szCs w:val="15"/>
         </w:rPr>
-        <w:t xml:space="preserve"> (13) </w:t>
+        <w:t xml:space="preserve"> (14) </w:t>
       </w:r>
       <w:r>
         <w:rPr>
@@ -7681,7 +7681,7 @@
           <w:sz w:val="15"/>
           <w:szCs w:val="15"/>
         </w:rPr>
-        <w:t xml:space="preserve"> (14) </w:t>
+        <w:t xml:space="preserve"> (15) </w:t>
       </w:r>
       <w:r>
         <w:rPr>
@@ -7847,7 +7847,7 @@
           <w:sz w:val="16"/>
           <w:szCs w:val="16"/>
         </w:rPr>
-        <w:t xml:space="preserve">      gaps 15–16</w:t>
+        <w:t xml:space="preserve">      gaps 16–17</w:t>
       </w:r>
     </w:p>
     <w:p>
@@ -7870,7 +7870,7 @@
           <w:sz w:val="15"/>
           <w:szCs w:val="15"/>
         </w:rPr>
-        <w:t xml:space="preserve"> (15) </w:t>
+        <w:t xml:space="preserve"> (16) </w:t>
       </w:r>
       <w:r>
         <w:rPr>
@@ -7916,7 +7916,7 @@
           <w:sz w:val="15"/>
           <w:szCs w:val="15"/>
         </w:rPr>
-        <w:t xml:space="preserve"> (16) </w:t>
+        <w:t xml:space="preserve"> (17) </w:t>
       </w:r>
       <w:r>
         <w:rPr>
@@ -8126,7 +8126,7 @@
                 <w:sz w:val="16"/>
                 <w:szCs w:val="16"/>
               </w:rPr>
-              <w:t xml:space="preserve">9  </w:t>
+              <w:t xml:space="preserve">10  </w:t>
             </w:r>
             <w:r>
               <w:rPr>
@@ -8194,7 +8194,7 @@
                 <w:sz w:val="16"/>
                 <w:szCs w:val="16"/>
               </w:rPr>
-              <w:t xml:space="preserve">10  </w:t>
+              <w:t xml:space="preserve">11  </w:t>
             </w:r>
             <w:r>
               <w:rPr>
@@ -8262,7 +8262,7 @@
                 <w:sz w:val="16"/>
                 <w:szCs w:val="16"/>
               </w:rPr>
-              <w:t xml:space="preserve">11  </w:t>
+              <w:t xml:space="preserve">12  </w:t>
             </w:r>
             <w:r>
               <w:rPr>
@@ -8330,7 +8330,7 @@
                 <w:sz w:val="16"/>
                 <w:szCs w:val="16"/>
               </w:rPr>
-              <w:t xml:space="preserve">12  </w:t>
+              <w:t xml:space="preserve">13  </w:t>
             </w:r>
             <w:r>
               <w:rPr>
@@ -8398,7 +8398,7 @@
                 <w:sz w:val="16"/>
                 <w:szCs w:val="16"/>
               </w:rPr>
-              <w:t xml:space="preserve">13  </w:t>
+              <w:t xml:space="preserve">14  </w:t>
             </w:r>
             <w:r>
               <w:rPr>
@@ -8466,7 +8466,7 @@
                 <w:sz w:val="16"/>
                 <w:szCs w:val="16"/>
               </w:rPr>
-              <w:t xml:space="preserve">14  </w:t>
+              <w:t xml:space="preserve">15  </w:t>
             </w:r>
             <w:r>
               <w:rPr>
@@ -8534,7 +8534,7 @@
                 <w:sz w:val="16"/>
                 <w:szCs w:val="16"/>
               </w:rPr>
-              <w:t xml:space="preserve">15  </w:t>
+              <w:t xml:space="preserve">16  </w:t>
             </w:r>
             <w:r>
               <w:rPr>
@@ -8576,7 +8576,7 @@
                 <w:sz w:val="16"/>
                 <w:szCs w:val="16"/>
               </w:rPr>
-              <w:t xml:space="preserve">writes the security down to fair value through net income</w:t>
+              <w:t xml:space="preserve">recovers</w:t>
             </w:r>
           </w:p>
         </w:tc>
@@ -8602,7 +8602,7 @@
                 <w:sz w:val="16"/>
                 <w:szCs w:val="16"/>
               </w:rPr>
-              <w:t xml:space="preserve">16  </w:t>
+              <w:t xml:space="preserve">17  </w:t>
             </w:r>
             <w:r>
               <w:rPr>
@@ -8610,6 +8610,64 @@
                 <w:szCs w:val="16"/>
               </w:rPr>
               <w:t xml:space="preserve">intends</w:t>
+            </w:r>
+          </w:p>
+        </w:tc>
+      </w:tr>
+      <w:tr>
+        <w:tc>
+          <w:tcPr>
+            <w:tcW w:type="pct" w:w="2500"/>
+            <w:tcMar>
+              <w:top w:type="dxa" w:w="20"/>
+              <w:left w:type="dxa" w:w="80"/>
+              <w:bottom w:type="dxa" w:w="20"/>
+              <w:right w:type="dxa" w:w="80"/>
+            </w:tcMar>
+          </w:tcPr>
+          <w:p>
+            <w:pPr>
+              <w:spacing w:before="12" w:after="12"/>
+            </w:pPr>
+            <w:r>
+              <w:rPr>
+                <w:b/>
+                <w:bCs/>
+                <w:color w:val="8186EF"/>
+                <w:sz w:val="16"/>
+                <w:szCs w:val="16"/>
+              </w:rPr>
+              <w:t xml:space="preserve">9  </w:t>
+            </w:r>
+            <w:r>
+              <w:rPr>
+                <w:sz w:val="16"/>
+                <w:szCs w:val="16"/>
+              </w:rPr>
+              <w:t xml:space="preserve">writes the security down to fair value through net income</w:t>
+            </w:r>
+          </w:p>
+        </w:tc>
+        <w:tc>
+          <w:tcPr>
+            <w:tcW w:type="pct" w:w="2500"/>
+            <w:tcMar>
+              <w:top w:type="dxa" w:w="20"/>
+              <w:left w:type="dxa" w:w="80"/>
+              <w:bottom w:type="dxa" w:w="20"/>
+              <w:right w:type="dxa" w:w="80"/>
+            </w:tcMar>
+          </w:tcPr>
+          <w:p>
+            <w:pPr>
+              <w:spacing w:before="24" w:after="24"/>
+            </w:pPr>
+            <w:r>
+              <w:rPr>
+                <w:sz w:val="16"/>
+                <w:szCs w:val="16"/>
+              </w:rPr>
+              <w:t xml:space="preserve"/>
             </w:r>
           </w:p>
         </w:tc>

--- a/CMA_Summaries_B1_Ch09.docx
+++ b/CMA_Summaries_B1_Ch09.docx
@@ -231,7 +231,7 @@
           <w:sz w:val="16"/>
           <w:szCs w:val="16"/>
         </w:rPr>
-        <w:t xml:space="preserve">      gaps 3–13</w:t>
+        <w:t xml:space="preserve">      gaps 3–14</w:t>
       </w:r>
     </w:p>
     <w:p>
@@ -638,7 +638,39 @@
           <w:sz w:val="19"/>
           <w:szCs w:val="19"/>
         </w:rPr>
-        <w:t xml:space="preserve"> (HTM) securities are securities the company has the positive intent and the ability to hold until they mature. </w:t>
+        <w:t xml:space="preserve"> (HTM) securities are securities the company has the </w:t>
+      </w:r>
+      <w:r>
+        <w:rPr>
+          <w:b/>
+          <w:bCs/>
+          <w:color w:val="8186EF"/>
+          <w:sz w:val="15"/>
+          <w:szCs w:val="15"/>
+        </w:rPr>
+        <w:t xml:space="preserve"> (14) </w:t>
+      </w:r>
+      <w:r>
+        <w:rPr>
+          <w:u w:val="single"/>
+          <w:sz w:val="19"/>
+          <w:szCs w:val="19"/>
+        </w:rPr>
+        <w:t xml:space="preserve">           </w:t>
+      </w:r>
+      <w:r>
+        <w:rPr>
+          <w:sz w:val="19"/>
+          <w:szCs w:val="19"/>
+        </w:rPr>
+        <w:t xml:space="preserve"> </w:t>
+      </w:r>
+      <w:r>
+        <w:rPr>
+          <w:sz w:val="19"/>
+          <w:szCs w:val="19"/>
+        </w:rPr>
+        <w:t xml:space="preserve"> intent and the ability to hold until they mature. </w:t>
       </w:r>
       <w:r>
         <w:rPr>
@@ -724,7 +756,7 @@
                 <w:sz w:val="16"/>
                 <w:szCs w:val="16"/>
               </w:rPr>
-              <w:t xml:space="preserve">covers   ·   ownership   ·   holder   ·   classification   ·   Held-to-maturity   ·   bought   ·   positive   ·   management's   ·   shares   ·   classifies   ·   Trading   ·   repayment</w:t>
+              <w:t xml:space="preserve">classification   ·   ownership   ·   holder   ·   current   ·   covers   ·   positive   ·   Held-to-maturity   ·   bought   ·   management's   ·   shares   ·   classifies   ·   Trading   ·   repayment</w:t>
             </w:r>
           </w:p>
         </w:tc>
@@ -751,7 +783,7 @@
           <w:sz w:val="16"/>
           <w:szCs w:val="16"/>
         </w:rPr>
-        <w:t xml:space="preserve">      gaps 14–18</w:t>
+        <w:t xml:space="preserve">      gaps 15–19</w:t>
       </w:r>
     </w:p>
     <w:p>
@@ -774,7 +806,7 @@
           <w:sz w:val="15"/>
           <w:szCs w:val="15"/>
         </w:rPr>
-        <w:t xml:space="preserve"> (14) </w:t>
+        <w:t xml:space="preserve"> (15) </w:t>
       </w:r>
       <w:r>
         <w:rPr>
@@ -806,7 +838,7 @@
           <w:sz w:val="15"/>
           <w:szCs w:val="15"/>
         </w:rPr>
-        <w:t xml:space="preserve"> (15) </w:t>
+        <w:t xml:space="preserve"> (16) </w:t>
       </w:r>
       <w:r>
         <w:rPr>
@@ -845,7 +877,7 @@
           <w:sz w:val="15"/>
           <w:szCs w:val="15"/>
         </w:rPr>
-        <w:t xml:space="preserve"> (16) </w:t>
+        <w:t xml:space="preserve"> (17) </w:t>
       </w:r>
       <w:r>
         <w:rPr>
@@ -877,7 +909,7 @@
           <w:sz w:val="15"/>
           <w:szCs w:val="15"/>
         </w:rPr>
-        <w:t xml:space="preserve"> (17) </w:t>
+        <w:t xml:space="preserve"> (18) </w:t>
       </w:r>
       <w:r>
         <w:rPr>
@@ -916,7 +948,7 @@
           <w:sz w:val="15"/>
           <w:szCs w:val="15"/>
         </w:rPr>
-        <w:t xml:space="preserve"> (18) </w:t>
+        <w:t xml:space="preserve"> (19) </w:t>
       </w:r>
       <w:r>
         <w:rPr>
@@ -1082,7 +1114,7 @@
           <w:sz w:val="16"/>
           <w:szCs w:val="16"/>
         </w:rPr>
-        <w:t xml:space="preserve">      gaps 19–21</w:t>
+        <w:t xml:space="preserve">      gaps 20–22</w:t>
       </w:r>
     </w:p>
     <w:p>
@@ -1112,7 +1144,7 @@
           <w:sz w:val="15"/>
           <w:szCs w:val="15"/>
         </w:rPr>
-        <w:t xml:space="preserve"> (19) </w:t>
+        <w:t xml:space="preserve"> (20) </w:t>
       </w:r>
       <w:r>
         <w:rPr>
@@ -1151,7 +1183,7 @@
           <w:sz w:val="15"/>
           <w:szCs w:val="15"/>
         </w:rPr>
-        <w:t xml:space="preserve"> (20) </w:t>
+        <w:t xml:space="preserve"> (21) </w:t>
       </w:r>
       <w:r>
         <w:rPr>
@@ -1190,7 +1222,7 @@
           <w:sz w:val="15"/>
           <w:szCs w:val="15"/>
         </w:rPr>
-        <w:t xml:space="preserve"> (21) </w:t>
+        <w:t xml:space="preserve"> (22) </w:t>
       </w:r>
       <w:r>
         <w:rPr>
@@ -1945,14 +1977,14 @@
                 <w:sz w:val="16"/>
                 <w:szCs w:val="16"/>
               </w:rPr>
-              <w:t xml:space="preserve">13  </w:t>
-            </w:r>
-            <w:r>
-              <w:rPr>
-                <w:sz w:val="16"/>
-                <w:szCs w:val="16"/>
-              </w:rPr>
-              <w:t xml:space="preserve">Held-to-maturity</w:t>
+              <w:t xml:space="preserve">14  </w:t>
+            </w:r>
+            <w:r>
+              <w:rPr>
+                <w:sz w:val="16"/>
+                <w:szCs w:val="16"/>
+              </w:rPr>
+              <w:t xml:space="preserve">positive</w:t>
             </w:r>
           </w:p>
         </w:tc>
@@ -2013,7 +2045,7 @@
                 <w:sz w:val="16"/>
                 <w:szCs w:val="16"/>
               </w:rPr>
-              <w:t xml:space="preserve">14  </w:t>
+              <w:t xml:space="preserve">15  </w:t>
             </w:r>
             <w:r>
               <w:rPr>
@@ -2081,7 +2113,7 @@
                 <w:sz w:val="16"/>
                 <w:szCs w:val="16"/>
               </w:rPr>
-              <w:t xml:space="preserve">15  </w:t>
+              <w:t xml:space="preserve">16  </w:t>
             </w:r>
             <w:r>
               <w:rPr>
@@ -2149,7 +2181,7 @@
                 <w:sz w:val="16"/>
                 <w:szCs w:val="16"/>
               </w:rPr>
-              <w:t xml:space="preserve">16  </w:t>
+              <w:t xml:space="preserve">17  </w:t>
             </w:r>
             <w:r>
               <w:rPr>
@@ -2217,7 +2249,7 @@
                 <w:sz w:val="16"/>
                 <w:szCs w:val="16"/>
               </w:rPr>
-              <w:t xml:space="preserve">17  </w:t>
+              <w:t xml:space="preserve">18  </w:t>
             </w:r>
             <w:r>
               <w:rPr>
@@ -2285,7 +2317,7 @@
                 <w:sz w:val="16"/>
                 <w:szCs w:val="16"/>
               </w:rPr>
-              <w:t xml:space="preserve">18  </w:t>
+              <w:t xml:space="preserve">19  </w:t>
             </w:r>
             <w:r>
               <w:rPr>
@@ -2353,7 +2385,7 @@
                 <w:sz w:val="16"/>
                 <w:szCs w:val="16"/>
               </w:rPr>
-              <w:t xml:space="preserve">19  </w:t>
+              <w:t xml:space="preserve">20  </w:t>
             </w:r>
             <w:r>
               <w:rPr>
@@ -2421,7 +2453,7 @@
                 <w:sz w:val="16"/>
                 <w:szCs w:val="16"/>
               </w:rPr>
-              <w:t xml:space="preserve">20  </w:t>
+              <w:t xml:space="preserve">21  </w:t>
             </w:r>
             <w:r>
               <w:rPr>
@@ -2489,7 +2521,7 @@
                 <w:sz w:val="16"/>
                 <w:szCs w:val="16"/>
               </w:rPr>
-              <w:t xml:space="preserve">21  </w:t>
+              <w:t xml:space="preserve">22  </w:t>
             </w:r>
             <w:r>
               <w:rPr>
@@ -2557,7 +2589,7 @@
                 <w:sz w:val="16"/>
                 <w:szCs w:val="16"/>
               </w:rPr>
-              <w:t xml:space="preserve">22  </w:t>
+              <w:t xml:space="preserve">23  </w:t>
             </w:r>
             <w:r>
               <w:rPr>
@@ -2625,7 +2657,7 @@
                 <w:sz w:val="16"/>
                 <w:szCs w:val="16"/>
               </w:rPr>
-              <w:t xml:space="preserve">23  </w:t>
+              <w:t xml:space="preserve">24  </w:t>
             </w:r>
             <w:r>
               <w:rPr>
@@ -2693,7 +2725,7 @@
                 <w:sz w:val="16"/>
                 <w:szCs w:val="16"/>
               </w:rPr>
-              <w:t xml:space="preserve">24  </w:t>
+              <w:t xml:space="preserve">25  </w:t>
             </w:r>
             <w:r>
               <w:rPr>
@@ -2701,6 +2733,64 @@
                 <w:szCs w:val="16"/>
               </w:rPr>
               <w:t xml:space="preserve">fair value option</w:t>
+            </w:r>
+          </w:p>
+        </w:tc>
+      </w:tr>
+      <w:tr>
+        <w:tc>
+          <w:tcPr>
+            <w:tcW w:type="pct" w:w="2500"/>
+            <w:tcMar>
+              <w:top w:type="dxa" w:w="20"/>
+              <w:left w:type="dxa" w:w="80"/>
+              <w:bottom w:type="dxa" w:w="20"/>
+              <w:right w:type="dxa" w:w="80"/>
+            </w:tcMar>
+          </w:tcPr>
+          <w:p>
+            <w:pPr>
+              <w:spacing w:before="12" w:after="12"/>
+            </w:pPr>
+            <w:r>
+              <w:rPr>
+                <w:b/>
+                <w:bCs/>
+                <w:color w:val="8186EF"/>
+                <w:sz w:val="16"/>
+                <w:szCs w:val="16"/>
+              </w:rPr>
+              <w:t xml:space="preserve">13  </w:t>
+            </w:r>
+            <w:r>
+              <w:rPr>
+                <w:sz w:val="16"/>
+                <w:szCs w:val="16"/>
+              </w:rPr>
+              <w:t xml:space="preserve">Held-to-maturity</w:t>
+            </w:r>
+          </w:p>
+        </w:tc>
+        <w:tc>
+          <w:tcPr>
+            <w:tcW w:type="pct" w:w="2500"/>
+            <w:tcMar>
+              <w:top w:type="dxa" w:w="20"/>
+              <w:left w:type="dxa" w:w="80"/>
+              <w:bottom w:type="dxa" w:w="20"/>
+              <w:right w:type="dxa" w:w="80"/>
+            </w:tcMar>
+          </w:tcPr>
+          <w:p>
+            <w:pPr>
+              <w:spacing w:before="24" w:after="24"/>
+            </w:pPr>
+            <w:r>
+              <w:rPr>
+                <w:sz w:val="16"/>
+                <w:szCs w:val="16"/>
+              </w:rPr>
+              <w:t xml:space="preserve"/>
             </w:r>
           </w:p>
         </w:tc>
@@ -7481,7 +7571,7 @@
           <w:sz w:val="16"/>
           <w:szCs w:val="16"/>
         </w:rPr>
-        <w:t xml:space="preserve">      gaps 11–15</w:t>
+        <w:t xml:space="preserve">      gaps 11–16</w:t>
       </w:r>
     </w:p>
     <w:p>
@@ -7703,7 +7793,39 @@
           <w:sz w:val="19"/>
           <w:szCs w:val="19"/>
         </w:rPr>
-        <w:t xml:space="preserve"> later, the allowance can be reversed through net income. </w:t>
+        <w:t xml:space="preserve"> later, the allowance can be </w:t>
+      </w:r>
+      <w:r>
+        <w:rPr>
+          <w:b/>
+          <w:bCs/>
+          <w:color w:val="8186EF"/>
+          <w:sz w:val="15"/>
+          <w:szCs w:val="15"/>
+        </w:rPr>
+        <w:t xml:space="preserve"> (16) </w:t>
+      </w:r>
+      <w:r>
+        <w:rPr>
+          <w:u w:val="single"/>
+          <w:sz w:val="19"/>
+          <w:szCs w:val="19"/>
+        </w:rPr>
+        <w:t xml:space="preserve">           </w:t>
+      </w:r>
+      <w:r>
+        <w:rPr>
+          <w:sz w:val="19"/>
+          <w:szCs w:val="19"/>
+        </w:rPr>
+        <w:t xml:space="preserve"> </w:t>
+      </w:r>
+      <w:r>
+        <w:rPr>
+          <w:sz w:val="19"/>
+          <w:szCs w:val="19"/>
+        </w:rPr>
+        <w:t xml:space="preserve"> through net income. </w:t>
       </w:r>
     </w:p>
     <w:tbl>
@@ -7761,7 +7883,7 @@
                 <w:sz w:val="16"/>
                 <w:szCs w:val="16"/>
               </w:rPr>
-              <w:t xml:space="preserve">larger   ·   Otherwise   ·   decline   ·   improves   ·   limited   ·   Nothing</w:t>
+              <w:t xml:space="preserve">larger   ·   reversed   ·   decline   ·   improves   ·   limited   ·   Nothing   ·   records</w:t>
             </w:r>
           </w:p>
         </w:tc>
@@ -7847,7 +7969,7 @@
           <w:sz w:val="16"/>
           <w:szCs w:val="16"/>
         </w:rPr>
-        <w:t xml:space="preserve">      gaps 16–17</w:t>
+        <w:t xml:space="preserve">      gaps 17–18</w:t>
       </w:r>
     </w:p>
     <w:p>
@@ -7870,7 +7992,7 @@
           <w:sz w:val="15"/>
           <w:szCs w:val="15"/>
         </w:rPr>
-        <w:t xml:space="preserve"> (16) </w:t>
+        <w:t xml:space="preserve"> (17) </w:t>
       </w:r>
       <w:r>
         <w:rPr>
@@ -7916,7 +8038,7 @@
           <w:sz w:val="15"/>
           <w:szCs w:val="15"/>
         </w:rPr>
-        <w:t xml:space="preserve"> (17) </w:t>
+        <w:t xml:space="preserve"> (18) </w:t>
       </w:r>
       <w:r>
         <w:rPr>
@@ -8541,7 +8663,7 @@
                 <w:sz w:val="16"/>
                 <w:szCs w:val="16"/>
               </w:rPr>
-              <w:t xml:space="preserve">amortized</w:t>
+              <w:t xml:space="preserve">reversed</w:t>
             </w:r>
           </w:p>
         </w:tc>
@@ -8609,7 +8731,7 @@
                 <w:sz w:val="16"/>
                 <w:szCs w:val="16"/>
               </w:rPr>
-              <w:t xml:space="preserve">intends</w:t>
+              <w:t xml:space="preserve">amortized</w:t>
             </w:r>
           </w:p>
         </w:tc>
@@ -8660,14 +8782,24 @@
           </w:tcPr>
           <w:p>
             <w:pPr>
-              <w:spacing w:before="24" w:after="24"/>
-            </w:pPr>
-            <w:r>
-              <w:rPr>
-                <w:sz w:val="16"/>
-                <w:szCs w:val="16"/>
-              </w:rPr>
-              <w:t xml:space="preserve"/>
+              <w:spacing w:before="12" w:after="12"/>
+            </w:pPr>
+            <w:r>
+              <w:rPr>
+                <w:b/>
+                <w:bCs/>
+                <w:color w:val="8186EF"/>
+                <w:sz w:val="16"/>
+                <w:szCs w:val="16"/>
+              </w:rPr>
+              <w:t xml:space="preserve">18  </w:t>
+            </w:r>
+            <w:r>
+              <w:rPr>
+                <w:sz w:val="16"/>
+                <w:szCs w:val="16"/>
+              </w:rPr>
+              <w:t xml:space="preserve">intends</w:t>
             </w:r>
           </w:p>
         </w:tc>
@@ -9793,7 +9925,7 @@
           <w:sz w:val="16"/>
           <w:szCs w:val="16"/>
         </w:rPr>
-        <w:t xml:space="preserve">      gaps 20–26</w:t>
+        <w:t xml:space="preserve">      gaps 20–29</w:t>
       </w:r>
     </w:p>
     <w:p>
@@ -9948,7 +10080,7 @@
           <w:sz w:val="19"/>
           <w:szCs w:val="19"/>
         </w:rPr>
-        <w:t xml:space="preserve"> of $300,000 has two parts: $30,000 for Orontes's share of equipment worth more than its book value, which is </w:t>
+        <w:t xml:space="preserve"> of $300,000 has two parts: $30,000 for Orontes's share of </w:t>
       </w:r>
       <w:r>
         <w:rPr>
@@ -9966,7 +10098,7 @@
           <w:sz w:val="19"/>
           <w:szCs w:val="19"/>
         </w:rPr>
-        <w:t xml:space="preserve">             </w:t>
+        <w:t xml:space="preserve">           </w:t>
       </w:r>
       <w:r>
         <w:rPr>
@@ -9980,21 +10112,7 @@
           <w:sz w:val="19"/>
           <w:szCs w:val="19"/>
         </w:rPr>
-        <w:t xml:space="preserve"> over 10 years ($3,000 a year), and $270,000 of goodwill, which is not amortized. </w:t>
-      </w:r>
-      <w:r>
-        <w:rPr>
-          <w:sz w:val="19"/>
-          <w:szCs w:val="19"/>
-        </w:rPr>
-        <w:t xml:space="preserve">In 2025 Jordan Glass earns $500,000 and pays dividends of $200,000. </w:t>
-      </w:r>
-      <w:r>
-        <w:rPr>
-          <w:sz w:val="19"/>
-          <w:szCs w:val="19"/>
-        </w:rPr>
-        <w:t xml:space="preserve">Orontes reports </w:t>
+        <w:t xml:space="preserve"> worth more than its book value, which is </w:t>
       </w:r>
       <w:r>
         <w:rPr>
@@ -10012,7 +10130,7 @@
           <w:sz w:val="19"/>
           <w:szCs w:val="19"/>
         </w:rPr>
-        <w:t xml:space="preserve">               </w:t>
+        <w:t xml:space="preserve">             </w:t>
       </w:r>
       <w:r>
         <w:rPr>
@@ -10026,14 +10144,7 @@
           <w:sz w:val="19"/>
           <w:szCs w:val="19"/>
         </w:rPr>
-        <w:t xml:space="preserve"> income of $147,000 and an investment of $1,287,000 at the end of 2025. </w:t>
-      </w:r>
-      <w:r>
-        <w:rPr>
-          <w:sz w:val="19"/>
-          <w:szCs w:val="19"/>
-        </w:rPr>
-        <w:t xml:space="preserve">The dividends of $60,000 are cash in and investment out; they do not </w:t>
+        <w:t xml:space="preserve"> over 10 years ($3,000 a year), and $270,000 of </w:t>
       </w:r>
       <w:r>
         <w:rPr>
@@ -10044,6 +10155,123 @@
           <w:szCs w:val="15"/>
         </w:rPr>
         <w:t xml:space="preserve"> (26) </w:t>
+      </w:r>
+      <w:r>
+        <w:rPr>
+          <w:u w:val="single"/>
+          <w:sz w:val="19"/>
+          <w:szCs w:val="19"/>
+        </w:rPr>
+        <w:t xml:space="preserve">           </w:t>
+      </w:r>
+      <w:r>
+        <w:rPr>
+          <w:sz w:val="19"/>
+          <w:szCs w:val="19"/>
+        </w:rPr>
+        <w:t xml:space="preserve"> </w:t>
+      </w:r>
+      <w:r>
+        <w:rPr>
+          <w:sz w:val="19"/>
+          <w:szCs w:val="19"/>
+        </w:rPr>
+        <w:t xml:space="preserve">, which is not </w:t>
+      </w:r>
+      <w:r>
+        <w:rPr>
+          <w:b/>
+          <w:bCs/>
+          <w:color w:val="8186EF"/>
+          <w:sz w:val="15"/>
+          <w:szCs w:val="15"/>
+        </w:rPr>
+        <w:t xml:space="preserve"> (27) </w:t>
+      </w:r>
+      <w:r>
+        <w:rPr>
+          <w:u w:val="single"/>
+          <w:sz w:val="19"/>
+          <w:szCs w:val="19"/>
+        </w:rPr>
+        <w:t xml:space="preserve">           </w:t>
+      </w:r>
+      <w:r>
+        <w:rPr>
+          <w:sz w:val="19"/>
+          <w:szCs w:val="19"/>
+        </w:rPr>
+        <w:t xml:space="preserve"> </w:t>
+      </w:r>
+      <w:r>
+        <w:rPr>
+          <w:sz w:val="19"/>
+          <w:szCs w:val="19"/>
+        </w:rPr>
+        <w:t xml:space="preserve">. </w:t>
+      </w:r>
+      <w:r>
+        <w:rPr>
+          <w:sz w:val="19"/>
+          <w:szCs w:val="19"/>
+        </w:rPr>
+        <w:t xml:space="preserve">In 2025 Jordan Glass earns $500,000 and pays dividends of $200,000. </w:t>
+      </w:r>
+      <w:r>
+        <w:rPr>
+          <w:sz w:val="19"/>
+          <w:szCs w:val="19"/>
+        </w:rPr>
+        <w:t xml:space="preserve">Orontes reports </w:t>
+      </w:r>
+      <w:r>
+        <w:rPr>
+          <w:b/>
+          <w:bCs/>
+          <w:color w:val="8186EF"/>
+          <w:sz w:val="15"/>
+          <w:szCs w:val="15"/>
+        </w:rPr>
+        <w:t xml:space="preserve"> (28) </w:t>
+      </w:r>
+      <w:r>
+        <w:rPr>
+          <w:u w:val="single"/>
+          <w:sz w:val="19"/>
+          <w:szCs w:val="19"/>
+        </w:rPr>
+        <w:t xml:space="preserve">               </w:t>
+      </w:r>
+      <w:r>
+        <w:rPr>
+          <w:sz w:val="19"/>
+          <w:szCs w:val="19"/>
+        </w:rPr>
+        <w:t xml:space="preserve"> </w:t>
+      </w:r>
+      <w:r>
+        <w:rPr>
+          <w:sz w:val="19"/>
+          <w:szCs w:val="19"/>
+        </w:rPr>
+        <w:t xml:space="preserve"> income of $147,000 and an investment of $1,287,000 at the end of 2025. </w:t>
+      </w:r>
+      <w:r>
+        <w:rPr>
+          <w:sz w:val="19"/>
+          <w:szCs w:val="19"/>
+        </w:rPr>
+        <w:t xml:space="preserve">The dividends of $60,000 are cash in and investment out; they do not </w:t>
+      </w:r>
+      <w:r>
+        <w:rPr>
+          <w:b/>
+          <w:bCs/>
+          <w:color w:val="8186EF"/>
+          <w:sz w:val="15"/>
+          <w:szCs w:val="15"/>
+        </w:rPr>
+        <w:t xml:space="preserve"> (29) </w:t>
       </w:r>
       <w:r>
         <w:rPr>
@@ -10123,7 +10351,7 @@
                 <w:sz w:val="16"/>
                 <w:szCs w:val="16"/>
               </w:rPr>
-              <w:t xml:space="preserve">supplier   ·   difference   ·   change   ·   depreciated   ·   Glass's   ·   private   ·   January   ·   equity-method</w:t>
+              <w:t xml:space="preserve">Glass's   ·   January   ·   equipment   ·   difference   ·   amortized   ·   goodwill   ·   change   ·   equity-method   ·   investor   ·   supplier   ·   depreciated</w:t>
             </w:r>
           </w:p>
         </w:tc>
@@ -10209,7 +10437,7 @@
           <w:sz w:val="16"/>
           <w:szCs w:val="16"/>
         </w:rPr>
-        <w:t xml:space="preserve">      gaps 27–37</w:t>
+        <w:t xml:space="preserve">      gaps 30–41</w:t>
       </w:r>
     </w:p>
     <w:p>
@@ -10222,7 +10450,7 @@
           <w:sz w:val="19"/>
           <w:szCs w:val="19"/>
         </w:rPr>
-        <w:t xml:space="preserve">In 2026 Jordan Glass earns $400,000 and pays </w:t>
+        <w:t xml:space="preserve">In 2026 </w:t>
       </w:r>
       <w:r>
         <w:rPr>
@@ -10232,7 +10460,7 @@
           <w:sz w:val="15"/>
           <w:szCs w:val="15"/>
         </w:rPr>
-        <w:t xml:space="preserve"> (27) </w:t>
+        <w:t xml:space="preserve"> (30) </w:t>
       </w:r>
       <w:r>
         <w:rPr>
@@ -10254,14 +10482,7 @@
           <w:sz w:val="19"/>
           <w:szCs w:val="19"/>
         </w:rPr>
-        <w:t xml:space="preserve"> of $100,000. </w:t>
-      </w:r>
-      <w:r>
-        <w:rPr>
-          <w:sz w:val="19"/>
-          <w:szCs w:val="19"/>
-        </w:rPr>
-        <w:t xml:space="preserve">The extra </w:t>
+        <w:t xml:space="preserve"> Glass earns $400,000 and pays </w:t>
       </w:r>
       <w:r>
         <w:rPr>
@@ -10271,7 +10492,7 @@
           <w:sz w:val="15"/>
           <w:szCs w:val="15"/>
         </w:rPr>
-        <w:t xml:space="preserve"> (28) </w:t>
+        <w:t xml:space="preserve"> (31) </w:t>
       </w:r>
       <w:r>
         <w:rPr>
@@ -10279,7 +10500,7 @@
           <w:sz w:val="19"/>
           <w:szCs w:val="19"/>
         </w:rPr>
-        <w:t xml:space="preserve">              </w:t>
+        <w:t xml:space="preserve">           </w:t>
       </w:r>
       <w:r>
         <w:rPr>
@@ -10293,14 +10514,14 @@
           <w:sz w:val="19"/>
           <w:szCs w:val="19"/>
         </w:rPr>
-        <w:t xml:space="preserve"> is the same as in 2025. </w:t>
-      </w:r>
-      <w:r>
-        <w:rPr>
-          <w:sz w:val="19"/>
-          <w:szCs w:val="19"/>
-        </w:rPr>
-        <w:t xml:space="preserve">Three more equity-method rules appear in exam </w:t>
+        <w:t xml:space="preserve"> of $100,000. </w:t>
+      </w:r>
+      <w:r>
+        <w:rPr>
+          <w:sz w:val="19"/>
+          <w:szCs w:val="19"/>
+        </w:rPr>
+        <w:t xml:space="preserve">The extra </w:t>
       </w:r>
       <w:r>
         <w:rPr>
@@ -10310,7 +10531,7 @@
           <w:sz w:val="15"/>
           <w:szCs w:val="15"/>
         </w:rPr>
-        <w:t xml:space="preserve"> (29) </w:t>
+        <w:t xml:space="preserve"> (32) </w:t>
       </w:r>
       <w:r>
         <w:rPr>
@@ -10318,7 +10539,7 @@
           <w:sz w:val="19"/>
           <w:szCs w:val="19"/>
         </w:rPr>
-        <w:t xml:space="preserve">           </w:t>
+        <w:t xml:space="preserve">              </w:t>
       </w:r>
       <w:r>
         <w:rPr>
@@ -10332,14 +10553,14 @@
           <w:sz w:val="19"/>
           <w:szCs w:val="19"/>
         </w:rPr>
-        <w:t xml:space="preserve">. </w:t>
-      </w:r>
-      <w:r>
-        <w:rPr>
-          <w:sz w:val="19"/>
-          <w:szCs w:val="19"/>
-        </w:rPr>
-        <w:t xml:space="preserve">Losses reduce the investment only to zero, unless the investor has </w:t>
+        <w:t xml:space="preserve"> is the same as in 2025. </w:t>
+      </w:r>
+      <w:r>
+        <w:rPr>
+          <w:sz w:val="19"/>
+          <w:szCs w:val="19"/>
+        </w:rPr>
+        <w:t xml:space="preserve">Three more equity-method rules appear in exam </w:t>
       </w:r>
       <w:r>
         <w:rPr>
@@ -10349,7 +10570,7 @@
           <w:sz w:val="15"/>
           <w:szCs w:val="15"/>
         </w:rPr>
-        <w:t xml:space="preserve"> (30) </w:t>
+        <w:t xml:space="preserve"> (33) </w:t>
       </w:r>
       <w:r>
         <w:rPr>
@@ -10357,7 +10578,7 @@
           <w:sz w:val="19"/>
           <w:szCs w:val="19"/>
         </w:rPr>
-        <w:t xml:space="preserve">            </w:t>
+        <w:t xml:space="preserve">           </w:t>
       </w:r>
       <w:r>
         <w:rPr>
@@ -10371,14 +10592,14 @@
           <w:sz w:val="19"/>
           <w:szCs w:val="19"/>
         </w:rPr>
-        <w:t xml:space="preserve"> the investee's debts. </w:t>
-      </w:r>
-      <w:r>
-        <w:rPr>
-          <w:sz w:val="19"/>
-          <w:szCs w:val="19"/>
-        </w:rPr>
-        <w:t xml:space="preserve">Profits on sales between the two companies are </w:t>
+        <w:t xml:space="preserve">. </w:t>
+      </w:r>
+      <w:r>
+        <w:rPr>
+          <w:sz w:val="19"/>
+          <w:szCs w:val="19"/>
+        </w:rPr>
+        <w:t xml:space="preserve">Losses reduce the investment only to zero, unless the investor has </w:t>
       </w:r>
       <w:r>
         <w:rPr>
@@ -10388,7 +10609,7 @@
           <w:sz w:val="15"/>
           <w:szCs w:val="15"/>
         </w:rPr>
-        <w:t xml:space="preserve"> (31) </w:t>
+        <w:t xml:space="preserve"> (34) </w:t>
       </w:r>
       <w:r>
         <w:rPr>
@@ -10410,14 +10631,14 @@
           <w:sz w:val="19"/>
           <w:szCs w:val="19"/>
         </w:rPr>
-        <w:t xml:space="preserve"> until the goods are sold to outsiders. </w:t>
-      </w:r>
-      <w:r>
-        <w:rPr>
-          <w:sz w:val="19"/>
-          <w:szCs w:val="19"/>
-        </w:rPr>
-        <w:t xml:space="preserve">And when an investor first gains </w:t>
+        <w:t xml:space="preserve"> the investee's debts. </w:t>
+      </w:r>
+      <w:r>
+        <w:rPr>
+          <w:sz w:val="19"/>
+          <w:szCs w:val="19"/>
+        </w:rPr>
+        <w:t xml:space="preserve">Profits on sales between the two companies are </w:t>
       </w:r>
       <w:r>
         <w:rPr>
@@ -10427,7 +10648,7 @@
           <w:sz w:val="15"/>
           <w:szCs w:val="15"/>
         </w:rPr>
-        <w:t xml:space="preserve"> (32) </w:t>
+        <w:t xml:space="preserve"> (35) </w:t>
       </w:r>
       <w:r>
         <w:rPr>
@@ -10435,7 +10656,7 @@
           <w:sz w:val="19"/>
           <w:szCs w:val="19"/>
         </w:rPr>
-        <w:t xml:space="preserve">             </w:t>
+        <w:t xml:space="preserve">            </w:t>
       </w:r>
       <w:r>
         <w:rPr>
@@ -10449,21 +10670,14 @@
           <w:sz w:val="19"/>
           <w:szCs w:val="19"/>
         </w:rPr>
-        <w:t xml:space="preserve"> influence, it starts the equity method from that date; it does not restate prior years. </w:t>
-      </w:r>
-      <w:r>
-        <w:rPr>
-          <w:sz w:val="19"/>
-          <w:szCs w:val="19"/>
-        </w:rPr>
-        <w:t xml:space="preserve">An investor may also elect the fair value option for an equity-method investment. </w:t>
-      </w:r>
-      <w:r>
-        <w:rPr>
-          <w:sz w:val="19"/>
-          <w:szCs w:val="19"/>
-        </w:rPr>
-        <w:t xml:space="preserve">Crypto assets that meet the ASU 2023-08 </w:t>
+        <w:t xml:space="preserve"> until the goods are sold to outsiders. </w:t>
+      </w:r>
+      <w:r>
+        <w:rPr>
+          <w:sz w:val="19"/>
+          <w:szCs w:val="19"/>
+        </w:rPr>
+        <w:t xml:space="preserve">And when an investor first gains </w:t>
       </w:r>
       <w:r>
         <w:rPr>
@@ -10473,7 +10687,7 @@
           <w:sz w:val="15"/>
           <w:szCs w:val="15"/>
         </w:rPr>
-        <w:t xml:space="preserve"> (33) </w:t>
+        <w:t xml:space="preserve"> (36) </w:t>
       </w:r>
       <w:r>
         <w:rPr>
@@ -10481,7 +10695,7 @@
           <w:sz w:val="19"/>
           <w:szCs w:val="19"/>
         </w:rPr>
-        <w:t xml:space="preserve">            </w:t>
+        <w:t xml:space="preserve">             </w:t>
       </w:r>
       <w:r>
         <w:rPr>
@@ -10495,14 +10709,21 @@
           <w:sz w:val="19"/>
           <w:szCs w:val="19"/>
         </w:rPr>
-        <w:t xml:space="preserve"> are measured at fair value through net income. </w:t>
-      </w:r>
-      <w:r>
-        <w:rPr>
-          <w:sz w:val="19"/>
-          <w:szCs w:val="19"/>
-        </w:rPr>
-        <w:t xml:space="preserve">This rule became </w:t>
+        <w:t xml:space="preserve"> influence, it starts the equity method from that date; it does not restate prior years. </w:t>
+      </w:r>
+      <w:r>
+        <w:rPr>
+          <w:sz w:val="19"/>
+          <w:szCs w:val="19"/>
+        </w:rPr>
+        <w:t xml:space="preserve">An investor may also elect the fair value option for an equity-method investment. </w:t>
+      </w:r>
+      <w:r>
+        <w:rPr>
+          <w:sz w:val="19"/>
+          <w:szCs w:val="19"/>
+        </w:rPr>
+        <w:t xml:space="preserve">Crypto assets that meet the ASU 2023-08 </w:t>
       </w:r>
       <w:r>
         <w:rPr>
@@ -10512,7 +10733,7 @@
           <w:sz w:val="15"/>
           <w:szCs w:val="15"/>
         </w:rPr>
-        <w:t xml:space="preserve"> (34) </w:t>
+        <w:t xml:space="preserve"> (37) </w:t>
       </w:r>
       <w:r>
         <w:rPr>
@@ -10520,7 +10741,7 @@
           <w:sz w:val="19"/>
           <w:szCs w:val="19"/>
         </w:rPr>
-        <w:t xml:space="preserve">           </w:t>
+        <w:t xml:space="preserve">            </w:t>
       </w:r>
       <w:r>
         <w:rPr>
@@ -10534,14 +10755,14 @@
           <w:sz w:val="19"/>
           <w:szCs w:val="19"/>
         </w:rPr>
-        <w:t xml:space="preserve"> for fiscal years beginning after December 15, 2024, so it is now testable. </w:t>
-      </w:r>
-      <w:r>
-        <w:rPr>
-          <w:sz w:val="19"/>
-          <w:szCs w:val="19"/>
-        </w:rPr>
-        <w:t xml:space="preserve">IFRS 9 </w:t>
+        <w:t xml:space="preserve"> are measured at fair value through net income. </w:t>
+      </w:r>
+      <w:r>
+        <w:rPr>
+          <w:sz w:val="19"/>
+          <w:szCs w:val="19"/>
+        </w:rPr>
+        <w:t xml:space="preserve">This rule became </w:t>
       </w:r>
       <w:r>
         <w:rPr>
@@ -10551,7 +10772,7 @@
           <w:sz w:val="15"/>
           <w:szCs w:val="15"/>
         </w:rPr>
-        <w:t xml:space="preserve"> (35) </w:t>
+        <w:t xml:space="preserve"> (38) </w:t>
       </w:r>
       <w:r>
         <w:rPr>
@@ -10559,7 +10780,7 @@
           <w:sz w:val="19"/>
           <w:szCs w:val="19"/>
         </w:rPr>
-        <w:t xml:space="preserve">            </w:t>
+        <w:t xml:space="preserve">           </w:t>
       </w:r>
       <w:r>
         <w:rPr>
@@ -10573,14 +10794,14 @@
           <w:sz w:val="19"/>
           <w:szCs w:val="19"/>
         </w:rPr>
-        <w:t xml:space="preserve"> debt by the business model and the cash flows (amortized cost, FVOCI or FVPL), not by intent. </w:t>
-      </w:r>
-      <w:r>
-        <w:rPr>
-          <w:sz w:val="19"/>
-          <w:szCs w:val="19"/>
-        </w:rPr>
-        <w:t xml:space="preserve">For shares, IFRS 9 allows an </w:t>
+        <w:t xml:space="preserve"> for fiscal years beginning after December 15, 2024, so it is now testable. </w:t>
+      </w:r>
+      <w:r>
+        <w:rPr>
+          <w:sz w:val="19"/>
+          <w:szCs w:val="19"/>
+        </w:rPr>
+        <w:t xml:space="preserve">IFRS 9 </w:t>
       </w:r>
       <w:r>
         <w:rPr>
@@ -10590,7 +10811,7 @@
           <w:sz w:val="15"/>
           <w:szCs w:val="15"/>
         </w:rPr>
-        <w:t xml:space="preserve"> (36) </w:t>
+        <w:t xml:space="preserve"> (39) </w:t>
       </w:r>
       <w:r>
         <w:rPr>
@@ -10598,7 +10819,7 @@
           <w:sz w:val="19"/>
           <w:szCs w:val="19"/>
         </w:rPr>
-        <w:t xml:space="preserve">             </w:t>
+        <w:t xml:space="preserve">            </w:t>
       </w:r>
       <w:r>
         <w:rPr>
@@ -10612,14 +10833,14 @@
           <w:sz w:val="19"/>
           <w:szCs w:val="19"/>
         </w:rPr>
-        <w:t xml:space="preserve"> election to put fair value changes in OCI, with no recycling on sale; U.S. GAAP has no such option. </w:t>
-      </w:r>
-      <w:r>
-        <w:rPr>
-          <w:sz w:val="19"/>
-          <w:szCs w:val="19"/>
-        </w:rPr>
-        <w:t xml:space="preserve">Under IAS 28, an equity-method investment that is impaired can later be written back up; under U.S. GAAP the </w:t>
+        <w:t xml:space="preserve"> debt by the business model and the cash flows (amortized cost, FVOCI or FVPL), not by intent. </w:t>
+      </w:r>
+      <w:r>
+        <w:rPr>
+          <w:sz w:val="19"/>
+          <w:szCs w:val="19"/>
+        </w:rPr>
+        <w:t xml:space="preserve">For shares, IFRS 9 allows an </w:t>
       </w:r>
       <w:r>
         <w:rPr>
@@ -10629,7 +10850,46 @@
           <w:sz w:val="15"/>
           <w:szCs w:val="15"/>
         </w:rPr>
-        <w:t xml:space="preserve"> (37) </w:t>
+        <w:t xml:space="preserve"> (40) </w:t>
+      </w:r>
+      <w:r>
+        <w:rPr>
+          <w:u w:val="single"/>
+          <w:sz w:val="19"/>
+          <w:szCs w:val="19"/>
+        </w:rPr>
+        <w:t xml:space="preserve">             </w:t>
+      </w:r>
+      <w:r>
+        <w:rPr>
+          <w:sz w:val="19"/>
+          <w:szCs w:val="19"/>
+        </w:rPr>
+        <w:t xml:space="preserve"> </w:t>
+      </w:r>
+      <w:r>
+        <w:rPr>
+          <w:sz w:val="19"/>
+          <w:szCs w:val="19"/>
+        </w:rPr>
+        <w:t xml:space="preserve"> election to put fair value changes in OCI, with no recycling on sale; U.S. GAAP has no such option. </w:t>
+      </w:r>
+      <w:r>
+        <w:rPr>
+          <w:sz w:val="19"/>
+          <w:szCs w:val="19"/>
+        </w:rPr>
+        <w:t xml:space="preserve">Under IAS 28, an equity-method investment that is impaired can later be written back up; under U.S. GAAP the </w:t>
+      </w:r>
+      <w:r>
+        <w:rPr>
+          <w:b/>
+          <w:bCs/>
+          <w:color w:val="8186EF"/>
+          <w:sz w:val="15"/>
+          <w:szCs w:val="15"/>
+        </w:rPr>
+        <w:t xml:space="preserve"> (41) </w:t>
       </w:r>
       <w:r>
         <w:rPr>
@@ -10709,7 +10969,7 @@
                 <w:sz w:val="16"/>
                 <w:szCs w:val="16"/>
               </w:rPr>
-              <w:t xml:space="preserve">effective   ·   definition   ·   amortize   ·   dividends   ·   eliminated   ·   irrevocable   ·   guaranteed   ·   impairment   ·   classifies   ·   questions   ·   significant   ·   depreciation</w:t>
+              <w:t xml:space="preserve">classifies   ·   questions   ·   amortize   ·   Jordan   ·   guaranteed   ·   irrevocable   ·   significant   ·   definition   ·   impairment   ·   effective   ·   depreciation   ·   eliminated   ·   dividends</w:t>
             </w:r>
           </w:p>
         </w:tc>
@@ -10783,7 +11043,7 @@
           <w:sz w:val="16"/>
           <w:szCs w:val="16"/>
         </w:rPr>
-        <w:t xml:space="preserve">      gaps 38–40</w:t>
+        <w:t xml:space="preserve">      gaps 42–44</w:t>
       </w:r>
     </w:p>
     <w:p>
@@ -10806,7 +11066,7 @@
           <w:sz w:val="15"/>
           <w:szCs w:val="15"/>
         </w:rPr>
-        <w:t xml:space="preserve"> (38) </w:t>
+        <w:t xml:space="preserve"> (42) </w:t>
       </w:r>
       <w:r>
         <w:rPr>
@@ -10852,7 +11112,7 @@
           <w:sz w:val="15"/>
           <w:szCs w:val="15"/>
         </w:rPr>
-        <w:t xml:space="preserve"> (39) </w:t>
+        <w:t xml:space="preserve"> (43) </w:t>
       </w:r>
       <w:r>
         <w:rPr>
@@ -10891,7 +11151,7 @@
           <w:sz w:val="15"/>
           <w:szCs w:val="15"/>
         </w:rPr>
-        <w:t xml:space="preserve"> (40) </w:t>
+        <w:t xml:space="preserve"> (44) </w:t>
       </w:r>
       <w:r>
         <w:rPr>
@@ -11225,7 +11485,7 @@
                 <w:sz w:val="14"/>
                 <w:szCs w:val="14"/>
               </w:rPr>
-              <w:t xml:space="preserve"> (41) </w:t>
+              <w:t xml:space="preserve"> (45) </w:t>
             </w:r>
             <w:r>
               <w:rPr>
@@ -11354,7 +11614,7 @@
                 <w:sz w:val="14"/>
                 <w:szCs w:val="14"/>
               </w:rPr>
-              <w:t xml:space="preserve"> (42) </w:t>
+              <w:t xml:space="preserve"> (46) </w:t>
             </w:r>
             <w:r>
               <w:rPr>
@@ -11452,7 +11712,7 @@
                 <w:sz w:val="14"/>
                 <w:szCs w:val="14"/>
               </w:rPr>
-              <w:t xml:space="preserve">(43)</w:t>
+              <w:t xml:space="preserve">(47)</w:t>
             </w:r>
           </w:p>
         </w:tc>
@@ -11599,7 +11859,7 @@
                 <w:sz w:val="14"/>
                 <w:szCs w:val="14"/>
               </w:rPr>
-              <w:t xml:space="preserve">(44)</w:t>
+              <w:t xml:space="preserve">(48)</w:t>
             </w:r>
           </w:p>
         </w:tc>
@@ -11651,7 +11911,7 @@
                 <w:sz w:val="14"/>
                 <w:szCs w:val="14"/>
               </w:rPr>
-              <w:t xml:space="preserve">(45)</w:t>
+              <w:t xml:space="preserve">(49)</w:t>
             </w:r>
           </w:p>
         </w:tc>
@@ -11916,7 +12176,7 @@
                 <w:sz w:val="14"/>
                 <w:szCs w:val="14"/>
               </w:rPr>
-              <w:t xml:space="preserve">(46)</w:t>
+              <w:t xml:space="preserve">(50)</w:t>
             </w:r>
           </w:p>
         </w:tc>
@@ -12116,7 +12376,7 @@
                 <w:sz w:val="14"/>
                 <w:szCs w:val="14"/>
               </w:rPr>
-              <w:t xml:space="preserve">(47)</w:t>
+              <w:t xml:space="preserve">(51)</w:t>
             </w:r>
           </w:p>
         </w:tc>
@@ -12199,8 +12459,8 @@
         </w:tblBorders>
       </w:tblPr>
       <w:tblGrid>
-        <w:gridCol w:w="4451"/>
-        <w:gridCol w:w="5149"/>
+        <w:gridCol w:w="4608"/>
+        <w:gridCol w:w="4992"/>
       </w:tblGrid>
       <w:tr>
         <w:tc>
@@ -12235,7 +12495,7 @@
       <w:tr>
         <w:tc>
           <w:tcPr>
-            <w:tcW w:type="pct" w:w="2318"/>
+            <w:tcW w:type="pct" w:w="2400"/>
             <w:shd w:fill="353A7C" w:val="clear"/>
             <w:tcMar>
               <w:top w:type="dxa" w:w="50"/>
@@ -12262,7 +12522,7 @@
         </w:tc>
         <w:tc>
           <w:tcPr>
-            <w:tcW w:type="pct" w:w="2682"/>
+            <w:tcW w:type="pct" w:w="2600"/>
             <w:shd w:fill="353A7C" w:val="clear"/>
             <w:tcMar>
               <w:top w:type="dxa" w:w="50"/>
@@ -12291,7 +12551,7 @@
       <w:tr>
         <w:tc>
           <w:tcPr>
-            <w:tcW w:type="pct" w:w="2318"/>
+            <w:tcW w:type="pct" w:w="2400"/>
             <w:tcMar>
               <w:top w:type="dxa" w:w="50"/>
               <w:left w:type="dxa" w:w="110"/>
@@ -12314,7 +12574,7 @@
         </w:tc>
         <w:tc>
           <w:tcPr>
-            <w:tcW w:type="pct" w:w="2682"/>
+            <w:tcW w:type="pct" w:w="2600"/>
             <w:shd w:fill="FFFFFF" w:val="clear"/>
             <w:tcMar>
               <w:top w:type="dxa" w:w="50"/>
@@ -12335,7 +12595,7 @@
                 <w:sz w:val="14"/>
                 <w:szCs w:val="14"/>
               </w:rPr>
-              <w:t xml:space="preserve">(48)</w:t>
+              <w:t xml:space="preserve">(52)</w:t>
             </w:r>
           </w:p>
         </w:tc>
@@ -12343,7 +12603,7 @@
       <w:tr>
         <w:tc>
           <w:tcPr>
-            <w:tcW w:type="pct" w:w="2318"/>
+            <w:tcW w:type="pct" w:w="2400"/>
             <w:shd w:fill="FBFAF6" w:val="clear"/>
             <w:tcMar>
               <w:top w:type="dxa" w:w="50"/>
@@ -12367,7 +12627,7 @@
         </w:tc>
         <w:tc>
           <w:tcPr>
-            <w:tcW w:type="pct" w:w="2682"/>
+            <w:tcW w:type="pct" w:w="2600"/>
             <w:shd w:fill="FBFAF6" w:val="clear"/>
             <w:tcMar>
               <w:top w:type="dxa" w:w="50"/>
@@ -12393,7 +12653,7 @@
       <w:tr>
         <w:tc>
           <w:tcPr>
-            <w:tcW w:type="pct" w:w="2318"/>
+            <w:tcW w:type="pct" w:w="2400"/>
             <w:tcMar>
               <w:top w:type="dxa" w:w="50"/>
               <w:left w:type="dxa" w:w="110"/>
@@ -12416,7 +12676,7 @@
         </w:tc>
         <w:tc>
           <w:tcPr>
-            <w:tcW w:type="pct" w:w="2682"/>
+            <w:tcW w:type="pct" w:w="2600"/>
             <w:shd w:fill="FFFFFF" w:val="clear"/>
             <w:tcMar>
               <w:top w:type="dxa" w:w="50"/>
@@ -12437,7 +12697,7 @@
                 <w:sz w:val="14"/>
                 <w:szCs w:val="14"/>
               </w:rPr>
-              <w:t xml:space="preserve">(49)</w:t>
+              <w:t xml:space="preserve">(53)</w:t>
             </w:r>
           </w:p>
         </w:tc>
@@ -12445,7 +12705,7 @@
       <w:tr>
         <w:tc>
           <w:tcPr>
-            <w:tcW w:type="pct" w:w="2318"/>
+            <w:tcW w:type="pct" w:w="2400"/>
             <w:shd w:fill="FBFAF6" w:val="clear"/>
             <w:tcMar>
               <w:top w:type="dxa" w:w="50"/>
@@ -12469,7 +12729,7 @@
         </w:tc>
         <w:tc>
           <w:tcPr>
-            <w:tcW w:type="pct" w:w="2682"/>
+            <w:tcW w:type="pct" w:w="2600"/>
             <w:shd w:fill="FBFAF6" w:val="clear"/>
             <w:tcMar>
               <w:top w:type="dxa" w:w="50"/>
@@ -12495,7 +12755,7 @@
       <w:tr>
         <w:tc>
           <w:tcPr>
-            <w:tcW w:type="pct" w:w="2318"/>
+            <w:tcW w:type="pct" w:w="2400"/>
             <w:tcMar>
               <w:top w:type="dxa" w:w="50"/>
               <w:left w:type="dxa" w:w="110"/>
@@ -12518,7 +12778,7 @@
         </w:tc>
         <w:tc>
           <w:tcPr>
-            <w:tcW w:type="pct" w:w="2682"/>
+            <w:tcW w:type="pct" w:w="2600"/>
             <w:shd w:fill="FFFFFF" w:val="clear"/>
             <w:tcMar>
               <w:top w:type="dxa" w:w="50"/>
@@ -12539,7 +12799,7 @@
                 <w:sz w:val="14"/>
                 <w:szCs w:val="14"/>
               </w:rPr>
-              <w:t xml:space="preserve">(50)</w:t>
+              <w:t xml:space="preserve">(54)</w:t>
             </w:r>
           </w:p>
         </w:tc>
@@ -13236,14 +13496,14 @@
                 <w:sz w:val="16"/>
                 <w:szCs w:val="16"/>
               </w:rPr>
-              <w:t xml:space="preserve">27  </w:t>
-            </w:r>
-            <w:r>
-              <w:rPr>
-                <w:sz w:val="16"/>
-                <w:szCs w:val="16"/>
-              </w:rPr>
-              <w:t xml:space="preserve">dividends</w:t>
+              <w:t xml:space="preserve">29  </w:t>
+            </w:r>
+            <w:r>
+              <w:rPr>
+                <w:sz w:val="16"/>
+                <w:szCs w:val="16"/>
+              </w:rPr>
+              <w:t xml:space="preserve">change</w:t>
             </w:r>
           </w:p>
         </w:tc>
@@ -13304,14 +13564,14 @@
                 <w:sz w:val="16"/>
                 <w:szCs w:val="16"/>
               </w:rPr>
-              <w:t xml:space="preserve">28  </w:t>
-            </w:r>
-            <w:r>
-              <w:rPr>
-                <w:sz w:val="16"/>
-                <w:szCs w:val="16"/>
-              </w:rPr>
-              <w:t xml:space="preserve">depreciation</w:t>
+              <w:t xml:space="preserve">30  </w:t>
+            </w:r>
+            <w:r>
+              <w:rPr>
+                <w:sz w:val="16"/>
+                <w:szCs w:val="16"/>
+              </w:rPr>
+              <w:t xml:space="preserve">Jordan</w:t>
             </w:r>
           </w:p>
         </w:tc>
@@ -13372,14 +13632,14 @@
                 <w:sz w:val="16"/>
                 <w:szCs w:val="16"/>
               </w:rPr>
-              <w:t xml:space="preserve">29  </w:t>
-            </w:r>
-            <w:r>
-              <w:rPr>
-                <w:sz w:val="16"/>
-                <w:szCs w:val="16"/>
-              </w:rPr>
-              <w:t xml:space="preserve">questions</w:t>
+              <w:t xml:space="preserve">31  </w:t>
+            </w:r>
+            <w:r>
+              <w:rPr>
+                <w:sz w:val="16"/>
+                <w:szCs w:val="16"/>
+              </w:rPr>
+              <w:t xml:space="preserve">dividends</w:t>
             </w:r>
           </w:p>
         </w:tc>
@@ -13440,14 +13700,14 @@
                 <w:sz w:val="16"/>
                 <w:szCs w:val="16"/>
               </w:rPr>
-              <w:t xml:space="preserve">30  </w:t>
-            </w:r>
-            <w:r>
-              <w:rPr>
-                <w:sz w:val="16"/>
-                <w:szCs w:val="16"/>
-              </w:rPr>
-              <w:t xml:space="preserve">guaranteed</w:t>
+              <w:t xml:space="preserve">32  </w:t>
+            </w:r>
+            <w:r>
+              <w:rPr>
+                <w:sz w:val="16"/>
+                <w:szCs w:val="16"/>
+              </w:rPr>
+              <w:t xml:space="preserve">depreciation</w:t>
             </w:r>
           </w:p>
         </w:tc>
@@ -13508,14 +13768,14 @@
                 <w:sz w:val="16"/>
                 <w:szCs w:val="16"/>
               </w:rPr>
-              <w:t xml:space="preserve">31  </w:t>
-            </w:r>
-            <w:r>
-              <w:rPr>
-                <w:sz w:val="16"/>
-                <w:szCs w:val="16"/>
-              </w:rPr>
-              <w:t xml:space="preserve">eliminated</w:t>
+              <w:t xml:space="preserve">33  </w:t>
+            </w:r>
+            <w:r>
+              <w:rPr>
+                <w:sz w:val="16"/>
+                <w:szCs w:val="16"/>
+              </w:rPr>
+              <w:t xml:space="preserve">questions</w:t>
             </w:r>
           </w:p>
         </w:tc>
@@ -13576,14 +13836,14 @@
                 <w:sz w:val="16"/>
                 <w:szCs w:val="16"/>
               </w:rPr>
-              <w:t xml:space="preserve">32  </w:t>
-            </w:r>
-            <w:r>
-              <w:rPr>
-                <w:sz w:val="16"/>
-                <w:szCs w:val="16"/>
-              </w:rPr>
-              <w:t xml:space="preserve">significant</w:t>
+              <w:t xml:space="preserve">34  </w:t>
+            </w:r>
+            <w:r>
+              <w:rPr>
+                <w:sz w:val="16"/>
+                <w:szCs w:val="16"/>
+              </w:rPr>
+              <w:t xml:space="preserve">guaranteed</w:t>
             </w:r>
           </w:p>
         </w:tc>
@@ -13644,14 +13904,14 @@
                 <w:sz w:val="16"/>
                 <w:szCs w:val="16"/>
               </w:rPr>
-              <w:t xml:space="preserve">33  </w:t>
-            </w:r>
-            <w:r>
-              <w:rPr>
-                <w:sz w:val="16"/>
-                <w:szCs w:val="16"/>
-              </w:rPr>
-              <w:t xml:space="preserve">definition</w:t>
+              <w:t xml:space="preserve">35  </w:t>
+            </w:r>
+            <w:r>
+              <w:rPr>
+                <w:sz w:val="16"/>
+                <w:szCs w:val="16"/>
+              </w:rPr>
+              <w:t xml:space="preserve">eliminated</w:t>
             </w:r>
           </w:p>
         </w:tc>
@@ -13712,14 +13972,14 @@
                 <w:sz w:val="16"/>
                 <w:szCs w:val="16"/>
               </w:rPr>
-              <w:t xml:space="preserve">34  </w:t>
-            </w:r>
-            <w:r>
-              <w:rPr>
-                <w:sz w:val="16"/>
-                <w:szCs w:val="16"/>
-              </w:rPr>
-              <w:t xml:space="preserve">effective</w:t>
+              <w:t xml:space="preserve">36  </w:t>
+            </w:r>
+            <w:r>
+              <w:rPr>
+                <w:sz w:val="16"/>
+                <w:szCs w:val="16"/>
+              </w:rPr>
+              <w:t xml:space="preserve">significant</w:t>
             </w:r>
           </w:p>
         </w:tc>
@@ -13780,14 +14040,14 @@
                 <w:sz w:val="16"/>
                 <w:szCs w:val="16"/>
               </w:rPr>
-              <w:t xml:space="preserve">35  </w:t>
-            </w:r>
-            <w:r>
-              <w:rPr>
-                <w:sz w:val="16"/>
-                <w:szCs w:val="16"/>
-              </w:rPr>
-              <w:t xml:space="preserve">classifies</w:t>
+              <w:t xml:space="preserve">37  </w:t>
+            </w:r>
+            <w:r>
+              <w:rPr>
+                <w:sz w:val="16"/>
+                <w:szCs w:val="16"/>
+              </w:rPr>
+              <w:t xml:space="preserve">definition</w:t>
             </w:r>
           </w:p>
         </w:tc>
@@ -13848,14 +14108,14 @@
                 <w:sz w:val="16"/>
                 <w:szCs w:val="16"/>
               </w:rPr>
-              <w:t xml:space="preserve">36  </w:t>
-            </w:r>
-            <w:r>
-              <w:rPr>
-                <w:sz w:val="16"/>
-                <w:szCs w:val="16"/>
-              </w:rPr>
-              <w:t xml:space="preserve">irrevocable</w:t>
+              <w:t xml:space="preserve">38  </w:t>
+            </w:r>
+            <w:r>
+              <w:rPr>
+                <w:sz w:val="16"/>
+                <w:szCs w:val="16"/>
+              </w:rPr>
+              <w:t xml:space="preserve">effective</w:t>
             </w:r>
           </w:p>
         </w:tc>
@@ -13916,14 +14176,14 @@
                 <w:sz w:val="16"/>
                 <w:szCs w:val="16"/>
               </w:rPr>
-              <w:t xml:space="preserve">37  </w:t>
-            </w:r>
-            <w:r>
-              <w:rPr>
-                <w:sz w:val="16"/>
-                <w:szCs w:val="16"/>
-              </w:rPr>
-              <w:t xml:space="preserve">impairment</w:t>
+              <w:t xml:space="preserve">39  </w:t>
+            </w:r>
+            <w:r>
+              <w:rPr>
+                <w:sz w:val="16"/>
+                <w:szCs w:val="16"/>
+              </w:rPr>
+              <w:t xml:space="preserve">classifies</w:t>
             </w:r>
           </w:p>
         </w:tc>
@@ -13984,14 +14244,14 @@
                 <w:sz w:val="16"/>
                 <w:szCs w:val="16"/>
               </w:rPr>
-              <w:t xml:space="preserve">38  </w:t>
-            </w:r>
-            <w:r>
-              <w:rPr>
-                <w:sz w:val="16"/>
-                <w:szCs w:val="16"/>
-              </w:rPr>
-              <w:t xml:space="preserve">investment</w:t>
+              <w:t xml:space="preserve">40  </w:t>
+            </w:r>
+            <w:r>
+              <w:rPr>
+                <w:sz w:val="16"/>
+                <w:szCs w:val="16"/>
+              </w:rPr>
+              <w:t xml:space="preserve">irrevocable</w:t>
             </w:r>
           </w:p>
         </w:tc>
@@ -14052,14 +14312,14 @@
                 <w:sz w:val="16"/>
                 <w:szCs w:val="16"/>
               </w:rPr>
-              <w:t xml:space="preserve">39  </w:t>
-            </w:r>
-            <w:r>
-              <w:rPr>
-                <w:sz w:val="16"/>
-                <w:szCs w:val="16"/>
-              </w:rPr>
-              <w:t xml:space="preserve">investor's</w:t>
+              <w:t xml:space="preserve">41  </w:t>
+            </w:r>
+            <w:r>
+              <w:rPr>
+                <w:sz w:val="16"/>
+                <w:szCs w:val="16"/>
+              </w:rPr>
+              <w:t xml:space="preserve">impairment</w:t>
             </w:r>
           </w:p>
         </w:tc>
@@ -14120,14 +14380,14 @@
                 <w:sz w:val="16"/>
                 <w:szCs w:val="16"/>
               </w:rPr>
-              <w:t xml:space="preserve">40  </w:t>
-            </w:r>
-            <w:r>
-              <w:rPr>
-                <w:sz w:val="16"/>
-                <w:szCs w:val="16"/>
-              </w:rPr>
-              <w:t xml:space="preserve">Depreciate</w:t>
+              <w:t xml:space="preserve">42  </w:t>
+            </w:r>
+            <w:r>
+              <w:rPr>
+                <w:sz w:val="16"/>
+                <w:szCs w:val="16"/>
+              </w:rPr>
+              <w:t xml:space="preserve">investment</w:t>
             </w:r>
           </w:p>
         </w:tc>
@@ -14188,14 +14448,14 @@
                 <w:sz w:val="16"/>
                 <w:szCs w:val="16"/>
               </w:rPr>
-              <w:t xml:space="preserve">41  </w:t>
-            </w:r>
-            <w:r>
-              <w:rPr>
-                <w:sz w:val="16"/>
-                <w:szCs w:val="16"/>
-              </w:rPr>
-              <w:t xml:space="preserve">treasury</w:t>
+              <w:t xml:space="preserve">43  </w:t>
+            </w:r>
+            <w:r>
+              <w:rPr>
+                <w:sz w:val="16"/>
+                <w:szCs w:val="16"/>
+              </w:rPr>
+              <w:t xml:space="preserve">investor's</w:t>
             </w:r>
           </w:p>
         </w:tc>
@@ -14256,14 +14516,14 @@
                 <w:sz w:val="16"/>
                 <w:szCs w:val="16"/>
               </w:rPr>
-              <w:t xml:space="preserve">42  </w:t>
-            </w:r>
-            <w:r>
-              <w:rPr>
-                <w:sz w:val="16"/>
-                <w:szCs w:val="16"/>
-              </w:rPr>
-              <w:t xml:space="preserve">Orontes</w:t>
+              <w:t xml:space="preserve">44  </w:t>
+            </w:r>
+            <w:r>
+              <w:rPr>
+                <w:sz w:val="16"/>
+                <w:szCs w:val="16"/>
+              </w:rPr>
+              <w:t xml:space="preserve">Depreciate</w:t>
             </w:r>
           </w:p>
         </w:tc>
@@ -14324,14 +14584,14 @@
                 <w:sz w:val="16"/>
                 <w:szCs w:val="16"/>
               </w:rPr>
-              <w:t xml:space="preserve">43  </w:t>
-            </w:r>
-            <w:r>
-              <w:rPr>
-                <w:sz w:val="16"/>
-                <w:szCs w:val="16"/>
-              </w:rPr>
-              <w:t xml:space="preserve">Corporate bond</w:t>
+              <w:t xml:space="preserve">45  </w:t>
+            </w:r>
+            <w:r>
+              <w:rPr>
+                <w:sz w:val="16"/>
+                <w:szCs w:val="16"/>
+              </w:rPr>
+              <w:t xml:space="preserve">treasury</w:t>
             </w:r>
           </w:p>
         </w:tc>
@@ -14392,14 +14652,14 @@
                 <w:sz w:val="16"/>
                 <w:szCs w:val="16"/>
               </w:rPr>
-              <w:t xml:space="preserve">44  </w:t>
-            </w:r>
-            <w:r>
-              <w:rPr>
-                <w:sz w:val="16"/>
-                <w:szCs w:val="16"/>
-              </w:rPr>
-              <w:t xml:space="preserve">cost 25,000; fair value 27,000</w:t>
+              <w:t xml:space="preserve">46  </w:t>
+            </w:r>
+            <w:r>
+              <w:rPr>
+                <w:sz w:val="16"/>
+                <w:szCs w:val="16"/>
+              </w:rPr>
+              <w:t xml:space="preserve">Orontes</w:t>
             </w:r>
           </w:p>
         </w:tc>
@@ -14460,14 +14720,14 @@
                 <w:sz w:val="16"/>
                 <w:szCs w:val="16"/>
               </w:rPr>
-              <w:t xml:space="preserve">45  </w:t>
-            </w:r>
-            <w:r>
-              <w:rPr>
-                <w:sz w:val="16"/>
-                <w:szCs w:val="16"/>
-              </w:rPr>
-              <w:t xml:space="preserve">Shares of Amman Cold Storage Co. (25%)</w:t>
+              <w:t xml:space="preserve">47  </w:t>
+            </w:r>
+            <w:r>
+              <w:rPr>
+                <w:sz w:val="16"/>
+                <w:szCs w:val="16"/>
+              </w:rPr>
+              <w:t xml:space="preserve">Corporate bond</w:t>
             </w:r>
           </w:p>
         </w:tc>
@@ -14528,14 +14788,14 @@
                 <w:sz w:val="16"/>
                 <w:szCs w:val="16"/>
               </w:rPr>
-              <w:t xml:space="preserve">46  </w:t>
-            </w:r>
-            <w:r>
-              <w:rPr>
-                <w:sz w:val="16"/>
-                <w:szCs w:val="16"/>
-              </w:rPr>
-              <w:t xml:space="preserve">30% × 400,000 = 120,000</w:t>
+              <w:t xml:space="preserve">48  </w:t>
+            </w:r>
+            <w:r>
+              <w:rPr>
+                <w:sz w:val="16"/>
+                <w:szCs w:val="16"/>
+              </w:rPr>
+              <w:t xml:space="preserve">cost 25,000; fair value 27,000</w:t>
             </w:r>
           </w:p>
         </w:tc>
@@ -14596,14 +14856,14 @@
                 <w:sz w:val="16"/>
                 <w:szCs w:val="16"/>
               </w:rPr>
-              <w:t xml:space="preserve">47  </w:t>
-            </w:r>
-            <w:r>
-              <w:rPr>
-                <w:sz w:val="16"/>
-                <w:szCs w:val="16"/>
-              </w:rPr>
-              <w:t xml:space="preserve">120,000 − 3,000 = 117,000</w:t>
+              <w:t xml:space="preserve">49  </w:t>
+            </w:r>
+            <w:r>
+              <w:rPr>
+                <w:sz w:val="16"/>
+                <w:szCs w:val="16"/>
+              </w:rPr>
+              <w:t xml:space="preserve">Shares of Amman Cold Storage Co. (25%)</w:t>
             </w:r>
           </w:p>
         </w:tc>
@@ -14664,14 +14924,14 @@
                 <w:sz w:val="16"/>
                 <w:szCs w:val="16"/>
               </w:rPr>
-              <w:t xml:space="preserve">48  </w:t>
-            </w:r>
-            <w:r>
-              <w:rPr>
-                <w:sz w:val="16"/>
-                <w:szCs w:val="16"/>
-              </w:rPr>
-              <w:t xml:space="preserve">Trading</w:t>
+              <w:t xml:space="preserve">50  </w:t>
+            </w:r>
+            <w:r>
+              <w:rPr>
+                <w:sz w:val="16"/>
+                <w:szCs w:val="16"/>
+              </w:rPr>
+              <w:t xml:space="preserve">30% × 400,000 = 120,000</w:t>
             </w:r>
           </w:p>
         </w:tc>
@@ -14732,14 +14992,14 @@
                 <w:sz w:val="16"/>
                 <w:szCs w:val="16"/>
               </w:rPr>
-              <w:t xml:space="preserve">49  </w:t>
-            </w:r>
-            <w:r>
-              <w:rPr>
-                <w:sz w:val="16"/>
-                <w:szCs w:val="16"/>
-              </w:rPr>
-              <w:t xml:space="preserve">Available-for-sale</w:t>
+              <w:t xml:space="preserve">51  </w:t>
+            </w:r>
+            <w:r>
+              <w:rPr>
+                <w:sz w:val="16"/>
+                <w:szCs w:val="16"/>
+              </w:rPr>
+              <w:t xml:space="preserve">120,000 − 3,000 = 117,000</w:t>
             </w:r>
           </w:p>
         </w:tc>
@@ -14774,7 +15034,7 @@
                 <w:sz w:val="16"/>
                 <w:szCs w:val="16"/>
               </w:rPr>
-              <w:t xml:space="preserve">depreciated</w:t>
+              <w:t xml:space="preserve">equipment</w:t>
             </w:r>
           </w:p>
         </w:tc>
@@ -14800,14 +15060,14 @@
                 <w:sz w:val="16"/>
                 <w:szCs w:val="16"/>
               </w:rPr>
-              <w:t xml:space="preserve">50  </w:t>
-            </w:r>
-            <w:r>
-              <w:rPr>
-                <w:sz w:val="16"/>
-                <w:szCs w:val="16"/>
-              </w:rPr>
-              <w:t xml:space="preserve">Equity method</w:t>
+              <w:t xml:space="preserve">52  </w:t>
+            </w:r>
+            <w:r>
+              <w:rPr>
+                <w:sz w:val="16"/>
+                <w:szCs w:val="16"/>
+              </w:rPr>
+              <w:t xml:space="preserve">Trading</w:t>
             </w:r>
           </w:p>
         </w:tc>
@@ -14842,7 +15102,7 @@
                 <w:sz w:val="16"/>
                 <w:szCs w:val="16"/>
               </w:rPr>
-              <w:t xml:space="preserve">equity-method</w:t>
+              <w:t xml:space="preserve">depreciated</w:t>
             </w:r>
           </w:p>
         </w:tc>
@@ -14868,14 +15128,14 @@
                 <w:sz w:val="16"/>
                 <w:szCs w:val="16"/>
               </w:rPr>
-              <w:t xml:space="preserve">51  </w:t>
-            </w:r>
-            <w:r>
-              <w:rPr>
-                <w:sz w:val="16"/>
-                <w:szCs w:val="16"/>
-              </w:rPr>
-              <w:t xml:space="preserve">significant influence</w:t>
+              <w:t xml:space="preserve">53  </w:t>
+            </w:r>
+            <w:r>
+              <w:rPr>
+                <w:sz w:val="16"/>
+                <w:szCs w:val="16"/>
+              </w:rPr>
+              <w:t xml:space="preserve">Available-for-sale</w:t>
             </w:r>
           </w:p>
         </w:tc>
@@ -14910,7 +15170,7 @@
                 <w:sz w:val="16"/>
                 <w:szCs w:val="16"/>
               </w:rPr>
-              <w:t xml:space="preserve">change</w:t>
+              <w:t xml:space="preserve">goodwill</w:t>
             </w:r>
           </w:p>
         </w:tc>
@@ -14936,7 +15196,143 @@
                 <w:sz w:val="16"/>
                 <w:szCs w:val="16"/>
               </w:rPr>
-              <w:t xml:space="preserve">52  </w:t>
+              <w:t xml:space="preserve">54  </w:t>
+            </w:r>
+            <w:r>
+              <w:rPr>
+                <w:sz w:val="16"/>
+                <w:szCs w:val="16"/>
+              </w:rPr>
+              <w:t xml:space="preserve">Equity method</w:t>
+            </w:r>
+          </w:p>
+        </w:tc>
+      </w:tr>
+      <w:tr>
+        <w:tc>
+          <w:tcPr>
+            <w:tcW w:type="pct" w:w="2500"/>
+            <w:tcMar>
+              <w:top w:type="dxa" w:w="20"/>
+              <w:left w:type="dxa" w:w="80"/>
+              <w:bottom w:type="dxa" w:w="20"/>
+              <w:right w:type="dxa" w:w="80"/>
+            </w:tcMar>
+          </w:tcPr>
+          <w:p>
+            <w:pPr>
+              <w:spacing w:before="12" w:after="12"/>
+            </w:pPr>
+            <w:r>
+              <w:rPr>
+                <w:b/>
+                <w:bCs/>
+                <w:color w:val="8186EF"/>
+                <w:sz w:val="16"/>
+                <w:szCs w:val="16"/>
+              </w:rPr>
+              <w:t xml:space="preserve">27  </w:t>
+            </w:r>
+            <w:r>
+              <w:rPr>
+                <w:sz w:val="16"/>
+                <w:szCs w:val="16"/>
+              </w:rPr>
+              <w:t xml:space="preserve">amortized</w:t>
+            </w:r>
+          </w:p>
+        </w:tc>
+        <w:tc>
+          <w:tcPr>
+            <w:tcW w:type="pct" w:w="2500"/>
+            <w:tcMar>
+              <w:top w:type="dxa" w:w="20"/>
+              <w:left w:type="dxa" w:w="80"/>
+              <w:bottom w:type="dxa" w:w="20"/>
+              <w:right w:type="dxa" w:w="80"/>
+            </w:tcMar>
+          </w:tcPr>
+          <w:p>
+            <w:pPr>
+              <w:spacing w:before="12" w:after="12"/>
+            </w:pPr>
+            <w:r>
+              <w:rPr>
+                <w:b/>
+                <w:bCs/>
+                <w:color w:val="8186EF"/>
+                <w:sz w:val="16"/>
+                <w:szCs w:val="16"/>
+              </w:rPr>
+              <w:t xml:space="preserve">55  </w:t>
+            </w:r>
+            <w:r>
+              <w:rPr>
+                <w:sz w:val="16"/>
+                <w:szCs w:val="16"/>
+              </w:rPr>
+              <w:t xml:space="preserve">significant influence</w:t>
+            </w:r>
+          </w:p>
+        </w:tc>
+      </w:tr>
+      <w:tr>
+        <w:tc>
+          <w:tcPr>
+            <w:tcW w:type="pct" w:w="2500"/>
+            <w:tcMar>
+              <w:top w:type="dxa" w:w="20"/>
+              <w:left w:type="dxa" w:w="80"/>
+              <w:bottom w:type="dxa" w:w="20"/>
+              <w:right w:type="dxa" w:w="80"/>
+            </w:tcMar>
+          </w:tcPr>
+          <w:p>
+            <w:pPr>
+              <w:spacing w:before="12" w:after="12"/>
+            </w:pPr>
+            <w:r>
+              <w:rPr>
+                <w:b/>
+                <w:bCs/>
+                <w:color w:val="8186EF"/>
+                <w:sz w:val="16"/>
+                <w:szCs w:val="16"/>
+              </w:rPr>
+              <w:t xml:space="preserve">28  </w:t>
+            </w:r>
+            <w:r>
+              <w:rPr>
+                <w:sz w:val="16"/>
+                <w:szCs w:val="16"/>
+              </w:rPr>
+              <w:t xml:space="preserve">equity-method</w:t>
+            </w:r>
+          </w:p>
+        </w:tc>
+        <w:tc>
+          <w:tcPr>
+            <w:tcW w:type="pct" w:w="2500"/>
+            <w:tcMar>
+              <w:top w:type="dxa" w:w="20"/>
+              <w:left w:type="dxa" w:w="80"/>
+              <w:bottom w:type="dxa" w:w="20"/>
+              <w:right w:type="dxa" w:w="80"/>
+            </w:tcMar>
+          </w:tcPr>
+          <w:p>
+            <w:pPr>
+              <w:spacing w:before="12" w:after="12"/>
+            </w:pPr>
+            <w:r>
+              <w:rPr>
+                <w:b/>
+                <w:bCs/>
+                <w:color w:val="8186EF"/>
+                <w:sz w:val="16"/>
+                <w:szCs w:val="16"/>
+              </w:rPr>
+              <w:t xml:space="preserve">56  </w:t>
             </w:r>
             <w:r>
               <w:rPr>

--- a/CMA_Summaries_B1_Ch09.docx
+++ b/CMA_Summaries_B1_Ch09.docx
@@ -1321,7 +1321,7 @@
           <w:sz w:val="18"/>
           <w:szCs w:val="18"/>
         </w:rPr>
-        <w:t xml:space="preserve">The English this section uses, and its Arabic</w:t>
+        <w:t xml:space="preserve">The words this section uses</w:t>
       </w:r>
     </w:p>
     <w:p>
@@ -1345,7 +1345,7 @@
       <w:r>
         <w:drawing>
           <wp:inline distT="0" distB="0" distL="0" distR="0">
-            <wp:extent cx="5734050" cy="3266900"/>
+            <wp:extent cx="5734050" cy="2218175"/>
             <wp:effectExtent t="0" r="0" b="0" l="0"/>
             <wp:docPr id="1" name="" descr="" title=""/>
             <wp:cNvGraphicFramePr>
@@ -1370,7 +1370,7 @@
                   <pic:spPr bwMode="auto">
                     <a:xfrm>
                       <a:off x="0" y="0"/>
-                      <a:ext cx="5734050" cy="3266900"/>
+                      <a:ext cx="5734050" cy="2218175"/>
                     </a:xfrm>
                     <a:prstGeom prst="rect">
                       <a:avLst/>
@@ -1438,7 +1438,7 @@
                 <w:sz w:val="16"/>
                 <w:szCs w:val="16"/>
               </w:rPr>
-              <w:t xml:space="preserve">held-to-maturity (HTM) securities   ·   fair value option   ·   أداة دين (سند)   ·   trading securities</w:t>
+              <w:t xml:space="preserve">held-to-maturity (HTM) securities   ·   fair value option   ·   available-for-sale (AFS) securities</w:t>
             </w:r>
           </w:p>
         </w:tc>
@@ -1977,14 +1977,14 @@
                 <w:sz w:val="16"/>
                 <w:szCs w:val="16"/>
               </w:rPr>
-              <w:t xml:space="preserve">14  </w:t>
-            </w:r>
-            <w:r>
-              <w:rPr>
-                <w:sz w:val="16"/>
-                <w:szCs w:val="16"/>
-              </w:rPr>
-              <w:t xml:space="preserve">positive</w:t>
+              <w:t xml:space="preserve">13  </w:t>
+            </w:r>
+            <w:r>
+              <w:rPr>
+                <w:sz w:val="16"/>
+                <w:szCs w:val="16"/>
+              </w:rPr>
+              <w:t xml:space="preserve">Held-to-maturity</w:t>
             </w:r>
           </w:p>
         </w:tc>
@@ -2045,14 +2045,14 @@
                 <w:sz w:val="16"/>
                 <w:szCs w:val="16"/>
               </w:rPr>
-              <w:t xml:space="preserve">15  </w:t>
-            </w:r>
-            <w:r>
-              <w:rPr>
-                <w:sz w:val="16"/>
-                <w:szCs w:val="16"/>
-              </w:rPr>
-              <w:t xml:space="preserve">standard</w:t>
+              <w:t xml:space="preserve">14  </w:t>
+            </w:r>
+            <w:r>
+              <w:rPr>
+                <w:sz w:val="16"/>
+                <w:szCs w:val="16"/>
+              </w:rPr>
+              <w:t xml:space="preserve">positive</w:t>
             </w:r>
           </w:p>
         </w:tc>
@@ -2113,14 +2113,14 @@
                 <w:sz w:val="16"/>
                 <w:szCs w:val="16"/>
               </w:rPr>
-              <w:t xml:space="preserve">16  </w:t>
-            </w:r>
-            <w:r>
-              <w:rPr>
-                <w:sz w:val="16"/>
-                <w:szCs w:val="16"/>
-              </w:rPr>
-              <w:t xml:space="preserve">exceptions</w:t>
+              <w:t xml:space="preserve">15  </w:t>
+            </w:r>
+            <w:r>
+              <w:rPr>
+                <w:sz w:val="16"/>
+                <w:szCs w:val="16"/>
+              </w:rPr>
+              <w:t xml:space="preserve">standard</w:t>
             </w:r>
           </w:p>
         </w:tc>
@@ -2181,14 +2181,14 @@
                 <w:sz w:val="16"/>
                 <w:szCs w:val="16"/>
               </w:rPr>
-              <w:t xml:space="preserve">17  </w:t>
-            </w:r>
-            <w:r>
-              <w:rPr>
-                <w:sz w:val="16"/>
-                <w:szCs w:val="16"/>
-              </w:rPr>
-              <w:t xml:space="preserve">security</w:t>
+              <w:t xml:space="preserve">16  </w:t>
+            </w:r>
+            <w:r>
+              <w:rPr>
+                <w:sz w:val="16"/>
+                <w:szCs w:val="16"/>
+              </w:rPr>
+              <w:t xml:space="preserve">exceptions</w:t>
             </w:r>
           </w:p>
         </w:tc>
@@ -2249,14 +2249,14 @@
                 <w:sz w:val="16"/>
                 <w:szCs w:val="16"/>
               </w:rPr>
-              <w:t xml:space="preserve">18  </w:t>
-            </w:r>
-            <w:r>
-              <w:rPr>
-                <w:sz w:val="16"/>
-                <w:szCs w:val="16"/>
-              </w:rPr>
-              <w:t xml:space="preserve">recognizes</w:t>
+              <w:t xml:space="preserve">17  </w:t>
+            </w:r>
+            <w:r>
+              <w:rPr>
+                <w:sz w:val="16"/>
+                <w:szCs w:val="16"/>
+              </w:rPr>
+              <w:t xml:space="preserve">security</w:t>
             </w:r>
           </w:p>
         </w:tc>
@@ -2317,14 +2317,14 @@
                 <w:sz w:val="16"/>
                 <w:szCs w:val="16"/>
               </w:rPr>
-              <w:t xml:space="preserve">19  </w:t>
-            </w:r>
-            <w:r>
-              <w:rPr>
-                <w:sz w:val="16"/>
-                <w:szCs w:val="16"/>
-              </w:rPr>
-              <w:t xml:space="preserve">irrevocable</w:t>
+              <w:t xml:space="preserve">18  </w:t>
+            </w:r>
+            <w:r>
+              <w:rPr>
+                <w:sz w:val="16"/>
+                <w:szCs w:val="16"/>
+              </w:rPr>
+              <w:t xml:space="preserve">recognizes</w:t>
             </w:r>
           </w:p>
         </w:tc>
@@ -2385,14 +2385,14 @@
                 <w:sz w:val="16"/>
                 <w:szCs w:val="16"/>
               </w:rPr>
-              <w:t xml:space="preserve">20  </w:t>
-            </w:r>
-            <w:r>
-              <w:rPr>
-                <w:sz w:val="16"/>
-                <w:szCs w:val="16"/>
-              </w:rPr>
-              <w:t xml:space="preserve">ability</w:t>
+              <w:t xml:space="preserve">19  </w:t>
+            </w:r>
+            <w:r>
+              <w:rPr>
+                <w:sz w:val="16"/>
+                <w:szCs w:val="16"/>
+              </w:rPr>
+              <w:t xml:space="preserve">irrevocable</w:t>
             </w:r>
           </w:p>
         </w:tc>
@@ -2453,14 +2453,14 @@
                 <w:sz w:val="16"/>
                 <w:szCs w:val="16"/>
               </w:rPr>
-              <w:t xml:space="preserve">21  </w:t>
-            </w:r>
-            <w:r>
-              <w:rPr>
-                <w:sz w:val="16"/>
-                <w:szCs w:val="16"/>
-              </w:rPr>
-              <w:t xml:space="preserve">change</w:t>
+              <w:t xml:space="preserve">20  </w:t>
+            </w:r>
+            <w:r>
+              <w:rPr>
+                <w:sz w:val="16"/>
+                <w:szCs w:val="16"/>
+              </w:rPr>
+              <w:t xml:space="preserve">ability</w:t>
             </w:r>
           </w:p>
         </w:tc>
@@ -2521,14 +2521,14 @@
                 <w:sz w:val="16"/>
                 <w:szCs w:val="16"/>
               </w:rPr>
-              <w:t xml:space="preserve">22  </w:t>
-            </w:r>
-            <w:r>
-              <w:rPr>
-                <w:sz w:val="16"/>
-                <w:szCs w:val="16"/>
-              </w:rPr>
-              <w:t xml:space="preserve">securities</w:t>
+              <w:t xml:space="preserve">21  </w:t>
+            </w:r>
+            <w:r>
+              <w:rPr>
+                <w:sz w:val="16"/>
+                <w:szCs w:val="16"/>
+              </w:rPr>
+              <w:t xml:space="preserve">change</w:t>
             </w:r>
           </w:p>
         </w:tc>
@@ -2589,14 +2589,14 @@
                 <w:sz w:val="16"/>
                 <w:szCs w:val="16"/>
               </w:rPr>
-              <w:t xml:space="preserve">23  </w:t>
-            </w:r>
-            <w:r>
-              <w:rPr>
-                <w:sz w:val="16"/>
-                <w:szCs w:val="16"/>
-              </w:rPr>
-              <w:t xml:space="preserve">trading securities</w:t>
+              <w:t xml:space="preserve">22  </w:t>
+            </w:r>
+            <w:r>
+              <w:rPr>
+                <w:sz w:val="16"/>
+                <w:szCs w:val="16"/>
+              </w:rPr>
+              <w:t xml:space="preserve">securities</w:t>
             </w:r>
           </w:p>
         </w:tc>
@@ -2657,14 +2657,14 @@
                 <w:sz w:val="16"/>
                 <w:szCs w:val="16"/>
               </w:rPr>
-              <w:t xml:space="preserve">24  </w:t>
-            </w:r>
-            <w:r>
-              <w:rPr>
-                <w:sz w:val="16"/>
-                <w:szCs w:val="16"/>
-              </w:rPr>
-              <w:t xml:space="preserve">held-to-maturity (HTM) securities</w:t>
+              <w:t xml:space="preserve">23  </w:t>
+            </w:r>
+            <w:r>
+              <w:rPr>
+                <w:sz w:val="16"/>
+                <w:szCs w:val="16"/>
+              </w:rPr>
+              <w:t xml:space="preserve">available-for-sale (AFS) securities</w:t>
             </w:r>
           </w:p>
         </w:tc>
@@ -2725,72 +2725,14 @@
                 <w:sz w:val="16"/>
                 <w:szCs w:val="16"/>
               </w:rPr>
-              <w:t xml:space="preserve">25  </w:t>
-            </w:r>
-            <w:r>
-              <w:rPr>
-                <w:sz w:val="16"/>
-                <w:szCs w:val="16"/>
-              </w:rPr>
-              <w:t xml:space="preserve">fair value option</w:t>
-            </w:r>
-          </w:p>
-        </w:tc>
-      </w:tr>
-      <w:tr>
-        <w:tc>
-          <w:tcPr>
-            <w:tcW w:type="pct" w:w="2500"/>
-            <w:tcMar>
-              <w:top w:type="dxa" w:w="20"/>
-              <w:left w:type="dxa" w:w="80"/>
-              <w:bottom w:type="dxa" w:w="20"/>
-              <w:right w:type="dxa" w:w="80"/>
-            </w:tcMar>
-          </w:tcPr>
-          <w:p>
-            <w:pPr>
-              <w:spacing w:before="12" w:after="12"/>
-            </w:pPr>
-            <w:r>
-              <w:rPr>
-                <w:b/>
-                <w:bCs/>
-                <w:color w:val="8186EF"/>
-                <w:sz w:val="16"/>
-                <w:szCs w:val="16"/>
-              </w:rPr>
-              <w:t xml:space="preserve">13  </w:t>
-            </w:r>
-            <w:r>
-              <w:rPr>
-                <w:sz w:val="16"/>
-                <w:szCs w:val="16"/>
-              </w:rPr>
-              <w:t xml:space="preserve">Held-to-maturity</w:t>
-            </w:r>
-          </w:p>
-        </w:tc>
-        <w:tc>
-          <w:tcPr>
-            <w:tcW w:type="pct" w:w="2500"/>
-            <w:tcMar>
-              <w:top w:type="dxa" w:w="20"/>
-              <w:left w:type="dxa" w:w="80"/>
-              <w:bottom w:type="dxa" w:w="20"/>
-              <w:right w:type="dxa" w:w="80"/>
-            </w:tcMar>
-          </w:tcPr>
-          <w:p>
-            <w:pPr>
-              <w:spacing w:before="24" w:after="24"/>
-            </w:pPr>
-            <w:r>
-              <w:rPr>
-                <w:sz w:val="16"/>
-                <w:szCs w:val="16"/>
-              </w:rPr>
-              <w:t xml:space="preserve"/>
+              <w:t xml:space="preserve">24  </w:t>
+            </w:r>
+            <w:r>
+              <w:rPr>
+                <w:sz w:val="16"/>
+                <w:szCs w:val="16"/>
+              </w:rPr>
+              <w:t xml:space="preserve">held-to-maturity (HTM) securities</w:t>
             </w:r>
           </w:p>
         </w:tc>

--- a/CMA_Summaries_B1_Ch09.docx
+++ b/CMA_Summaries_B1_Ch09.docx
@@ -2912,6 +2912,292 @@
     </w:p>
     <w:p>
       <w:pPr>
+        <w:spacing w:before="44" w:after="14"/>
+      </w:pPr>
+      <w:r>
+        <w:rPr>
+          <w:b/>
+          <w:bCs/>
+          <w:color w:val="353A7C"/>
+          <w:sz w:val="18"/>
+          <w:szCs w:val="18"/>
+        </w:rPr>
+        <w:t xml:space="preserve">Summary 1</w:t>
+      </w:r>
+      <w:r>
+        <w:rPr>
+          <w:color w:val="6B7280"/>
+          <w:sz w:val="16"/>
+          <w:szCs w:val="16"/>
+        </w:rPr>
+        <w:t xml:space="preserve">      gaps 1–5</w:t>
+      </w:r>
+    </w:p>
+    <w:p>
+      <w:pPr>
+        <w:spacing w:before="20" w:after="20" w:line="360" w:lineRule="auto"/>
+        <w:ind w:left="200"/>
+      </w:pPr>
+      <w:r>
+        <w:rPr>
+          <w:sz w:val="19"/>
+          <w:szCs w:val="19"/>
+        </w:rPr>
+        <w:t xml:space="preserve">Trading and AFS securities are reported at fair value: the price the company would receive if it sold the </w:t>
+      </w:r>
+      <w:r>
+        <w:rPr>
+          <w:b/>
+          <w:bCs/>
+          <w:color w:val="8186EF"/>
+          <w:sz w:val="15"/>
+          <w:szCs w:val="15"/>
+        </w:rPr>
+        <w:t xml:space="preserve"> (1) </w:t>
+      </w:r>
+      <w:r>
+        <w:rPr>
+          <w:u w:val="single"/>
+          <w:sz w:val="19"/>
+          <w:szCs w:val="19"/>
+        </w:rPr>
+        <w:t xml:space="preserve">           </w:t>
+      </w:r>
+      <w:r>
+        <w:rPr>
+          <w:sz w:val="19"/>
+          <w:szCs w:val="19"/>
+        </w:rPr>
+        <w:t xml:space="preserve"> </w:t>
+      </w:r>
+      <w:r>
+        <w:rPr>
+          <w:sz w:val="19"/>
+          <w:szCs w:val="19"/>
+        </w:rPr>
+        <w:t xml:space="preserve"> in an orderly </w:t>
+      </w:r>
+      <w:r>
+        <w:rPr>
+          <w:b/>
+          <w:bCs/>
+          <w:color w:val="8186EF"/>
+          <w:sz w:val="15"/>
+          <w:szCs w:val="15"/>
+        </w:rPr>
+        <w:t xml:space="preserve"> (2) </w:t>
+      </w:r>
+      <w:r>
+        <w:rPr>
+          <w:u w:val="single"/>
+          <w:sz w:val="19"/>
+          <w:szCs w:val="19"/>
+        </w:rPr>
+        <w:t xml:space="preserve">             </w:t>
+      </w:r>
+      <w:r>
+        <w:rPr>
+          <w:sz w:val="19"/>
+          <w:szCs w:val="19"/>
+        </w:rPr>
+        <w:t xml:space="preserve"> </w:t>
+      </w:r>
+      <w:r>
+        <w:rPr>
+          <w:sz w:val="19"/>
+          <w:szCs w:val="19"/>
+        </w:rPr>
+        <w:t xml:space="preserve">. </w:t>
+      </w:r>
+      <w:r>
+        <w:rPr>
+          <w:sz w:val="19"/>
+          <w:szCs w:val="19"/>
+        </w:rPr>
+        <w:t xml:space="preserve">HTM securities are reported at </w:t>
+      </w:r>
+      <w:r>
+        <w:rPr>
+          <w:b/>
+          <w:bCs/>
+          <w:color w:val="8186EF"/>
+          <w:sz w:val="15"/>
+          <w:szCs w:val="15"/>
+        </w:rPr>
+        <w:t xml:space="preserve"> (3) </w:t>
+      </w:r>
+      <w:r>
+        <w:rPr>
+          <w:u w:val="single"/>
+          <w:sz w:val="19"/>
+          <w:szCs w:val="19"/>
+        </w:rPr>
+        <w:t xml:space="preserve">           </w:t>
+      </w:r>
+      <w:r>
+        <w:rPr>
+          <w:sz w:val="19"/>
+          <w:szCs w:val="19"/>
+        </w:rPr>
+        <w:t xml:space="preserve"> </w:t>
+      </w:r>
+      <w:r>
+        <w:rPr>
+          <w:sz w:val="19"/>
+          <w:szCs w:val="19"/>
+        </w:rPr>
+        <w:t xml:space="preserve"> cost. </w:t>
+      </w:r>
+      <w:r>
+        <w:rPr>
+          <w:sz w:val="19"/>
+          <w:szCs w:val="19"/>
+        </w:rPr>
+        <w:t xml:space="preserve">The main </w:t>
+      </w:r>
+      <w:r>
+        <w:rPr>
+          <w:b/>
+          <w:bCs/>
+          <w:color w:val="8186EF"/>
+          <w:sz w:val="15"/>
+          <w:szCs w:val="15"/>
+        </w:rPr>
+        <w:t xml:space="preserve"> (4) </w:t>
+      </w:r>
+      <w:r>
+        <w:rPr>
+          <w:u w:val="single"/>
+          <w:sz w:val="19"/>
+          <w:szCs w:val="19"/>
+        </w:rPr>
+        <w:t xml:space="preserve">            </w:t>
+      </w:r>
+      <w:r>
+        <w:rPr>
+          <w:sz w:val="19"/>
+          <w:szCs w:val="19"/>
+        </w:rPr>
+        <w:t xml:space="preserve"> </w:t>
+      </w:r>
+      <w:r>
+        <w:rPr>
+          <w:sz w:val="19"/>
+          <w:szCs w:val="19"/>
+        </w:rPr>
+        <w:t xml:space="preserve"> between trading and AFS is where the unrealized holding gain or loss goes. </w:t>
+      </w:r>
+      <w:r>
+        <w:rPr>
+          <w:sz w:val="19"/>
+          <w:szCs w:val="19"/>
+        </w:rPr>
+        <w:t xml:space="preserve">For trading it goes to net income. </w:t>
+      </w:r>
+      <w:r>
+        <w:rPr>
+          <w:sz w:val="19"/>
+          <w:szCs w:val="19"/>
+        </w:rPr>
+        <w:t xml:space="preserve">For AFS it goes to other </w:t>
+      </w:r>
+      <w:r>
+        <w:rPr>
+          <w:b/>
+          <w:bCs/>
+          <w:color w:val="8186EF"/>
+          <w:sz w:val="15"/>
+          <w:szCs w:val="15"/>
+        </w:rPr>
+        <w:t xml:space="preserve"> (5) </w:t>
+      </w:r>
+      <w:r>
+        <w:rPr>
+          <w:u w:val="single"/>
+          <w:sz w:val="19"/>
+          <w:szCs w:val="19"/>
+        </w:rPr>
+        <w:t xml:space="preserve">               </w:t>
+      </w:r>
+      <w:r>
+        <w:rPr>
+          <w:sz w:val="19"/>
+          <w:szCs w:val="19"/>
+        </w:rPr>
+        <w:t xml:space="preserve"> </w:t>
+      </w:r>
+      <w:r>
+        <w:rPr>
+          <w:sz w:val="19"/>
+          <w:szCs w:val="19"/>
+        </w:rPr>
+        <w:t xml:space="preserve"> income (OCI). </w:t>
+      </w:r>
+    </w:p>
+    <w:tbl>
+      <w:tblPr>
+        <w:tblW w:type="pct" w:w="100%"/>
+        <w:tblLayout w:type="fixed"/>
+        <w:tblBorders>
+          <w:top w:val="single" w:color="FBFAF6" w:sz="4"/>
+          <w:left w:val="single" w:color="FBFAF6" w:sz="4"/>
+          <w:bottom w:val="single" w:color="FBFAF6" w:sz="4"/>
+          <w:right w:val="single" w:color="FBFAF6" w:sz="4"/>
+          <w:insideH w:val="single" w:color="FBFAF6" w:sz="4"/>
+          <w:insideV w:val="single" w:color="FBFAF6" w:sz="4"/>
+        </w:tblBorders>
+      </w:tblPr>
+      <w:tblGrid>
+        <w:gridCol w:w="9600"/>
+      </w:tblGrid>
+      <w:tr>
+        <w:tc>
+          <w:tcPr>
+            <w:tcW w:type="pct" w:w="5000"/>
+            <w:shd w:fill="FBFAF6" w:val="clear"/>
+            <w:tcMar>
+              <w:top w:type="dxa" w:w="40"/>
+              <w:left w:type="dxa" w:w="100"/>
+              <w:bottom w:type="dxa" w:w="40"/>
+              <w:right w:type="dxa" w:w="100"/>
+            </w:tcMar>
+          </w:tcPr>
+          <w:p>
+            <w:pPr>
+              <w:spacing w:before="18" w:after="6"/>
+            </w:pPr>
+            <w:r>
+              <w:rPr>
+                <w:b/>
+                <w:bCs/>
+                <w:color w:val="6B7280"/>
+                <w:sz w:val="14"/>
+                <w:szCs w:val="14"/>
+              </w:rPr>
+              <w:t xml:space="preserve">word list</w:t>
+            </w:r>
+          </w:p>
+          <w:p>
+            <w:pPr>
+              <w:spacing w:before="0" w:after="18"/>
+            </w:pPr>
+            <w:r>
+              <w:rPr>
+                <w:b/>
+                <w:bCs/>
+                <w:color w:val="353A7C"/>
+                <w:sz w:val="16"/>
+                <w:szCs w:val="16"/>
+              </w:rPr>
+              <w:t xml:space="preserve">difference   ·   transaction   ·   amortized   ·   security   ·   comprehensive   ·   adjustment</w:t>
+            </w:r>
+          </w:p>
+        </w:tc>
+      </w:tr>
+    </w:tbl>
+    <w:p/>
+    <w:p>
+      <w:pPr>
         <w:spacing w:before="44" w:after="10"/>
       </w:pPr>
       <w:r>
@@ -3039,7 +3325,7 @@
                 <w:sz w:val="16"/>
                 <w:szCs w:val="16"/>
               </w:rPr>
-              <w:t xml:space="preserve">Held-to-maturity (debt)   ·   debt security   ·   Equity method</w:t>
+              <w:t xml:space="preserve">Equity method   ·   Held-to-maturity (debt)   ·   debt security</w:t>
             </w:r>
           </w:p>
         </w:tc>
@@ -3058,7 +3344,7 @@
           <w:sz w:val="18"/>
           <w:szCs w:val="18"/>
         </w:rPr>
-        <w:t xml:space="preserve">Summary 1</w:t>
+        <w:t xml:space="preserve">Summary 2</w:t>
       </w:r>
       <w:r>
         <w:rPr>
@@ -3066,7 +3352,7 @@
           <w:sz w:val="16"/>
           <w:szCs w:val="16"/>
         </w:rPr>
-        <w:t xml:space="preserve">      gaps 3–9</w:t>
+        <w:t xml:space="preserve">      gaps 8–14</w:t>
       </w:r>
     </w:p>
     <w:p>
@@ -3089,7 +3375,7 @@
           <w:sz w:val="15"/>
           <w:szCs w:val="15"/>
         </w:rPr>
-        <w:t xml:space="preserve"> (3) </w:t>
+        <w:t xml:space="preserve"> (8) </w:t>
       </w:r>
       <w:r>
         <w:rPr>
@@ -3121,7 +3407,7 @@
           <w:sz w:val="15"/>
           <w:szCs w:val="15"/>
         </w:rPr>
-        <w:t xml:space="preserve"> (4) </w:t>
+        <w:t xml:space="preserve"> (9) </w:t>
       </w:r>
       <w:r>
         <w:rPr>
@@ -3160,7 +3446,7 @@
           <w:sz w:val="15"/>
           <w:szCs w:val="15"/>
         </w:rPr>
-        <w:t xml:space="preserve"> (5) </w:t>
+        <w:t xml:space="preserve"> (10) </w:t>
       </w:r>
       <w:r>
         <w:rPr>
@@ -3192,7 +3478,7 @@
           <w:sz w:val="15"/>
           <w:szCs w:val="15"/>
         </w:rPr>
-        <w:t xml:space="preserve"> (6) </w:t>
+        <w:t xml:space="preserve"> (11) </w:t>
       </w:r>
       <w:r>
         <w:rPr>
@@ -3231,7 +3517,7 @@
           <w:sz w:val="15"/>
           <w:szCs w:val="15"/>
         </w:rPr>
-        <w:t xml:space="preserve"> (7) </w:t>
+        <w:t xml:space="preserve"> (12) </w:t>
       </w:r>
       <w:r>
         <w:rPr>
@@ -3270,7 +3556,7 @@
           <w:sz w:val="15"/>
           <w:szCs w:val="15"/>
         </w:rPr>
-        <w:t xml:space="preserve"> (8) </w:t>
+        <w:t xml:space="preserve"> (13) </w:t>
       </w:r>
       <w:r>
         <w:rPr>
@@ -3302,7 +3588,7 @@
           <w:sz w:val="15"/>
           <w:szCs w:val="15"/>
         </w:rPr>
-        <w:t xml:space="preserve"> (9) </w:t>
+        <w:t xml:space="preserve"> (14) </w:t>
       </w:r>
       <w:r>
         <w:rPr>
@@ -3382,7 +3668,7 @@
                 <w:sz w:val="16"/>
                 <w:szCs w:val="16"/>
               </w:rPr>
-              <w:t xml:space="preserve">effective-interest   ·   received   ·   bought   ·   difference   ·   recycling   ·   toward   ·   purchase   ·   higher</w:t>
+              <w:t xml:space="preserve">orderly   ·   toward   ·   bought   ·   higher   ·   received   ·   purchase   ·   effective-interest   ·   difference</w:t>
             </w:r>
           </w:p>
         </w:tc>
@@ -3448,7 +3734,7 @@
           <w:sz w:val="18"/>
           <w:szCs w:val="18"/>
         </w:rPr>
-        <w:t xml:space="preserve">Summary 2</w:t>
+        <w:t xml:space="preserve">Summary 3</w:t>
       </w:r>
       <w:r>
         <w:rPr>
@@ -3456,7 +3742,7 @@
           <w:sz w:val="16"/>
           <w:szCs w:val="16"/>
         </w:rPr>
-        <w:t xml:space="preserve">      gaps 10–12</w:t>
+        <w:t xml:space="preserve">      gaps 15–17</w:t>
       </w:r>
     </w:p>
     <w:p>
@@ -3479,7 +3765,7 @@
           <w:sz w:val="15"/>
           <w:szCs w:val="15"/>
         </w:rPr>
-        <w:t xml:space="preserve"> (10) </w:t>
+        <w:t xml:space="preserve"> (15) </w:t>
       </w:r>
       <w:r>
         <w:rPr>
@@ -3511,7 +3797,7 @@
           <w:sz w:val="15"/>
           <w:szCs w:val="15"/>
         </w:rPr>
-        <w:t xml:space="preserve"> (11) </w:t>
+        <w:t xml:space="preserve"> (16) </w:t>
       </w:r>
       <w:r>
         <w:rPr>
@@ -3550,7 +3836,7 @@
           <w:sz w:val="15"/>
           <w:szCs w:val="15"/>
         </w:rPr>
-        <w:t xml:space="preserve"> (12) </w:t>
+        <w:t xml:space="preserve"> (17) </w:t>
       </w:r>
       <w:r>
         <w:rPr>
@@ -3630,7 +3916,7 @@
                 <w:sz w:val="16"/>
                 <w:szCs w:val="16"/>
               </w:rPr>
-              <w:t xml:space="preserve">January   ·   trading   ·   December   ·   premium</w:t>
+              <w:t xml:space="preserve">premium   ·   interest   ·   December   ·   January</w:t>
             </w:r>
           </w:p>
         </w:tc>
@@ -3778,7 +4064,7 @@
                 <w:sz w:val="16"/>
                 <w:szCs w:val="16"/>
               </w:rPr>
-              <w:t xml:space="preserve">Premium amortized   ·   fair value</w:t>
+              <w:t xml:space="preserve">debt security   ·   Cash interest</w:t>
             </w:r>
           </w:p>
         </w:tc>
@@ -3797,7 +4083,7 @@
           <w:sz w:val="18"/>
           <w:szCs w:val="18"/>
         </w:rPr>
-        <w:t xml:space="preserve">Summary 3</w:t>
+        <w:t xml:space="preserve">Summary 4</w:t>
       </w:r>
       <w:r>
         <w:rPr>
@@ -3805,7 +4091,7 @@
           <w:sz w:val="16"/>
           <w:szCs w:val="16"/>
         </w:rPr>
-        <w:t xml:space="preserve">      gaps 14–15</w:t>
+        <w:t xml:space="preserve">      gaps 19–20</w:t>
       </w:r>
     </w:p>
     <w:p>
@@ -3828,7 +4114,7 @@
           <w:sz w:val="15"/>
           <w:szCs w:val="15"/>
         </w:rPr>
-        <w:t xml:space="preserve"> (14) </w:t>
+        <w:t xml:space="preserve"> (19) </w:t>
       </w:r>
       <w:r>
         <w:rPr>
@@ -3867,7 +4153,7 @@
           <w:sz w:val="15"/>
           <w:szCs w:val="15"/>
         </w:rPr>
-        <w:t xml:space="preserve"> (15) </w:t>
+        <w:t xml:space="preserve"> (20) </w:t>
       </w:r>
       <w:r>
         <w:rPr>
@@ -3947,7 +4233,7 @@
                 <w:sz w:val="16"/>
                 <w:szCs w:val="16"/>
               </w:rPr>
-              <w:t xml:space="preserve">counted   ·   interest   ·   year-end</w:t>
+              <w:t xml:space="preserve">interest   ·   year-end   ·   sometimes</w:t>
             </w:r>
           </w:p>
         </w:tc>
@@ -4083,7 +4369,7 @@
                 <w:sz w:val="16"/>
                 <w:szCs w:val="16"/>
               </w:rPr>
-              <w:t xml:space="preserve">Amortized cost at Dec 31, 2025   ·   Interest revenue in net income (effective interest)</w:t>
+              <w:t xml:space="preserve">unrealized holding gain or loss   ·   Amortized cost at Dec 31, 2025</w:t>
             </w:r>
           </w:p>
         </w:tc>
@@ -4114,7 +4400,7 @@
           <w:sz w:val="18"/>
           <w:szCs w:val="18"/>
         </w:rPr>
-        <w:t xml:space="preserve">Summary 4</w:t>
+        <w:t xml:space="preserve">Summary 5</w:t>
       </w:r>
       <w:r>
         <w:rPr>
@@ -4122,7 +4408,7 @@
           <w:sz w:val="16"/>
           <w:szCs w:val="16"/>
         </w:rPr>
-        <w:t xml:space="preserve">      gaps 17–28</w:t>
+        <w:t xml:space="preserve">      gaps 22–33</w:t>
       </w:r>
     </w:p>
     <w:p>
@@ -4145,7 +4431,7 @@
           <w:sz w:val="15"/>
           <w:szCs w:val="15"/>
         </w:rPr>
-        <w:t xml:space="preserve"> (17) </w:t>
+        <w:t xml:space="preserve"> (22) </w:t>
       </w:r>
       <w:r>
         <w:rPr>
@@ -4184,7 +4470,7 @@
           <w:sz w:val="15"/>
           <w:szCs w:val="15"/>
         </w:rPr>
-        <w:t xml:space="preserve"> (18) </w:t>
+        <w:t xml:space="preserve"> (23) </w:t>
       </w:r>
       <w:r>
         <w:rPr>
@@ -4216,7 +4502,7 @@
           <w:sz w:val="15"/>
           <w:szCs w:val="15"/>
         </w:rPr>
-        <w:t xml:space="preserve"> (19) </w:t>
+        <w:t xml:space="preserve"> (24) </w:t>
       </w:r>
       <w:r>
         <w:rPr>
@@ -4255,7 +4541,7 @@
           <w:sz w:val="15"/>
           <w:szCs w:val="15"/>
         </w:rPr>
-        <w:t xml:space="preserve"> (20) </w:t>
+        <w:t xml:space="preserve"> (25) </w:t>
       </w:r>
       <w:r>
         <w:rPr>
@@ -4287,7 +4573,7 @@
           <w:sz w:val="15"/>
           <w:szCs w:val="15"/>
         </w:rPr>
-        <w:t xml:space="preserve"> (21) </w:t>
+        <w:t xml:space="preserve"> (26) </w:t>
       </w:r>
       <w:r>
         <w:rPr>
@@ -4326,7 +4612,7 @@
           <w:sz w:val="15"/>
           <w:szCs w:val="15"/>
         </w:rPr>
-        <w:t xml:space="preserve"> (22) </w:t>
+        <w:t xml:space="preserve"> (27) </w:t>
       </w:r>
       <w:r>
         <w:rPr>
@@ -4358,7 +4644,7 @@
           <w:sz w:val="15"/>
           <w:szCs w:val="15"/>
         </w:rPr>
-        <w:t xml:space="preserve"> (23) </w:t>
+        <w:t xml:space="preserve"> (28) </w:t>
       </w:r>
       <w:r>
         <w:rPr>
@@ -4404,7 +4690,7 @@
           <w:sz w:val="15"/>
           <w:szCs w:val="15"/>
         </w:rPr>
-        <w:t xml:space="preserve"> (24) </w:t>
+        <w:t xml:space="preserve"> (29) </w:t>
       </w:r>
       <w:r>
         <w:rPr>
@@ -4436,7 +4722,7 @@
           <w:sz w:val="15"/>
           <w:szCs w:val="15"/>
         </w:rPr>
-        <w:t xml:space="preserve"> (25) </w:t>
+        <w:t xml:space="preserve"> (30) </w:t>
       </w:r>
       <w:r>
         <w:rPr>
@@ -4475,7 +4761,7 @@
           <w:sz w:val="15"/>
           <w:szCs w:val="15"/>
         </w:rPr>
-        <w:t xml:space="preserve"> (26) </w:t>
+        <w:t xml:space="preserve"> (31) </w:t>
       </w:r>
       <w:r>
         <w:rPr>
@@ -4514,7 +4800,7 @@
           <w:sz w:val="15"/>
           <w:szCs w:val="15"/>
         </w:rPr>
-        <w:t xml:space="preserve"> (27) </w:t>
+        <w:t xml:space="preserve"> (32) </w:t>
       </w:r>
       <w:r>
         <w:rPr>
@@ -4553,7 +4839,7 @@
           <w:sz w:val="15"/>
           <w:szCs w:val="15"/>
         </w:rPr>
-        <w:t xml:space="preserve"> (28) </w:t>
+        <w:t xml:space="preserve"> (33) </w:t>
       </w:r>
       <w:r>
         <w:rPr>
@@ -4640,7 +4926,7 @@
                 <w:sz w:val="16"/>
                 <w:szCs w:val="16"/>
               </w:rPr>
-              <w:t xml:space="preserve">changes   ·   counted   ·   differ   ·   sometimes   ·   returns   ·   between   ·   immediately   ·   reclassification   ·   losses   ·   balance   ·   remaining   ·   equity   ·   revenue</w:t>
+              <w:t xml:space="preserve">revenue   ·   counted   ·   immediately   ·   balance   ·   reclassification   ·   adjustment   ·   between   ·   equity   ·   remaining   ·   sometimes   ·   returns   ·   losses   ·   differ</w:t>
             </w:r>
           </w:p>
         </w:tc>
@@ -4706,7 +4992,7 @@
           <w:sz w:val="18"/>
           <w:szCs w:val="18"/>
         </w:rPr>
-        <w:t xml:space="preserve">Summary 5</w:t>
+        <w:t xml:space="preserve">Summary 6</w:t>
       </w:r>
       <w:r>
         <w:rPr>
@@ -4714,7 +5000,7 @@
           <w:sz w:val="16"/>
           <w:szCs w:val="16"/>
         </w:rPr>
-        <w:t xml:space="preserve">      gaps 29–31</w:t>
+        <w:t xml:space="preserve">      gaps 34–36</w:t>
       </w:r>
     </w:p>
     <w:p>
@@ -4737,7 +5023,7 @@
           <w:sz w:val="15"/>
           <w:szCs w:val="15"/>
         </w:rPr>
-        <w:t xml:space="preserve"> (29) </w:t>
+        <w:t xml:space="preserve"> (34) </w:t>
       </w:r>
       <w:r>
         <w:rPr>
@@ -4776,7 +5062,7 @@
           <w:sz w:val="15"/>
           <w:szCs w:val="15"/>
         </w:rPr>
-        <w:t xml:space="preserve"> (30) </w:t>
+        <w:t xml:space="preserve"> (35) </w:t>
       </w:r>
       <w:r>
         <w:rPr>
@@ -4815,7 +5101,7 @@
           <w:sz w:val="15"/>
           <w:szCs w:val="15"/>
         </w:rPr>
-        <w:t xml:space="preserve"> (31) </w:t>
+        <w:t xml:space="preserve"> (36) </w:t>
       </w:r>
       <w:r>
         <w:rPr>
@@ -4895,7 +5181,7 @@
                 <w:sz w:val="16"/>
                 <w:szCs w:val="16"/>
               </w:rPr>
-              <w:t xml:space="preserve">accumulated   ·   counted   ·   changes   ·   beginning</w:t>
+              <w:t xml:space="preserve">changes   ·   remaining   ·   beginning   ·   accumulated</w:t>
             </w:r>
           </w:p>
         </w:tc>
@@ -5606,7 +5892,7 @@
                 <w:sz w:val="16"/>
                 <w:szCs w:val="16"/>
               </w:rPr>
-              <w:t xml:space="preserve">Held-to-maturity (debt)</w:t>
+              <w:t xml:space="preserve">security</w:t>
             </w:r>
           </w:p>
         </w:tc>
@@ -5632,14 +5918,14 @@
                 <w:sz w:val="16"/>
                 <w:szCs w:val="16"/>
               </w:rPr>
-              <w:t xml:space="preserve">18  </w:t>
-            </w:r>
-            <w:r>
-              <w:rPr>
-                <w:sz w:val="16"/>
-                <w:szCs w:val="16"/>
-              </w:rPr>
-              <w:t xml:space="preserve">balance</w:t>
+              <w:t xml:space="preserve">21  </w:t>
+            </w:r>
+            <w:r>
+              <w:rPr>
+                <w:sz w:val="16"/>
+                <w:szCs w:val="16"/>
+              </w:rPr>
+              <w:t xml:space="preserve">Amortized cost at Dec 31, 2025</w:t>
             </w:r>
           </w:p>
         </w:tc>
@@ -5674,7 +5960,7 @@
                 <w:sz w:val="16"/>
                 <w:szCs w:val="16"/>
               </w:rPr>
-              <w:t xml:space="preserve">Equity method</w:t>
+              <w:t xml:space="preserve">transaction</w:t>
             </w:r>
           </w:p>
         </w:tc>
@@ -5700,14 +5986,14 @@
                 <w:sz w:val="16"/>
                 <w:szCs w:val="16"/>
               </w:rPr>
-              <w:t xml:space="preserve">19  </w:t>
-            </w:r>
-            <w:r>
-              <w:rPr>
-                <w:sz w:val="16"/>
-                <w:szCs w:val="16"/>
-              </w:rPr>
-              <w:t xml:space="preserve">differ</w:t>
+              <w:t xml:space="preserve">22  </w:t>
+            </w:r>
+            <w:r>
+              <w:rPr>
+                <w:sz w:val="16"/>
+                <w:szCs w:val="16"/>
+              </w:rPr>
+              <w:t xml:space="preserve">revenue</w:t>
             </w:r>
           </w:p>
         </w:tc>
@@ -5742,7 +6028,7 @@
                 <w:sz w:val="16"/>
                 <w:szCs w:val="16"/>
               </w:rPr>
-              <w:t xml:space="preserve">bought</w:t>
+              <w:t xml:space="preserve">amortized</w:t>
             </w:r>
           </w:p>
         </w:tc>
@@ -5768,14 +6054,14 @@
                 <w:sz w:val="16"/>
                 <w:szCs w:val="16"/>
               </w:rPr>
-              <w:t xml:space="preserve">20  </w:t>
-            </w:r>
-            <w:r>
-              <w:rPr>
-                <w:sz w:val="16"/>
-                <w:szCs w:val="16"/>
-              </w:rPr>
-              <w:t xml:space="preserve">losses</w:t>
+              <w:t xml:space="preserve">23  </w:t>
+            </w:r>
+            <w:r>
+              <w:rPr>
+                <w:sz w:val="16"/>
+                <w:szCs w:val="16"/>
+              </w:rPr>
+              <w:t xml:space="preserve">balance</w:t>
             </w:r>
           </w:p>
         </w:tc>
@@ -5810,7 +6096,7 @@
                 <w:sz w:val="16"/>
                 <w:szCs w:val="16"/>
               </w:rPr>
-              <w:t xml:space="preserve">higher</w:t>
+              <w:t xml:space="preserve">difference</w:t>
             </w:r>
           </w:p>
         </w:tc>
@@ -5836,14 +6122,14 @@
                 <w:sz w:val="16"/>
                 <w:szCs w:val="16"/>
               </w:rPr>
-              <w:t xml:space="preserve">21  </w:t>
-            </w:r>
-            <w:r>
-              <w:rPr>
-                <w:sz w:val="16"/>
-                <w:szCs w:val="16"/>
-              </w:rPr>
-              <w:t xml:space="preserve">equity</w:t>
+              <w:t xml:space="preserve">24  </w:t>
+            </w:r>
+            <w:r>
+              <w:rPr>
+                <w:sz w:val="16"/>
+                <w:szCs w:val="16"/>
+              </w:rPr>
+              <w:t xml:space="preserve">differ</w:t>
             </w:r>
           </w:p>
         </w:tc>
@@ -5878,7 +6164,7 @@
                 <w:sz w:val="16"/>
                 <w:szCs w:val="16"/>
               </w:rPr>
-              <w:t xml:space="preserve">effective-interest</w:t>
+              <w:t xml:space="preserve">comprehensive</w:t>
             </w:r>
           </w:p>
         </w:tc>
@@ -5904,14 +6190,14 @@
                 <w:sz w:val="16"/>
                 <w:szCs w:val="16"/>
               </w:rPr>
-              <w:t xml:space="preserve">22  </w:t>
-            </w:r>
-            <w:r>
-              <w:rPr>
-                <w:sz w:val="16"/>
-                <w:szCs w:val="16"/>
-              </w:rPr>
-              <w:t xml:space="preserve">reclassification</w:t>
+              <w:t xml:space="preserve">25  </w:t>
+            </w:r>
+            <w:r>
+              <w:rPr>
+                <w:sz w:val="16"/>
+                <w:szCs w:val="16"/>
+              </w:rPr>
+              <w:t xml:space="preserve">losses</w:t>
             </w:r>
           </w:p>
         </w:tc>
@@ -5946,7 +6232,7 @@
                 <w:sz w:val="16"/>
                 <w:szCs w:val="16"/>
               </w:rPr>
-              <w:t xml:space="preserve">purchase</w:t>
+              <w:t xml:space="preserve">Held-to-maturity (debt)</w:t>
             </w:r>
           </w:p>
         </w:tc>
@@ -5972,14 +6258,14 @@
                 <w:sz w:val="16"/>
                 <w:szCs w:val="16"/>
               </w:rPr>
-              <w:t xml:space="preserve">23  </w:t>
-            </w:r>
-            <w:r>
-              <w:rPr>
-                <w:sz w:val="16"/>
-                <w:szCs w:val="16"/>
-              </w:rPr>
-              <w:t xml:space="preserve">sometimes</w:t>
+              <w:t xml:space="preserve">26  </w:t>
+            </w:r>
+            <w:r>
+              <w:rPr>
+                <w:sz w:val="16"/>
+                <w:szCs w:val="16"/>
+              </w:rPr>
+              <w:t xml:space="preserve">equity</w:t>
             </w:r>
           </w:p>
         </w:tc>
@@ -6014,7 +6300,7 @@
                 <w:sz w:val="16"/>
                 <w:szCs w:val="16"/>
               </w:rPr>
-              <w:t xml:space="preserve">received</w:t>
+              <w:t xml:space="preserve">Equity method</w:t>
             </w:r>
           </w:p>
         </w:tc>
@@ -6040,14 +6326,14 @@
                 <w:sz w:val="16"/>
                 <w:szCs w:val="16"/>
               </w:rPr>
-              <w:t xml:space="preserve">24  </w:t>
-            </w:r>
-            <w:r>
-              <w:rPr>
-                <w:sz w:val="16"/>
-                <w:szCs w:val="16"/>
-              </w:rPr>
-              <w:t xml:space="preserve">returns</w:t>
+              <w:t xml:space="preserve">27  </w:t>
+            </w:r>
+            <w:r>
+              <w:rPr>
+                <w:sz w:val="16"/>
+                <w:szCs w:val="16"/>
+              </w:rPr>
+              <w:t xml:space="preserve">reclassification</w:t>
             </w:r>
           </w:p>
         </w:tc>
@@ -6082,7 +6368,7 @@
                 <w:sz w:val="16"/>
                 <w:szCs w:val="16"/>
               </w:rPr>
-              <w:t xml:space="preserve">difference</w:t>
+              <w:t xml:space="preserve">bought</w:t>
             </w:r>
           </w:p>
         </w:tc>
@@ -6108,14 +6394,14 @@
                 <w:sz w:val="16"/>
                 <w:szCs w:val="16"/>
               </w:rPr>
-              <w:t xml:space="preserve">25  </w:t>
-            </w:r>
-            <w:r>
-              <w:rPr>
-                <w:sz w:val="16"/>
-                <w:szCs w:val="16"/>
-              </w:rPr>
-              <w:t xml:space="preserve">counted</w:t>
+              <w:t xml:space="preserve">28  </w:t>
+            </w:r>
+            <w:r>
+              <w:rPr>
+                <w:sz w:val="16"/>
+                <w:szCs w:val="16"/>
+              </w:rPr>
+              <w:t xml:space="preserve">sometimes</w:t>
             </w:r>
           </w:p>
         </w:tc>
@@ -6150,7 +6436,7 @@
                 <w:sz w:val="16"/>
                 <w:szCs w:val="16"/>
               </w:rPr>
-              <w:t xml:space="preserve">toward</w:t>
+              <w:t xml:space="preserve">higher</w:t>
             </w:r>
           </w:p>
         </w:tc>
@@ -6176,14 +6462,14 @@
                 <w:sz w:val="16"/>
                 <w:szCs w:val="16"/>
               </w:rPr>
-              <w:t xml:space="preserve">26  </w:t>
-            </w:r>
-            <w:r>
-              <w:rPr>
-                <w:sz w:val="16"/>
-                <w:szCs w:val="16"/>
-              </w:rPr>
-              <w:t xml:space="preserve">between</w:t>
+              <w:t xml:space="preserve">29  </w:t>
+            </w:r>
+            <w:r>
+              <w:rPr>
+                <w:sz w:val="16"/>
+                <w:szCs w:val="16"/>
+              </w:rPr>
+              <w:t xml:space="preserve">returns</w:t>
             </w:r>
           </w:p>
         </w:tc>
@@ -6218,7 +6504,7 @@
                 <w:sz w:val="16"/>
                 <w:szCs w:val="16"/>
               </w:rPr>
-              <w:t xml:space="preserve">January</w:t>
+              <w:t xml:space="preserve">effective-interest</w:t>
             </w:r>
           </w:p>
         </w:tc>
@@ -6244,14 +6530,14 @@
                 <w:sz w:val="16"/>
                 <w:szCs w:val="16"/>
               </w:rPr>
-              <w:t xml:space="preserve">27  </w:t>
-            </w:r>
-            <w:r>
-              <w:rPr>
-                <w:sz w:val="16"/>
-                <w:szCs w:val="16"/>
-              </w:rPr>
-              <w:t xml:space="preserve">immediately</w:t>
+              <w:t xml:space="preserve">30  </w:t>
+            </w:r>
+            <w:r>
+              <w:rPr>
+                <w:sz w:val="16"/>
+                <w:szCs w:val="16"/>
+              </w:rPr>
+              <w:t xml:space="preserve">counted</w:t>
             </w:r>
           </w:p>
         </w:tc>
@@ -6286,7 +6572,7 @@
                 <w:sz w:val="16"/>
                 <w:szCs w:val="16"/>
               </w:rPr>
-              <w:t xml:space="preserve">December</w:t>
+              <w:t xml:space="preserve">purchase</w:t>
             </w:r>
           </w:p>
         </w:tc>
@@ -6312,14 +6598,14 @@
                 <w:sz w:val="16"/>
                 <w:szCs w:val="16"/>
               </w:rPr>
-              <w:t xml:space="preserve">28  </w:t>
-            </w:r>
-            <w:r>
-              <w:rPr>
-                <w:sz w:val="16"/>
-                <w:szCs w:val="16"/>
-              </w:rPr>
-              <w:t xml:space="preserve">remaining</w:t>
+              <w:t xml:space="preserve">31  </w:t>
+            </w:r>
+            <w:r>
+              <w:rPr>
+                <w:sz w:val="16"/>
+                <w:szCs w:val="16"/>
+              </w:rPr>
+              <w:t xml:space="preserve">between</w:t>
             </w:r>
           </w:p>
         </w:tc>
@@ -6354,7 +6640,7 @@
                 <w:sz w:val="16"/>
                 <w:szCs w:val="16"/>
               </w:rPr>
-              <w:t xml:space="preserve">premium</w:t>
+              <w:t xml:space="preserve">received</w:t>
             </w:r>
           </w:p>
         </w:tc>
@@ -6380,14 +6666,14 @@
                 <w:sz w:val="16"/>
                 <w:szCs w:val="16"/>
               </w:rPr>
-              <w:t xml:space="preserve">29  </w:t>
-            </w:r>
-            <w:r>
-              <w:rPr>
-                <w:sz w:val="16"/>
-                <w:szCs w:val="16"/>
-              </w:rPr>
-              <w:t xml:space="preserve">changes</w:t>
+              <w:t xml:space="preserve">32  </w:t>
+            </w:r>
+            <w:r>
+              <w:rPr>
+                <w:sz w:val="16"/>
+                <w:szCs w:val="16"/>
+              </w:rPr>
+              <w:t xml:space="preserve">immediately</w:t>
             </w:r>
           </w:p>
         </w:tc>
@@ -6422,7 +6708,7 @@
                 <w:sz w:val="16"/>
                 <w:szCs w:val="16"/>
               </w:rPr>
-              <w:t xml:space="preserve">Premium amortized</w:t>
+              <w:t xml:space="preserve">difference</w:t>
             </w:r>
           </w:p>
         </w:tc>
@@ -6448,14 +6734,14 @@
                 <w:sz w:val="16"/>
                 <w:szCs w:val="16"/>
               </w:rPr>
-              <w:t xml:space="preserve">30  </w:t>
-            </w:r>
-            <w:r>
-              <w:rPr>
-                <w:sz w:val="16"/>
-                <w:szCs w:val="16"/>
-              </w:rPr>
-              <w:t xml:space="preserve">beginning</w:t>
+              <w:t xml:space="preserve">33  </w:t>
+            </w:r>
+            <w:r>
+              <w:rPr>
+                <w:sz w:val="16"/>
+                <w:szCs w:val="16"/>
+              </w:rPr>
+              <w:t xml:space="preserve">remaining</w:t>
             </w:r>
           </w:p>
         </w:tc>
@@ -6490,7 +6776,7 @@
                 <w:sz w:val="16"/>
                 <w:szCs w:val="16"/>
               </w:rPr>
-              <w:t xml:space="preserve">interest</w:t>
+              <w:t xml:space="preserve">toward</w:t>
             </w:r>
           </w:p>
         </w:tc>
@@ -6516,14 +6802,14 @@
                 <w:sz w:val="16"/>
                 <w:szCs w:val="16"/>
               </w:rPr>
-              <w:t xml:space="preserve">31  </w:t>
-            </w:r>
-            <w:r>
-              <w:rPr>
-                <w:sz w:val="16"/>
-                <w:szCs w:val="16"/>
-              </w:rPr>
-              <w:t xml:space="preserve">accumulated</w:t>
+              <w:t xml:space="preserve">34  </w:t>
+            </w:r>
+            <w:r>
+              <w:rPr>
+                <w:sz w:val="16"/>
+                <w:szCs w:val="16"/>
+              </w:rPr>
+              <w:t xml:space="preserve">changes</w:t>
             </w:r>
           </w:p>
         </w:tc>
@@ -6558,7 +6844,7 @@
                 <w:sz w:val="16"/>
                 <w:szCs w:val="16"/>
               </w:rPr>
-              <w:t xml:space="preserve">year-end</w:t>
+              <w:t xml:space="preserve">January</w:t>
             </w:r>
           </w:p>
         </w:tc>
@@ -6584,14 +6870,14 @@
                 <w:sz w:val="16"/>
                 <w:szCs w:val="16"/>
               </w:rPr>
-              <w:t xml:space="preserve">32  </w:t>
-            </w:r>
-            <w:r>
-              <w:rPr>
-                <w:sz w:val="16"/>
-                <w:szCs w:val="16"/>
-              </w:rPr>
-              <w:t xml:space="preserve">reclassification adjustment</w:t>
+              <w:t xml:space="preserve">35  </w:t>
+            </w:r>
+            <w:r>
+              <w:rPr>
+                <w:sz w:val="16"/>
+                <w:szCs w:val="16"/>
+              </w:rPr>
+              <w:t xml:space="preserve">beginning</w:t>
             </w:r>
           </w:p>
         </w:tc>
@@ -6626,7 +6912,7 @@
                 <w:sz w:val="16"/>
                 <w:szCs w:val="16"/>
               </w:rPr>
-              <w:t xml:space="preserve">Amortized cost at Dec 31, 2025</w:t>
+              <w:t xml:space="preserve">December</w:t>
             </w:r>
           </w:p>
         </w:tc>
@@ -6652,14 +6938,14 @@
                 <w:sz w:val="16"/>
                 <w:szCs w:val="16"/>
               </w:rPr>
-              <w:t xml:space="preserve">33  </w:t>
-            </w:r>
-            <w:r>
-              <w:rPr>
-                <w:sz w:val="16"/>
-                <w:szCs w:val="16"/>
-              </w:rPr>
-              <w:t xml:space="preserve">effective-interest method</w:t>
+              <w:t xml:space="preserve">36  </w:t>
+            </w:r>
+            <w:r>
+              <w:rPr>
+                <w:sz w:val="16"/>
+                <w:szCs w:val="16"/>
+              </w:rPr>
+              <w:t xml:space="preserve">accumulated</w:t>
             </w:r>
           </w:p>
         </w:tc>
@@ -6694,7 +6980,7 @@
                 <w:sz w:val="16"/>
                 <w:szCs w:val="16"/>
               </w:rPr>
-              <w:t xml:space="preserve">revenue</w:t>
+              <w:t xml:space="preserve">premium</w:t>
             </w:r>
           </w:p>
         </w:tc>
@@ -6720,7 +7006,143 @@
                 <w:sz w:val="16"/>
                 <w:szCs w:val="16"/>
               </w:rPr>
-              <w:t xml:space="preserve">34  </w:t>
+              <w:t xml:space="preserve">37  </w:t>
+            </w:r>
+            <w:r>
+              <w:rPr>
+                <w:sz w:val="16"/>
+                <w:szCs w:val="16"/>
+              </w:rPr>
+              <w:t xml:space="preserve">reclassification adjustment</w:t>
+            </w:r>
+          </w:p>
+        </w:tc>
+      </w:tr>
+      <w:tr>
+        <w:tc>
+          <w:tcPr>
+            <w:tcW w:type="pct" w:w="2500"/>
+            <w:tcMar>
+              <w:top w:type="dxa" w:w="20"/>
+              <w:left w:type="dxa" w:w="80"/>
+              <w:bottom w:type="dxa" w:w="20"/>
+              <w:right w:type="dxa" w:w="80"/>
+            </w:tcMar>
+          </w:tcPr>
+          <w:p>
+            <w:pPr>
+              <w:spacing w:before="12" w:after="12"/>
+            </w:pPr>
+            <w:r>
+              <w:rPr>
+                <w:b/>
+                <w:bCs/>
+                <w:color w:val="8186EF"/>
+                <w:sz w:val="16"/>
+                <w:szCs w:val="16"/>
+              </w:rPr>
+              <w:t xml:space="preserve">18  </w:t>
+            </w:r>
+            <w:r>
+              <w:rPr>
+                <w:sz w:val="16"/>
+                <w:szCs w:val="16"/>
+              </w:rPr>
+              <w:t xml:space="preserve">Cash interest</w:t>
+            </w:r>
+          </w:p>
+        </w:tc>
+        <w:tc>
+          <w:tcPr>
+            <w:tcW w:type="pct" w:w="2500"/>
+            <w:tcMar>
+              <w:top w:type="dxa" w:w="20"/>
+              <w:left w:type="dxa" w:w="80"/>
+              <w:bottom w:type="dxa" w:w="20"/>
+              <w:right w:type="dxa" w:w="80"/>
+            </w:tcMar>
+          </w:tcPr>
+          <w:p>
+            <w:pPr>
+              <w:spacing w:before="12" w:after="12"/>
+            </w:pPr>
+            <w:r>
+              <w:rPr>
+                <w:b/>
+                <w:bCs/>
+                <w:color w:val="8186EF"/>
+                <w:sz w:val="16"/>
+                <w:szCs w:val="16"/>
+              </w:rPr>
+              <w:t xml:space="preserve">38  </w:t>
+            </w:r>
+            <w:r>
+              <w:rPr>
+                <w:sz w:val="16"/>
+                <w:szCs w:val="16"/>
+              </w:rPr>
+              <w:t xml:space="preserve">effective-interest method</w:t>
+            </w:r>
+          </w:p>
+        </w:tc>
+      </w:tr>
+      <w:tr>
+        <w:tc>
+          <w:tcPr>
+            <w:tcW w:type="pct" w:w="2500"/>
+            <w:tcMar>
+              <w:top w:type="dxa" w:w="20"/>
+              <w:left w:type="dxa" w:w="80"/>
+              <w:bottom w:type="dxa" w:w="20"/>
+              <w:right w:type="dxa" w:w="80"/>
+            </w:tcMar>
+          </w:tcPr>
+          <w:p>
+            <w:pPr>
+              <w:spacing w:before="12" w:after="12"/>
+            </w:pPr>
+            <w:r>
+              <w:rPr>
+                <w:b/>
+                <w:bCs/>
+                <w:color w:val="8186EF"/>
+                <w:sz w:val="16"/>
+                <w:szCs w:val="16"/>
+              </w:rPr>
+              <w:t xml:space="preserve">19  </w:t>
+            </w:r>
+            <w:r>
+              <w:rPr>
+                <w:sz w:val="16"/>
+                <w:szCs w:val="16"/>
+              </w:rPr>
+              <w:t xml:space="preserve">interest</w:t>
+            </w:r>
+          </w:p>
+        </w:tc>
+        <w:tc>
+          <w:tcPr>
+            <w:tcW w:type="pct" w:w="2500"/>
+            <w:tcMar>
+              <w:top w:type="dxa" w:w="20"/>
+              <w:left w:type="dxa" w:w="80"/>
+              <w:bottom w:type="dxa" w:w="20"/>
+              <w:right w:type="dxa" w:w="80"/>
+            </w:tcMar>
+          </w:tcPr>
+          <w:p>
+            <w:pPr>
+              <w:spacing w:before="12" w:after="12"/>
+            </w:pPr>
+            <w:r>
+              <w:rPr>
+                <w:b/>
+                <w:bCs/>
+                <w:color w:val="8186EF"/>
+                <w:sz w:val="16"/>
+                <w:szCs w:val="16"/>
+              </w:rPr>
+              <w:t xml:space="preserve">39  </w:t>
             </w:r>
             <w:r>
               <w:rPr>
@@ -6728,6 +7150,64 @@
                 <w:szCs w:val="16"/>
               </w:rPr>
               <w:t xml:space="preserve">bond premium</w:t>
+            </w:r>
+          </w:p>
+        </w:tc>
+      </w:tr>
+      <w:tr>
+        <w:tc>
+          <w:tcPr>
+            <w:tcW w:type="pct" w:w="2500"/>
+            <w:tcMar>
+              <w:top w:type="dxa" w:w="20"/>
+              <w:left w:type="dxa" w:w="80"/>
+              <w:bottom w:type="dxa" w:w="20"/>
+              <w:right w:type="dxa" w:w="80"/>
+            </w:tcMar>
+          </w:tcPr>
+          <w:p>
+            <w:pPr>
+              <w:spacing w:before="12" w:after="12"/>
+            </w:pPr>
+            <w:r>
+              <w:rPr>
+                <w:b/>
+                <w:bCs/>
+                <w:color w:val="8186EF"/>
+                <w:sz w:val="16"/>
+                <w:szCs w:val="16"/>
+              </w:rPr>
+              <w:t xml:space="preserve">20  </w:t>
+            </w:r>
+            <w:r>
+              <w:rPr>
+                <w:sz w:val="16"/>
+                <w:szCs w:val="16"/>
+              </w:rPr>
+              <w:t xml:space="preserve">year-end</w:t>
+            </w:r>
+          </w:p>
+        </w:tc>
+        <w:tc>
+          <w:tcPr>
+            <w:tcW w:type="pct" w:w="2500"/>
+            <w:tcMar>
+              <w:top w:type="dxa" w:w="20"/>
+              <w:left w:type="dxa" w:w="80"/>
+              <w:bottom w:type="dxa" w:w="20"/>
+              <w:right w:type="dxa" w:w="80"/>
+            </w:tcMar>
+          </w:tcPr>
+          <w:p>
+            <w:pPr>
+              <w:spacing w:before="24" w:after="24"/>
+            </w:pPr>
+            <w:r>
+              <w:rPr>
+                <w:sz w:val="16"/>
+                <w:szCs w:val="16"/>
+              </w:rPr>
+              <w:t xml:space="preserve"/>
             </w:r>
           </w:p>
         </w:tc>
@@ -6770,7 +7250,7 @@
           <w:sz w:val="15"/>
           <w:szCs w:val="15"/>
         </w:rPr>
-        <w:t xml:space="preserve">A bond is bought at a bond premium when its stated interest rate is higher than the market rate, and at a bond discount when it is lower. Under the effective-interest method, interest revenue for each year is the carrying amount at the start of the year multiplied by the market rate at purchase. The cash received is the face amount multiplied by the stated rate. The difference amortizes the premium or discount, so the carrying amount moves toward face value.</w:t>
+        <w:t xml:space="preserve">Trading and AFS securities are reported at fair value: the price the company would receive if it sold the security in an orderly transaction. HTM securities are reported at amortized cost. The main difference between trading and AFS is where the unrealized holding gain or loss goes. For trading it goes to net income. For AFS it goes to other comprehensive income (OCI).</w:t>
       </w:r>
     </w:p>
     <w:p>
@@ -6794,7 +7274,7 @@
           <w:sz w:val="15"/>
           <w:szCs w:val="15"/>
         </w:rPr>
-        <w:t xml:space="preserve">On January 1, 2025, Orontes buys a 3-year bond with a face amount of $100,000 and a stated rate of 6%, paid each December 31. The market rate is 5%, so Orontes pays $102,723, a premium of $2,723.</w:t>
+        <w:t xml:space="preserve">A bond is bought at a bond premium when its stated interest rate is higher than the market rate, and at a bond discount when it is lower. Under the effective-interest method, interest revenue for each year is the carrying amount at the start of the year multiplied by the market rate at purchase. The cash received is the face amount multiplied by the stated rate. The difference amortizes the premium or discount, so the carrying amount moves toward face value.</w:t>
       </w:r>
     </w:p>
     <w:p>
@@ -6818,7 +7298,7 @@
           <w:sz w:val="15"/>
           <w:szCs w:val="15"/>
         </w:rPr>
-        <w:t xml:space="preserve">In 2025, interest revenue is $102,723 × 5% = $5,136. At year-end the bond's fair value is $101,000.</w:t>
+        <w:t xml:space="preserve">On January 1, 2025, Orontes buys a 3-year bond with a face amount of $100,000 and a stated rate of 6%, paid each December 31. The market rate is 5%, so Orontes pays $102,723, a premium of $2,723.</w:t>
       </w:r>
     </w:p>
     <w:p>
@@ -6842,7 +7322,7 @@
           <w:sz w:val="15"/>
           <w:szCs w:val="15"/>
         </w:rPr>
-        <w:t xml:space="preserve">Interest revenue is the same in all three categories. Only the balance sheet amount and the place of the unrealized loss differ. While Orontes holds an AFS bond, its unrealized gains and losses build up in accumulated OCI, part of equity. When Orontes sells the bond, the realized gain or loss moves to net income through a reclassification adjustment, sometimes called recycling. On the sale, the realized gain is the price minus the amortized cost: $101,500 − $100,952 = $548. Accumulated OCI for the bond returns to zero, so the gain is never counted twice. Transfers between categories are made at fair value. When a security moves into trading, any unrealized gain or loss not yet in net income goes to net income immediately. When an AFS security moves to HTM, the unrealized amount stays in accumulated OCI and is amortized over the remaining life. Transfers into or out of trading should be rare.</w:t>
+        <w:t xml:space="preserve">In 2025, interest revenue is $102,723 × 5% = $5,136. At year-end the bond's fair value is $101,000.</w:t>
       </w:r>
     </w:p>
     <w:p>
@@ -6859,6 +7339,30 @@
           <w:szCs w:val="15"/>
         </w:rPr>
         <w:t xml:space="preserve">Summary 5   </w:t>
+      </w:r>
+      <w:r>
+        <w:rPr>
+          <w:color w:val="6B7280"/>
+          <w:sz w:val="15"/>
+          <w:szCs w:val="15"/>
+        </w:rPr>
+        <w:t xml:space="preserve">Interest revenue is the same in all three categories. Only the balance sheet amount and the place of the unrealized loss differ. While Orontes holds an AFS bond, its unrealized gains and losses build up in accumulated OCI, part of equity. When Orontes sells the bond, the realized gain or loss moves to net income through a reclassification adjustment, sometimes called recycling. On the sale, the realized gain is the price minus the amortized cost: $101,500 − $100,952 = $548. Accumulated OCI for the bond returns to zero, so the gain is never counted twice. Transfers between categories are made at fair value. When a security moves into trading, any unrealized gain or loss not yet in net income goes to net income immediately. When an AFS security moves to HTM, the unrealized amount stays in accumulated OCI and is amortized over the remaining life. Transfers into or out of trading should be rare.</w:t>
+      </w:r>
+    </w:p>
+    <w:p>
+      <w:pPr>
+        <w:spacing w:before="20" w:after="20"/>
+        <w:ind w:left="240" w:hanging="240"/>
+      </w:pPr>
+      <w:r>
+        <w:rPr>
+          <w:b/>
+          <w:bCs/>
+          <w:color w:val="353A7C"/>
+          <w:sz w:val="15"/>
+          <w:szCs w:val="15"/>
+        </w:rPr>
+        <w:t xml:space="preserve">Summary 6   </w:t>
       </w:r>
       <w:r>
         <w:rPr>

--- a/CMA_Summaries_B1_Ch09.docx
+++ b/CMA_Summaries_B1_Ch09.docx
@@ -535,7 +535,7 @@
           <w:sz w:val="19"/>
           <w:szCs w:val="19"/>
         </w:rPr>
-        <w:t xml:space="preserve"/>
+        <w:t xml:space="preserve">Trading securities are </w:t>
       </w:r>
       <w:r>
         <w:rPr>
@@ -567,7 +567,14 @@
           <w:sz w:val="19"/>
           <w:szCs w:val="19"/>
         </w:rPr>
-        <w:t xml:space="preserve"> securities are </w:t>
+        <w:t xml:space="preserve"> and held mainly to sell in the near term. </w:t>
+      </w:r>
+      <w:r>
+        <w:rPr>
+          <w:sz w:val="19"/>
+          <w:szCs w:val="19"/>
+        </w:rPr>
+        <w:t xml:space="preserve"/>
       </w:r>
       <w:r>
         <w:rPr>
@@ -585,7 +592,7 @@
           <w:sz w:val="19"/>
           <w:szCs w:val="19"/>
         </w:rPr>
-        <w:t xml:space="preserve">           </w:t>
+        <w:t xml:space="preserve">                  </w:t>
       </w:r>
       <w:r>
         <w:rPr>
@@ -599,14 +606,7 @@
           <w:sz w:val="19"/>
           <w:szCs w:val="19"/>
         </w:rPr>
-        <w:t xml:space="preserve"> and held mainly to sell in the near term. </w:t>
-      </w:r>
-      <w:r>
-        <w:rPr>
-          <w:sz w:val="19"/>
-          <w:szCs w:val="19"/>
-        </w:rPr>
-        <w:t xml:space="preserve"/>
+        <w:t xml:space="preserve"> (HTM) securities are securities the company has the </w:t>
       </w:r>
       <w:r>
         <w:rPr>
@@ -624,7 +624,7 @@
           <w:sz w:val="19"/>
           <w:szCs w:val="19"/>
         </w:rPr>
-        <w:t xml:space="preserve">                  </w:t>
+        <w:t xml:space="preserve">           </w:t>
       </w:r>
       <w:r>
         <w:rPr>
@@ -638,7 +638,14 @@
           <w:sz w:val="19"/>
           <w:szCs w:val="19"/>
         </w:rPr>
-        <w:t xml:space="preserve"> (HTM) securities are securities the company has the </w:t>
+        <w:t xml:space="preserve"> intent and the ability to hold until they mature. </w:t>
+      </w:r>
+      <w:r>
+        <w:rPr>
+          <w:sz w:val="19"/>
+          <w:szCs w:val="19"/>
+        </w:rPr>
+        <w:t xml:space="preserve"/>
       </w:r>
       <w:r>
         <w:rPr>
@@ -656,7 +663,7 @@
           <w:sz w:val="19"/>
           <w:szCs w:val="19"/>
         </w:rPr>
-        <w:t xml:space="preserve">           </w:t>
+        <w:t xml:space="preserve">                    </w:t>
       </w:r>
       <w:r>
         <w:rPr>
@@ -670,14 +677,7 @@
           <w:sz w:val="19"/>
           <w:szCs w:val="19"/>
         </w:rPr>
-        <w:t xml:space="preserve"> intent and the ability to hold until they mature. </w:t>
-      </w:r>
-      <w:r>
-        <w:rPr>
-          <w:sz w:val="19"/>
-          <w:szCs w:val="19"/>
-        </w:rPr>
-        <w:t xml:space="preserve">Available-for-sale (AFS) securities are all other debt securities. </w:t>
+        <w:t xml:space="preserve"> (AFS) securities are all other debt securities. </w:t>
       </w:r>
       <w:r>
         <w:rPr>
@@ -756,7 +756,7 @@
                 <w:sz w:val="16"/>
                 <w:szCs w:val="16"/>
               </w:rPr>
-              <w:t xml:space="preserve">classification   ·   ownership   ·   holder   ·   current   ·   covers   ·   positive   ·   Held-to-maturity   ·   bought   ·   management's   ·   shares   ·   classifies   ·   Trading   ·   repayment</w:t>
+              <w:t xml:space="preserve">classification   ·   ownership   ·   holder   ·   current   ·   covers   ·   Available-for-sale   ·   positive   ·   Held-to-maturity   ·   management's   ·   shares   ·   classifies   ·   bought   ·   repayment</w:t>
             </w:r>
           </w:p>
         </w:tc>
@@ -867,7 +867,7 @@
           <w:sz w:val="19"/>
           <w:szCs w:val="19"/>
         </w:rPr>
-        <w:t xml:space="preserve">A company may also elect the fair value option for a </w:t>
+        <w:t xml:space="preserve">A company may also elect the fair value </w:t>
       </w:r>
       <w:r>
         <w:rPr>
@@ -899,7 +899,7 @@
           <w:sz w:val="19"/>
           <w:szCs w:val="19"/>
         </w:rPr>
-        <w:t xml:space="preserve"> when it first </w:t>
+        <w:t xml:space="preserve"> for a security when it first </w:t>
       </w:r>
       <w:r>
         <w:rPr>
@@ -1028,7 +1028,7 @@
                 <w:sz w:val="16"/>
                 <w:szCs w:val="16"/>
               </w:rPr>
-              <w:t xml:space="preserve">security   ·   recognizes   ·   exceptions   ·   standard   ·   maturity   ·   irrevocable</w:t>
+              <w:t xml:space="preserve">option   ·   recognizes   ·   exceptions   ·   standard   ·   security   ·   irrevocable</w:t>
             </w:r>
           </w:p>
         </w:tc>
@@ -1114,7 +1114,7 @@
           <w:sz w:val="16"/>
           <w:szCs w:val="16"/>
         </w:rPr>
-        <w:t xml:space="preserve">      gaps 20–22</w:t>
+        <w:t xml:space="preserve">      gaps 20–21</w:t>
       </w:r>
     </w:p>
     <w:p>
@@ -1134,7 +1134,14 @@
           <w:sz w:val="19"/>
           <w:szCs w:val="19"/>
         </w:rPr>
-        <w:t xml:space="preserve">Read the facts about intent and </w:t>
+        <w:t xml:space="preserve">Read the facts about intent and ability. </w:t>
+      </w:r>
+      <w:r>
+        <w:rPr>
+          <w:sz w:val="19"/>
+          <w:szCs w:val="19"/>
+        </w:rPr>
+        <w:t xml:space="preserve">A company that might sell when rates change </w:t>
       </w:r>
       <w:r>
         <w:rPr>
@@ -1166,14 +1173,14 @@
           <w:sz w:val="19"/>
           <w:szCs w:val="19"/>
         </w:rPr>
-        <w:t xml:space="preserve">. </w:t>
-      </w:r>
-      <w:r>
-        <w:rPr>
-          <w:sz w:val="19"/>
-          <w:szCs w:val="19"/>
-        </w:rPr>
-        <w:t xml:space="preserve">A company that might sell when rates </w:t>
+        <w:t xml:space="preserve"> use HTM. </w:t>
+      </w:r>
+      <w:r>
+        <w:rPr>
+          <w:sz w:val="19"/>
+          <w:szCs w:val="19"/>
+        </w:rPr>
+        <w:t xml:space="preserve">Equity securities are never trading, AFS or HTM under </w:t>
       </w:r>
       <w:r>
         <w:rPr>
@@ -1205,46 +1212,7 @@
           <w:sz w:val="19"/>
           <w:szCs w:val="19"/>
         </w:rPr>
-        <w:t xml:space="preserve"> cannot use HTM. </w:t>
-      </w:r>
-      <w:r>
-        <w:rPr>
-          <w:sz w:val="19"/>
-          <w:szCs w:val="19"/>
-        </w:rPr>
-        <w:t xml:space="preserve">Equity </w:t>
-      </w:r>
-      <w:r>
-        <w:rPr>
-          <w:b/>
-          <w:bCs/>
-          <w:color w:val="8186EF"/>
-          <w:sz w:val="15"/>
-          <w:szCs w:val="15"/>
-        </w:rPr>
-        <w:t xml:space="preserve"> (22) </w:t>
-      </w:r>
-      <w:r>
-        <w:rPr>
-          <w:u w:val="single"/>
-          <w:sz w:val="19"/>
-          <w:szCs w:val="19"/>
-        </w:rPr>
-        <w:t xml:space="preserve">            </w:t>
-      </w:r>
-      <w:r>
-        <w:rPr>
-          <w:sz w:val="19"/>
-          <w:szCs w:val="19"/>
-        </w:rPr>
-        <w:t xml:space="preserve"> </w:t>
-      </w:r>
-      <w:r>
-        <w:rPr>
-          <w:sz w:val="19"/>
-          <w:szCs w:val="19"/>
-        </w:rPr>
-        <w:t xml:space="preserve"> are never trading, AFS or HTM under current U.S. GAAP. </w:t>
+        <w:t xml:space="preserve"> U.S. GAAP. </w:t>
       </w:r>
     </w:p>
     <w:tbl>
@@ -1302,7 +1270,7 @@
                 <w:sz w:val="16"/>
                 <w:szCs w:val="16"/>
               </w:rPr>
-              <w:t xml:space="preserve">securities   ·   ability   ·   standard   ·   change</w:t>
+              <w:t xml:space="preserve">current   ·   cannot   ·   securities</w:t>
             </w:r>
           </w:p>
         </w:tc>
@@ -1321,7 +1289,7 @@
           <w:sz w:val="18"/>
           <w:szCs w:val="18"/>
         </w:rPr>
-        <w:t xml:space="preserve">The words this section uses</w:t>
+        <w:t xml:space="preserve">The English this section uses, and its Arabic</w:t>
       </w:r>
     </w:p>
     <w:p>
@@ -1345,7 +1313,7 @@
       <w:r>
         <w:drawing>
           <wp:inline distT="0" distB="0" distL="0" distR="0">
-            <wp:extent cx="5734050" cy="2218175"/>
+            <wp:extent cx="5734050" cy="3266900"/>
             <wp:effectExtent t="0" r="0" b="0" l="0"/>
             <wp:docPr id="1" name="" descr="" title=""/>
             <wp:cNvGraphicFramePr>
@@ -1370,7 +1338,7 @@
                   <pic:spPr bwMode="auto">
                     <a:xfrm>
                       <a:off x="0" y="0"/>
-                      <a:ext cx="5734050" cy="2218175"/>
+                      <a:ext cx="5734050" cy="3266900"/>
                     </a:xfrm>
                     <a:prstGeom prst="rect">
                       <a:avLst/>
@@ -1438,7 +1406,7 @@
                 <w:sz w:val="16"/>
                 <w:szCs w:val="16"/>
               </w:rPr>
-              <w:t xml:space="preserve">held-to-maturity (HTM) securities   ·   fair value option   ·   available-for-sale (AFS) securities</w:t>
+              <w:t xml:space="preserve">held-to-maturity (HTM) securities   ·   fair value option   ·   أداة دين (سند)   ·   trading securities</w:t>
             </w:r>
           </w:p>
         </w:tc>
@@ -1984,7 +1952,7 @@
                 <w:sz w:val="16"/>
                 <w:szCs w:val="16"/>
               </w:rPr>
-              <w:t xml:space="preserve">Held-to-maturity</w:t>
+              <w:t xml:space="preserve">positive</w:t>
             </w:r>
           </w:p>
         </w:tc>
@@ -2052,7 +2020,7 @@
                 <w:sz w:val="16"/>
                 <w:szCs w:val="16"/>
               </w:rPr>
-              <w:t xml:space="preserve">positive</w:t>
+              <w:t xml:space="preserve">Available-for-sale</w:t>
             </w:r>
           </w:p>
         </w:tc>
@@ -2256,7 +2224,7 @@
                 <w:sz w:val="16"/>
                 <w:szCs w:val="16"/>
               </w:rPr>
-              <w:t xml:space="preserve">security</w:t>
+              <w:t xml:space="preserve">option</w:t>
             </w:r>
           </w:p>
         </w:tc>
@@ -2460,7 +2428,7 @@
                 <w:sz w:val="16"/>
                 <w:szCs w:val="16"/>
               </w:rPr>
-              <w:t xml:space="preserve">ability</w:t>
+              <w:t xml:space="preserve">cannot</w:t>
             </w:r>
           </w:p>
         </w:tc>
@@ -2528,7 +2496,7 @@
                 <w:sz w:val="16"/>
                 <w:szCs w:val="16"/>
               </w:rPr>
-              <w:t xml:space="preserve">change</w:t>
+              <w:t xml:space="preserve">current</w:t>
             </w:r>
           </w:p>
         </w:tc>
@@ -2596,7 +2564,7 @@
                 <w:sz w:val="16"/>
                 <w:szCs w:val="16"/>
               </w:rPr>
-              <w:t xml:space="preserve">securities</w:t>
+              <w:t xml:space="preserve">trading securities</w:t>
             </w:r>
           </w:p>
         </w:tc>
@@ -2631,7 +2599,7 @@
                 <w:sz w:val="16"/>
                 <w:szCs w:val="16"/>
               </w:rPr>
-              <w:t xml:space="preserve">Trading</w:t>
+              <w:t xml:space="preserve">bought</w:t>
             </w:r>
           </w:p>
         </w:tc>
@@ -2664,7 +2632,7 @@
                 <w:sz w:val="16"/>
                 <w:szCs w:val="16"/>
               </w:rPr>
-              <w:t xml:space="preserve">available-for-sale (AFS) securities</w:t>
+              <w:t xml:space="preserve">held-to-maturity (HTM) securities</w:t>
             </w:r>
           </w:p>
         </w:tc>
@@ -2699,7 +2667,7 @@
                 <w:sz w:val="16"/>
                 <w:szCs w:val="16"/>
               </w:rPr>
-              <w:t xml:space="preserve">bought</w:t>
+              <w:t xml:space="preserve">Held-to-maturity</w:t>
             </w:r>
           </w:p>
         </w:tc>
@@ -2732,7 +2700,7 @@
                 <w:sz w:val="16"/>
                 <w:szCs w:val="16"/>
               </w:rPr>
-              <w:t xml:space="preserve">held-to-maturity (HTM) securities</w:t>
+              <w:t xml:space="preserve">fair value option</w:t>
             </w:r>
           </w:p>
         </w:tc>
@@ -2930,7 +2898,7 @@
           <w:sz w:val="16"/>
           <w:szCs w:val="16"/>
         </w:rPr>
-        <w:t xml:space="preserve">      gaps 1–5</w:t>
+        <w:t xml:space="preserve">      gaps 1–4</w:t>
       </w:r>
     </w:p>
     <w:p>
@@ -2943,7 +2911,7 @@
           <w:sz w:val="19"/>
           <w:szCs w:val="19"/>
         </w:rPr>
-        <w:t xml:space="preserve">Trading and AFS securities are reported at fair value: the price the company would receive if it sold the </w:t>
+        <w:t xml:space="preserve">Trading and AFS securities are reported at fair value: the price the company would </w:t>
       </w:r>
       <w:r>
         <w:rPr>
@@ -2975,7 +2943,7 @@
           <w:sz w:val="19"/>
           <w:szCs w:val="19"/>
         </w:rPr>
-        <w:t xml:space="preserve"> in an orderly </w:t>
+        <w:t xml:space="preserve"> if it sold the security in an orderly </w:t>
       </w:r>
       <w:r>
         <w:rPr>
@@ -3014,7 +2982,14 @@
           <w:sz w:val="19"/>
           <w:szCs w:val="19"/>
         </w:rPr>
-        <w:t xml:space="preserve">HTM securities are reported at </w:t>
+        <w:t xml:space="preserve">HTM securities are reported at amortized cost. </w:t>
+      </w:r>
+      <w:r>
+        <w:rPr>
+          <w:sz w:val="19"/>
+          <w:szCs w:val="19"/>
+        </w:rPr>
+        <w:t xml:space="preserve">The main difference between trading and AFS is where the unrealized </w:t>
       </w:r>
       <w:r>
         <w:rPr>
@@ -3046,14 +3021,21 @@
           <w:sz w:val="19"/>
           <w:szCs w:val="19"/>
         </w:rPr>
-        <w:t xml:space="preserve"> cost. </w:t>
-      </w:r>
-      <w:r>
-        <w:rPr>
-          <w:sz w:val="19"/>
-          <w:szCs w:val="19"/>
-        </w:rPr>
-        <w:t xml:space="preserve">The main </w:t>
+        <w:t xml:space="preserve"> gain or loss goes. </w:t>
+      </w:r>
+      <w:r>
+        <w:rPr>
+          <w:sz w:val="19"/>
+          <w:szCs w:val="19"/>
+        </w:rPr>
+        <w:t xml:space="preserve">For trading it goes to net income. </w:t>
+      </w:r>
+      <w:r>
+        <w:rPr>
+          <w:sz w:val="19"/>
+          <w:szCs w:val="19"/>
+        </w:rPr>
+        <w:t xml:space="preserve">For AFS it goes to other </w:t>
       </w:r>
       <w:r>
         <w:rPr>
@@ -3064,52 +3046,6 @@
           <w:szCs w:val="15"/>
         </w:rPr>
         <w:t xml:space="preserve"> (4) </w:t>
-      </w:r>
-      <w:r>
-        <w:rPr>
-          <w:u w:val="single"/>
-          <w:sz w:val="19"/>
-          <w:szCs w:val="19"/>
-        </w:rPr>
-        <w:t xml:space="preserve">            </w:t>
-      </w:r>
-      <w:r>
-        <w:rPr>
-          <w:sz w:val="19"/>
-          <w:szCs w:val="19"/>
-        </w:rPr>
-        <w:t xml:space="preserve"> </w:t>
-      </w:r>
-      <w:r>
-        <w:rPr>
-          <w:sz w:val="19"/>
-          <w:szCs w:val="19"/>
-        </w:rPr>
-        <w:t xml:space="preserve"> between trading and AFS is where the unrealized holding gain or loss goes. </w:t>
-      </w:r>
-      <w:r>
-        <w:rPr>
-          <w:sz w:val="19"/>
-          <w:szCs w:val="19"/>
-        </w:rPr>
-        <w:t xml:space="preserve">For trading it goes to net income. </w:t>
-      </w:r>
-      <w:r>
-        <w:rPr>
-          <w:sz w:val="19"/>
-          <w:szCs w:val="19"/>
-        </w:rPr>
-        <w:t xml:space="preserve">For AFS it goes to other </w:t>
-      </w:r>
-      <w:r>
-        <w:rPr>
-          <w:b/>
-          <w:bCs/>
-          <w:color w:val="8186EF"/>
-          <w:sz w:val="15"/>
-          <w:szCs w:val="15"/>
-        </w:rPr>
-        <w:t xml:space="preserve"> (5) </w:t>
       </w:r>
       <w:r>
         <w:rPr>
@@ -3189,7 +3125,7 @@
                 <w:sz w:val="16"/>
                 <w:szCs w:val="16"/>
               </w:rPr>
-              <w:t xml:space="preserve">difference   ·   transaction   ·   amortized   ·   security   ·   comprehensive   ·   adjustment</w:t>
+              <w:t xml:space="preserve">comprehensive   ·   transaction   ·   holding   ·   receive   ·   between</w:t>
             </w:r>
           </w:p>
         </w:tc>
@@ -3352,7 +3288,7 @@
           <w:sz w:val="16"/>
           <w:szCs w:val="16"/>
         </w:rPr>
-        <w:t xml:space="preserve">      gaps 8–14</w:t>
+        <w:t xml:space="preserve">      gaps 7–13</w:t>
       </w:r>
     </w:p>
     <w:p>
@@ -3375,7 +3311,7 @@
           <w:sz w:val="15"/>
           <w:szCs w:val="15"/>
         </w:rPr>
-        <w:t xml:space="preserve"> (8) </w:t>
+        <w:t xml:space="preserve"> (7) </w:t>
       </w:r>
       <w:r>
         <w:rPr>
@@ -3407,7 +3343,7 @@
           <w:sz w:val="15"/>
           <w:szCs w:val="15"/>
         </w:rPr>
-        <w:t xml:space="preserve"> (9) </w:t>
+        <w:t xml:space="preserve"> (8) </w:t>
       </w:r>
       <w:r>
         <w:rPr>
@@ -3446,7 +3382,7 @@
           <w:sz w:val="15"/>
           <w:szCs w:val="15"/>
         </w:rPr>
-        <w:t xml:space="preserve"> (10) </w:t>
+        <w:t xml:space="preserve"> (9) </w:t>
       </w:r>
       <w:r>
         <w:rPr>
@@ -3478,7 +3414,7 @@
           <w:sz w:val="15"/>
           <w:szCs w:val="15"/>
         </w:rPr>
-        <w:t xml:space="preserve"> (11) </w:t>
+        <w:t xml:space="preserve"> (10) </w:t>
       </w:r>
       <w:r>
         <w:rPr>
@@ -3517,7 +3453,7 @@
           <w:sz w:val="15"/>
           <w:szCs w:val="15"/>
         </w:rPr>
-        <w:t xml:space="preserve"> (12) </w:t>
+        <w:t xml:space="preserve"> (11) </w:t>
       </w:r>
       <w:r>
         <w:rPr>
@@ -3546,7 +3482,7 @@
           <w:sz w:val="19"/>
           <w:szCs w:val="19"/>
         </w:rPr>
-        <w:t xml:space="preserve">The </w:t>
+        <w:t xml:space="preserve">The difference </w:t>
       </w:r>
       <w:r>
         <w:rPr>
@@ -3556,7 +3492,7 @@
           <w:sz w:val="15"/>
           <w:szCs w:val="15"/>
         </w:rPr>
-        <w:t xml:space="preserve"> (13) </w:t>
+        <w:t xml:space="preserve"> (12) </w:t>
       </w:r>
       <w:r>
         <w:rPr>
@@ -3564,7 +3500,7 @@
           <w:sz w:val="19"/>
           <w:szCs w:val="19"/>
         </w:rPr>
-        <w:t xml:space="preserve">            </w:t>
+        <w:t xml:space="preserve">           </w:t>
       </w:r>
       <w:r>
         <w:rPr>
@@ -3578,7 +3514,7 @@
           <w:sz w:val="19"/>
           <w:szCs w:val="19"/>
         </w:rPr>
-        <w:t xml:space="preserve"> amortizes the premium or discount, so the carrying amount moves </w:t>
+        <w:t xml:space="preserve"> the premium or discount, so the carrying amount moves </w:t>
       </w:r>
       <w:r>
         <w:rPr>
@@ -3588,7 +3524,7 @@
           <w:sz w:val="15"/>
           <w:szCs w:val="15"/>
         </w:rPr>
-        <w:t xml:space="preserve"> (14) </w:t>
+        <w:t xml:space="preserve"> (13) </w:t>
       </w:r>
       <w:r>
         <w:rPr>
@@ -3668,7 +3604,7 @@
                 <w:sz w:val="16"/>
                 <w:szCs w:val="16"/>
               </w:rPr>
-              <w:t xml:space="preserve">orderly   ·   toward   ·   bought   ·   higher   ·   received   ·   purchase   ·   effective-interest   ·   difference</w:t>
+              <w:t xml:space="preserve">orderly   ·   toward   ·   bought   ·   higher   ·   received   ·   purchase   ·   effective-interest   ·   amortizes</w:t>
             </w:r>
           </w:p>
         </w:tc>
@@ -3742,7 +3678,7 @@
           <w:sz w:val="16"/>
           <w:szCs w:val="16"/>
         </w:rPr>
-        <w:t xml:space="preserve">      gaps 15–17</w:t>
+        <w:t xml:space="preserve">      gaps 14–15</w:t>
       </w:r>
     </w:p>
     <w:p>
@@ -3765,7 +3701,7 @@
           <w:sz w:val="15"/>
           <w:szCs w:val="15"/>
         </w:rPr>
-        <w:t xml:space="preserve"> (15) </w:t>
+        <w:t xml:space="preserve"> (14) </w:t>
       </w:r>
       <w:r>
         <w:rPr>
@@ -3797,7 +3733,7 @@
           <w:sz w:val="15"/>
           <w:szCs w:val="15"/>
         </w:rPr>
-        <w:t xml:space="preserve"> (16) </w:t>
+        <w:t xml:space="preserve"> (15) </w:t>
       </w:r>
       <w:r>
         <w:rPr>
@@ -3826,39 +3762,7 @@
           <w:sz w:val="19"/>
           <w:szCs w:val="19"/>
         </w:rPr>
-        <w:t xml:space="preserve">The market rate is 5%, so Orontes pays $102,723, a </w:t>
-      </w:r>
-      <w:r>
-        <w:rPr>
-          <w:b/>
-          <w:bCs/>
-          <w:color w:val="8186EF"/>
-          <w:sz w:val="15"/>
-          <w:szCs w:val="15"/>
-        </w:rPr>
-        <w:t xml:space="preserve"> (17) </w:t>
-      </w:r>
-      <w:r>
-        <w:rPr>
-          <w:u w:val="single"/>
-          <w:sz w:val="19"/>
-          <w:szCs w:val="19"/>
-        </w:rPr>
-        <w:t xml:space="preserve">           </w:t>
-      </w:r>
-      <w:r>
-        <w:rPr>
-          <w:sz w:val="19"/>
-          <w:szCs w:val="19"/>
-        </w:rPr>
-        <w:t xml:space="preserve"> </w:t>
-      </w:r>
-      <w:r>
-        <w:rPr>
-          <w:sz w:val="19"/>
-          <w:szCs w:val="19"/>
-        </w:rPr>
-        <w:t xml:space="preserve"> of $2,723. </w:t>
+        <w:t xml:space="preserve">The market rate is 5%, so Orontes pays $102,723, a premium of $2,723. </w:t>
       </w:r>
     </w:p>
     <w:tbl>
@@ -3916,7 +3820,7 @@
                 <w:sz w:val="16"/>
                 <w:szCs w:val="16"/>
               </w:rPr>
-              <w:t xml:space="preserve">premium   ·   interest   ·   December   ·   January</w:t>
+              <w:t xml:space="preserve">sometimes   ·   December   ·   January</w:t>
             </w:r>
           </w:p>
         </w:tc>
@@ -4091,7 +3995,7 @@
           <w:sz w:val="16"/>
           <w:szCs w:val="16"/>
         </w:rPr>
-        <w:t xml:space="preserve">      gaps 19–20</w:t>
+        <w:t xml:space="preserve">      gaps 17–18</w:t>
       </w:r>
     </w:p>
     <w:p>
@@ -4114,7 +4018,7 @@
           <w:sz w:val="15"/>
           <w:szCs w:val="15"/>
         </w:rPr>
-        <w:t xml:space="preserve"> (19) </w:t>
+        <w:t xml:space="preserve"> (17) </w:t>
       </w:r>
       <w:r>
         <w:rPr>
@@ -4153,7 +4057,7 @@
           <w:sz w:val="15"/>
           <w:szCs w:val="15"/>
         </w:rPr>
-        <w:t xml:space="preserve"> (20) </w:t>
+        <w:t xml:space="preserve"> (18) </w:t>
       </w:r>
       <w:r>
         <w:rPr>
@@ -4276,7 +4180,7 @@
       <w:r>
         <w:drawing>
           <wp:inline distT="0" distB="0" distL="0" distR="0">
-            <wp:extent cx="5734050" cy="1712675"/>
+            <wp:extent cx="5734050" cy="2376625"/>
             <wp:effectExtent t="0" r="0" b="0" l="0"/>
             <wp:docPr id="1" name="" descr="" title=""/>
             <wp:cNvGraphicFramePr>
@@ -4301,7 +4205,7 @@
                   <pic:spPr bwMode="auto">
                     <a:xfrm>
                       <a:off x="0" y="0"/>
-                      <a:ext cx="5734050" cy="1712675"/>
+                      <a:ext cx="5734050" cy="2376625"/>
                     </a:xfrm>
                     <a:prstGeom prst="rect">
                       <a:avLst/>
@@ -4408,7 +4312,7 @@
           <w:sz w:val="16"/>
           <w:szCs w:val="16"/>
         </w:rPr>
-        <w:t xml:space="preserve">      gaps 22–33</w:t>
+        <w:t xml:space="preserve">      gaps 20–30</w:t>
       </w:r>
     </w:p>
     <w:p>
@@ -4421,7 +4325,14 @@
           <w:sz w:val="19"/>
           <w:szCs w:val="19"/>
         </w:rPr>
-        <w:t xml:space="preserve">Interest </w:t>
+        <w:t xml:space="preserve">Interest revenue is the same in all three categories. </w:t>
+      </w:r>
+      <w:r>
+        <w:rPr>
+          <w:sz w:val="19"/>
+          <w:szCs w:val="19"/>
+        </w:rPr>
+        <w:t xml:space="preserve">Only the </w:t>
       </w:r>
       <w:r>
         <w:rPr>
@@ -4431,7 +4342,7 @@
           <w:sz w:val="15"/>
           <w:szCs w:val="15"/>
         </w:rPr>
-        <w:t xml:space="preserve"> (22) </w:t>
+        <w:t xml:space="preserve"> (20) </w:t>
       </w:r>
       <w:r>
         <w:rPr>
@@ -4453,14 +4364,7 @@
           <w:sz w:val="19"/>
           <w:szCs w:val="19"/>
         </w:rPr>
-        <w:t xml:space="preserve"> is the same in all three categories. </w:t>
-      </w:r>
-      <w:r>
-        <w:rPr>
-          <w:sz w:val="19"/>
-          <w:szCs w:val="19"/>
-        </w:rPr>
-        <w:t xml:space="preserve">Only the </w:t>
+        <w:t xml:space="preserve"> sheet amount and the place of the unrealized loss </w:t>
       </w:r>
       <w:r>
         <w:rPr>
@@ -4470,7 +4374,7 @@
           <w:sz w:val="15"/>
           <w:szCs w:val="15"/>
         </w:rPr>
-        <w:t xml:space="preserve"> (23) </w:t>
+        <w:t xml:space="preserve"> (21) </w:t>
       </w:r>
       <w:r>
         <w:rPr>
@@ -4492,7 +4396,14 @@
           <w:sz w:val="19"/>
           <w:szCs w:val="19"/>
         </w:rPr>
-        <w:t xml:space="preserve"> sheet amount and the place of the unrealized loss </w:t>
+        <w:t xml:space="preserve">. </w:t>
+      </w:r>
+      <w:r>
+        <w:rPr>
+          <w:sz w:val="19"/>
+          <w:szCs w:val="19"/>
+        </w:rPr>
+        <w:t xml:space="preserve">While Orontes holds an AFS bond, its unrealized gains and </w:t>
       </w:r>
       <w:r>
         <w:rPr>
@@ -4502,7 +4413,7 @@
           <w:sz w:val="15"/>
           <w:szCs w:val="15"/>
         </w:rPr>
-        <w:t xml:space="preserve"> (24) </w:t>
+        <w:t xml:space="preserve"> (22) </w:t>
       </w:r>
       <w:r>
         <w:rPr>
@@ -4524,14 +4435,7 @@
           <w:sz w:val="19"/>
           <w:szCs w:val="19"/>
         </w:rPr>
-        <w:t xml:space="preserve">. </w:t>
-      </w:r>
-      <w:r>
-        <w:rPr>
-          <w:sz w:val="19"/>
-          <w:szCs w:val="19"/>
-        </w:rPr>
-        <w:t xml:space="preserve">While Orontes holds an AFS bond, its unrealized gains and </w:t>
+        <w:t xml:space="preserve"> build up in accumulated OCI, part of </w:t>
       </w:r>
       <w:r>
         <w:rPr>
@@ -4541,7 +4445,7 @@
           <w:sz w:val="15"/>
           <w:szCs w:val="15"/>
         </w:rPr>
-        <w:t xml:space="preserve"> (25) </w:t>
+        <w:t xml:space="preserve"> (23) </w:t>
       </w:r>
       <w:r>
         <w:rPr>
@@ -4563,7 +4467,14 @@
           <w:sz w:val="19"/>
           <w:szCs w:val="19"/>
         </w:rPr>
-        <w:t xml:space="preserve"> build up in accumulated OCI, part of </w:t>
+        <w:t xml:space="preserve">. </w:t>
+      </w:r>
+      <w:r>
+        <w:rPr>
+          <w:sz w:val="19"/>
+          <w:szCs w:val="19"/>
+        </w:rPr>
+        <w:t xml:space="preserve">When Orontes sells the bond, the realized gain or loss moves to net income through a </w:t>
       </w:r>
       <w:r>
         <w:rPr>
@@ -4573,7 +4484,7 @@
           <w:sz w:val="15"/>
           <w:szCs w:val="15"/>
         </w:rPr>
-        <w:t xml:space="preserve"> (26) </w:t>
+        <w:t xml:space="preserve"> (24) </w:t>
       </w:r>
       <w:r>
         <w:rPr>
@@ -4581,7 +4492,7 @@
           <w:sz w:val="19"/>
           <w:szCs w:val="19"/>
         </w:rPr>
-        <w:t xml:space="preserve">           </w:t>
+        <w:t xml:space="preserve">                  </w:t>
       </w:r>
       <w:r>
         <w:rPr>
@@ -4595,14 +4506,7 @@
           <w:sz w:val="19"/>
           <w:szCs w:val="19"/>
         </w:rPr>
-        <w:t xml:space="preserve">. </w:t>
-      </w:r>
-      <w:r>
-        <w:rPr>
-          <w:sz w:val="19"/>
-          <w:szCs w:val="19"/>
-        </w:rPr>
-        <w:t xml:space="preserve">When Orontes sells the bond, the realized gain or loss moves to net income through a </w:t>
+        <w:t xml:space="preserve"> adjustment, </w:t>
       </w:r>
       <w:r>
         <w:rPr>
@@ -4612,7 +4516,7 @@
           <w:sz w:val="15"/>
           <w:szCs w:val="15"/>
         </w:rPr>
-        <w:t xml:space="preserve"> (27) </w:t>
+        <w:t xml:space="preserve"> (25) </w:t>
       </w:r>
       <w:r>
         <w:rPr>
@@ -4620,7 +4524,7 @@
           <w:sz w:val="19"/>
           <w:szCs w:val="19"/>
         </w:rPr>
-        <w:t xml:space="preserve">                  </w:t>
+        <w:t xml:space="preserve">           </w:t>
       </w:r>
       <w:r>
         <w:rPr>
@@ -4634,7 +4538,21 @@
           <w:sz w:val="19"/>
           <w:szCs w:val="19"/>
         </w:rPr>
-        <w:t xml:space="preserve"> adjustment, </w:t>
+        <w:t xml:space="preserve"> called recycling. </w:t>
+      </w:r>
+      <w:r>
+        <w:rPr>
+          <w:sz w:val="19"/>
+          <w:szCs w:val="19"/>
+        </w:rPr>
+        <w:t xml:space="preserve">On the sale, the realized gain is the price minus the amortized cost: $101,500 − $100,952 = $548. </w:t>
+      </w:r>
+      <w:r>
+        <w:rPr>
+          <w:sz w:val="19"/>
+          <w:szCs w:val="19"/>
+        </w:rPr>
+        <w:t xml:space="preserve">Accumulated OCI for the bond </w:t>
       </w:r>
       <w:r>
         <w:rPr>
@@ -4644,7 +4562,7 @@
           <w:sz w:val="15"/>
           <w:szCs w:val="15"/>
         </w:rPr>
-        <w:t xml:space="preserve"> (28) </w:t>
+        <w:t xml:space="preserve"> (26) </w:t>
       </w:r>
       <w:r>
         <w:rPr>
@@ -4666,21 +4584,7 @@
           <w:sz w:val="19"/>
           <w:szCs w:val="19"/>
         </w:rPr>
-        <w:t xml:space="preserve"> called recycling. </w:t>
-      </w:r>
-      <w:r>
-        <w:rPr>
-          <w:sz w:val="19"/>
-          <w:szCs w:val="19"/>
-        </w:rPr>
-        <w:t xml:space="preserve">On the sale, the realized gain is the price minus the amortized cost: $101,500 − $100,952 = $548. </w:t>
-      </w:r>
-      <w:r>
-        <w:rPr>
-          <w:sz w:val="19"/>
-          <w:szCs w:val="19"/>
-        </w:rPr>
-        <w:t xml:space="preserve">Accumulated OCI for the bond </w:t>
+        <w:t xml:space="preserve"> to zero, so the gain is never </w:t>
       </w:r>
       <w:r>
         <w:rPr>
@@ -4690,7 +4594,7 @@
           <w:sz w:val="15"/>
           <w:szCs w:val="15"/>
         </w:rPr>
-        <w:t xml:space="preserve"> (29) </w:t>
+        <w:t xml:space="preserve"> (27) </w:t>
       </w:r>
       <w:r>
         <w:rPr>
@@ -4712,7 +4616,21 @@
           <w:sz w:val="19"/>
           <w:szCs w:val="19"/>
         </w:rPr>
-        <w:t xml:space="preserve"> to zero, so the gain is never </w:t>
+        <w:t xml:space="preserve"> twice. </w:t>
+      </w:r>
+      <w:r>
+        <w:rPr>
+          <w:sz w:val="19"/>
+          <w:szCs w:val="19"/>
+        </w:rPr>
+        <w:t xml:space="preserve">Transfers between categories are made at fair value. </w:t>
+      </w:r>
+      <w:r>
+        <w:rPr>
+          <w:sz w:val="19"/>
+          <w:szCs w:val="19"/>
+        </w:rPr>
+        <w:t xml:space="preserve">When a security moves into trading, any unrealized gain or loss not yet in net income goes to net income </w:t>
       </w:r>
       <w:r>
         <w:rPr>
@@ -4722,7 +4640,7 @@
           <w:sz w:val="15"/>
           <w:szCs w:val="15"/>
         </w:rPr>
-        <w:t xml:space="preserve"> (30) </w:t>
+        <w:t xml:space="preserve"> (28) </w:t>
       </w:r>
       <w:r>
         <w:rPr>
@@ -4730,7 +4648,7 @@
           <w:sz w:val="19"/>
           <w:szCs w:val="19"/>
         </w:rPr>
-        <w:t xml:space="preserve">           </w:t>
+        <w:t xml:space="preserve">             </w:t>
       </w:r>
       <w:r>
         <w:rPr>
@@ -4744,14 +4662,14 @@
           <w:sz w:val="19"/>
           <w:szCs w:val="19"/>
         </w:rPr>
-        <w:t xml:space="preserve"> twice. </w:t>
-      </w:r>
-      <w:r>
-        <w:rPr>
-          <w:sz w:val="19"/>
-          <w:szCs w:val="19"/>
-        </w:rPr>
-        <w:t xml:space="preserve">Transfers </w:t>
+        <w:t xml:space="preserve">. </w:t>
+      </w:r>
+      <w:r>
+        <w:rPr>
+          <w:sz w:val="19"/>
+          <w:szCs w:val="19"/>
+        </w:rPr>
+        <w:t xml:space="preserve">When an AFS security moves to HTM, the unrealized amount stays in accumulated OCI and is amortized over the </w:t>
       </w:r>
       <w:r>
         <w:rPr>
@@ -4761,7 +4679,7 @@
           <w:sz w:val="15"/>
           <w:szCs w:val="15"/>
         </w:rPr>
-        <w:t xml:space="preserve"> (31) </w:t>
+        <w:t xml:space="preserve"> (29) </w:t>
       </w:r>
       <w:r>
         <w:rPr>
@@ -4783,14 +4701,14 @@
           <w:sz w:val="19"/>
           <w:szCs w:val="19"/>
         </w:rPr>
-        <w:t xml:space="preserve"> categories are made at fair value. </w:t>
-      </w:r>
-      <w:r>
-        <w:rPr>
-          <w:sz w:val="19"/>
-          <w:szCs w:val="19"/>
-        </w:rPr>
-        <w:t xml:space="preserve">When a security moves into trading, any unrealized gain or loss not yet in net income goes to net income </w:t>
+        <w:t xml:space="preserve"> life. </w:t>
+      </w:r>
+      <w:r>
+        <w:rPr>
+          <w:sz w:val="19"/>
+          <w:szCs w:val="19"/>
+        </w:rPr>
+        <w:t xml:space="preserve">Transfers into or out of trading </w:t>
       </w:r>
       <w:r>
         <w:rPr>
@@ -4800,7 +4718,7 @@
           <w:sz w:val="15"/>
           <w:szCs w:val="15"/>
         </w:rPr>
-        <w:t xml:space="preserve"> (32) </w:t>
+        <w:t xml:space="preserve"> (30) </w:t>
       </w:r>
       <w:r>
         <w:rPr>
@@ -4808,7 +4726,7 @@
           <w:sz w:val="19"/>
           <w:szCs w:val="19"/>
         </w:rPr>
-        <w:t xml:space="preserve">             </w:t>
+        <w:t xml:space="preserve">           </w:t>
       </w:r>
       <w:r>
         <w:rPr>
@@ -4822,53 +4740,7 @@
           <w:sz w:val="19"/>
           <w:szCs w:val="19"/>
         </w:rPr>
-        <w:t xml:space="preserve">. </w:t>
-      </w:r>
-      <w:r>
-        <w:rPr>
-          <w:sz w:val="19"/>
-          <w:szCs w:val="19"/>
-        </w:rPr>
-        <w:t xml:space="preserve">When an AFS security moves to HTM, the unrealized amount stays in accumulated OCI and is amortized over the </w:t>
-      </w:r>
-      <w:r>
-        <w:rPr>
-          <w:b/>
-          <w:bCs/>
-          <w:color w:val="8186EF"/>
-          <w:sz w:val="15"/>
-          <w:szCs w:val="15"/>
-        </w:rPr>
-        <w:t xml:space="preserve"> (33) </w:t>
-      </w:r>
-      <w:r>
-        <w:rPr>
-          <w:u w:val="single"/>
-          <w:sz w:val="19"/>
-          <w:szCs w:val="19"/>
-        </w:rPr>
-        <w:t xml:space="preserve">           </w:t>
-      </w:r>
-      <w:r>
-        <w:rPr>
-          <w:sz w:val="19"/>
-          <w:szCs w:val="19"/>
-        </w:rPr>
-        <w:t xml:space="preserve"> </w:t>
-      </w:r>
-      <w:r>
-        <w:rPr>
-          <w:sz w:val="19"/>
-          <w:szCs w:val="19"/>
-        </w:rPr>
-        <w:t xml:space="preserve"> life. </w:t>
-      </w:r>
-      <w:r>
-        <w:rPr>
-          <w:sz w:val="19"/>
-          <w:szCs w:val="19"/>
-        </w:rPr>
-        <w:t xml:space="preserve">Transfers into or out of trading should be rare. </w:t>
+        <w:t xml:space="preserve"> be rare. </w:t>
       </w:r>
     </w:p>
     <w:tbl>
@@ -4926,7 +4798,7 @@
                 <w:sz w:val="16"/>
                 <w:szCs w:val="16"/>
               </w:rPr>
-              <w:t xml:space="preserve">revenue   ·   counted   ·   immediately   ·   balance   ·   reclassification   ·   adjustment   ·   between   ·   equity   ·   remaining   ·   sometimes   ·   returns   ·   losses   ·   differ</w:t>
+              <w:t xml:space="preserve">balance   ·   remaining   ·   reclassification   ·   differ   ·   sometimes   ·   immediately   ·   discount   ·   should   ·   returns   ·   counted   ·   equity   ·   losses</w:t>
             </w:r>
           </w:p>
         </w:tc>
@@ -5000,7 +4872,7 @@
           <w:sz w:val="16"/>
           <w:szCs w:val="16"/>
         </w:rPr>
-        <w:t xml:space="preserve">      gaps 34–36</w:t>
+        <w:t xml:space="preserve">      gaps 31–33</w:t>
       </w:r>
     </w:p>
     <w:p>
@@ -5023,7 +4895,7 @@
           <w:sz w:val="15"/>
           <w:szCs w:val="15"/>
         </w:rPr>
-        <w:t xml:space="preserve"> (34) </w:t>
+        <w:t xml:space="preserve"> (31) </w:t>
       </w:r>
       <w:r>
         <w:rPr>
@@ -5062,7 +4934,7 @@
           <w:sz w:val="15"/>
           <w:szCs w:val="15"/>
         </w:rPr>
-        <w:t xml:space="preserve"> (35) </w:t>
+        <w:t xml:space="preserve"> (32) </w:t>
       </w:r>
       <w:r>
         <w:rPr>
@@ -5091,7 +4963,7 @@
           <w:sz w:val="19"/>
           <w:szCs w:val="19"/>
         </w:rPr>
-        <w:t xml:space="preserve">On sale of AFS debt, recycle the </w:t>
+        <w:t xml:space="preserve">On sale of AFS debt, </w:t>
       </w:r>
       <w:r>
         <w:rPr>
@@ -5101,7 +4973,7 @@
           <w:sz w:val="15"/>
           <w:szCs w:val="15"/>
         </w:rPr>
-        <w:t xml:space="preserve"> (36) </w:t>
+        <w:t xml:space="preserve"> (33) </w:t>
       </w:r>
       <w:r>
         <w:rPr>
@@ -5109,7 +4981,7 @@
           <w:sz w:val="19"/>
           <w:szCs w:val="19"/>
         </w:rPr>
-        <w:t xml:space="preserve">             </w:t>
+        <w:t xml:space="preserve">           </w:t>
       </w:r>
       <w:r>
         <w:rPr>
@@ -5123,7 +4995,7 @@
           <w:sz w:val="19"/>
           <w:szCs w:val="19"/>
         </w:rPr>
-        <w:t xml:space="preserve"> OCI; do not count the gain twice. </w:t>
+        <w:t xml:space="preserve"> the accumulated OCI; do not count the gain twice. </w:t>
       </w:r>
     </w:p>
     <w:tbl>
@@ -5181,7 +5053,7 @@
                 <w:sz w:val="16"/>
                 <w:szCs w:val="16"/>
               </w:rPr>
-              <w:t xml:space="preserve">changes   ·   remaining   ·   beginning   ·   accumulated</w:t>
+              <w:t xml:space="preserve">changes   ·   remaining   ·   beginning   ·   recycle</w:t>
             </w:r>
           </w:p>
         </w:tc>
@@ -5892,7 +5764,7 @@
                 <w:sz w:val="16"/>
                 <w:szCs w:val="16"/>
               </w:rPr>
-              <w:t xml:space="preserve">security</w:t>
+              <w:t xml:space="preserve">receive</w:t>
             </w:r>
           </w:p>
         </w:tc>
@@ -5918,7 +5790,7 @@
                 <w:sz w:val="16"/>
                 <w:szCs w:val="16"/>
               </w:rPr>
-              <w:t xml:space="preserve">21  </w:t>
+              <w:t xml:space="preserve">19  </w:t>
             </w:r>
             <w:r>
               <w:rPr>
@@ -5986,14 +5858,14 @@
                 <w:sz w:val="16"/>
                 <w:szCs w:val="16"/>
               </w:rPr>
-              <w:t xml:space="preserve">22  </w:t>
-            </w:r>
-            <w:r>
-              <w:rPr>
-                <w:sz w:val="16"/>
-                <w:szCs w:val="16"/>
-              </w:rPr>
-              <w:t xml:space="preserve">revenue</w:t>
+              <w:t xml:space="preserve">20  </w:t>
+            </w:r>
+            <w:r>
+              <w:rPr>
+                <w:sz w:val="16"/>
+                <w:szCs w:val="16"/>
+              </w:rPr>
+              <w:t xml:space="preserve">balance</w:t>
             </w:r>
           </w:p>
         </w:tc>
@@ -6028,7 +5900,7 @@
                 <w:sz w:val="16"/>
                 <w:szCs w:val="16"/>
               </w:rPr>
-              <w:t xml:space="preserve">amortized</w:t>
+              <w:t xml:space="preserve">holding</w:t>
             </w:r>
           </w:p>
         </w:tc>
@@ -6054,14 +5926,14 @@
                 <w:sz w:val="16"/>
                 <w:szCs w:val="16"/>
               </w:rPr>
-              <w:t xml:space="preserve">23  </w:t>
-            </w:r>
-            <w:r>
-              <w:rPr>
-                <w:sz w:val="16"/>
-                <w:szCs w:val="16"/>
-              </w:rPr>
-              <w:t xml:space="preserve">balance</w:t>
+              <w:t xml:space="preserve">21  </w:t>
+            </w:r>
+            <w:r>
+              <w:rPr>
+                <w:sz w:val="16"/>
+                <w:szCs w:val="16"/>
+              </w:rPr>
+              <w:t xml:space="preserve">differ</w:t>
             </w:r>
           </w:p>
         </w:tc>
@@ -6096,7 +5968,7 @@
                 <w:sz w:val="16"/>
                 <w:szCs w:val="16"/>
               </w:rPr>
-              <w:t xml:space="preserve">difference</w:t>
+              <w:t xml:space="preserve">comprehensive</w:t>
             </w:r>
           </w:p>
         </w:tc>
@@ -6122,14 +5994,14 @@
                 <w:sz w:val="16"/>
                 <w:szCs w:val="16"/>
               </w:rPr>
-              <w:t xml:space="preserve">24  </w:t>
-            </w:r>
-            <w:r>
-              <w:rPr>
-                <w:sz w:val="16"/>
-                <w:szCs w:val="16"/>
-              </w:rPr>
-              <w:t xml:space="preserve">differ</w:t>
+              <w:t xml:space="preserve">22  </w:t>
+            </w:r>
+            <w:r>
+              <w:rPr>
+                <w:sz w:val="16"/>
+                <w:szCs w:val="16"/>
+              </w:rPr>
+              <w:t xml:space="preserve">losses</w:t>
             </w:r>
           </w:p>
         </w:tc>
@@ -6164,7 +6036,7 @@
                 <w:sz w:val="16"/>
                 <w:szCs w:val="16"/>
               </w:rPr>
-              <w:t xml:space="preserve">comprehensive</w:t>
+              <w:t xml:space="preserve">Held-to-maturity (debt)</w:t>
             </w:r>
           </w:p>
         </w:tc>
@@ -6190,14 +6062,14 @@
                 <w:sz w:val="16"/>
                 <w:szCs w:val="16"/>
               </w:rPr>
-              <w:t xml:space="preserve">25  </w:t>
-            </w:r>
-            <w:r>
-              <w:rPr>
-                <w:sz w:val="16"/>
-                <w:szCs w:val="16"/>
-              </w:rPr>
-              <w:t xml:space="preserve">losses</w:t>
+              <w:t xml:space="preserve">23  </w:t>
+            </w:r>
+            <w:r>
+              <w:rPr>
+                <w:sz w:val="16"/>
+                <w:szCs w:val="16"/>
+              </w:rPr>
+              <w:t xml:space="preserve">equity</w:t>
             </w:r>
           </w:p>
         </w:tc>
@@ -6232,7 +6104,7 @@
                 <w:sz w:val="16"/>
                 <w:szCs w:val="16"/>
               </w:rPr>
-              <w:t xml:space="preserve">Held-to-maturity (debt)</w:t>
+              <w:t xml:space="preserve">Equity method</w:t>
             </w:r>
           </w:p>
         </w:tc>
@@ -6258,14 +6130,14 @@
                 <w:sz w:val="16"/>
                 <w:szCs w:val="16"/>
               </w:rPr>
-              <w:t xml:space="preserve">26  </w:t>
-            </w:r>
-            <w:r>
-              <w:rPr>
-                <w:sz w:val="16"/>
-                <w:szCs w:val="16"/>
-              </w:rPr>
-              <w:t xml:space="preserve">equity</w:t>
+              <w:t xml:space="preserve">24  </w:t>
+            </w:r>
+            <w:r>
+              <w:rPr>
+                <w:sz w:val="16"/>
+                <w:szCs w:val="16"/>
+              </w:rPr>
+              <w:t xml:space="preserve">reclassification</w:t>
             </w:r>
           </w:p>
         </w:tc>
@@ -6300,7 +6172,7 @@
                 <w:sz w:val="16"/>
                 <w:szCs w:val="16"/>
               </w:rPr>
-              <w:t xml:space="preserve">Equity method</w:t>
+              <w:t xml:space="preserve">bought</w:t>
             </w:r>
           </w:p>
         </w:tc>
@@ -6326,14 +6198,14 @@
                 <w:sz w:val="16"/>
                 <w:szCs w:val="16"/>
               </w:rPr>
-              <w:t xml:space="preserve">27  </w:t>
-            </w:r>
-            <w:r>
-              <w:rPr>
-                <w:sz w:val="16"/>
-                <w:szCs w:val="16"/>
-              </w:rPr>
-              <w:t xml:space="preserve">reclassification</w:t>
+              <w:t xml:space="preserve">25  </w:t>
+            </w:r>
+            <w:r>
+              <w:rPr>
+                <w:sz w:val="16"/>
+                <w:szCs w:val="16"/>
+              </w:rPr>
+              <w:t xml:space="preserve">sometimes</w:t>
             </w:r>
           </w:p>
         </w:tc>
@@ -6368,7 +6240,7 @@
                 <w:sz w:val="16"/>
                 <w:szCs w:val="16"/>
               </w:rPr>
-              <w:t xml:space="preserve">bought</w:t>
+              <w:t xml:space="preserve">higher</w:t>
             </w:r>
           </w:p>
         </w:tc>
@@ -6394,14 +6266,14 @@
                 <w:sz w:val="16"/>
                 <w:szCs w:val="16"/>
               </w:rPr>
-              <w:t xml:space="preserve">28  </w:t>
-            </w:r>
-            <w:r>
-              <w:rPr>
-                <w:sz w:val="16"/>
-                <w:szCs w:val="16"/>
-              </w:rPr>
-              <w:t xml:space="preserve">sometimes</w:t>
+              <w:t xml:space="preserve">26  </w:t>
+            </w:r>
+            <w:r>
+              <w:rPr>
+                <w:sz w:val="16"/>
+                <w:szCs w:val="16"/>
+              </w:rPr>
+              <w:t xml:space="preserve">returns</w:t>
             </w:r>
           </w:p>
         </w:tc>
@@ -6436,7 +6308,7 @@
                 <w:sz w:val="16"/>
                 <w:szCs w:val="16"/>
               </w:rPr>
-              <w:t xml:space="preserve">higher</w:t>
+              <w:t xml:space="preserve">effective-interest</w:t>
             </w:r>
           </w:p>
         </w:tc>
@@ -6462,14 +6334,14 @@
                 <w:sz w:val="16"/>
                 <w:szCs w:val="16"/>
               </w:rPr>
-              <w:t xml:space="preserve">29  </w:t>
-            </w:r>
-            <w:r>
-              <w:rPr>
-                <w:sz w:val="16"/>
-                <w:szCs w:val="16"/>
-              </w:rPr>
-              <w:t xml:space="preserve">returns</w:t>
+              <w:t xml:space="preserve">27  </w:t>
+            </w:r>
+            <w:r>
+              <w:rPr>
+                <w:sz w:val="16"/>
+                <w:szCs w:val="16"/>
+              </w:rPr>
+              <w:t xml:space="preserve">counted</w:t>
             </w:r>
           </w:p>
         </w:tc>
@@ -6504,7 +6376,7 @@
                 <w:sz w:val="16"/>
                 <w:szCs w:val="16"/>
               </w:rPr>
-              <w:t xml:space="preserve">effective-interest</w:t>
+              <w:t xml:space="preserve">purchase</w:t>
             </w:r>
           </w:p>
         </w:tc>
@@ -6530,14 +6402,14 @@
                 <w:sz w:val="16"/>
                 <w:szCs w:val="16"/>
               </w:rPr>
-              <w:t xml:space="preserve">30  </w:t>
-            </w:r>
-            <w:r>
-              <w:rPr>
-                <w:sz w:val="16"/>
-                <w:szCs w:val="16"/>
-              </w:rPr>
-              <w:t xml:space="preserve">counted</w:t>
+              <w:t xml:space="preserve">28  </w:t>
+            </w:r>
+            <w:r>
+              <w:rPr>
+                <w:sz w:val="16"/>
+                <w:szCs w:val="16"/>
+              </w:rPr>
+              <w:t xml:space="preserve">immediately</w:t>
             </w:r>
           </w:p>
         </w:tc>
@@ -6572,7 +6444,7 @@
                 <w:sz w:val="16"/>
                 <w:szCs w:val="16"/>
               </w:rPr>
-              <w:t xml:space="preserve">purchase</w:t>
+              <w:t xml:space="preserve">received</w:t>
             </w:r>
           </w:p>
         </w:tc>
@@ -6598,14 +6470,14 @@
                 <w:sz w:val="16"/>
                 <w:szCs w:val="16"/>
               </w:rPr>
-              <w:t xml:space="preserve">31  </w:t>
-            </w:r>
-            <w:r>
-              <w:rPr>
-                <w:sz w:val="16"/>
-                <w:szCs w:val="16"/>
-              </w:rPr>
-              <w:t xml:space="preserve">between</w:t>
+              <w:t xml:space="preserve">29  </w:t>
+            </w:r>
+            <w:r>
+              <w:rPr>
+                <w:sz w:val="16"/>
+                <w:szCs w:val="16"/>
+              </w:rPr>
+              <w:t xml:space="preserve">remaining</w:t>
             </w:r>
           </w:p>
         </w:tc>
@@ -6640,7 +6512,7 @@
                 <w:sz w:val="16"/>
                 <w:szCs w:val="16"/>
               </w:rPr>
-              <w:t xml:space="preserve">received</w:t>
+              <w:t xml:space="preserve">amortizes</w:t>
             </w:r>
           </w:p>
         </w:tc>
@@ -6666,14 +6538,14 @@
                 <w:sz w:val="16"/>
                 <w:szCs w:val="16"/>
               </w:rPr>
-              <w:t xml:space="preserve">32  </w:t>
-            </w:r>
-            <w:r>
-              <w:rPr>
-                <w:sz w:val="16"/>
-                <w:szCs w:val="16"/>
-              </w:rPr>
-              <w:t xml:space="preserve">immediately</w:t>
+              <w:t xml:space="preserve">30  </w:t>
+            </w:r>
+            <w:r>
+              <w:rPr>
+                <w:sz w:val="16"/>
+                <w:szCs w:val="16"/>
+              </w:rPr>
+              <w:t xml:space="preserve">should</w:t>
             </w:r>
           </w:p>
         </w:tc>
@@ -6708,7 +6580,7 @@
                 <w:sz w:val="16"/>
                 <w:szCs w:val="16"/>
               </w:rPr>
-              <w:t xml:space="preserve">difference</w:t>
+              <w:t xml:space="preserve">toward</w:t>
             </w:r>
           </w:p>
         </w:tc>
@@ -6734,14 +6606,14 @@
                 <w:sz w:val="16"/>
                 <w:szCs w:val="16"/>
               </w:rPr>
-              <w:t xml:space="preserve">33  </w:t>
-            </w:r>
-            <w:r>
-              <w:rPr>
-                <w:sz w:val="16"/>
-                <w:szCs w:val="16"/>
-              </w:rPr>
-              <w:t xml:space="preserve">remaining</w:t>
+              <w:t xml:space="preserve">31  </w:t>
+            </w:r>
+            <w:r>
+              <w:rPr>
+                <w:sz w:val="16"/>
+                <w:szCs w:val="16"/>
+              </w:rPr>
+              <w:t xml:space="preserve">changes</w:t>
             </w:r>
           </w:p>
         </w:tc>
@@ -6776,7 +6648,7 @@
                 <w:sz w:val="16"/>
                 <w:szCs w:val="16"/>
               </w:rPr>
-              <w:t xml:space="preserve">toward</w:t>
+              <w:t xml:space="preserve">January</w:t>
             </w:r>
           </w:p>
         </w:tc>
@@ -6802,14 +6674,14 @@
                 <w:sz w:val="16"/>
                 <w:szCs w:val="16"/>
               </w:rPr>
-              <w:t xml:space="preserve">34  </w:t>
-            </w:r>
-            <w:r>
-              <w:rPr>
-                <w:sz w:val="16"/>
-                <w:szCs w:val="16"/>
-              </w:rPr>
-              <w:t xml:space="preserve">changes</w:t>
+              <w:t xml:space="preserve">32  </w:t>
+            </w:r>
+            <w:r>
+              <w:rPr>
+                <w:sz w:val="16"/>
+                <w:szCs w:val="16"/>
+              </w:rPr>
+              <w:t xml:space="preserve">beginning</w:t>
             </w:r>
           </w:p>
         </w:tc>
@@ -6844,7 +6716,7 @@
                 <w:sz w:val="16"/>
                 <w:szCs w:val="16"/>
               </w:rPr>
-              <w:t xml:space="preserve">January</w:t>
+              <w:t xml:space="preserve">December</w:t>
             </w:r>
           </w:p>
         </w:tc>
@@ -6870,14 +6742,14 @@
                 <w:sz w:val="16"/>
                 <w:szCs w:val="16"/>
               </w:rPr>
-              <w:t xml:space="preserve">35  </w:t>
-            </w:r>
-            <w:r>
-              <w:rPr>
-                <w:sz w:val="16"/>
-                <w:szCs w:val="16"/>
-              </w:rPr>
-              <w:t xml:space="preserve">beginning</w:t>
+              <w:t xml:space="preserve">33  </w:t>
+            </w:r>
+            <w:r>
+              <w:rPr>
+                <w:sz w:val="16"/>
+                <w:szCs w:val="16"/>
+              </w:rPr>
+              <w:t xml:space="preserve">recycle</w:t>
             </w:r>
           </w:p>
         </w:tc>
@@ -6912,7 +6784,7 @@
                 <w:sz w:val="16"/>
                 <w:szCs w:val="16"/>
               </w:rPr>
-              <w:t xml:space="preserve">December</w:t>
+              <w:t xml:space="preserve">Cash interest</w:t>
             </w:r>
           </w:p>
         </w:tc>
@@ -6938,14 +6810,14 @@
                 <w:sz w:val="16"/>
                 <w:szCs w:val="16"/>
               </w:rPr>
-              <w:t xml:space="preserve">36  </w:t>
-            </w:r>
-            <w:r>
-              <w:rPr>
-                <w:sz w:val="16"/>
-                <w:szCs w:val="16"/>
-              </w:rPr>
-              <w:t xml:space="preserve">accumulated</w:t>
+              <w:t xml:space="preserve">34  </w:t>
+            </w:r>
+            <w:r>
+              <w:rPr>
+                <w:sz w:val="16"/>
+                <w:szCs w:val="16"/>
+              </w:rPr>
+              <w:t xml:space="preserve">reclassification adjustment</w:t>
             </w:r>
           </w:p>
         </w:tc>
@@ -6980,7 +6852,7 @@
                 <w:sz w:val="16"/>
                 <w:szCs w:val="16"/>
               </w:rPr>
-              <w:t xml:space="preserve">premium</w:t>
+              <w:t xml:space="preserve">interest</w:t>
             </w:r>
           </w:p>
         </w:tc>
@@ -7006,14 +6878,14 @@
                 <w:sz w:val="16"/>
                 <w:szCs w:val="16"/>
               </w:rPr>
-              <w:t xml:space="preserve">37  </w:t>
-            </w:r>
-            <w:r>
-              <w:rPr>
-                <w:sz w:val="16"/>
-                <w:szCs w:val="16"/>
-              </w:rPr>
-              <w:t xml:space="preserve">reclassification adjustment</w:t>
+              <w:t xml:space="preserve">35  </w:t>
+            </w:r>
+            <w:r>
+              <w:rPr>
+                <w:sz w:val="16"/>
+                <w:szCs w:val="16"/>
+              </w:rPr>
+              <w:t xml:space="preserve">effective-interest method</w:t>
             </w:r>
           </w:p>
         </w:tc>
@@ -7048,7 +6920,7 @@
                 <w:sz w:val="16"/>
                 <w:szCs w:val="16"/>
               </w:rPr>
-              <w:t xml:space="preserve">Cash interest</w:t>
+              <w:t xml:space="preserve">year-end</w:t>
             </w:r>
           </w:p>
         </w:tc>
@@ -7074,75 +6946,7 @@
                 <w:sz w:val="16"/>
                 <w:szCs w:val="16"/>
               </w:rPr>
-              <w:t xml:space="preserve">38  </w:t>
-            </w:r>
-            <w:r>
-              <w:rPr>
-                <w:sz w:val="16"/>
-                <w:szCs w:val="16"/>
-              </w:rPr>
-              <w:t xml:space="preserve">effective-interest method</w:t>
-            </w:r>
-          </w:p>
-        </w:tc>
-      </w:tr>
-      <w:tr>
-        <w:tc>
-          <w:tcPr>
-            <w:tcW w:type="pct" w:w="2500"/>
-            <w:tcMar>
-              <w:top w:type="dxa" w:w="20"/>
-              <w:left w:type="dxa" w:w="80"/>
-              <w:bottom w:type="dxa" w:w="20"/>
-              <w:right w:type="dxa" w:w="80"/>
-            </w:tcMar>
-          </w:tcPr>
-          <w:p>
-            <w:pPr>
-              <w:spacing w:before="12" w:after="12"/>
-            </w:pPr>
-            <w:r>
-              <w:rPr>
-                <w:b/>
-                <w:bCs/>
-                <w:color w:val="8186EF"/>
-                <w:sz w:val="16"/>
-                <w:szCs w:val="16"/>
-              </w:rPr>
-              <w:t xml:space="preserve">19  </w:t>
-            </w:r>
-            <w:r>
-              <w:rPr>
-                <w:sz w:val="16"/>
-                <w:szCs w:val="16"/>
-              </w:rPr>
-              <w:t xml:space="preserve">interest</w:t>
-            </w:r>
-          </w:p>
-        </w:tc>
-        <w:tc>
-          <w:tcPr>
-            <w:tcW w:type="pct" w:w="2500"/>
-            <w:tcMar>
-              <w:top w:type="dxa" w:w="20"/>
-              <w:left w:type="dxa" w:w="80"/>
-              <w:bottom w:type="dxa" w:w="20"/>
-              <w:right w:type="dxa" w:w="80"/>
-            </w:tcMar>
-          </w:tcPr>
-          <w:p>
-            <w:pPr>
-              <w:spacing w:before="12" w:after="12"/>
-            </w:pPr>
-            <w:r>
-              <w:rPr>
-                <w:b/>
-                <w:bCs/>
-                <w:color w:val="8186EF"/>
-                <w:sz w:val="16"/>
-                <w:szCs w:val="16"/>
-              </w:rPr>
-              <w:t xml:space="preserve">39  </w:t>
+              <w:t xml:space="preserve">36  </w:t>
             </w:r>
             <w:r>
               <w:rPr>
@@ -7150,64 +6954,6 @@
                 <w:szCs w:val="16"/>
               </w:rPr>
               <w:t xml:space="preserve">bond premium</w:t>
-            </w:r>
-          </w:p>
-        </w:tc>
-      </w:tr>
-      <w:tr>
-        <w:tc>
-          <w:tcPr>
-            <w:tcW w:type="pct" w:w="2500"/>
-            <w:tcMar>
-              <w:top w:type="dxa" w:w="20"/>
-              <w:left w:type="dxa" w:w="80"/>
-              <w:bottom w:type="dxa" w:w="20"/>
-              <w:right w:type="dxa" w:w="80"/>
-            </w:tcMar>
-          </w:tcPr>
-          <w:p>
-            <w:pPr>
-              <w:spacing w:before="12" w:after="12"/>
-            </w:pPr>
-            <w:r>
-              <w:rPr>
-                <w:b/>
-                <w:bCs/>
-                <w:color w:val="8186EF"/>
-                <w:sz w:val="16"/>
-                <w:szCs w:val="16"/>
-              </w:rPr>
-              <w:t xml:space="preserve">20  </w:t>
-            </w:r>
-            <w:r>
-              <w:rPr>
-                <w:sz w:val="16"/>
-                <w:szCs w:val="16"/>
-              </w:rPr>
-              <w:t xml:space="preserve">year-end</w:t>
-            </w:r>
-          </w:p>
-        </w:tc>
-        <w:tc>
-          <w:tcPr>
-            <w:tcW w:type="pct" w:w="2500"/>
-            <w:tcMar>
-              <w:top w:type="dxa" w:w="20"/>
-              <w:left w:type="dxa" w:w="80"/>
-              <w:bottom w:type="dxa" w:w="20"/>
-              <w:right w:type="dxa" w:w="80"/>
-            </w:tcMar>
-          </w:tcPr>
-          <w:p>
-            <w:pPr>
-              <w:spacing w:before="24" w:after="24"/>
-            </w:pPr>
-            <w:r>
-              <w:rPr>
-                <w:sz w:val="16"/>
-                <w:szCs w:val="16"/>
-              </w:rPr>
-              <w:t xml:space="preserve"/>
             </w:r>
           </w:p>
         </w:tc>
@@ -7554,14 +7300,7 @@
           <w:sz w:val="19"/>
           <w:szCs w:val="19"/>
         </w:rPr>
-        <w:t xml:space="preserve">: the company records an allowance for lifetime expected credit losses from day one. </w:t>
-      </w:r>
-      <w:r>
-        <w:rPr>
-          <w:sz w:val="19"/>
-          <w:szCs w:val="19"/>
-        </w:rPr>
-        <w:t xml:space="preserve">For very safe bonds, such as U.S. </w:t>
+        <w:t xml:space="preserve">: the company records an allowance for </w:t>
       </w:r>
       <w:r>
         <w:rPr>
@@ -7593,14 +7332,14 @@
           <w:sz w:val="19"/>
           <w:szCs w:val="19"/>
         </w:rPr>
-        <w:t xml:space="preserve"> bonds, the expected loss can be zero. </w:t>
-      </w:r>
-      <w:r>
-        <w:rPr>
-          <w:sz w:val="19"/>
-          <w:szCs w:val="19"/>
-        </w:rPr>
-        <w:t xml:space="preserve">AFS securities follow a </w:t>
+        <w:t xml:space="preserve"> expected credit losses from day one. </w:t>
+      </w:r>
+      <w:r>
+        <w:rPr>
+          <w:sz w:val="19"/>
+          <w:szCs w:val="19"/>
+        </w:rPr>
+        <w:t xml:space="preserve">For very safe bonds, such as U.S. </w:t>
       </w:r>
       <w:r>
         <w:rPr>
@@ -7632,14 +7371,14 @@
           <w:sz w:val="19"/>
           <w:szCs w:val="19"/>
         </w:rPr>
-        <w:t xml:space="preserve"> model. </w:t>
-      </w:r>
-      <w:r>
-        <w:rPr>
-          <w:sz w:val="19"/>
-          <w:szCs w:val="19"/>
-        </w:rPr>
-        <w:t xml:space="preserve">A </w:t>
+        <w:t xml:space="preserve"> bonds, the expected loss can be zero. </w:t>
+      </w:r>
+      <w:r>
+        <w:rPr>
+          <w:sz w:val="19"/>
+          <w:szCs w:val="19"/>
+        </w:rPr>
+        <w:t xml:space="preserve">AFS securities follow a </w:t>
       </w:r>
       <w:r>
         <w:rPr>
@@ -7671,14 +7410,14 @@
           <w:sz w:val="19"/>
           <w:szCs w:val="19"/>
         </w:rPr>
-        <w:t xml:space="preserve"> is impaired when its fair value is below its amortized cost. </w:t>
-      </w:r>
-      <w:r>
-        <w:rPr>
-          <w:sz w:val="19"/>
-          <w:szCs w:val="19"/>
-        </w:rPr>
-        <w:t xml:space="preserve">The credit part is </w:t>
+        <w:t xml:space="preserve"> model. </w:t>
+      </w:r>
+      <w:r>
+        <w:rPr>
+          <w:sz w:val="19"/>
+          <w:szCs w:val="19"/>
+        </w:rPr>
+        <w:t xml:space="preserve">A security is </w:t>
       </w:r>
       <w:r>
         <w:rPr>
@@ -7710,7 +7449,14 @@
           <w:sz w:val="19"/>
           <w:szCs w:val="19"/>
         </w:rPr>
-        <w:t xml:space="preserve"> in an allowance </w:t>
+        <w:t xml:space="preserve"> when its fair value is below its amortized cost. </w:t>
+      </w:r>
+      <w:r>
+        <w:rPr>
+          <w:sz w:val="19"/>
+          <w:szCs w:val="19"/>
+        </w:rPr>
+        <w:t xml:space="preserve">The credit part is </w:t>
       </w:r>
       <w:r>
         <w:rPr>
@@ -7742,7 +7488,7 @@
           <w:sz w:val="19"/>
           <w:szCs w:val="19"/>
         </w:rPr>
-        <w:t xml:space="preserve"> net income. </w:t>
+        <w:t xml:space="preserve"> in an allowance through net income. </w:t>
       </w:r>
       <w:r>
         <w:rPr>
@@ -7807,7 +7553,7 @@
                 <w:sz w:val="16"/>
                 <w:szCs w:val="16"/>
               </w:rPr>
-              <w:t xml:space="preserve">measured   ·   receivables   ·   through   ·   amortized   ·   security   ·   recorded   ·   different   ·   Treasury</w:t>
+              <w:t xml:space="preserve">measured   ·   receivables   ·   recorded   ·   Otherwise   ·   different   ·   impaired   ·   Treasury   ·   lifetime</w:t>
             </w:r>
           </w:p>
         </w:tc>
@@ -8017,7 +7763,7 @@
           <w:sz w:val="16"/>
           <w:szCs w:val="16"/>
         </w:rPr>
-        <w:t xml:space="preserve">      gaps 11–16</w:t>
+        <w:t xml:space="preserve">      gaps 11–15</w:t>
       </w:r>
     </w:p>
     <w:p>
@@ -8083,7 +7829,21 @@
           <w:sz w:val="19"/>
           <w:szCs w:val="19"/>
         </w:rPr>
-        <w:t xml:space="preserve">The credit loss is $3,000 (allowance, net income), and the other $3,000 of the </w:t>
+        <w:t xml:space="preserve">The credit loss is $3,000 (allowance, net income), and the other $3,000 of the decline goes to OCI. </w:t>
+      </w:r>
+      <w:r>
+        <w:rPr>
+          <w:sz w:val="19"/>
+          <w:szCs w:val="19"/>
+        </w:rPr>
+        <w:t xml:space="preserve">Case B: the present value of expected cash flows is $42,000. </w:t>
+      </w:r>
+      <w:r>
+        <w:rPr>
+          <w:sz w:val="19"/>
+          <w:szCs w:val="19"/>
+        </w:rPr>
+        <w:t xml:space="preserve">The credit loss would be $8,000, but the allowance is </w:t>
       </w:r>
       <w:r>
         <w:rPr>
@@ -8115,21 +7875,14 @@
           <w:sz w:val="19"/>
           <w:szCs w:val="19"/>
         </w:rPr>
-        <w:t xml:space="preserve"> goes to OCI. </w:t>
-      </w:r>
-      <w:r>
-        <w:rPr>
-          <w:sz w:val="19"/>
-          <w:szCs w:val="19"/>
-        </w:rPr>
-        <w:t xml:space="preserve">Case B: the present value of expected cash flows is $42,000. </w:t>
-      </w:r>
-      <w:r>
-        <w:rPr>
-          <w:sz w:val="19"/>
-          <w:szCs w:val="19"/>
-        </w:rPr>
-        <w:t xml:space="preserve">The credit loss would be $8,000, but the allowance is </w:t>
+        <w:t xml:space="preserve"> to $6,000. </w:t>
+      </w:r>
+      <w:r>
+        <w:rPr>
+          <w:sz w:val="19"/>
+          <w:szCs w:val="19"/>
+        </w:rPr>
+        <w:t xml:space="preserve"/>
       </w:r>
       <w:r>
         <w:rPr>
@@ -8161,14 +7914,14 @@
           <w:sz w:val="19"/>
           <w:szCs w:val="19"/>
         </w:rPr>
-        <w:t xml:space="preserve"> to $6,000. </w:t>
-      </w:r>
-      <w:r>
-        <w:rPr>
-          <w:sz w:val="19"/>
-          <w:szCs w:val="19"/>
-        </w:rPr>
-        <w:t xml:space="preserve"/>
+        <w:t xml:space="preserve"> goes to OCI. </w:t>
+      </w:r>
+      <w:r>
+        <w:rPr>
+          <w:sz w:val="19"/>
+          <w:szCs w:val="19"/>
+        </w:rPr>
+        <w:t xml:space="preserve">If credit quality </w:t>
       </w:r>
       <w:r>
         <w:rPr>
@@ -8200,14 +7953,7 @@
           <w:sz w:val="19"/>
           <w:szCs w:val="19"/>
         </w:rPr>
-        <w:t xml:space="preserve"> goes to OCI. </w:t>
-      </w:r>
-      <w:r>
-        <w:rPr>
-          <w:sz w:val="19"/>
-          <w:szCs w:val="19"/>
-        </w:rPr>
-        <w:t xml:space="preserve">If credit quality </w:t>
+        <w:t xml:space="preserve"> later, the allowance can be </w:t>
       </w:r>
       <w:r>
         <w:rPr>
@@ -8218,38 +7964,6 @@
           <w:szCs w:val="15"/>
         </w:rPr>
         <w:t xml:space="preserve"> (15) </w:t>
-      </w:r>
-      <w:r>
-        <w:rPr>
-          <w:u w:val="single"/>
-          <w:sz w:val="19"/>
-          <w:szCs w:val="19"/>
-        </w:rPr>
-        <w:t xml:space="preserve">           </w:t>
-      </w:r>
-      <w:r>
-        <w:rPr>
-          <w:sz w:val="19"/>
-          <w:szCs w:val="19"/>
-        </w:rPr>
-        <w:t xml:space="preserve"> </w:t>
-      </w:r>
-      <w:r>
-        <w:rPr>
-          <w:sz w:val="19"/>
-          <w:szCs w:val="19"/>
-        </w:rPr>
-        <w:t xml:space="preserve"> later, the allowance can be </w:t>
-      </w:r>
-      <w:r>
-        <w:rPr>
-          <w:b/>
-          <w:bCs/>
-          <w:color w:val="8186EF"/>
-          <w:sz w:val="15"/>
-          <w:szCs w:val="15"/>
-        </w:rPr>
-        <w:t xml:space="preserve"> (16) </w:t>
       </w:r>
       <w:r>
         <w:rPr>
@@ -8329,7 +8043,7 @@
                 <w:sz w:val="16"/>
                 <w:szCs w:val="16"/>
               </w:rPr>
-              <w:t xml:space="preserve">larger   ·   reversed   ·   decline   ·   improves   ·   limited   ·   Nothing   ·   records</w:t>
+              <w:t xml:space="preserve">larger   ·   Otherwise   ·   limited   ·   reversed   ·   Nothing   ·   improves</w:t>
             </w:r>
           </w:p>
         </w:tc>
@@ -8415,7 +8129,7 @@
           <w:sz w:val="16"/>
           <w:szCs w:val="16"/>
         </w:rPr>
-        <w:t xml:space="preserve">      gaps 17–18</w:t>
+        <w:t xml:space="preserve">      gaps 16–17</w:t>
       </w:r>
     </w:p>
     <w:p>
@@ -8438,7 +8152,7 @@
           <w:sz w:val="15"/>
           <w:szCs w:val="15"/>
         </w:rPr>
-        <w:t xml:space="preserve"> (17) </w:t>
+        <w:t xml:space="preserve"> (16) </w:t>
       </w:r>
       <w:r>
         <w:rPr>
@@ -8484,7 +8198,7 @@
           <w:sz w:val="15"/>
           <w:szCs w:val="15"/>
         </w:rPr>
-        <w:t xml:space="preserve"> (18) </w:t>
+        <w:t xml:space="preserve"> (17) </w:t>
       </w:r>
       <w:r>
         <w:rPr>
@@ -8804,7 +8518,7 @@
                 <w:sz w:val="16"/>
                 <w:szCs w:val="16"/>
               </w:rPr>
-              <w:t xml:space="preserve">Treasury</w:t>
+              <w:t xml:space="preserve">lifetime</w:t>
             </w:r>
           </w:p>
         </w:tc>
@@ -8837,7 +8551,7 @@
                 <w:sz w:val="16"/>
                 <w:szCs w:val="16"/>
               </w:rPr>
-              <w:t xml:space="preserve">decline</w:t>
+              <w:t xml:space="preserve">limited</w:t>
             </w:r>
           </w:p>
         </w:tc>
@@ -8872,7 +8586,7 @@
                 <w:sz w:val="16"/>
                 <w:szCs w:val="16"/>
               </w:rPr>
-              <w:t xml:space="preserve">different</w:t>
+              <w:t xml:space="preserve">Treasury</w:t>
             </w:r>
           </w:p>
         </w:tc>
@@ -8905,7 +8619,7 @@
                 <w:sz w:val="16"/>
                 <w:szCs w:val="16"/>
               </w:rPr>
-              <w:t xml:space="preserve">limited</w:t>
+              <w:t xml:space="preserve">Nothing</w:t>
             </w:r>
           </w:p>
         </w:tc>
@@ -8940,7 +8654,7 @@
                 <w:sz w:val="16"/>
                 <w:szCs w:val="16"/>
               </w:rPr>
-              <w:t xml:space="preserve">security</w:t>
+              <w:t xml:space="preserve">different</w:t>
             </w:r>
           </w:p>
         </w:tc>
@@ -8973,7 +8687,7 @@
                 <w:sz w:val="16"/>
                 <w:szCs w:val="16"/>
               </w:rPr>
-              <w:t xml:space="preserve">Nothing</w:t>
+              <w:t xml:space="preserve">improves</w:t>
             </w:r>
           </w:p>
         </w:tc>
@@ -9008,7 +8722,7 @@
                 <w:sz w:val="16"/>
                 <w:szCs w:val="16"/>
               </w:rPr>
-              <w:t xml:space="preserve">recorded</w:t>
+              <w:t xml:space="preserve">impaired</w:t>
             </w:r>
           </w:p>
         </w:tc>
@@ -9041,7 +8755,7 @@
                 <w:sz w:val="16"/>
                 <w:szCs w:val="16"/>
               </w:rPr>
-              <w:t xml:space="preserve">improves</w:t>
+              <w:t xml:space="preserve">reversed</w:t>
             </w:r>
           </w:p>
         </w:tc>
@@ -9076,7 +8790,7 @@
                 <w:sz w:val="16"/>
                 <w:szCs w:val="16"/>
               </w:rPr>
-              <w:t xml:space="preserve">through</w:t>
+              <w:t xml:space="preserve">recorded</w:t>
             </w:r>
           </w:p>
         </w:tc>
@@ -9109,7 +8823,7 @@
                 <w:sz w:val="16"/>
                 <w:szCs w:val="16"/>
               </w:rPr>
-              <w:t xml:space="preserve">reversed</w:t>
+              <w:t xml:space="preserve">amortized</w:t>
             </w:r>
           </w:p>
         </w:tc>
@@ -9177,7 +8891,7 @@
                 <w:sz w:val="16"/>
                 <w:szCs w:val="16"/>
               </w:rPr>
-              <w:t xml:space="preserve">amortized</w:t>
+              <w:t xml:space="preserve">intends</w:t>
             </w:r>
           </w:p>
         </w:tc>
@@ -9228,24 +8942,14 @@
           </w:tcPr>
           <w:p>
             <w:pPr>
-              <w:spacing w:before="12" w:after="12"/>
-            </w:pPr>
-            <w:r>
-              <w:rPr>
-                <w:b/>
-                <w:bCs/>
-                <w:color w:val="8186EF"/>
-                <w:sz w:val="16"/>
-                <w:szCs w:val="16"/>
-              </w:rPr>
-              <w:t xml:space="preserve">18  </w:t>
-            </w:r>
-            <w:r>
-              <w:rPr>
-                <w:sz w:val="16"/>
-                <w:szCs w:val="16"/>
-              </w:rPr>
-              <w:t xml:space="preserve">intends</w:t>
+              <w:spacing w:before="24" w:after="24"/>
+            </w:pPr>
+            <w:r>
+              <w:rPr>
+                <w:sz w:val="16"/>
+                <w:szCs w:val="16"/>
+              </w:rPr>
+              <w:t xml:space="preserve"/>
             </w:r>
           </w:p>
         </w:tc>
@@ -9443,7 +9147,7 @@
           <w:sz w:val="16"/>
           <w:szCs w:val="16"/>
         </w:rPr>
-        <w:t xml:space="preserve">      gaps 1–12</w:t>
+        <w:t xml:space="preserve">      gaps 1–9</w:t>
       </w:r>
     </w:p>
     <w:p>
@@ -9495,7 +9199,28 @@
           <w:sz w:val="19"/>
           <w:szCs w:val="19"/>
         </w:rPr>
-        <w:t xml:space="preserve">Shares with a readily determinable fair value are </w:t>
+        <w:t xml:space="preserve">Shares with a readily determinable fair value are measured at fair value, and all changes go to net income. </w:t>
+      </w:r>
+      <w:r>
+        <w:rPr>
+          <w:sz w:val="19"/>
+          <w:szCs w:val="19"/>
+        </w:rPr>
+        <w:t xml:space="preserve">There is no AFS category and no OCI option for shares. </w:t>
+      </w:r>
+      <w:r>
+        <w:rPr>
+          <w:sz w:val="19"/>
+          <w:szCs w:val="19"/>
+        </w:rPr>
+        <w:t xml:space="preserve">Dividends received are income. </w:t>
+      </w:r>
+      <w:r>
+        <w:rPr>
+          <w:sz w:val="19"/>
+          <w:szCs w:val="19"/>
+        </w:rPr>
+        <w:t xml:space="preserve">For example, Orontes bought listed shares for $20,000; at </w:t>
       </w:r>
       <w:r>
         <w:rPr>
@@ -9527,7 +9252,14 @@
           <w:sz w:val="19"/>
           <w:szCs w:val="19"/>
         </w:rPr>
-        <w:t xml:space="preserve"> at fair value, and all </w:t>
+        <w:t xml:space="preserve"> they are worth $23,500, and Orontes received dividends of $400. </w:t>
+      </w:r>
+      <w:r>
+        <w:rPr>
+          <w:sz w:val="19"/>
+          <w:szCs w:val="19"/>
+        </w:rPr>
+        <w:t xml:space="preserve">Net income includes an </w:t>
       </w:r>
       <w:r>
         <w:rPr>
@@ -9545,7 +9277,7 @@
           <w:sz w:val="19"/>
           <w:szCs w:val="19"/>
         </w:rPr>
-        <w:t xml:space="preserve">           </w:t>
+        <w:t xml:space="preserve">            </w:t>
       </w:r>
       <w:r>
         <w:rPr>
@@ -9559,14 +9291,14 @@
           <w:sz w:val="19"/>
           <w:szCs w:val="19"/>
         </w:rPr>
-        <w:t xml:space="preserve"> go to net income. </w:t>
-      </w:r>
-      <w:r>
-        <w:rPr>
-          <w:sz w:val="19"/>
-          <w:szCs w:val="19"/>
-        </w:rPr>
-        <w:t xml:space="preserve">There is no AFS </w:t>
+        <w:t xml:space="preserve"> gain of $3,500 and dividend income of $400. </w:t>
+      </w:r>
+      <w:r>
+        <w:rPr>
+          <w:sz w:val="19"/>
+          <w:szCs w:val="19"/>
+        </w:rPr>
+        <w:t xml:space="preserve">For shares with no readily determinable fair value, such as shares of a </w:t>
       </w:r>
       <w:r>
         <w:rPr>
@@ -9598,7 +9330,7 @@
           <w:sz w:val="19"/>
           <w:szCs w:val="19"/>
         </w:rPr>
-        <w:t xml:space="preserve"> and no OCI </w:t>
+        <w:t xml:space="preserve"> company, the investor may use the </w:t>
       </w:r>
       <w:r>
         <w:rPr>
@@ -9616,7 +9348,7 @@
           <w:sz w:val="19"/>
           <w:szCs w:val="19"/>
         </w:rPr>
-        <w:t xml:space="preserve">           </w:t>
+        <w:t xml:space="preserve">             </w:t>
       </w:r>
       <w:r>
         <w:rPr>
@@ -9630,21 +9362,7 @@
           <w:sz w:val="19"/>
           <w:szCs w:val="19"/>
         </w:rPr>
-        <w:t xml:space="preserve"> for shares. </w:t>
-      </w:r>
-      <w:r>
-        <w:rPr>
-          <w:sz w:val="19"/>
-          <w:szCs w:val="19"/>
-        </w:rPr>
-        <w:t xml:space="preserve">Dividends received are income. </w:t>
-      </w:r>
-      <w:r>
-        <w:rPr>
-          <w:sz w:val="19"/>
-          <w:szCs w:val="19"/>
-        </w:rPr>
-        <w:t xml:space="preserve">For example, Orontes </w:t>
+        <w:t xml:space="preserve"> alternative: cost minus impairment, </w:t>
       </w:r>
       <w:r>
         <w:rPr>
@@ -9676,7 +9394,7 @@
           <w:sz w:val="19"/>
           <w:szCs w:val="19"/>
         </w:rPr>
-        <w:t xml:space="preserve"> listed shares for $20,000; at </w:t>
+        <w:t xml:space="preserve"> when an orderly </w:t>
       </w:r>
       <w:r>
         <w:rPr>
@@ -9694,7 +9412,7 @@
           <w:sz w:val="19"/>
           <w:szCs w:val="19"/>
         </w:rPr>
-        <w:t xml:space="preserve">           </w:t>
+        <w:t xml:space="preserve">             </w:t>
       </w:r>
       <w:r>
         <w:rPr>
@@ -9708,14 +9426,7 @@
           <w:sz w:val="19"/>
           <w:szCs w:val="19"/>
         </w:rPr>
-        <w:t xml:space="preserve"> they are worth $23,500, and Orontes received dividends of $400. </w:t>
-      </w:r>
-      <w:r>
-        <w:rPr>
-          <w:sz w:val="19"/>
-          <w:szCs w:val="19"/>
-        </w:rPr>
-        <w:t xml:space="preserve">Net income includes an </w:t>
+        <w:t xml:space="preserve"> in the same or a </w:t>
       </w:r>
       <w:r>
         <w:rPr>
@@ -9733,7 +9444,7 @@
           <w:sz w:val="19"/>
           <w:szCs w:val="19"/>
         </w:rPr>
-        <w:t xml:space="preserve">            </w:t>
+        <w:t xml:space="preserve">           </w:t>
       </w:r>
       <w:r>
         <w:rPr>
@@ -9747,7 +9458,14 @@
           <w:sz w:val="19"/>
           <w:szCs w:val="19"/>
         </w:rPr>
-        <w:t xml:space="preserve"> gain of $3,500 and </w:t>
+        <w:t xml:space="preserve"> share shows a new price. </w:t>
+      </w:r>
+      <w:r>
+        <w:rPr>
+          <w:sz w:val="19"/>
+          <w:szCs w:val="19"/>
+        </w:rPr>
+        <w:t xml:space="preserve">An investor with significant influence can take part in the investee's </w:t>
       </w:r>
       <w:r>
         <w:rPr>
@@ -9779,117 +9497,7 @@
           <w:sz w:val="19"/>
           <w:szCs w:val="19"/>
         </w:rPr>
-        <w:t xml:space="preserve"> income of $400. </w:t>
-      </w:r>
-      <w:r>
-        <w:rPr>
-          <w:sz w:val="19"/>
-          <w:szCs w:val="19"/>
-        </w:rPr>
-        <w:t xml:space="preserve">For shares with no readily determinable fair value, such as shares of a private company, the investor may use the </w:t>
-      </w:r>
-      <w:r>
-        <w:rPr>
-          <w:b/>
-          <w:bCs/>
-          <w:color w:val="8186EF"/>
-          <w:sz w:val="15"/>
-          <w:szCs w:val="15"/>
-        </w:rPr>
-        <w:t xml:space="preserve"> (10) </w:t>
-      </w:r>
-      <w:r>
-        <w:rPr>
-          <w:u w:val="single"/>
-          <w:sz w:val="19"/>
-          <w:szCs w:val="19"/>
-        </w:rPr>
-        <w:t xml:space="preserve">             </w:t>
-      </w:r>
-      <w:r>
-        <w:rPr>
-          <w:sz w:val="19"/>
-          <w:szCs w:val="19"/>
-        </w:rPr>
-        <w:t xml:space="preserve"> </w:t>
-      </w:r>
-      <w:r>
-        <w:rPr>
-          <w:sz w:val="19"/>
-          <w:szCs w:val="19"/>
-        </w:rPr>
-        <w:t xml:space="preserve"> alternative: cost minus impairment, adjusted when an orderly </w:t>
-      </w:r>
-      <w:r>
-        <w:rPr>
-          <w:b/>
-          <w:bCs/>
-          <w:color w:val="8186EF"/>
-          <w:sz w:val="15"/>
-          <w:szCs w:val="15"/>
-        </w:rPr>
-        <w:t xml:space="preserve"> (11) </w:t>
-      </w:r>
-      <w:r>
-        <w:rPr>
-          <w:u w:val="single"/>
-          <w:sz w:val="19"/>
-          <w:szCs w:val="19"/>
-        </w:rPr>
-        <w:t xml:space="preserve">             </w:t>
-      </w:r>
-      <w:r>
-        <w:rPr>
-          <w:sz w:val="19"/>
-          <w:szCs w:val="19"/>
-        </w:rPr>
-        <w:t xml:space="preserve"> </w:t>
-      </w:r>
-      <w:r>
-        <w:rPr>
-          <w:sz w:val="19"/>
-          <w:szCs w:val="19"/>
-        </w:rPr>
-        <w:t xml:space="preserve"> in the same or a similar share shows a new price. </w:t>
-      </w:r>
-      <w:r>
-        <w:rPr>
-          <w:sz w:val="19"/>
-          <w:szCs w:val="19"/>
-        </w:rPr>
-        <w:t xml:space="preserve">An investor with </w:t>
-      </w:r>
-      <w:r>
-        <w:rPr>
-          <w:b/>
-          <w:bCs/>
-          <w:color w:val="8186EF"/>
-          <w:sz w:val="15"/>
-          <w:szCs w:val="15"/>
-        </w:rPr>
-        <w:t xml:space="preserve"> (12) </w:t>
-      </w:r>
-      <w:r>
-        <w:rPr>
-          <w:u w:val="single"/>
-          <w:sz w:val="19"/>
-          <w:szCs w:val="19"/>
-        </w:rPr>
-        <w:t xml:space="preserve">             </w:t>
-      </w:r>
-      <w:r>
-        <w:rPr>
-          <w:sz w:val="19"/>
-          <w:szCs w:val="19"/>
-        </w:rPr>
-        <w:t xml:space="preserve"> </w:t>
-      </w:r>
-      <w:r>
-        <w:rPr>
-          <w:sz w:val="19"/>
-          <w:szCs w:val="19"/>
-        </w:rPr>
-        <w:t xml:space="preserve"> influence can take part in the investee's financial and operating decisions. </w:t>
+        <w:t xml:space="preserve"> and operating decisions. </w:t>
       </w:r>
     </w:p>
     <w:tbl>
@@ -9947,7 +9555,7 @@
                 <w:sz w:val="16"/>
                 <w:szCs w:val="16"/>
               </w:rPr>
-              <w:t xml:space="preserve">unrealized   ·   bought   ·   transaction   ·   changes   ·   dividend   ·   option   ·   year-end   ·   measured   ·   significant   ·   impaired   ·   category   ·   question   ·   measurement</w:t>
+              <w:t xml:space="preserve">year-end   ·   similar   ·   unrealized   ·   financial   ·   transaction   ·   measurement   ·   adjusted   ·   private   ·   question   ·   operating</w:t>
             </w:r>
           </w:p>
         </w:tc>
@@ -9974,7 +9582,7 @@
           <w:sz w:val="16"/>
           <w:szCs w:val="16"/>
         </w:rPr>
-        <w:t xml:space="preserve">      gaps 13–19</w:t>
+        <w:t xml:space="preserve">      gaps 10–16</w:t>
       </w:r>
     </w:p>
     <w:p>
@@ -9987,7 +9595,7 @@
           <w:sz w:val="19"/>
           <w:szCs w:val="19"/>
         </w:rPr>
-        <w:t xml:space="preserve">Influence is presumed when the investor holds 20% to 50% of the voting stock, but the evidence decides: a board seat, </w:t>
+        <w:t xml:space="preserve">Influence is </w:t>
       </w:r>
       <w:r>
         <w:rPr>
@@ -9997,7 +9605,7 @@
           <w:sz w:val="15"/>
           <w:szCs w:val="15"/>
         </w:rPr>
-        <w:t xml:space="preserve"> (13) </w:t>
+        <w:t xml:space="preserve"> (10) </w:t>
       </w:r>
       <w:r>
         <w:rPr>
@@ -10005,7 +9613,7 @@
           <w:sz w:val="19"/>
           <w:szCs w:val="19"/>
         </w:rPr>
-        <w:t xml:space="preserve">               </w:t>
+        <w:t xml:space="preserve">           </w:t>
       </w:r>
       <w:r>
         <w:rPr>
@@ -10019,7 +9627,7 @@
           <w:sz w:val="19"/>
           <w:szCs w:val="19"/>
         </w:rPr>
-        <w:t xml:space="preserve"> in policy decisions or large </w:t>
+        <w:t xml:space="preserve"> when the investor holds 20% to 50% of the voting stock, but the </w:t>
       </w:r>
       <w:r>
         <w:rPr>
@@ -10029,7 +9637,7 @@
           <w:sz w:val="15"/>
           <w:szCs w:val="15"/>
         </w:rPr>
-        <w:t xml:space="preserve"> (14) </w:t>
+        <w:t xml:space="preserve"> (11) </w:t>
       </w:r>
       <w:r>
         <w:rPr>
@@ -10037,7 +9645,7 @@
           <w:sz w:val="19"/>
           <w:szCs w:val="19"/>
         </w:rPr>
-        <w:t xml:space="preserve">              </w:t>
+        <w:t xml:space="preserve">           </w:t>
       </w:r>
       <w:r>
         <w:rPr>
@@ -10051,14 +9659,7 @@
           <w:sz w:val="19"/>
           <w:szCs w:val="19"/>
         </w:rPr>
-        <w:t xml:space="preserve"> between the companies can show influence even below 20%. </w:t>
-      </w:r>
-      <w:r>
-        <w:rPr>
-          <w:sz w:val="19"/>
-          <w:szCs w:val="19"/>
-        </w:rPr>
-        <w:t xml:space="preserve">With </w:t>
+        <w:t xml:space="preserve"> decides: a board seat, </w:t>
       </w:r>
       <w:r>
         <w:rPr>
@@ -10068,7 +9669,7 @@
           <w:sz w:val="15"/>
           <w:szCs w:val="15"/>
         </w:rPr>
-        <w:t xml:space="preserve"> (15) </w:t>
+        <w:t xml:space="preserve"> (12) </w:t>
       </w:r>
       <w:r>
         <w:rPr>
@@ -10076,7 +9677,7 @@
           <w:sz w:val="19"/>
           <w:szCs w:val="19"/>
         </w:rPr>
-        <w:t xml:space="preserve">             </w:t>
+        <w:t xml:space="preserve">               </w:t>
       </w:r>
       <w:r>
         <w:rPr>
@@ -10090,14 +9691,7 @@
           <w:sz w:val="19"/>
           <w:szCs w:val="19"/>
         </w:rPr>
-        <w:t xml:space="preserve"> influence, the investor uses the equity method. </w:t>
-      </w:r>
-      <w:r>
-        <w:rPr>
-          <w:sz w:val="19"/>
-          <w:szCs w:val="19"/>
-        </w:rPr>
-        <w:t xml:space="preserve">Under the equity method, the investment </w:t>
+        <w:t xml:space="preserve"> in policy decisions or large </w:t>
       </w:r>
       <w:r>
         <w:rPr>
@@ -10107,7 +9701,7 @@
           <w:sz w:val="15"/>
           <w:szCs w:val="15"/>
         </w:rPr>
-        <w:t xml:space="preserve"> (16) </w:t>
+        <w:t xml:space="preserve"> (13) </w:t>
       </w:r>
       <w:r>
         <w:rPr>
@@ -10115,7 +9709,7 @@
           <w:sz w:val="19"/>
           <w:szCs w:val="19"/>
         </w:rPr>
-        <w:t xml:space="preserve">           </w:t>
+        <w:t xml:space="preserve">              </w:t>
       </w:r>
       <w:r>
         <w:rPr>
@@ -10129,14 +9723,28 @@
           <w:sz w:val="19"/>
           <w:szCs w:val="19"/>
         </w:rPr>
-        <w:t xml:space="preserve"> at cost. </w:t>
-      </w:r>
-      <w:r>
-        <w:rPr>
-          <w:sz w:val="19"/>
-          <w:szCs w:val="19"/>
-        </w:rPr>
-        <w:t xml:space="preserve">It increases by the </w:t>
+        <w:t xml:space="preserve"> between the companies can show influence even below 20%. </w:t>
+      </w:r>
+      <w:r>
+        <w:rPr>
+          <w:sz w:val="19"/>
+          <w:szCs w:val="19"/>
+        </w:rPr>
+        <w:t xml:space="preserve">With significant influence, the investor uses the equity method. </w:t>
+      </w:r>
+      <w:r>
+        <w:rPr>
+          <w:sz w:val="19"/>
+          <w:szCs w:val="19"/>
+        </w:rPr>
+        <w:t xml:space="preserve">Under the equity method, the investment starts at cost. </w:t>
+      </w:r>
+      <w:r>
+        <w:rPr>
+          <w:sz w:val="19"/>
+          <w:szCs w:val="19"/>
+        </w:rPr>
+        <w:t xml:space="preserve">It </w:t>
       </w:r>
       <w:r>
         <w:rPr>
@@ -10146,7 +9754,7 @@
           <w:sz w:val="15"/>
           <w:szCs w:val="15"/>
         </w:rPr>
-        <w:t xml:space="preserve"> (17) </w:t>
+        <w:t xml:space="preserve"> (14) </w:t>
       </w:r>
       <w:r>
         <w:rPr>
@@ -10154,7 +9762,7 @@
           <w:sz w:val="19"/>
           <w:szCs w:val="19"/>
         </w:rPr>
-        <w:t xml:space="preserve">            </w:t>
+        <w:t xml:space="preserve">           </w:t>
       </w:r>
       <w:r>
         <w:rPr>
@@ -10168,7 +9776,7 @@
           <w:sz w:val="19"/>
           <w:szCs w:val="19"/>
         </w:rPr>
-        <w:t xml:space="preserve"> share of the </w:t>
+        <w:t xml:space="preserve"> by the investor's share of the investee's net income and </w:t>
       </w:r>
       <w:r>
         <w:rPr>
@@ -10178,7 +9786,7 @@
           <w:sz w:val="15"/>
           <w:szCs w:val="15"/>
         </w:rPr>
-        <w:t xml:space="preserve"> (18) </w:t>
+        <w:t xml:space="preserve"> (15) </w:t>
       </w:r>
       <w:r>
         <w:rPr>
@@ -10186,7 +9794,7 @@
           <w:sz w:val="19"/>
           <w:szCs w:val="19"/>
         </w:rPr>
-        <w:t xml:space="preserve">            </w:t>
+        <w:t xml:space="preserve">           </w:t>
       </w:r>
       <w:r>
         <w:rPr>
@@ -10200,7 +9808,7 @@
           <w:sz w:val="19"/>
           <w:szCs w:val="19"/>
         </w:rPr>
-        <w:t xml:space="preserve"> net income and decreases by the dividends the investor receives. </w:t>
+        <w:t xml:space="preserve"> by the dividends the investor receives. </w:t>
       </w:r>
       <w:r>
         <w:rPr>
@@ -10217,7 +9825,7 @@
           <w:sz w:val="15"/>
           <w:szCs w:val="15"/>
         </w:rPr>
-        <w:t xml:space="preserve"> (19) </w:t>
+        <w:t xml:space="preserve"> (16) </w:t>
       </w:r>
       <w:r>
         <w:rPr>
@@ -10297,7 +9905,7 @@
                 <w:sz w:val="16"/>
                 <w:szCs w:val="16"/>
               </w:rPr>
-              <w:t xml:space="preserve">participation   ·   difference   ·   investee's   ·   transactions   ·   because   ·   starts   ·   investor's   ·   significant</w:t>
+              <w:t xml:space="preserve">presumed   ·   decisions   ·   decreases   ·   evidence   ·   because   ·   transactions   ·   increases   ·   participation</w:t>
             </w:r>
           </w:p>
         </w:tc>
@@ -10371,7 +9979,7 @@
           <w:sz w:val="16"/>
           <w:szCs w:val="16"/>
         </w:rPr>
-        <w:t xml:space="preserve">      gaps 20–29</w:t>
+        <w:t xml:space="preserve">      gaps 17–23</w:t>
       </w:r>
     </w:p>
     <w:p>
@@ -10394,7 +10002,7 @@
           <w:sz w:val="15"/>
           <w:szCs w:val="15"/>
         </w:rPr>
-        <w:t xml:space="preserve"> (20) </w:t>
+        <w:t xml:space="preserve"> (17) </w:t>
       </w:r>
       <w:r>
         <w:rPr>
@@ -10426,7 +10034,7 @@
           <w:sz w:val="15"/>
           <w:szCs w:val="15"/>
         </w:rPr>
-        <w:t xml:space="preserve"> (21) </w:t>
+        <w:t xml:space="preserve"> (18) </w:t>
       </w:r>
       <w:r>
         <w:rPr>
@@ -10465,7 +10073,7 @@
           <w:sz w:val="15"/>
           <w:szCs w:val="15"/>
         </w:rPr>
-        <w:t xml:space="preserve"> (22) </w:t>
+        <w:t xml:space="preserve"> (19) </w:t>
       </w:r>
       <w:r>
         <w:rPr>
@@ -10494,7 +10102,7 @@
           <w:sz w:val="19"/>
           <w:szCs w:val="19"/>
         </w:rPr>
-        <w:t xml:space="preserve">The basis </w:t>
+        <w:t xml:space="preserve">The basis difference of $300,000 has two parts: $30,000 for Orontes's share of </w:t>
       </w:r>
       <w:r>
         <w:rPr>
@@ -10504,7 +10112,7 @@
           <w:sz w:val="15"/>
           <w:szCs w:val="15"/>
         </w:rPr>
-        <w:t xml:space="preserve"> (23) </w:t>
+        <w:t xml:space="preserve"> (20) </w:t>
       </w:r>
       <w:r>
         <w:rPr>
@@ -10512,7 +10120,7 @@
           <w:sz w:val="19"/>
           <w:szCs w:val="19"/>
         </w:rPr>
-        <w:t xml:space="preserve">            </w:t>
+        <w:t xml:space="preserve">           </w:t>
       </w:r>
       <w:r>
         <w:rPr>
@@ -10526,7 +10134,7 @@
           <w:sz w:val="19"/>
           <w:szCs w:val="19"/>
         </w:rPr>
-        <w:t xml:space="preserve"> of $300,000 has two parts: $30,000 for Orontes's share of </w:t>
+        <w:t xml:space="preserve"> worth more than its book value, which is </w:t>
       </w:r>
       <w:r>
         <w:rPr>
@@ -10536,7 +10144,7 @@
           <w:sz w:val="15"/>
           <w:szCs w:val="15"/>
         </w:rPr>
-        <w:t xml:space="preserve"> (24) </w:t>
+        <w:t xml:space="preserve"> (21) </w:t>
       </w:r>
       <w:r>
         <w:rPr>
@@ -10544,7 +10152,7 @@
           <w:sz w:val="19"/>
           <w:szCs w:val="19"/>
         </w:rPr>
-        <w:t xml:space="preserve">           </w:t>
+        <w:t xml:space="preserve">             </w:t>
       </w:r>
       <w:r>
         <w:rPr>
@@ -10558,7 +10166,21 @@
           <w:sz w:val="19"/>
           <w:szCs w:val="19"/>
         </w:rPr>
-        <w:t xml:space="preserve"> worth more than its book value, which is </w:t>
+        <w:t xml:space="preserve"> over 10 years ($3,000 a year), and $270,000 of goodwill, which is not amortized. </w:t>
+      </w:r>
+      <w:r>
+        <w:rPr>
+          <w:sz w:val="19"/>
+          <w:szCs w:val="19"/>
+        </w:rPr>
+        <w:t xml:space="preserve">In 2025 Jordan Glass earns $500,000 and pays dividends of $200,000. </w:t>
+      </w:r>
+      <w:r>
+        <w:rPr>
+          <w:sz w:val="19"/>
+          <w:szCs w:val="19"/>
+        </w:rPr>
+        <w:t xml:space="preserve">Orontes </w:t>
       </w:r>
       <w:r>
         <w:rPr>
@@ -10568,7 +10190,7 @@
           <w:sz w:val="15"/>
           <w:szCs w:val="15"/>
         </w:rPr>
-        <w:t xml:space="preserve"> (25) </w:t>
+        <w:t xml:space="preserve"> (22) </w:t>
       </w:r>
       <w:r>
         <w:rPr>
@@ -10576,7 +10198,7 @@
           <w:sz w:val="19"/>
           <w:szCs w:val="19"/>
         </w:rPr>
-        <w:t xml:space="preserve">             </w:t>
+        <w:t xml:space="preserve">           </w:t>
       </w:r>
       <w:r>
         <w:rPr>
@@ -10590,7 +10212,14 @@
           <w:sz w:val="19"/>
           <w:szCs w:val="19"/>
         </w:rPr>
-        <w:t xml:space="preserve"> over 10 years ($3,000 a year), and $270,000 of </w:t>
+        <w:t xml:space="preserve"> equity-method income of $147,000 and an investment of $1,287,000 at the end of 2025. </w:t>
+      </w:r>
+      <w:r>
+        <w:rPr>
+          <w:sz w:val="19"/>
+          <w:szCs w:val="19"/>
+        </w:rPr>
+        <w:t xml:space="preserve">The dividends of $60,000 are cash in and investment out; they do not </w:t>
       </w:r>
       <w:r>
         <w:rPr>
@@ -10600,124 +10229,7 @@
           <w:sz w:val="15"/>
           <w:szCs w:val="15"/>
         </w:rPr>
-        <w:t xml:space="preserve"> (26) </w:t>
-      </w:r>
-      <w:r>
-        <w:rPr>
-          <w:u w:val="single"/>
-          <w:sz w:val="19"/>
-          <w:szCs w:val="19"/>
-        </w:rPr>
-        <w:t xml:space="preserve">           </w:t>
-      </w:r>
-      <w:r>
-        <w:rPr>
-          <w:sz w:val="19"/>
-          <w:szCs w:val="19"/>
-        </w:rPr>
-        <w:t xml:space="preserve"> </w:t>
-      </w:r>
-      <w:r>
-        <w:rPr>
-          <w:sz w:val="19"/>
-          <w:szCs w:val="19"/>
-        </w:rPr>
-        <w:t xml:space="preserve">, which is not </w:t>
-      </w:r>
-      <w:r>
-        <w:rPr>
-          <w:b/>
-          <w:bCs/>
-          <w:color w:val="8186EF"/>
-          <w:sz w:val="15"/>
-          <w:szCs w:val="15"/>
-        </w:rPr>
-        <w:t xml:space="preserve"> (27) </w:t>
-      </w:r>
-      <w:r>
-        <w:rPr>
-          <w:u w:val="single"/>
-          <w:sz w:val="19"/>
-          <w:szCs w:val="19"/>
-        </w:rPr>
-        <w:t xml:space="preserve">           </w:t>
-      </w:r>
-      <w:r>
-        <w:rPr>
-          <w:sz w:val="19"/>
-          <w:szCs w:val="19"/>
-        </w:rPr>
-        <w:t xml:space="preserve"> </w:t>
-      </w:r>
-      <w:r>
-        <w:rPr>
-          <w:sz w:val="19"/>
-          <w:szCs w:val="19"/>
-        </w:rPr>
-        <w:t xml:space="preserve">. </w:t>
-      </w:r>
-      <w:r>
-        <w:rPr>
-          <w:sz w:val="19"/>
-          <w:szCs w:val="19"/>
-        </w:rPr>
-        <w:t xml:space="preserve">In 2025 Jordan Glass earns $500,000 and pays dividends of $200,000. </w:t>
-      </w:r>
-      <w:r>
-        <w:rPr>
-          <w:sz w:val="19"/>
-          <w:szCs w:val="19"/>
-        </w:rPr>
-        <w:t xml:space="preserve">Orontes reports </w:t>
-      </w:r>
-      <w:r>
-        <w:rPr>
-          <w:b/>
-          <w:bCs/>
-          <w:color w:val="8186EF"/>
-          <w:sz w:val="15"/>
-          <w:szCs w:val="15"/>
-        </w:rPr>
-        <w:t xml:space="preserve"> (28) </w:t>
-      </w:r>
-      <w:r>
-        <w:rPr>
-          <w:u w:val="single"/>
-          <w:sz w:val="19"/>
-          <w:szCs w:val="19"/>
-        </w:rPr>
-        <w:t xml:space="preserve">               </w:t>
-      </w:r>
-      <w:r>
-        <w:rPr>
-          <w:sz w:val="19"/>
-          <w:szCs w:val="19"/>
-        </w:rPr>
-        <w:t xml:space="preserve"> </w:t>
-      </w:r>
-      <w:r>
-        <w:rPr>
-          <w:sz w:val="19"/>
-          <w:szCs w:val="19"/>
-        </w:rPr>
-        <w:t xml:space="preserve"> income of $147,000 and an investment of $1,287,000 at the end of 2025. </w:t>
-      </w:r>
-      <w:r>
-        <w:rPr>
-          <w:sz w:val="19"/>
-          <w:szCs w:val="19"/>
-        </w:rPr>
-        <w:t xml:space="preserve">The dividends of $60,000 are cash in and investment out; they do not </w:t>
-      </w:r>
-      <w:r>
-        <w:rPr>
-          <w:b/>
-          <w:bCs/>
-          <w:color w:val="8186EF"/>
-          <w:sz w:val="15"/>
-          <w:szCs w:val="15"/>
-        </w:rPr>
-        <w:t xml:space="preserve"> (29) </w:t>
+        <w:t xml:space="preserve"> (23) </w:t>
       </w:r>
       <w:r>
         <w:rPr>
@@ -10797,7 +10309,7 @@
                 <w:sz w:val="16"/>
                 <w:szCs w:val="16"/>
               </w:rPr>
-              <w:t xml:space="preserve">Glass's   ·   January   ·   equipment   ·   difference   ·   amortized   ·   goodwill   ·   change   ·   equity-method   ·   investor   ·   supplier   ·   depreciated</w:t>
+              <w:t xml:space="preserve">supplier   ·   equipment   ·   change   ·   depreciated   ·   Glass's   ·   private   ·   January   ·   reports</w:t>
             </w:r>
           </w:p>
         </w:tc>
@@ -10883,7 +10395,7 @@
           <w:sz w:val="16"/>
           <w:szCs w:val="16"/>
         </w:rPr>
-        <w:t xml:space="preserve">      gaps 30–41</w:t>
+        <w:t xml:space="preserve">      gaps 24–35</w:t>
       </w:r>
     </w:p>
     <w:p>
@@ -10896,7 +10408,21 @@
           <w:sz w:val="19"/>
           <w:szCs w:val="19"/>
         </w:rPr>
-        <w:t xml:space="preserve">In 2026 </w:t>
+        <w:t xml:space="preserve">In 2026 Jordan Glass earns $400,000 and pays dividends of $100,000. </w:t>
+      </w:r>
+      <w:r>
+        <w:rPr>
+          <w:sz w:val="19"/>
+          <w:szCs w:val="19"/>
+        </w:rPr>
+        <w:t xml:space="preserve">The extra depreciation is the same as in 2025. </w:t>
+      </w:r>
+      <w:r>
+        <w:rPr>
+          <w:sz w:val="19"/>
+          <w:szCs w:val="19"/>
+        </w:rPr>
+        <w:t xml:space="preserve">Three more equity-method rules appear in exam </w:t>
       </w:r>
       <w:r>
         <w:rPr>
@@ -10906,7 +10432,7 @@
           <w:sz w:val="15"/>
           <w:szCs w:val="15"/>
         </w:rPr>
-        <w:t xml:space="preserve"> (30) </w:t>
+        <w:t xml:space="preserve"> (24) </w:t>
       </w:r>
       <w:r>
         <w:rPr>
@@ -10928,7 +10454,14 @@
           <w:sz w:val="19"/>
           <w:szCs w:val="19"/>
         </w:rPr>
-        <w:t xml:space="preserve"> Glass earns $400,000 and pays </w:t>
+        <w:t xml:space="preserve">. </w:t>
+      </w:r>
+      <w:r>
+        <w:rPr>
+          <w:sz w:val="19"/>
+          <w:szCs w:val="19"/>
+        </w:rPr>
+        <w:t xml:space="preserve"/>
       </w:r>
       <w:r>
         <w:rPr>
@@ -10938,7 +10471,7 @@
           <w:sz w:val="15"/>
           <w:szCs w:val="15"/>
         </w:rPr>
-        <w:t xml:space="preserve"> (31) </w:t>
+        <w:t xml:space="preserve"> (25) </w:t>
       </w:r>
       <w:r>
         <w:rPr>
@@ -10960,14 +10493,7 @@
           <w:sz w:val="19"/>
           <w:szCs w:val="19"/>
         </w:rPr>
-        <w:t xml:space="preserve"> of $100,000. </w:t>
-      </w:r>
-      <w:r>
-        <w:rPr>
-          <w:sz w:val="19"/>
-          <w:szCs w:val="19"/>
-        </w:rPr>
-        <w:t xml:space="preserve">The extra </w:t>
+        <w:t xml:space="preserve"> reduce the investment only to zero, </w:t>
       </w:r>
       <w:r>
         <w:rPr>
@@ -10977,7 +10503,7 @@
           <w:sz w:val="15"/>
           <w:szCs w:val="15"/>
         </w:rPr>
-        <w:t xml:space="preserve"> (32) </w:t>
+        <w:t xml:space="preserve"> (26) </w:t>
       </w:r>
       <w:r>
         <w:rPr>
@@ -10985,7 +10511,7 @@
           <w:sz w:val="19"/>
           <w:szCs w:val="19"/>
         </w:rPr>
-        <w:t xml:space="preserve">              </w:t>
+        <w:t xml:space="preserve">           </w:t>
       </w:r>
       <w:r>
         <w:rPr>
@@ -10999,14 +10525,7 @@
           <w:sz w:val="19"/>
           <w:szCs w:val="19"/>
         </w:rPr>
-        <w:t xml:space="preserve"> is the same as in 2025. </w:t>
-      </w:r>
-      <w:r>
-        <w:rPr>
-          <w:sz w:val="19"/>
-          <w:szCs w:val="19"/>
-        </w:rPr>
-        <w:t xml:space="preserve">Three more equity-method rules appear in exam </w:t>
+        <w:t xml:space="preserve"> the investor has </w:t>
       </w:r>
       <w:r>
         <w:rPr>
@@ -11016,7 +10535,7 @@
           <w:sz w:val="15"/>
           <w:szCs w:val="15"/>
         </w:rPr>
-        <w:t xml:space="preserve"> (33) </w:t>
+        <w:t xml:space="preserve"> (27) </w:t>
       </w:r>
       <w:r>
         <w:rPr>
@@ -11024,7 +10543,7 @@
           <w:sz w:val="19"/>
           <w:szCs w:val="19"/>
         </w:rPr>
-        <w:t xml:space="preserve">           </w:t>
+        <w:t xml:space="preserve">            </w:t>
       </w:r>
       <w:r>
         <w:rPr>
@@ -11038,14 +10557,14 @@
           <w:sz w:val="19"/>
           <w:szCs w:val="19"/>
         </w:rPr>
-        <w:t xml:space="preserve">. </w:t>
-      </w:r>
-      <w:r>
-        <w:rPr>
-          <w:sz w:val="19"/>
-          <w:szCs w:val="19"/>
-        </w:rPr>
-        <w:t xml:space="preserve">Losses reduce the investment only to zero, unless the investor has </w:t>
+        <w:t xml:space="preserve"> the investee's debts. </w:t>
+      </w:r>
+      <w:r>
+        <w:rPr>
+          <w:sz w:val="19"/>
+          <w:szCs w:val="19"/>
+        </w:rPr>
+        <w:t xml:space="preserve">Profits on sales between the two companies are </w:t>
       </w:r>
       <w:r>
         <w:rPr>
@@ -11055,7 +10574,7 @@
           <w:sz w:val="15"/>
           <w:szCs w:val="15"/>
         </w:rPr>
-        <w:t xml:space="preserve"> (34) </w:t>
+        <w:t xml:space="preserve"> (28) </w:t>
       </w:r>
       <w:r>
         <w:rPr>
@@ -11077,14 +10596,7 @@
           <w:sz w:val="19"/>
           <w:szCs w:val="19"/>
         </w:rPr>
-        <w:t xml:space="preserve"> the investee's debts. </w:t>
-      </w:r>
-      <w:r>
-        <w:rPr>
-          <w:sz w:val="19"/>
-          <w:szCs w:val="19"/>
-        </w:rPr>
-        <w:t xml:space="preserve">Profits on sales between the two companies are </w:t>
+        <w:t xml:space="preserve"> until the goods are sold to </w:t>
       </w:r>
       <w:r>
         <w:rPr>
@@ -11094,7 +10606,7 @@
           <w:sz w:val="15"/>
           <w:szCs w:val="15"/>
         </w:rPr>
-        <w:t xml:space="preserve"> (35) </w:t>
+        <w:t xml:space="preserve"> (29) </w:t>
       </w:r>
       <w:r>
         <w:rPr>
@@ -11102,7 +10614,7 @@
           <w:sz w:val="19"/>
           <w:szCs w:val="19"/>
         </w:rPr>
-        <w:t xml:space="preserve">            </w:t>
+        <w:t xml:space="preserve">           </w:t>
       </w:r>
       <w:r>
         <w:rPr>
@@ -11116,14 +10628,14 @@
           <w:sz w:val="19"/>
           <w:szCs w:val="19"/>
         </w:rPr>
-        <w:t xml:space="preserve"> until the goods are sold to outsiders. </w:t>
-      </w:r>
-      <w:r>
-        <w:rPr>
-          <w:sz w:val="19"/>
-          <w:szCs w:val="19"/>
-        </w:rPr>
-        <w:t xml:space="preserve">And when an investor first gains </w:t>
+        <w:t xml:space="preserve">. </w:t>
+      </w:r>
+      <w:r>
+        <w:rPr>
+          <w:sz w:val="19"/>
+          <w:szCs w:val="19"/>
+        </w:rPr>
+        <w:t xml:space="preserve">And when an investor first gains significant influence, it starts the equity method from that date; it does not </w:t>
       </w:r>
       <w:r>
         <w:rPr>
@@ -11133,7 +10645,7 @@
           <w:sz w:val="15"/>
           <w:szCs w:val="15"/>
         </w:rPr>
-        <w:t xml:space="preserve"> (36) </w:t>
+        <w:t xml:space="preserve"> (30) </w:t>
       </w:r>
       <w:r>
         <w:rPr>
@@ -11141,7 +10653,7 @@
           <w:sz w:val="19"/>
           <w:szCs w:val="19"/>
         </w:rPr>
-        <w:t xml:space="preserve">             </w:t>
+        <w:t xml:space="preserve">           </w:t>
       </w:r>
       <w:r>
         <w:rPr>
@@ -11155,7 +10667,7 @@
           <w:sz w:val="19"/>
           <w:szCs w:val="19"/>
         </w:rPr>
-        <w:t xml:space="preserve"> influence, it starts the equity method from that date; it does not restate prior years. </w:t>
+        <w:t xml:space="preserve"> prior years. </w:t>
       </w:r>
       <w:r>
         <w:rPr>
@@ -11179,7 +10691,7 @@
           <w:sz w:val="15"/>
           <w:szCs w:val="15"/>
         </w:rPr>
-        <w:t xml:space="preserve"> (37) </w:t>
+        <w:t xml:space="preserve"> (31) </w:t>
       </w:r>
       <w:r>
         <w:rPr>
@@ -11218,7 +10730,7 @@
           <w:sz w:val="15"/>
           <w:szCs w:val="15"/>
         </w:rPr>
-        <w:t xml:space="preserve"> (38) </w:t>
+        <w:t xml:space="preserve"> (32) </w:t>
       </w:r>
       <w:r>
         <w:rPr>
@@ -11257,7 +10769,7 @@
           <w:sz w:val="15"/>
           <w:szCs w:val="15"/>
         </w:rPr>
-        <w:t xml:space="preserve"> (39) </w:t>
+        <w:t xml:space="preserve"> (33) </w:t>
       </w:r>
       <w:r>
         <w:rPr>
@@ -11296,7 +10808,7 @@
           <w:sz w:val="15"/>
           <w:szCs w:val="15"/>
         </w:rPr>
-        <w:t xml:space="preserve"> (40) </w:t>
+        <w:t xml:space="preserve"> (34) </w:t>
       </w:r>
       <w:r>
         <w:rPr>
@@ -11325,7 +10837,7 @@
           <w:sz w:val="19"/>
           <w:szCs w:val="19"/>
         </w:rPr>
-        <w:t xml:space="preserve">Under IAS 28, an equity-method investment that is impaired can later be written back up; under U.S. GAAP the </w:t>
+        <w:t xml:space="preserve">Under IAS 28, an equity-method investment that is </w:t>
       </w:r>
       <w:r>
         <w:rPr>
@@ -11335,7 +10847,7 @@
           <w:sz w:val="15"/>
           <w:szCs w:val="15"/>
         </w:rPr>
-        <w:t xml:space="preserve"> (41) </w:t>
+        <w:t xml:space="preserve"> (35) </w:t>
       </w:r>
       <w:r>
         <w:rPr>
@@ -11343,7 +10855,7 @@
           <w:sz w:val="19"/>
           <w:szCs w:val="19"/>
         </w:rPr>
-        <w:t xml:space="preserve">            </w:t>
+        <w:t xml:space="preserve">           </w:t>
       </w:r>
       <w:r>
         <w:rPr>
@@ -11357,7 +10869,7 @@
           <w:sz w:val="19"/>
           <w:szCs w:val="19"/>
         </w:rPr>
-        <w:t xml:space="preserve"> is not reversed. </w:t>
+        <w:t xml:space="preserve"> can later be written back up; under U.S. GAAP the impairment is not reversed. </w:t>
       </w:r>
     </w:p>
     <w:tbl>
@@ -11415,7 +10927,7 @@
                 <w:sz w:val="16"/>
                 <w:szCs w:val="16"/>
               </w:rPr>
-              <w:t xml:space="preserve">classifies   ·   questions   ·   amortize   ·   Jordan   ·   guaranteed   ·   irrevocable   ·   significant   ·   definition   ·   impairment   ·   effective   ·   depreciation   ·   eliminated   ·   dividends</w:t>
+              <w:t xml:space="preserve">classifies   ·   guaranteed   ·   readily   ·   questions   ·   eliminated   ·   irrevocable   ·   restate   ·   definition   ·   impaired   ·   effective   ·   unless   ·   outsiders   ·   Losses</w:t>
             </w:r>
           </w:p>
         </w:tc>
@@ -11489,7 +11001,7 @@
           <w:sz w:val="16"/>
           <w:szCs w:val="16"/>
         </w:rPr>
-        <w:t xml:space="preserve">      gaps 42–44</w:t>
+        <w:t xml:space="preserve">      gaps 36–38</w:t>
       </w:r>
     </w:p>
     <w:p>
@@ -11502,7 +11014,28 @@
           <w:sz w:val="19"/>
           <w:szCs w:val="19"/>
         </w:rPr>
-        <w:t xml:space="preserve">Equity method: dividends reduce the </w:t>
+        <w:t xml:space="preserve">Equity method: dividends reduce the investment. </w:t>
+      </w:r>
+      <w:r>
+        <w:rPr>
+          <w:sz w:val="19"/>
+          <w:szCs w:val="19"/>
+        </w:rPr>
+        <w:t xml:space="preserve">They are not income. </w:t>
+      </w:r>
+      <w:r>
+        <w:rPr>
+          <w:sz w:val="19"/>
+          <w:szCs w:val="19"/>
+        </w:rPr>
+        <w:t xml:space="preserve">Take only the investor's share of the investee's income. </w:t>
+      </w:r>
+      <w:r>
+        <w:rPr>
+          <w:sz w:val="19"/>
+          <w:szCs w:val="19"/>
+        </w:rPr>
+        <w:t xml:space="preserve"/>
       </w:r>
       <w:r>
         <w:rPr>
@@ -11512,7 +11045,7 @@
           <w:sz w:val="15"/>
           <w:szCs w:val="15"/>
         </w:rPr>
-        <w:t xml:space="preserve"> (42) </w:t>
+        <w:t xml:space="preserve"> (36) </w:t>
       </w:r>
       <w:r>
         <w:rPr>
@@ -11534,21 +11067,7 @@
           <w:sz w:val="19"/>
           <w:szCs w:val="19"/>
         </w:rPr>
-        <w:t xml:space="preserve">. </w:t>
-      </w:r>
-      <w:r>
-        <w:rPr>
-          <w:sz w:val="19"/>
-          <w:szCs w:val="19"/>
-        </w:rPr>
-        <w:t xml:space="preserve">They are not income. </w:t>
-      </w:r>
-      <w:r>
-        <w:rPr>
-          <w:sz w:val="19"/>
-          <w:szCs w:val="19"/>
-        </w:rPr>
-        <w:t xml:space="preserve">Take only the </w:t>
+        <w:t xml:space="preserve"> the part of the basis difference </w:t>
       </w:r>
       <w:r>
         <w:rPr>
@@ -11558,7 +11077,7 @@
           <w:sz w:val="15"/>
           <w:szCs w:val="15"/>
         </w:rPr>
-        <w:t xml:space="preserve"> (43) </w:t>
+        <w:t xml:space="preserve"> (37) </w:t>
       </w:r>
       <w:r>
         <w:rPr>
@@ -11566,7 +11085,7 @@
           <w:sz w:val="19"/>
           <w:szCs w:val="19"/>
         </w:rPr>
-        <w:t xml:space="preserve">            </w:t>
+        <w:t xml:space="preserve">           </w:t>
       </w:r>
       <w:r>
         <w:rPr>
@@ -11580,14 +11099,7 @@
           <w:sz w:val="19"/>
           <w:szCs w:val="19"/>
         </w:rPr>
-        <w:t xml:space="preserve"> share of the investee's income. </w:t>
-      </w:r>
-      <w:r>
-        <w:rPr>
-          <w:sz w:val="19"/>
-          <w:szCs w:val="19"/>
-        </w:rPr>
-        <w:t xml:space="preserve"/>
+        <w:t xml:space="preserve"> to assets; do not </w:t>
       </w:r>
       <w:r>
         <w:rPr>
@@ -11597,7 +11109,7 @@
           <w:sz w:val="15"/>
           <w:szCs w:val="15"/>
         </w:rPr>
-        <w:t xml:space="preserve"> (44) </w:t>
+        <w:t xml:space="preserve"> (38) </w:t>
       </w:r>
       <w:r>
         <w:rPr>
@@ -11605,7 +11117,7 @@
           <w:sz w:val="19"/>
           <w:szCs w:val="19"/>
         </w:rPr>
-        <w:t xml:space="preserve">            </w:t>
+        <w:t xml:space="preserve">           </w:t>
       </w:r>
       <w:r>
         <w:rPr>
@@ -11619,7 +11131,7 @@
           <w:sz w:val="19"/>
           <w:szCs w:val="19"/>
         </w:rPr>
-        <w:t xml:space="preserve"> the part of the basis difference assigned to assets; do not amortize the goodwill. </w:t>
+        <w:t xml:space="preserve"> the goodwill. </w:t>
       </w:r>
     </w:p>
     <w:tbl>
@@ -11677,7 +11189,7 @@
                 <w:sz w:val="16"/>
                 <w:szCs w:val="16"/>
               </w:rPr>
-              <w:t xml:space="preserve">investment   ·   unrealized   ·   Depreciate   ·   investor's</w:t>
+              <w:t xml:space="preserve">Depreciate   ·   orderly   ·   amortize   ·   assigned</w:t>
             </w:r>
           </w:p>
         </w:tc>
@@ -11711,9 +11223,9 @@
       </w:tblPr>
       <w:tblGrid>
         <w:gridCol w:w="1091"/>
-        <w:gridCol w:w="2100"/>
+        <w:gridCol w:w="2205"/>
         <w:gridCol w:w="4224"/>
-        <w:gridCol w:w="2185"/>
+        <w:gridCol w:w="2080"/>
       </w:tblGrid>
       <w:tr>
         <w:tc>
@@ -11775,7 +11287,7 @@
         </w:tc>
         <w:tc>
           <w:tcPr>
-            <w:tcW w:type="pct" w:w="1094"/>
+            <w:tcW w:type="pct" w:w="1148"/>
             <w:shd w:fill="353A7C" w:val="clear"/>
             <w:tcMar>
               <w:top w:type="dxa" w:w="50"/>
@@ -11829,7 +11341,7 @@
         </w:tc>
         <w:tc>
           <w:tcPr>
-            <w:tcW w:type="pct" w:w="1138"/>
+            <w:tcW w:type="pct" w:w="1083"/>
             <w:shd w:fill="353A7C" w:val="clear"/>
             <w:tcMar>
               <w:top w:type="dxa" w:w="50"/>
@@ -11881,7 +11393,7 @@
         </w:tc>
         <w:tc>
           <w:tcPr>
-            <w:tcW w:type="pct" w:w="1094"/>
+            <w:tcW w:type="pct" w:w="1148"/>
             <w:tcMar>
               <w:top w:type="dxa" w:w="50"/>
               <w:left w:type="dxa" w:w="110"/>
@@ -11931,7 +11443,7 @@
                 <w:sz w:val="14"/>
                 <w:szCs w:val="14"/>
               </w:rPr>
-              <w:t xml:space="preserve"> (45) </w:t>
+              <w:t xml:space="preserve"> (39) </w:t>
             </w:r>
             <w:r>
               <w:rPr>
@@ -11959,7 +11471,7 @@
         </w:tc>
         <w:tc>
           <w:tcPr>
-            <w:tcW w:type="pct" w:w="1138"/>
+            <w:tcW w:type="pct" w:w="1083"/>
             <w:tcMar>
               <w:top w:type="dxa" w:w="50"/>
               <w:left w:type="dxa" w:w="110"/>
@@ -12008,7 +11520,7 @@
         </w:tc>
         <w:tc>
           <w:tcPr>
-            <w:tcW w:type="pct" w:w="1094"/>
+            <w:tcW w:type="pct" w:w="1148"/>
             <w:shd w:fill="FBFAF6" w:val="clear"/>
             <w:tcMar>
               <w:top w:type="dxa" w:w="50"/>
@@ -12050,46 +11562,14 @@
                 <w:sz w:val="15"/>
                 <w:szCs w:val="15"/>
               </w:rPr>
-              <w:t xml:space="preserve"/>
-            </w:r>
-            <w:r>
-              <w:rPr>
-                <w:b/>
-                <w:bCs/>
-                <w:color w:val="8186EF"/>
-                <w:sz w:val="14"/>
-                <w:szCs w:val="14"/>
-              </w:rPr>
-              <w:t xml:space="preserve"> (46) </w:t>
-            </w:r>
-            <w:r>
-              <w:rPr>
-                <w:u w:val="single"/>
-                <w:sz w:val="15"/>
-                <w:szCs w:val="15"/>
-              </w:rPr>
-              <w:t xml:space="preserve">              </w:t>
-            </w:r>
-            <w:r>
-              <w:rPr>
-                <w:sz w:val="15"/>
-                <w:szCs w:val="15"/>
-              </w:rPr>
-              <w:t xml:space="preserve"> </w:t>
-            </w:r>
-            <w:r>
-              <w:rPr>
-                <w:sz w:val="15"/>
-                <w:szCs w:val="15"/>
-              </w:rPr>
-              <w:t xml:space="preserve"> intends and is able to hold it until it matures in 2029.</w:t>
-            </w:r>
-          </w:p>
-        </w:tc>
-        <w:tc>
-          <w:tcPr>
-            <w:tcW w:type="pct" w:w="1138"/>
-            <w:shd w:fill="FBFAF6" w:val="clear"/>
+              <w:t xml:space="preserve">Orontes intends and is able to hold it until it matures in 2029.</w:t>
+            </w:r>
+          </w:p>
+        </w:tc>
+        <w:tc>
+          <w:tcPr>
+            <w:tcW w:type="pct" w:w="1083"/>
+            <w:shd w:fill="FFFFFF" w:val="clear"/>
             <w:tcMar>
               <w:top w:type="dxa" w:w="50"/>
               <w:left w:type="dxa" w:w="110"/>
@@ -12099,14 +11579,17 @@
           </w:tcPr>
           <w:p>
             <w:pPr>
-              <w:spacing w:before="28" w:after="28"/>
-            </w:pPr>
-            <w:r>
-              <w:rPr>
-                <w:sz w:val="15"/>
-                <w:szCs w:val="15"/>
-              </w:rPr>
-              <w:t xml:space="preserve">cost 60,000; fair value 57,000</w:t>
+              <w:spacing w:before="46" w:after="46"/>
+            </w:pPr>
+            <w:r>
+              <w:rPr>
+                <w:b/>
+                <w:bCs/>
+                <w:color w:val="8186EF"/>
+                <w:sz w:val="14"/>
+                <w:szCs w:val="14"/>
+              </w:rPr>
+              <w:t xml:space="preserve">(40)</w:t>
             </w:r>
           </w:p>
         </w:tc>
@@ -12137,7 +11620,7 @@
         </w:tc>
         <w:tc>
           <w:tcPr>
-            <w:tcW w:type="pct" w:w="1094"/>
+            <w:tcW w:type="pct" w:w="1148"/>
             <w:shd w:fill="FFFFFF" w:val="clear"/>
             <w:tcMar>
               <w:top w:type="dxa" w:w="50"/>
@@ -12158,7 +11641,7 @@
                 <w:sz w:val="14"/>
                 <w:szCs w:val="14"/>
               </w:rPr>
-              <w:t xml:space="preserve">(47)</w:t>
+              <w:t xml:space="preserve">(41)</w:t>
             </w:r>
           </w:p>
         </w:tc>
@@ -12187,7 +11670,7 @@
         </w:tc>
         <w:tc>
           <w:tcPr>
-            <w:tcW w:type="pct" w:w="1138"/>
+            <w:tcW w:type="pct" w:w="1083"/>
             <w:tcMar>
               <w:top w:type="dxa" w:w="50"/>
               <w:left w:type="dxa" w:w="110"/>
@@ -12236,7 +11719,7 @@
         </w:tc>
         <w:tc>
           <w:tcPr>
-            <w:tcW w:type="pct" w:w="1094"/>
+            <w:tcW w:type="pct" w:w="1148"/>
             <w:shd w:fill="FBFAF6" w:val="clear"/>
             <w:tcMar>
               <w:top w:type="dxa" w:w="50"/>
@@ -12284,7 +11767,7 @@
         </w:tc>
         <w:tc>
           <w:tcPr>
-            <w:tcW w:type="pct" w:w="1138"/>
+            <w:tcW w:type="pct" w:w="1083"/>
             <w:shd w:fill="FFFFFF" w:val="clear"/>
             <w:tcMar>
               <w:top w:type="dxa" w:w="50"/>
@@ -12305,7 +11788,7 @@
                 <w:sz w:val="14"/>
                 <w:szCs w:val="14"/>
               </w:rPr>
-              <w:t xml:space="preserve">(48)</w:t>
+              <w:t xml:space="preserve">(42)</w:t>
             </w:r>
           </w:p>
         </w:tc>
@@ -12336,7 +11819,7 @@
         </w:tc>
         <w:tc>
           <w:tcPr>
-            <w:tcW w:type="pct" w:w="1094"/>
+            <w:tcW w:type="pct" w:w="1148"/>
             <w:shd w:fill="FFFFFF" w:val="clear"/>
             <w:tcMar>
               <w:top w:type="dxa" w:w="50"/>
@@ -12357,7 +11840,7 @@
                 <w:sz w:val="14"/>
                 <w:szCs w:val="14"/>
               </w:rPr>
-              <w:t xml:space="preserve">(49)</w:t>
+              <w:t xml:space="preserve">(43)</w:t>
             </w:r>
           </w:p>
         </w:tc>
@@ -12386,7 +11869,7 @@
         </w:tc>
         <w:tc>
           <w:tcPr>
-            <w:tcW w:type="pct" w:w="1138"/>
+            <w:tcW w:type="pct" w:w="1083"/>
             <w:tcMar>
               <w:top w:type="dxa" w:w="50"/>
               <w:left w:type="dxa" w:w="110"/>
@@ -12465,7 +11948,7 @@
                 <w:sz w:val="16"/>
                 <w:szCs w:val="16"/>
               </w:rPr>
-              <w:t xml:space="preserve">cost 25,000; fair value 27,000   ·   Corporate bond   ·   treasury   ·   Shares of Amman Cold Storage Co. (25%)   ·   Orontes   ·   equity method</w:t>
+              <w:t xml:space="preserve">cost 25,000; fair value 27,000   ·   Corporate bond   ·   treasury   ·   Shares of Amman Cold Storage Co. (25%)   ·   cost 60,000; fair value 57,000   ·   A</w:t>
             </w:r>
           </w:p>
         </w:tc>
@@ -12622,7 +12105,7 @@
                 <w:sz w:val="14"/>
                 <w:szCs w:val="14"/>
               </w:rPr>
-              <w:t xml:space="preserve">(50)</w:t>
+              <w:t xml:space="preserve">(44)</w:t>
             </w:r>
           </w:p>
         </w:tc>
@@ -12822,7 +12305,7 @@
                 <w:sz w:val="14"/>
                 <w:szCs w:val="14"/>
               </w:rPr>
-              <w:t xml:space="preserve">(51)</w:t>
+              <w:t xml:space="preserve">(45)</w:t>
             </w:r>
           </w:p>
         </w:tc>
@@ -12884,7 +12367,7 @@
                 <w:sz w:val="16"/>
                 <w:szCs w:val="16"/>
               </w:rPr>
-              <w:t xml:space="preserve">cost 30,000; fair value 28,500   ·   30% × 400,000 = 120,000   ·   120,000 − 3,000 = 117,000</w:t>
+              <w:t xml:space="preserve">cost 60,000; fair value 57,000   ·   30% × 400,000 = 120,000   ·   120,000 − 3,000 = 117,000</w:t>
             </w:r>
           </w:p>
         </w:tc>
@@ -13021,7 +12504,6 @@
         <w:tc>
           <w:tcPr>
             <w:tcW w:type="pct" w:w="2600"/>
-            <w:shd w:fill="FFFFFF" w:val="clear"/>
             <w:tcMar>
               <w:top w:type="dxa" w:w="50"/>
               <w:left w:type="dxa" w:w="110"/>
@@ -13031,17 +12513,14 @@
           </w:tcPr>
           <w:p>
             <w:pPr>
-              <w:spacing w:before="46" w:after="46"/>
-            </w:pPr>
-            <w:r>
-              <w:rPr>
-                <w:b/>
-                <w:bCs/>
-                <w:color w:val="8186EF"/>
-                <w:sz w:val="14"/>
-                <w:szCs w:val="14"/>
-              </w:rPr>
-              <w:t xml:space="preserve">(52)</w:t>
+              <w:spacing w:before="28" w:after="28"/>
+            </w:pPr>
+            <w:r>
+              <w:rPr>
+                <w:sz w:val="15"/>
+                <w:szCs w:val="15"/>
+              </w:rPr>
+              <w:t xml:space="preserve">Trading</w:t>
             </w:r>
           </w:p>
         </w:tc>
@@ -13074,7 +12553,7 @@
         <w:tc>
           <w:tcPr>
             <w:tcW w:type="pct" w:w="2600"/>
-            <w:shd w:fill="FBFAF6" w:val="clear"/>
+            <w:shd w:fill="FFFFFF" w:val="clear"/>
             <w:tcMar>
               <w:top w:type="dxa" w:w="50"/>
               <w:left w:type="dxa" w:w="110"/>
@@ -13084,14 +12563,17 @@
           </w:tcPr>
           <w:p>
             <w:pPr>
-              <w:spacing w:before="28" w:after="28"/>
-            </w:pPr>
-            <w:r>
-              <w:rPr>
-                <w:sz w:val="15"/>
-                <w:szCs w:val="15"/>
-              </w:rPr>
-              <w:t xml:space="preserve">Held-to-maturity</w:t>
+              <w:spacing w:before="46" w:after="46"/>
+            </w:pPr>
+            <w:r>
+              <w:rPr>
+                <w:b/>
+                <w:bCs/>
+                <w:color w:val="8186EF"/>
+                <w:sz w:val="14"/>
+                <w:szCs w:val="14"/>
+              </w:rPr>
+              <w:t xml:space="preserve">(46)</w:t>
             </w:r>
           </w:p>
         </w:tc>
@@ -13143,7 +12625,7 @@
                 <w:sz w:val="14"/>
                 <w:szCs w:val="14"/>
               </w:rPr>
-              <w:t xml:space="preserve">(53)</w:t>
+              <w:t xml:space="preserve">(47)</w:t>
             </w:r>
           </w:p>
         </w:tc>
@@ -13225,7 +12707,6 @@
         <w:tc>
           <w:tcPr>
             <w:tcW w:type="pct" w:w="2600"/>
-            <w:shd w:fill="FFFFFF" w:val="clear"/>
             <w:tcMar>
               <w:top w:type="dxa" w:w="50"/>
               <w:left w:type="dxa" w:w="110"/>
@@ -13235,17 +12716,14 @@
           </w:tcPr>
           <w:p>
             <w:pPr>
-              <w:spacing w:before="46" w:after="46"/>
-            </w:pPr>
-            <w:r>
-              <w:rPr>
-                <w:b/>
-                <w:bCs/>
-                <w:color w:val="8186EF"/>
-                <w:sz w:val="14"/>
-                <w:szCs w:val="14"/>
-              </w:rPr>
-              <w:t xml:space="preserve">(54)</w:t>
+              <w:spacing w:before="28" w:after="28"/>
+            </w:pPr>
+            <w:r>
+              <w:rPr>
+                <w:sz w:val="15"/>
+                <w:szCs w:val="15"/>
+              </w:rPr>
+              <w:t xml:space="preserve">Equity method</w:t>
             </w:r>
           </w:p>
         </w:tc>
@@ -13307,7 +12785,7 @@
                 <w:sz w:val="16"/>
                 <w:szCs w:val="16"/>
               </w:rPr>
-              <w:t xml:space="preserve">Available-for-sale   ·   Equity method   ·   Trading   ·   B</w:t>
+              <w:t xml:space="preserve">Item   ·   Held-to-maturity   ·   Available-for-sale</w:t>
             </w:r>
           </w:p>
         </w:tc>
@@ -13942,14 +13420,14 @@
                 <w:sz w:val="16"/>
                 <w:szCs w:val="16"/>
               </w:rPr>
-              <w:t xml:space="preserve">29  </w:t>
-            </w:r>
-            <w:r>
-              <w:rPr>
-                <w:sz w:val="16"/>
-                <w:szCs w:val="16"/>
-              </w:rPr>
-              <w:t xml:space="preserve">change</w:t>
+              <w:t xml:space="preserve">26  </w:t>
+            </w:r>
+            <w:r>
+              <w:rPr>
+                <w:sz w:val="16"/>
+                <w:szCs w:val="16"/>
+              </w:rPr>
+              <w:t xml:space="preserve">unless</w:t>
             </w:r>
           </w:p>
         </w:tc>
@@ -13984,7 +13462,7 @@
                 <w:sz w:val="16"/>
                 <w:szCs w:val="16"/>
               </w:rPr>
-              <w:t xml:space="preserve">measured</w:t>
+              <w:t xml:space="preserve">year-end</w:t>
             </w:r>
           </w:p>
         </w:tc>
@@ -14010,14 +13488,14 @@
                 <w:sz w:val="16"/>
                 <w:szCs w:val="16"/>
               </w:rPr>
-              <w:t xml:space="preserve">30  </w:t>
-            </w:r>
-            <w:r>
-              <w:rPr>
-                <w:sz w:val="16"/>
-                <w:szCs w:val="16"/>
-              </w:rPr>
-              <w:t xml:space="preserve">Jordan</w:t>
+              <w:t xml:space="preserve">27  </w:t>
+            </w:r>
+            <w:r>
+              <w:rPr>
+                <w:sz w:val="16"/>
+                <w:szCs w:val="16"/>
+              </w:rPr>
+              <w:t xml:space="preserve">guaranteed</w:t>
             </w:r>
           </w:p>
         </w:tc>
@@ -14052,7 +13530,7 @@
                 <w:sz w:val="16"/>
                 <w:szCs w:val="16"/>
               </w:rPr>
-              <w:t xml:space="preserve">changes</w:t>
+              <w:t xml:space="preserve">unrealized</w:t>
             </w:r>
           </w:p>
         </w:tc>
@@ -14078,14 +13556,14 @@
                 <w:sz w:val="16"/>
                 <w:szCs w:val="16"/>
               </w:rPr>
-              <w:t xml:space="preserve">31  </w:t>
-            </w:r>
-            <w:r>
-              <w:rPr>
-                <w:sz w:val="16"/>
-                <w:szCs w:val="16"/>
-              </w:rPr>
-              <w:t xml:space="preserve">dividends</w:t>
+              <w:t xml:space="preserve">28  </w:t>
+            </w:r>
+            <w:r>
+              <w:rPr>
+                <w:sz w:val="16"/>
+                <w:szCs w:val="16"/>
+              </w:rPr>
+              <w:t xml:space="preserve">eliminated</w:t>
             </w:r>
           </w:p>
         </w:tc>
@@ -14120,7 +13598,7 @@
                 <w:sz w:val="16"/>
                 <w:szCs w:val="16"/>
               </w:rPr>
-              <w:t xml:space="preserve">category</w:t>
+              <w:t xml:space="preserve">private</w:t>
             </w:r>
           </w:p>
         </w:tc>
@@ -14146,14 +13624,14 @@
                 <w:sz w:val="16"/>
                 <w:szCs w:val="16"/>
               </w:rPr>
-              <w:t xml:space="preserve">32  </w:t>
-            </w:r>
-            <w:r>
-              <w:rPr>
-                <w:sz w:val="16"/>
-                <w:szCs w:val="16"/>
-              </w:rPr>
-              <w:t xml:space="preserve">depreciation</w:t>
+              <w:t xml:space="preserve">29  </w:t>
+            </w:r>
+            <w:r>
+              <w:rPr>
+                <w:sz w:val="16"/>
+                <w:szCs w:val="16"/>
+              </w:rPr>
+              <w:t xml:space="preserve">outsiders</w:t>
             </w:r>
           </w:p>
         </w:tc>
@@ -14188,7 +13666,7 @@
                 <w:sz w:val="16"/>
                 <w:szCs w:val="16"/>
               </w:rPr>
-              <w:t xml:space="preserve">option</w:t>
+              <w:t xml:space="preserve">measurement</w:t>
             </w:r>
           </w:p>
         </w:tc>
@@ -14214,14 +13692,14 @@
                 <w:sz w:val="16"/>
                 <w:szCs w:val="16"/>
               </w:rPr>
-              <w:t xml:space="preserve">33  </w:t>
-            </w:r>
-            <w:r>
-              <w:rPr>
-                <w:sz w:val="16"/>
-                <w:szCs w:val="16"/>
-              </w:rPr>
-              <w:t xml:space="preserve">questions</w:t>
+              <w:t xml:space="preserve">30  </w:t>
+            </w:r>
+            <w:r>
+              <w:rPr>
+                <w:sz w:val="16"/>
+                <w:szCs w:val="16"/>
+              </w:rPr>
+              <w:t xml:space="preserve">restate</w:t>
             </w:r>
           </w:p>
         </w:tc>
@@ -14256,7 +13734,7 @@
                 <w:sz w:val="16"/>
                 <w:szCs w:val="16"/>
               </w:rPr>
-              <w:t xml:space="preserve">bought</w:t>
+              <w:t xml:space="preserve">adjusted</w:t>
             </w:r>
           </w:p>
         </w:tc>
@@ -14282,14 +13760,14 @@
                 <w:sz w:val="16"/>
                 <w:szCs w:val="16"/>
               </w:rPr>
-              <w:t xml:space="preserve">34  </w:t>
-            </w:r>
-            <w:r>
-              <w:rPr>
-                <w:sz w:val="16"/>
-                <w:szCs w:val="16"/>
-              </w:rPr>
-              <w:t xml:space="preserve">guaranteed</w:t>
+              <w:t xml:space="preserve">31  </w:t>
+            </w:r>
+            <w:r>
+              <w:rPr>
+                <w:sz w:val="16"/>
+                <w:szCs w:val="16"/>
+              </w:rPr>
+              <w:t xml:space="preserve">definition</w:t>
             </w:r>
           </w:p>
         </w:tc>
@@ -14324,7 +13802,7 @@
                 <w:sz w:val="16"/>
                 <w:szCs w:val="16"/>
               </w:rPr>
-              <w:t xml:space="preserve">year-end</w:t>
+              <w:t xml:space="preserve">transaction</w:t>
             </w:r>
           </w:p>
         </w:tc>
@@ -14350,14 +13828,14 @@
                 <w:sz w:val="16"/>
                 <w:szCs w:val="16"/>
               </w:rPr>
-              <w:t xml:space="preserve">35  </w:t>
-            </w:r>
-            <w:r>
-              <w:rPr>
-                <w:sz w:val="16"/>
-                <w:szCs w:val="16"/>
-              </w:rPr>
-              <w:t xml:space="preserve">eliminated</w:t>
+              <w:t xml:space="preserve">32  </w:t>
+            </w:r>
+            <w:r>
+              <w:rPr>
+                <w:sz w:val="16"/>
+                <w:szCs w:val="16"/>
+              </w:rPr>
+              <w:t xml:space="preserve">effective</w:t>
             </w:r>
           </w:p>
         </w:tc>
@@ -14392,7 +13870,7 @@
                 <w:sz w:val="16"/>
                 <w:szCs w:val="16"/>
               </w:rPr>
-              <w:t xml:space="preserve">unrealized</w:t>
+              <w:t xml:space="preserve">similar</w:t>
             </w:r>
           </w:p>
         </w:tc>
@@ -14418,14 +13896,14 @@
                 <w:sz w:val="16"/>
                 <w:szCs w:val="16"/>
               </w:rPr>
-              <w:t xml:space="preserve">36  </w:t>
-            </w:r>
-            <w:r>
-              <w:rPr>
-                <w:sz w:val="16"/>
-                <w:szCs w:val="16"/>
-              </w:rPr>
-              <w:t xml:space="preserve">significant</w:t>
+              <w:t xml:space="preserve">33  </w:t>
+            </w:r>
+            <w:r>
+              <w:rPr>
+                <w:sz w:val="16"/>
+                <w:szCs w:val="16"/>
+              </w:rPr>
+              <w:t xml:space="preserve">classifies</w:t>
             </w:r>
           </w:p>
         </w:tc>
@@ -14460,7 +13938,7 @@
                 <w:sz w:val="16"/>
                 <w:szCs w:val="16"/>
               </w:rPr>
-              <w:t xml:space="preserve">dividend</w:t>
+              <w:t xml:space="preserve">financial</w:t>
             </w:r>
           </w:p>
         </w:tc>
@@ -14486,14 +13964,14 @@
                 <w:sz w:val="16"/>
                 <w:szCs w:val="16"/>
               </w:rPr>
-              <w:t xml:space="preserve">37  </w:t>
-            </w:r>
-            <w:r>
-              <w:rPr>
-                <w:sz w:val="16"/>
-                <w:szCs w:val="16"/>
-              </w:rPr>
-              <w:t xml:space="preserve">definition</w:t>
+              <w:t xml:space="preserve">34  </w:t>
+            </w:r>
+            <w:r>
+              <w:rPr>
+                <w:sz w:val="16"/>
+                <w:szCs w:val="16"/>
+              </w:rPr>
+              <w:t xml:space="preserve">irrevocable</w:t>
             </w:r>
           </w:p>
         </w:tc>
@@ -14528,7 +14006,7 @@
                 <w:sz w:val="16"/>
                 <w:szCs w:val="16"/>
               </w:rPr>
-              <w:t xml:space="preserve">measurement</w:t>
+              <w:t xml:space="preserve">presumed</w:t>
             </w:r>
           </w:p>
         </w:tc>
@@ -14554,14 +14032,14 @@
                 <w:sz w:val="16"/>
                 <w:szCs w:val="16"/>
               </w:rPr>
-              <w:t xml:space="preserve">38  </w:t>
-            </w:r>
-            <w:r>
-              <w:rPr>
-                <w:sz w:val="16"/>
-                <w:szCs w:val="16"/>
-              </w:rPr>
-              <w:t xml:space="preserve">effective</w:t>
+              <w:t xml:space="preserve">35  </w:t>
+            </w:r>
+            <w:r>
+              <w:rPr>
+                <w:sz w:val="16"/>
+                <w:szCs w:val="16"/>
+              </w:rPr>
+              <w:t xml:space="preserve">impaired</w:t>
             </w:r>
           </w:p>
         </w:tc>
@@ -14596,7 +14074,7 @@
                 <w:sz w:val="16"/>
                 <w:szCs w:val="16"/>
               </w:rPr>
-              <w:t xml:space="preserve">transaction</w:t>
+              <w:t xml:space="preserve">evidence</w:t>
             </w:r>
           </w:p>
         </w:tc>
@@ -14622,14 +14100,14 @@
                 <w:sz w:val="16"/>
                 <w:szCs w:val="16"/>
               </w:rPr>
-              <w:t xml:space="preserve">39  </w:t>
-            </w:r>
-            <w:r>
-              <w:rPr>
-                <w:sz w:val="16"/>
-                <w:szCs w:val="16"/>
-              </w:rPr>
-              <w:t xml:space="preserve">classifies</w:t>
+              <w:t xml:space="preserve">36  </w:t>
+            </w:r>
+            <w:r>
+              <w:rPr>
+                <w:sz w:val="16"/>
+                <w:szCs w:val="16"/>
+              </w:rPr>
+              <w:t xml:space="preserve">Depreciate</w:t>
             </w:r>
           </w:p>
         </w:tc>
@@ -14664,7 +14142,7 @@
                 <w:sz w:val="16"/>
                 <w:szCs w:val="16"/>
               </w:rPr>
-              <w:t xml:space="preserve">significant</w:t>
+              <w:t xml:space="preserve">participation</w:t>
             </w:r>
           </w:p>
         </w:tc>
@@ -14690,14 +14168,14 @@
                 <w:sz w:val="16"/>
                 <w:szCs w:val="16"/>
               </w:rPr>
-              <w:t xml:space="preserve">40  </w:t>
-            </w:r>
-            <w:r>
-              <w:rPr>
-                <w:sz w:val="16"/>
-                <w:szCs w:val="16"/>
-              </w:rPr>
-              <w:t xml:space="preserve">irrevocable</w:t>
+              <w:t xml:space="preserve">37  </w:t>
+            </w:r>
+            <w:r>
+              <w:rPr>
+                <w:sz w:val="16"/>
+                <w:szCs w:val="16"/>
+              </w:rPr>
+              <w:t xml:space="preserve">assigned</w:t>
             </w:r>
           </w:p>
         </w:tc>
@@ -14732,7 +14210,7 @@
                 <w:sz w:val="16"/>
                 <w:szCs w:val="16"/>
               </w:rPr>
-              <w:t xml:space="preserve">participation</w:t>
+              <w:t xml:space="preserve">transactions</w:t>
             </w:r>
           </w:p>
         </w:tc>
@@ -14758,14 +14236,14 @@
                 <w:sz w:val="16"/>
                 <w:szCs w:val="16"/>
               </w:rPr>
-              <w:t xml:space="preserve">41  </w:t>
-            </w:r>
-            <w:r>
-              <w:rPr>
-                <w:sz w:val="16"/>
-                <w:szCs w:val="16"/>
-              </w:rPr>
-              <w:t xml:space="preserve">impairment</w:t>
+              <w:t xml:space="preserve">38  </w:t>
+            </w:r>
+            <w:r>
+              <w:rPr>
+                <w:sz w:val="16"/>
+                <w:szCs w:val="16"/>
+              </w:rPr>
+              <w:t xml:space="preserve">amortize</w:t>
             </w:r>
           </w:p>
         </w:tc>
@@ -14800,7 +14278,7 @@
                 <w:sz w:val="16"/>
                 <w:szCs w:val="16"/>
               </w:rPr>
-              <w:t xml:space="preserve">transactions</w:t>
+              <w:t xml:space="preserve">increases</w:t>
             </w:r>
           </w:p>
         </w:tc>
@@ -14826,14 +14304,14 @@
                 <w:sz w:val="16"/>
                 <w:szCs w:val="16"/>
               </w:rPr>
-              <w:t xml:space="preserve">42  </w:t>
-            </w:r>
-            <w:r>
-              <w:rPr>
-                <w:sz w:val="16"/>
-                <w:szCs w:val="16"/>
-              </w:rPr>
-              <w:t xml:space="preserve">investment</w:t>
+              <w:t xml:space="preserve">39  </w:t>
+            </w:r>
+            <w:r>
+              <w:rPr>
+                <w:sz w:val="16"/>
+                <w:szCs w:val="16"/>
+              </w:rPr>
+              <w:t xml:space="preserve">treasury</w:t>
             </w:r>
           </w:p>
         </w:tc>
@@ -14868,7 +14346,7 @@
                 <w:sz w:val="16"/>
                 <w:szCs w:val="16"/>
               </w:rPr>
-              <w:t xml:space="preserve">significant</w:t>
+              <w:t xml:space="preserve">decreases</w:t>
             </w:r>
           </w:p>
         </w:tc>
@@ -14894,14 +14372,14 @@
                 <w:sz w:val="16"/>
                 <w:szCs w:val="16"/>
               </w:rPr>
-              <w:t xml:space="preserve">43  </w:t>
-            </w:r>
-            <w:r>
-              <w:rPr>
-                <w:sz w:val="16"/>
-                <w:szCs w:val="16"/>
-              </w:rPr>
-              <w:t xml:space="preserve">investor's</w:t>
+              <w:t xml:space="preserve">40  </w:t>
+            </w:r>
+            <w:r>
+              <w:rPr>
+                <w:sz w:val="16"/>
+                <w:szCs w:val="16"/>
+              </w:rPr>
+              <w:t xml:space="preserve">cost 60,000; fair value 57,000</w:t>
             </w:r>
           </w:p>
         </w:tc>
@@ -14936,7 +14414,7 @@
                 <w:sz w:val="16"/>
                 <w:szCs w:val="16"/>
               </w:rPr>
-              <w:t xml:space="preserve">starts</w:t>
+              <w:t xml:space="preserve">because</w:t>
             </w:r>
           </w:p>
         </w:tc>
@@ -14962,14 +14440,14 @@
                 <w:sz w:val="16"/>
                 <w:szCs w:val="16"/>
               </w:rPr>
-              <w:t xml:space="preserve">44  </w:t>
-            </w:r>
-            <w:r>
-              <w:rPr>
-                <w:sz w:val="16"/>
-                <w:szCs w:val="16"/>
-              </w:rPr>
-              <w:t xml:space="preserve">Depreciate</w:t>
+              <w:t xml:space="preserve">41  </w:t>
+            </w:r>
+            <w:r>
+              <w:rPr>
+                <w:sz w:val="16"/>
+                <w:szCs w:val="16"/>
+              </w:rPr>
+              <w:t xml:space="preserve">Corporate bond</w:t>
             </w:r>
           </w:p>
         </w:tc>
@@ -15004,7 +14482,7 @@
                 <w:sz w:val="16"/>
                 <w:szCs w:val="16"/>
               </w:rPr>
-              <w:t xml:space="preserve">investor's</w:t>
+              <w:t xml:space="preserve">January</w:t>
             </w:r>
           </w:p>
         </w:tc>
@@ -15030,14 +14508,14 @@
                 <w:sz w:val="16"/>
                 <w:szCs w:val="16"/>
               </w:rPr>
-              <w:t xml:space="preserve">45  </w:t>
-            </w:r>
-            <w:r>
-              <w:rPr>
-                <w:sz w:val="16"/>
-                <w:szCs w:val="16"/>
-              </w:rPr>
-              <w:t xml:space="preserve">treasury</w:t>
+              <w:t xml:space="preserve">42  </w:t>
+            </w:r>
+            <w:r>
+              <w:rPr>
+                <w:sz w:val="16"/>
+                <w:szCs w:val="16"/>
+              </w:rPr>
+              <w:t xml:space="preserve">cost 25,000; fair value 27,000</w:t>
             </w:r>
           </w:p>
         </w:tc>
@@ -15072,7 +14550,7 @@
                 <w:sz w:val="16"/>
                 <w:szCs w:val="16"/>
               </w:rPr>
-              <w:t xml:space="preserve">investee's</w:t>
+              <w:t xml:space="preserve">supplier</w:t>
             </w:r>
           </w:p>
         </w:tc>
@@ -15098,14 +14576,14 @@
                 <w:sz w:val="16"/>
                 <w:szCs w:val="16"/>
               </w:rPr>
-              <w:t xml:space="preserve">46  </w:t>
-            </w:r>
-            <w:r>
-              <w:rPr>
-                <w:sz w:val="16"/>
-                <w:szCs w:val="16"/>
-              </w:rPr>
-              <w:t xml:space="preserve">Orontes</w:t>
+              <w:t xml:space="preserve">43  </w:t>
+            </w:r>
+            <w:r>
+              <w:rPr>
+                <w:sz w:val="16"/>
+                <w:szCs w:val="16"/>
+              </w:rPr>
+              <w:t xml:space="preserve">Shares of Amman Cold Storage Co. (25%)</w:t>
             </w:r>
           </w:p>
         </w:tc>
@@ -15140,7 +14618,7 @@
                 <w:sz w:val="16"/>
                 <w:szCs w:val="16"/>
               </w:rPr>
-              <w:t xml:space="preserve">because</w:t>
+              <w:t xml:space="preserve">Glass's</w:t>
             </w:r>
           </w:p>
         </w:tc>
@@ -15166,14 +14644,14 @@
                 <w:sz w:val="16"/>
                 <w:szCs w:val="16"/>
               </w:rPr>
-              <w:t xml:space="preserve">47  </w:t>
-            </w:r>
-            <w:r>
-              <w:rPr>
-                <w:sz w:val="16"/>
-                <w:szCs w:val="16"/>
-              </w:rPr>
-              <w:t xml:space="preserve">Corporate bond</w:t>
+              <w:t xml:space="preserve">44  </w:t>
+            </w:r>
+            <w:r>
+              <w:rPr>
+                <w:sz w:val="16"/>
+                <w:szCs w:val="16"/>
+              </w:rPr>
+              <w:t xml:space="preserve">30% × 400,000 = 120,000</w:t>
             </w:r>
           </w:p>
         </w:tc>
@@ -15208,7 +14686,7 @@
                 <w:sz w:val="16"/>
                 <w:szCs w:val="16"/>
               </w:rPr>
-              <w:t xml:space="preserve">January</w:t>
+              <w:t xml:space="preserve">equipment</w:t>
             </w:r>
           </w:p>
         </w:tc>
@@ -15234,14 +14712,14 @@
                 <w:sz w:val="16"/>
                 <w:szCs w:val="16"/>
               </w:rPr>
-              <w:t xml:space="preserve">48  </w:t>
-            </w:r>
-            <w:r>
-              <w:rPr>
-                <w:sz w:val="16"/>
-                <w:szCs w:val="16"/>
-              </w:rPr>
-              <w:t xml:space="preserve">cost 25,000; fair value 27,000</w:t>
+              <w:t xml:space="preserve">45  </w:t>
+            </w:r>
+            <w:r>
+              <w:rPr>
+                <w:sz w:val="16"/>
+                <w:szCs w:val="16"/>
+              </w:rPr>
+              <w:t xml:space="preserve">120,000 − 3,000 = 117,000</w:t>
             </w:r>
           </w:p>
         </w:tc>
@@ -15276,7 +14754,7 @@
                 <w:sz w:val="16"/>
                 <w:szCs w:val="16"/>
               </w:rPr>
-              <w:t xml:space="preserve">supplier</w:t>
+              <w:t xml:space="preserve">depreciated</w:t>
             </w:r>
           </w:p>
         </w:tc>
@@ -15302,14 +14780,14 @@
                 <w:sz w:val="16"/>
                 <w:szCs w:val="16"/>
               </w:rPr>
-              <w:t xml:space="preserve">49  </w:t>
-            </w:r>
-            <w:r>
-              <w:rPr>
-                <w:sz w:val="16"/>
-                <w:szCs w:val="16"/>
-              </w:rPr>
-              <w:t xml:space="preserve">Shares of Amman Cold Storage Co. (25%)</w:t>
+              <w:t xml:space="preserve">46  </w:t>
+            </w:r>
+            <w:r>
+              <w:rPr>
+                <w:sz w:val="16"/>
+                <w:szCs w:val="16"/>
+              </w:rPr>
+              <w:t xml:space="preserve">Held-to-maturity</w:t>
             </w:r>
           </w:p>
         </w:tc>
@@ -15344,7 +14822,7 @@
                 <w:sz w:val="16"/>
                 <w:szCs w:val="16"/>
               </w:rPr>
-              <w:t xml:space="preserve">Glass's</w:t>
+              <w:t xml:space="preserve">reports</w:t>
             </w:r>
           </w:p>
         </w:tc>
@@ -15370,14 +14848,14 @@
                 <w:sz w:val="16"/>
                 <w:szCs w:val="16"/>
               </w:rPr>
-              <w:t xml:space="preserve">50  </w:t>
-            </w:r>
-            <w:r>
-              <w:rPr>
-                <w:sz w:val="16"/>
-                <w:szCs w:val="16"/>
-              </w:rPr>
-              <w:t xml:space="preserve">30% × 400,000 = 120,000</w:t>
+              <w:t xml:space="preserve">47  </w:t>
+            </w:r>
+            <w:r>
+              <w:rPr>
+                <w:sz w:val="16"/>
+                <w:szCs w:val="16"/>
+              </w:rPr>
+              <w:t xml:space="preserve">Available-for-sale</w:t>
             </w:r>
           </w:p>
         </w:tc>
@@ -15412,7 +14890,7 @@
                 <w:sz w:val="16"/>
                 <w:szCs w:val="16"/>
               </w:rPr>
-              <w:t xml:space="preserve">difference</w:t>
+              <w:t xml:space="preserve">change</w:t>
             </w:r>
           </w:p>
         </w:tc>
@@ -15438,14 +14916,14 @@
                 <w:sz w:val="16"/>
                 <w:szCs w:val="16"/>
               </w:rPr>
-              <w:t xml:space="preserve">51  </w:t>
-            </w:r>
-            <w:r>
-              <w:rPr>
-                <w:sz w:val="16"/>
-                <w:szCs w:val="16"/>
-              </w:rPr>
-              <w:t xml:space="preserve">120,000 − 3,000 = 117,000</w:t>
+              <w:t xml:space="preserve">48  </w:t>
+            </w:r>
+            <w:r>
+              <w:rPr>
+                <w:sz w:val="16"/>
+                <w:szCs w:val="16"/>
+              </w:rPr>
+              <w:t xml:space="preserve">significant influence</w:t>
             </w:r>
           </w:p>
         </w:tc>
@@ -15480,7 +14958,7 @@
                 <w:sz w:val="16"/>
                 <w:szCs w:val="16"/>
               </w:rPr>
-              <w:t xml:space="preserve">equipment</w:t>
+              <w:t xml:space="preserve">questions</w:t>
             </w:r>
           </w:p>
         </w:tc>
@@ -15506,14 +14984,14 @@
                 <w:sz w:val="16"/>
                 <w:szCs w:val="16"/>
               </w:rPr>
-              <w:t xml:space="preserve">52  </w:t>
-            </w:r>
-            <w:r>
-              <w:rPr>
-                <w:sz w:val="16"/>
-                <w:szCs w:val="16"/>
-              </w:rPr>
-              <w:t xml:space="preserve">Trading</w:t>
+              <w:t xml:space="preserve">49  </w:t>
+            </w:r>
+            <w:r>
+              <w:rPr>
+                <w:sz w:val="16"/>
+                <w:szCs w:val="16"/>
+              </w:rPr>
+              <w:t xml:space="preserve">measurement alternative</w:t>
             </w:r>
           </w:p>
         </w:tc>
@@ -15548,7 +15026,7 @@
                 <w:sz w:val="16"/>
                 <w:szCs w:val="16"/>
               </w:rPr>
-              <w:t xml:space="preserve">depreciated</w:t>
+              <w:t xml:space="preserve">Losses</w:t>
             </w:r>
           </w:p>
         </w:tc>
@@ -15564,228 +15042,14 @@
           </w:tcPr>
           <w:p>
             <w:pPr>
-              <w:spacing w:before="12" w:after="12"/>
-            </w:pPr>
-            <w:r>
-              <w:rPr>
-                <w:b/>
-                <w:bCs/>
-                <w:color w:val="8186EF"/>
-                <w:sz w:val="16"/>
-                <w:szCs w:val="16"/>
-              </w:rPr>
-              <w:t xml:space="preserve">53  </w:t>
-            </w:r>
-            <w:r>
-              <w:rPr>
-                <w:sz w:val="16"/>
-                <w:szCs w:val="16"/>
-              </w:rPr>
-              <w:t xml:space="preserve">Available-for-sale</w:t>
-            </w:r>
-          </w:p>
-        </w:tc>
-      </w:tr>
-      <w:tr>
-        <w:tc>
-          <w:tcPr>
-            <w:tcW w:type="pct" w:w="2500"/>
-            <w:tcMar>
-              <w:top w:type="dxa" w:w="20"/>
-              <w:left w:type="dxa" w:w="80"/>
-              <w:bottom w:type="dxa" w:w="20"/>
-              <w:right w:type="dxa" w:w="80"/>
-            </w:tcMar>
-          </w:tcPr>
-          <w:p>
-            <w:pPr>
-              <w:spacing w:before="12" w:after="12"/>
-            </w:pPr>
-            <w:r>
-              <w:rPr>
-                <w:b/>
-                <w:bCs/>
-                <w:color w:val="8186EF"/>
-                <w:sz w:val="16"/>
-                <w:szCs w:val="16"/>
-              </w:rPr>
-              <w:t xml:space="preserve">26  </w:t>
-            </w:r>
-            <w:r>
-              <w:rPr>
-                <w:sz w:val="16"/>
-                <w:szCs w:val="16"/>
-              </w:rPr>
-              <w:t xml:space="preserve">goodwill</w:t>
-            </w:r>
-          </w:p>
-        </w:tc>
-        <w:tc>
-          <w:tcPr>
-            <w:tcW w:type="pct" w:w="2500"/>
-            <w:tcMar>
-              <w:top w:type="dxa" w:w="20"/>
-              <w:left w:type="dxa" w:w="80"/>
-              <w:bottom w:type="dxa" w:w="20"/>
-              <w:right w:type="dxa" w:w="80"/>
-            </w:tcMar>
-          </w:tcPr>
-          <w:p>
-            <w:pPr>
-              <w:spacing w:before="12" w:after="12"/>
-            </w:pPr>
-            <w:r>
-              <w:rPr>
-                <w:b/>
-                <w:bCs/>
-                <w:color w:val="8186EF"/>
-                <w:sz w:val="16"/>
-                <w:szCs w:val="16"/>
-              </w:rPr>
-              <w:t xml:space="preserve">54  </w:t>
-            </w:r>
-            <w:r>
-              <w:rPr>
-                <w:sz w:val="16"/>
-                <w:szCs w:val="16"/>
-              </w:rPr>
-              <w:t xml:space="preserve">Equity method</w:t>
-            </w:r>
-          </w:p>
-        </w:tc>
-      </w:tr>
-      <w:tr>
-        <w:tc>
-          <w:tcPr>
-            <w:tcW w:type="pct" w:w="2500"/>
-            <w:tcMar>
-              <w:top w:type="dxa" w:w="20"/>
-              <w:left w:type="dxa" w:w="80"/>
-              <w:bottom w:type="dxa" w:w="20"/>
-              <w:right w:type="dxa" w:w="80"/>
-            </w:tcMar>
-          </w:tcPr>
-          <w:p>
-            <w:pPr>
-              <w:spacing w:before="12" w:after="12"/>
-            </w:pPr>
-            <w:r>
-              <w:rPr>
-                <w:b/>
-                <w:bCs/>
-                <w:color w:val="8186EF"/>
-                <w:sz w:val="16"/>
-                <w:szCs w:val="16"/>
-              </w:rPr>
-              <w:t xml:space="preserve">27  </w:t>
-            </w:r>
-            <w:r>
-              <w:rPr>
-                <w:sz w:val="16"/>
-                <w:szCs w:val="16"/>
-              </w:rPr>
-              <w:t xml:space="preserve">amortized</w:t>
-            </w:r>
-          </w:p>
-        </w:tc>
-        <w:tc>
-          <w:tcPr>
-            <w:tcW w:type="pct" w:w="2500"/>
-            <w:tcMar>
-              <w:top w:type="dxa" w:w="20"/>
-              <w:left w:type="dxa" w:w="80"/>
-              <w:bottom w:type="dxa" w:w="20"/>
-              <w:right w:type="dxa" w:w="80"/>
-            </w:tcMar>
-          </w:tcPr>
-          <w:p>
-            <w:pPr>
-              <w:spacing w:before="12" w:after="12"/>
-            </w:pPr>
-            <w:r>
-              <w:rPr>
-                <w:b/>
-                <w:bCs/>
-                <w:color w:val="8186EF"/>
-                <w:sz w:val="16"/>
-                <w:szCs w:val="16"/>
-              </w:rPr>
-              <w:t xml:space="preserve">55  </w:t>
-            </w:r>
-            <w:r>
-              <w:rPr>
-                <w:sz w:val="16"/>
-                <w:szCs w:val="16"/>
-              </w:rPr>
-              <w:t xml:space="preserve">significant influence</w:t>
-            </w:r>
-          </w:p>
-        </w:tc>
-      </w:tr>
-      <w:tr>
-        <w:tc>
-          <w:tcPr>
-            <w:tcW w:type="pct" w:w="2500"/>
-            <w:tcMar>
-              <w:top w:type="dxa" w:w="20"/>
-              <w:left w:type="dxa" w:w="80"/>
-              <w:bottom w:type="dxa" w:w="20"/>
-              <w:right w:type="dxa" w:w="80"/>
-            </w:tcMar>
-          </w:tcPr>
-          <w:p>
-            <w:pPr>
-              <w:spacing w:before="12" w:after="12"/>
-            </w:pPr>
-            <w:r>
-              <w:rPr>
-                <w:b/>
-                <w:bCs/>
-                <w:color w:val="8186EF"/>
-                <w:sz w:val="16"/>
-                <w:szCs w:val="16"/>
-              </w:rPr>
-              <w:t xml:space="preserve">28  </w:t>
-            </w:r>
-            <w:r>
-              <w:rPr>
-                <w:sz w:val="16"/>
-                <w:szCs w:val="16"/>
-              </w:rPr>
-              <w:t xml:space="preserve">equity-method</w:t>
-            </w:r>
-          </w:p>
-        </w:tc>
-        <w:tc>
-          <w:tcPr>
-            <w:tcW w:type="pct" w:w="2500"/>
-            <w:tcMar>
-              <w:top w:type="dxa" w:w="20"/>
-              <w:left w:type="dxa" w:w="80"/>
-              <w:bottom w:type="dxa" w:w="20"/>
-              <w:right w:type="dxa" w:w="80"/>
-            </w:tcMar>
-          </w:tcPr>
-          <w:p>
-            <w:pPr>
-              <w:spacing w:before="12" w:after="12"/>
-            </w:pPr>
-            <w:r>
-              <w:rPr>
-                <w:b/>
-                <w:bCs/>
-                <w:color w:val="8186EF"/>
-                <w:sz w:val="16"/>
-                <w:szCs w:val="16"/>
-              </w:rPr>
-              <w:t xml:space="preserve">56  </w:t>
-            </w:r>
-            <w:r>
-              <w:rPr>
-                <w:sz w:val="16"/>
-                <w:szCs w:val="16"/>
-              </w:rPr>
-              <w:t xml:space="preserve">measurement alternative</w:t>
+              <w:spacing w:before="24" w:after="24"/>
+            </w:pPr>
+            <w:r>
+              <w:rPr>
+                <w:sz w:val="16"/>
+                <w:szCs w:val="16"/>
+              </w:rPr>
+              <w:t xml:space="preserve"/>
             </w:r>
           </w:p>
         </w:tc>
